--- a/Target_Journal_Submission/manuscript/Final_Manuscript.docx
+++ b/Target_Journal_Submission/manuscript/Final_Manuscript.docx
@@ -37,7 +37,7 @@
         <w:t xml:space="preserve"> </w:t>
       </w:r>
       <w:r>
-        <w:t xml:space="preserve">multivariate</w:t>
+        <w:t xml:space="preserve">NIR</w:t>
       </w:r>
       <w:r>
         <w:t xml:space="preserve"> </w:t>
@@ -528,7 +528,7 @@
         </w:numPr>
       </w:pPr>
       <w:r>
-        <w:t xml:space="preserve">A transfer jackknife+ (TJ+) for transferred multivariate calibrations, with a coverage statement under explicit, checkable conditions on how the standards are selected.</w:t>
+        <w:t xml:space="preserve">A transfer jackknife+ (TJ+) for transferred multivariate calibrations, with a finite-sample coverage statement under explicit conditions on how the standards are selected (Appendix A).</w:t>
       </w:r>
     </w:p>
     <w:p>
@@ -4293,19 +4293,195 @@
         </m:d>
       </m:oMath>
       <w:r>
-        <w:t xml:space="preserve">. The tournament argument of Barber et al.</w:t>
-      </w:r>
-      <w:r>
-        <w:t xml:space="preserve"> </w:t>
-      </w:r>
-      <w:r>
-        <w:t xml:space="preserve">[30, Thm. 1]</w:t>
-      </w:r>
-      <w:r>
-        <w:t xml:space="preserve"> </w:t>
-      </w:r>
-      <w:r>
-        <w:t xml:space="preserve">uses only the exchangeability of the matrix</w:t>
+        <w:t xml:space="preserve">. If</w:t>
+      </w:r>
+      <w:r>
+        <w:t xml:space="preserve"> </w:t>
+      </w:r>
+      <m:oMath>
+        <m:sSub>
+          <m:e>
+            <m:r>
+              <m:t>y</m:t>
+            </m:r>
+          </m:e>
+          <m:sub>
+            <m:r>
+              <m:t>m</m:t>
+            </m:r>
+            <m:r>
+              <m:rPr>
+                <m:sty m:val="p"/>
+              </m:rPr>
+              <m:t>+</m:t>
+            </m:r>
+            <m:r>
+              <m:t>1</m:t>
+            </m:r>
+          </m:sub>
+        </m:sSub>
+        <m:r>
+          <m:rPr>
+            <m:sty m:val="p"/>
+          </m:rPr>
+          <m:t>∉</m:t>
+        </m:r>
+        <m:acc>
+          <m:accPr>
+            <m:chr m:val="̂"/>
+          </m:accPr>
+          <m:e>
+            <m:r>
+              <m:t>C</m:t>
+            </m:r>
+          </m:e>
+        </m:acc>
+      </m:oMath>
+      <w:r>
+        <w:t xml:space="preserve">, then</w:t>
+      </w:r>
+      <w:r>
+        <w:t xml:space="preserve"> </w:t>
+      </w:r>
+      <m:oMath>
+        <m:sSub>
+          <m:e>
+            <m:r>
+              <m:t>R</m:t>
+            </m:r>
+          </m:e>
+          <m:sub>
+            <m:r>
+              <m:t>m</m:t>
+            </m:r>
+            <m:r>
+              <m:rPr>
+                <m:sty m:val="p"/>
+              </m:rPr>
+              <m:t>+</m:t>
+            </m:r>
+            <m:r>
+              <m:t>1</m:t>
+            </m:r>
+            <m:r>
+              <m:rPr>
+                <m:sty m:val="p"/>
+              </m:rPr>
+              <m:t>,</m:t>
+            </m:r>
+            <m:r>
+              <m:t>i</m:t>
+            </m:r>
+          </m:sub>
+        </m:sSub>
+        <m:r>
+          <m:rPr>
+            <m:sty m:val="p"/>
+          </m:rPr>
+          <m:t>&gt;</m:t>
+        </m:r>
+        <m:sSub>
+          <m:e>
+            <m:r>
+              <m:t>R</m:t>
+            </m:r>
+          </m:e>
+          <m:sub>
+            <m:r>
+              <m:t>i</m:t>
+            </m:r>
+            <m:r>
+              <m:rPr>
+                <m:sty m:val="p"/>
+              </m:rPr>
+              <m:t>,</m:t>
+            </m:r>
+            <m:r>
+              <m:t>m</m:t>
+            </m:r>
+            <m:r>
+              <m:rPr>
+                <m:sty m:val="p"/>
+              </m:rPr>
+              <m:t>+</m:t>
+            </m:r>
+            <m:r>
+              <m:t>1</m:t>
+            </m:r>
+          </m:sub>
+        </m:sSub>
+      </m:oMath>
+      <w:r>
+        <w:t xml:space="preserve"> </w:t>
+      </w:r>
+      <w:r>
+        <w:t xml:space="preserve">for at least</w:t>
+      </w:r>
+      <w:r>
+        <w:t xml:space="preserve"> </w:t>
+      </w:r>
+      <m:oMath>
+        <m:d>
+          <m:dPr>
+            <m:begChr m:val="("/>
+            <m:endChr m:val=")"/>
+            <m:sepChr m:val=""/>
+            <m:grow/>
+          </m:dPr>
+          <m:e>
+            <m:r>
+              <m:t>1</m:t>
+            </m:r>
+            <m:r>
+              <m:rPr>
+                <m:sty m:val="p"/>
+              </m:rPr>
+              <m:t>−</m:t>
+            </m:r>
+            <m:r>
+              <m:t>α</m:t>
+            </m:r>
+          </m:e>
+        </m:d>
+        <m:d>
+          <m:dPr>
+            <m:begChr m:val="("/>
+            <m:endChr m:val=")"/>
+            <m:sepChr m:val=""/>
+            <m:grow/>
+          </m:dPr>
+          <m:e>
+            <m:r>
+              <m:t>m</m:t>
+            </m:r>
+            <m:r>
+              <m:rPr>
+                <m:sty m:val="p"/>
+              </m:rPr>
+              <m:t>+</m:t>
+            </m:r>
+            <m:r>
+              <m:t>1</m:t>
+            </m:r>
+          </m:e>
+        </m:d>
+      </m:oMath>
+      <w:r>
+        <w:t xml:space="preserve"> </w:t>
+      </w:r>
+      <w:r>
+        <w:t xml:space="preserve">indices</w:t>
+      </w:r>
+      <w:r>
+        <w:t xml:space="preserve"> </w:t>
+      </w:r>
+      <m:oMath>
+        <m:r>
+          <m:t>i</m:t>
+        </m:r>
+      </m:oMath>
+      <w:r>
+        <w:t xml:space="preserve">. Because the matrix</w:t>
       </w:r>
       <w:r>
         <w:t xml:space="preserve"> </w:t>
@@ -4338,261 +4514,82 @@
         </m:d>
       </m:oMath>
       <w:r>
-        <w:t xml:space="preserve">, which follows from exchangeability of the</w:t>
+        <w:t xml:space="preserve"> </w:t>
+      </w:r>
+      <w:r>
+        <w:t xml:space="preserve">is exchangeable under permutations of the</w:t>
       </w:r>
       <w:r>
         <w:t xml:space="preserve"> </w:t>
       </w:r>
       <m:oMath>
-        <m:sSub>
-          <m:e>
-            <m:r>
-              <m:t>Z</m:t>
-            </m:r>
-          </m:e>
-          <m:sub>
-            <m:r>
-              <m:t>i</m:t>
-            </m:r>
-          </m:sub>
-        </m:sSub>
-      </m:oMath>
-      <w:r>
-        <w:t xml:space="preserve"> </w:t>
-      </w:r>
-      <w:r>
-        <w:t xml:space="preserve">and the symmetry of</w:t>
-      </w:r>
-      <w:r>
-        <w:t xml:space="preserve"> </w:t>
-      </w:r>
-      <m:oMath>
-        <m:r>
-          <m:rPr>
-            <m:sty m:val="p"/>
-            <m:scr m:val="script"/>
-          </m:rPr>
-          <m:t>A</m:t>
-        </m:r>
-      </m:oMath>
-      <w:r>
-        <w:t xml:space="preserve">. If</w:t>
-      </w:r>
-      <w:r>
-        <w:t xml:space="preserve"> </w:t>
-      </w:r>
-      <m:oMath>
-        <m:sSub>
-          <m:e>
-            <m:r>
-              <m:t>y</m:t>
-            </m:r>
-          </m:e>
-          <m:sub>
-            <m:r>
-              <m:t>m</m:t>
-            </m:r>
-            <m:r>
-              <m:rPr>
-                <m:sty m:val="p"/>
-              </m:rPr>
-              <m:t>+</m:t>
-            </m:r>
-            <m:r>
-              <m:t>1</m:t>
-            </m:r>
-          </m:sub>
-        </m:sSub>
+        <m:r>
+          <m:t>m</m:t>
+        </m:r>
         <m:r>
           <m:rPr>
             <m:sty m:val="p"/>
           </m:rPr>
-          <m:t>∉</m:t>
-        </m:r>
-        <m:acc>
-          <m:accPr>
-            <m:chr m:val="̂"/>
-          </m:accPr>
-          <m:e>
-            <m:r>
-              <m:t>C</m:t>
-            </m:r>
-          </m:e>
-        </m:acc>
+          <m:t>+</m:t>
+        </m:r>
+        <m:r>
+          <m:t>1</m:t>
+        </m:r>
       </m:oMath>
       <w:r>
-        <w:t xml:space="preserve">, then</w:t>
+        <w:t xml:space="preserve"> </w:t>
+      </w:r>
+      <w:r>
+        <w:t xml:space="preserve">points, the counting argument of Barber et al.</w:t>
+      </w:r>
+      <w:r>
+        <w:t xml:space="preserve"> </w:t>
+      </w:r>
+      <w:r>
+        <w:t xml:space="preserve">[30, Thm. 1]</w:t>
+      </w:r>
+      <w:r>
+        <w:t xml:space="preserve"> </w:t>
+      </w:r>
+      <w:r>
+        <w:t xml:space="preserve">bounds the probability of this event by</w:t>
       </w:r>
       <w:r>
         <w:t xml:space="preserve"> </w:t>
       </w:r>
       <m:oMath>
-        <m:sSub>
-          <m:e>
-            <m:r>
-              <m:t>R</m:t>
-            </m:r>
-          </m:e>
-          <m:sub>
-            <m:r>
-              <m:t>m</m:t>
-            </m:r>
-            <m:r>
-              <m:rPr>
-                <m:sty m:val="p"/>
-              </m:rPr>
-              <m:t>+</m:t>
-            </m:r>
-            <m:r>
-              <m:t>1</m:t>
-            </m:r>
-            <m:r>
-              <m:rPr>
-                <m:sty m:val="p"/>
-              </m:rPr>
-              <m:t>,</m:t>
-            </m:r>
-            <m:r>
-              <m:t>i</m:t>
-            </m:r>
-          </m:sub>
-        </m:sSub>
+        <m:r>
+          <m:t>2</m:t>
+        </m:r>
+        <m:r>
+          <m:t>α</m:t>
+        </m:r>
+      </m:oMath>
+      <w:r>
+        <w:t xml:space="preserve">. A step-by-step proof, including the role of</w:t>
+      </w:r>
+      <w:r>
+        <w:t xml:space="preserve"> </w:t>
+      </w:r>
+      <m:oMath>
+        <m:r>
+          <m:t>ε</m:t>
+        </m:r>
         <m:r>
           <m:rPr>
             <m:sty m:val="p"/>
           </m:rPr>
           <m:t>&gt;</m:t>
         </m:r>
-        <m:sSub>
-          <m:e>
-            <m:r>
-              <m:t>R</m:t>
-            </m:r>
-          </m:e>
-          <m:sub>
-            <m:r>
-              <m:t>i</m:t>
-            </m:r>
-            <m:r>
-              <m:rPr>
-                <m:sty m:val="p"/>
-              </m:rPr>
-              <m:t>,</m:t>
-            </m:r>
-            <m:r>
-              <m:t>m</m:t>
-            </m:r>
-            <m:r>
-              <m:rPr>
-                <m:sty m:val="p"/>
-              </m:rPr>
-              <m:t>+</m:t>
-            </m:r>
-            <m:r>
-              <m:t>1</m:t>
-            </m:r>
-          </m:sub>
-        </m:sSub>
+        <m:r>
+          <m:t>0</m:t>
+        </m:r>
       </m:oMath>
       <w:r>
         <w:t xml:space="preserve"> </w:t>
       </w:r>
       <w:r>
-        <w:t xml:space="preserve">for at least</w:t>
-      </w:r>
-      <w:r>
-        <w:t xml:space="preserve"> </w:t>
-      </w:r>
-      <m:oMath>
-        <m:d>
-          <m:dPr>
-            <m:begChr m:val="("/>
-            <m:endChr m:val=")"/>
-            <m:sepChr m:val=""/>
-            <m:grow/>
-          </m:dPr>
-          <m:e>
-            <m:r>
-              <m:t>1</m:t>
-            </m:r>
-            <m:r>
-              <m:rPr>
-                <m:sty m:val="p"/>
-              </m:rPr>
-              <m:t>−</m:t>
-            </m:r>
-            <m:r>
-              <m:t>α</m:t>
-            </m:r>
-          </m:e>
-        </m:d>
-        <m:d>
-          <m:dPr>
-            <m:begChr m:val="("/>
-            <m:endChr m:val=")"/>
-            <m:sepChr m:val=""/>
-            <m:grow/>
-          </m:dPr>
-          <m:e>
-            <m:r>
-              <m:t>m</m:t>
-            </m:r>
-            <m:r>
-              <m:rPr>
-                <m:sty m:val="p"/>
-              </m:rPr>
-              <m:t>+</m:t>
-            </m:r>
-            <m:r>
-              <m:t>1</m:t>
-            </m:r>
-          </m:e>
-        </m:d>
-      </m:oMath>
-      <w:r>
-        <w:t xml:space="preserve"> </w:t>
-      </w:r>
-      <w:r>
-        <w:t xml:space="preserve">indices</w:t>
-      </w:r>
-      <w:r>
-        <w:t xml:space="preserve"> </w:t>
-      </w:r>
-      <m:oMath>
-        <m:r>
-          <m:t>i</m:t>
-        </m:r>
-      </m:oMath>
-      <w:r>
-        <w:t xml:space="preserve">. By that argument this event has probability at most</w:t>
-      </w:r>
-      <w:r>
-        <w:t xml:space="preserve"> </w:t>
-      </w:r>
-      <m:oMath>
-        <m:r>
-          <m:t>2</m:t>
-        </m:r>
-        <m:r>
-          <m:t>α</m:t>
-        </m:r>
-      </m:oMath>
-      <w:r>
-        <w:t xml:space="preserve">. Normalisation by a scale fitted together with</w:t>
-      </w:r>
-      <w:r>
-        <w:t xml:space="preserve"> </w:t>
-      </w:r>
-      <m:oMath>
-        <m:r>
-          <m:t>μ</m:t>
-        </m:r>
-      </m:oMath>
-      <w:r>
-        <w:t xml:space="preserve"> </w:t>
-      </w:r>
-      <w:r>
-        <w:t xml:space="preserve">does not alter the argument, because the score remains a fixed function of the point and of the fit that excludes it.</w:t>
+        <w:t xml:space="preserve">and of the paired master spectrum, is given in Appendix A.</w:t>
       </w:r>
       <w:r>
         <w:t xml:space="preserve"> </w:t>
@@ -7445,7 +7442,7 @@
     </w:p>
     <w:bookmarkEnd w:id="34"/>
     <w:bookmarkEnd w:id="35"/>
-    <w:bookmarkStart w:id="71" w:name="results-and-discussion"/>
+    <w:bookmarkStart w:id="72" w:name="results-and-discussion"/>
     <w:p>
       <w:pPr>
         <w:pStyle w:val="Heading1"/>
@@ -7590,7 +7587,7 @@
         <w:pStyle w:val="FirstParagraph"/>
       </w:pPr>
       <w:r>
-        <w:t xml:space="preserve">All interval methods share the same point predictor within a pipeline, so the comparisons below isolate the interval construction.</w:t>
+        <w:t xml:space="preserve">The transfer settings (PDS window 5, SBC slope and bias, LV numbers) were fixed in advance and were not tuned on target data. They are therefore not the most accurate possible: on corn, SBC gave lower RMSEP than the pre-registered PDS for all four properties, and a 3-channel PDS window was more accurate than the 5-channel one (§4.8). This does not affect the comparison of interval methods. All interval methods share the same point predictor within a pipeline, so the comparisons isolate the interval construction, and interval validity is reported for every pipeline (§4.3).</w:t>
       </w:r>
     </w:p>
     <w:p>
@@ -8368,7 +8365,7 @@
               <w:jc w:val="right"/>
             </w:pPr>
             <w:r>
-              <w:t xml:space="preserve">dry_matter</w:t>
+              <w:t xml:space="preserve">dry matter</w:t>
             </w:r>
           </w:p>
         </w:tc>
@@ -8992,7 +8989,39 @@
         <w:t xml:space="preserve"> </w:t>
       </w:r>
       <w:r>
-        <w:t xml:space="preserve">the picture was mixed (0.81–0.95; 11 of 36 cells under-covering). Under-coverage occurred mainly for the assay with few standards, where a poorly determined PDS inflated the error, while weight and hardness were unaffected by the transfer.</w:t>
+        <w:t xml:space="preserve">the picture was mixed (0.81–0.95; 11 of 36 cells under-covering). Severe under-coverage occurred for the assay with</w:t>
+      </w:r>
+      <w:r>
+        <w:t xml:space="preserve"> </w:t>
+      </w:r>
+      <w:r>
+        <w:rPr>
+          <w:iCs/>
+          <w:i/>
+        </w:rPr>
+        <w:t xml:space="preserve">m</w:t>
+      </w:r>
+      <w:r>
+        <w:t xml:space="preserve"> </w:t>
+      </w:r>
+      <w:r>
+        <w:t xml:space="preserve">= 10 (all three methods, coverage 0.81–0.85), where PDS fitted on ten standards inflated the error. For weight, SCP-S and WCP-S under-covered slightly but systematically at every</w:t>
+      </w:r>
+      <w:r>
+        <w:t xml:space="preserve"> </w:t>
+      </w:r>
+      <w:r>
+        <w:rPr>
+          <w:iCs/>
+          <w:i/>
+        </w:rPr>
+        <w:t xml:space="preserve">m</w:t>
+      </w:r>
+      <w:r>
+        <w:t xml:space="preserve"> </w:t>
+      </w:r>
+      <w:r>
+        <w:t xml:space="preserve">(0.894–0.895), while hardness intervals were valid.</w:t>
       </w:r>
     </w:p>
     <w:p>
@@ -9019,7 +9048,7 @@
         <w:t xml:space="preserve"> </w:t>
       </w:r>
       <w:r>
-        <w:t xml:space="preserve">Coverage of nominal 90% intervals (α = 0.1) for the primary transfer pipelines (corn and tablets: PDS; mango: SBC). Coverage: mean over scenarios of the mean per-repetition coverage, with the range over scenarios in parentheses. Under: scenarios flagged as under-covering (upper limit of the 95% bootstrap CI &lt; 0.90) / number of scenarios. Friedman rank: mean rank of the scenario median interval score over the 40 scenarios (1 = best; only methods available in all scenarios).</w:t>
+        <w:t xml:space="preserve">Coverage of nominal 90% intervals (α = 0.10) for the primary transfer pipelines (corn and tablets: PDS; mango: SBC). Coverage: mean over scenarios of the mean per-repetition coverage, with the range over scenarios in parentheses. Under: scenarios flagged as under-covering (upper limit of the 95% bootstrap CI &lt; 0.90) / number of scenarios. Friedman rank: mean rank of the scenario median interval score over the 40 scenarios (1 = best; only methods available in all scenarios).</w:t>
       </w:r>
     </w:p>
     <w:tbl>
@@ -9028,7 +9057,7 @@
         <w:tblW w:type="pct" w:w="5000"/>
         <w:jc w:val="center"/>
         <w:tblLook w:firstRow="1" w:lastRow="0" w:firstColumn="0" w:lastColumn="0" w:noHBand="0" w:noVBand="0" w:val="0020"/>
-        <w:tblCaption w:val="Table 3. Coverage of nominal 90% intervals (α = 0.1) for the primary transfer pipelines (corn and tablets: PDS; mango: SBC). Coverage: mean over scenarios of the mean per-repetition coverage, with the range over scenarios in parentheses. Under: scenarios flagged as under-covering (upper limit of the 95% bootstrap CI &lt; 0.90) / number of scenarios. Friedman rank: mean rank of the scenario median interval score over the 40 scenarios (1 = best; only methods available in all scenarios)."/>
+        <w:tblCaption w:val="Table 3. Coverage of nominal 90% intervals (α = 0.10) for the primary transfer pipelines (corn and tablets: PDS; mango: SBC). Coverage: mean over scenarios of the mean per-repetition coverage, with the range over scenarios in parentheses. Under: scenarios flagged as under-covering (upper limit of the 95% bootstrap CI &lt; 0.90) / number of scenarios. Friedman rank: mean rank of the scenario median interval score over the 40 scenarios (1 = best; only methods available in all scenarios)."/>
       </w:tblPr>
       <w:tblGrid>
         <w:gridCol w:w="879"/>
@@ -10629,7 +10658,23 @@
         <w:t xml:space="preserve"> </w:t>
       </w:r>
       <w:r>
-        <w:t xml:space="preserve">= 10 the upper bound is the largest of the ten leave-one-out bounds.</w:t>
+        <w:t xml:space="preserve">= 10 the upper bound is the largest of the ten leave-one-out bounds. In practice, this conservativeness means somewhat wider intervals than necessary when few standards are available; it decreases as</w:t>
+      </w:r>
+      <w:r>
+        <w:t xml:space="preserve"> </w:t>
+      </w:r>
+      <w:r>
+        <w:rPr>
+          <w:iCs/>
+          <w:i/>
+        </w:rPr>
+        <w:t xml:space="preserve">m</w:t>
+      </w:r>
+      <w:r>
+        <w:t xml:space="preserve"> </w:t>
+      </w:r>
+      <w:r>
+        <w:t xml:space="preserve">grows (Fig. 3).</w:t>
       </w:r>
     </w:p>
     <w:p>
@@ -10854,7 +10899,23 @@
         </w:numPr>
       </w:pPr>
       <w:r>
-        <w:t xml:space="preserve">Per scenario, Gauss-LOO had the lower score more often on corn (14 of 24 scenarios), while TJ+N was better more often on tablets and mango (9 of 16).</w:t>
+        <w:t xml:space="preserve">Per scenario (Holm-adjusted</w:t>
+      </w:r>
+      <w:r>
+        <w:t xml:space="preserve"> </w:t>
+      </w:r>
+      <w:r>
+        <w:rPr>
+          <w:iCs/>
+          <w:i/>
+        </w:rPr>
+        <w:t xml:space="preserve">p</w:t>
+      </w:r>
+      <w:r>
+        <w:t xml:space="preserve"> </w:t>
+      </w:r>
+      <w:r>
+        <w:t xml:space="preserve">&lt; 0.05), Gauss-LOO had the lower interval score in 14 of 24 corn scenarios. On tablets and mango, TJ+N was better in 9 and Gauss-LOO in 5 of 16 scenarios.</w:t>
       </w:r>
     </w:p>
     <w:p>
@@ -13080,7 +13141,7 @@
         <w:pStyle w:val="FirstParagraph"/>
       </w:pPr>
       <w:r>
-        <w:t xml:space="preserve">TJ+N was not flagged as under-covering in any of the 30 robustness scenarios that preserve the joint distribution of standards and test samples (Table 6; Fig. 7). These were Kennard–Stone selection, added noise at SNR 1000–100, and halving the source data.</w:t>
+        <w:t xml:space="preserve">Apart from post-standardisation drift, TJ+N was not flagged as under-covering in any of the 30 robustness scenarios (Table 6; Fig. 7). These were Kennard–Stone selection of the standards, added noise at SNR 1000–100, and halving the source data.</w:t>
       </w:r>
     </w:p>
     <w:p>
@@ -15822,7 +15883,7 @@
         <w:t xml:space="preserve">[41]</w:t>
       </w:r>
       <w:r>
-        <w:t xml:space="preserve">, under-covered in 4/4 scenarios (coverage 0.807). Their epistemic variance does not reflect the season shift.</w:t>
+        <w:t xml:space="preserve">, under-covered in 4/4 scenarios (coverage 0.807), presumably because dropout variance captures model uncertainty but not the systematic error introduced by the season shift.</w:t>
       </w:r>
     </w:p>
     <w:p>
@@ -16703,7 +16764,23 @@
         <w:pStyle w:val="FirstParagraph"/>
       </w:pPr>
       <w:r>
-        <w:t xml:space="preserve">Changing the PDS window (3, 7 or 11 channels instead of the pre-registered 5) or the number of latent variables (±2) changed point accuracy considerably. For example, the corn RMSEP by window was 3: 0.237, 7: 0.348, 11: 0.503, which shows that the pre-registered window of 5 was not the most accurate choice for corn; it was nevertheless kept, since the window was not tuned on target data. Interval validity was unaffected: TJ+N under-covered in 0 of 27 sensitivity scenarios (coverage 0.899–0.972; Table S3). The source-calibrated intervals under-covered in 49 of 54 cases. Their validity also depended on the setting; for example, ASTM-PI coverage fell to 0.78 for the tablet assay with two latent variables fewer. Because TJ+ calibrates on the deployed pipeline itself, poorer transfer settings are reflected in wider, but still valid, intervals.</w:t>
+        <w:t xml:space="preserve">Changing the PDS window (3, 7 or 11 channels instead of the pre-registered 5) or the number of latent variables (±2) changed point accuracy considerably. For example, the mean corn RMSEP with</w:t>
+      </w:r>
+      <w:r>
+        <w:t xml:space="preserve"> </w:t>
+      </w:r>
+      <w:r>
+        <w:rPr>
+          <w:iCs/>
+          <w:i/>
+        </w:rPr>
+        <w:t xml:space="preserve">m</w:t>
+      </w:r>
+      <w:r>
+        <w:t xml:space="preserve"> </w:t>
+      </w:r>
+      <w:r>
+        <w:t xml:space="preserve">= 15 was 0.281 with the pre-registered 5-channel window and 0.237 (3 channels), 0.348 (7 channels), 0.503 (11 channels) with the other windows. The pre-registered window was thus not the most accurate choice for corn; it was nevertheless kept, since it was fixed before any target data were analysed. Interval validity was unaffected: TJ+N under-covered in 0 of 27 sensitivity scenarios (coverage 0.899–0.972; Table S3). The source-calibrated intervals under-covered in 49 of 54 cases. Their validity also depended on the setting; for example, ASTM-PI coverage fell to 0.78 for the tablet assay with two latent variables fewer. Because TJ+ calibrates on the deployed pipeline itself, poorer transfer settings are reflected in wider, but still valid, intervals.</w:t>
       </w:r>
     </w:p>
     <w:bookmarkEnd w:id="58"/>
@@ -17064,13 +17141,75 @@
       </w:r>
     </w:p>
     <w:bookmarkEnd w:id="69"/>
-    <w:bookmarkStart w:id="70" w:name="practical-recommendations"/>
+    <w:bookmarkStart w:id="70" w:name="Xbee438485c0f551ce74fd4f49e5841838c057f4"/>
     <w:p>
       <w:pPr>
         <w:pStyle w:val="Heading2"/>
       </w:pPr>
       <w:r>
-        <w:t xml:space="preserve">4.11. Practical recommendations</w:t>
+        <w:t xml:space="preserve">4.11. Relation to analytical measurement uncertainty</w:t>
+      </w:r>
+    </w:p>
+    <w:p>
+      <w:pPr>
+        <w:pStyle w:val="FirstParagraph"/>
+      </w:pPr>
+      <w:r>
+        <w:t xml:space="preserve">A TJ+ interval is a</w:t>
+      </w:r>
+      <w:r>
+        <w:t xml:space="preserve"> </w:t>
+      </w:r>
+      <w:r>
+        <w:rPr>
+          <w:iCs/>
+          <w:i/>
+        </w:rPr>
+        <w:t xml:space="preserve">prediction</w:t>
+      </w:r>
+      <w:r>
+        <w:t xml:space="preserve"> </w:t>
+      </w:r>
+      <w:r>
+        <w:t xml:space="preserve">interval for the reference value of an individual routine sample. Its target is the value that the reference method would return. Its width therefore reflects, jointly, the error of the reference method, spectral noise, model error and the error introduced by the transfer. All of these enter the leave-one-standard-out residuals.</w:t>
+      </w:r>
+    </w:p>
+    <w:p>
+      <w:pPr>
+        <w:pStyle w:val="BodyText"/>
+      </w:pPr>
+      <w:r>
+        <w:t xml:space="preserve">It is not a GUM-type uncertainty budget, in which components are estimated separately and propagated. Nor is it conditional on the particular sample: the 1−2α (empirically ≈1−α) statement concerns samples drawn from the routine population. Error-propagation approaches to multivariate prediction uncertainty</w:t>
+      </w:r>
+      <w:r>
+        <w:t xml:space="preserve"> </w:t>
+      </w:r>
+      <w:r>
+        <w:t xml:space="preserve">[13–15]</w:t>
+      </w:r>
+      <w:r>
+        <w:t xml:space="preserve"> </w:t>
+      </w:r>
+      <w:r>
+        <w:t xml:space="preserve">give sample-specific uncertainties, but they rest on a calibration error model that, as shown in §4.2, no longer holds after transfer.</w:t>
+      </w:r>
+    </w:p>
+    <w:p>
+      <w:pPr>
+        <w:pStyle w:val="BodyText"/>
+      </w:pPr>
+      <w:r>
+        <w:t xml:space="preserve">TJ+N is complementary. It provides an empirically calibrated coverage statement for the transferred method, it can be used to check whether a parametric uncertainty statement still holds after transfer, and, through σ(x), it retains sample-specific widths. Where the reference-method repeatability is known, comparing it with the TJ+N interval width shows how much of the uncertainty after transfer stems from the NIR method itself.</w:t>
+      </w:r>
+    </w:p>
+    <w:bookmarkEnd w:id="70"/>
+    <w:bookmarkStart w:id="71" w:name="practical-recommendations"/>
+    <w:p>
+      <w:pPr>
+        <w:pStyle w:val="Heading2"/>
+      </w:pPr>
+      <w:r>
+        <w:t xml:space="preserve">4.12. Practical recommendations</w:t>
       </w:r>
     </w:p>
     <w:p>
@@ -17160,9 +17299,9 @@
         <w:t xml:space="preserve">Flag predictions with large Q residuals after transfer.</w:t>
       </w:r>
     </w:p>
-    <w:bookmarkEnd w:id="70"/>
     <w:bookmarkEnd w:id="71"/>
-    <w:bookmarkStart w:id="72" w:name="limitations"/>
+    <w:bookmarkEnd w:id="72"/>
+    <w:bookmarkStart w:id="73" w:name="limitations"/>
     <w:p>
       <w:pPr>
         <w:pStyle w:val="Heading1"/>
@@ -17471,8 +17610,8 @@
         <w:t xml:space="preserve">A shift of the routine spectra after the transfer has been fitted (simulated as a one-channel wavelength shift) invalidated all intervals, including TJ+N (§4.5). The guarantee presupposes a stable target instrument between standardisation and use.</w:t>
       </w:r>
     </w:p>
-    <w:bookmarkEnd w:id="72"/>
-    <w:bookmarkStart w:id="73" w:name="conclusions"/>
+    <w:bookmarkEnd w:id="73"/>
+    <w:bookmarkStart w:id="74" w:name="conclusions"/>
     <w:p>
       <w:pPr>
         <w:pStyle w:val="Heading1"/>
@@ -17586,8 +17725,8 @@
         <w:t xml:space="preserve">reporting TJ+-type intervals, or at least Gaussian leave-one-standard-out intervals, alongside RMSEP whenever a calibration is transferred.</w:t>
       </w:r>
     </w:p>
-    <w:bookmarkEnd w:id="73"/>
-    <w:bookmarkStart w:id="74" w:name="declarations"/>
+    <w:bookmarkEnd w:id="74"/>
+    <w:bookmarkStart w:id="75" w:name="declarations"/>
     <w:p>
       <w:pPr>
         <w:pStyle w:val="Heading1"/>
@@ -17744,8 +17883,3479 @@
         <w:t xml:space="preserve">We thank the providers of the public data sets: Cargill and Eigenvector Research (corn), the International Diffuse Reflectance Conference (Shootout 2002), and N. Anderson, K. Walsh, P. Subedi and J. Walsh (mango).</w:t>
       </w:r>
     </w:p>
-    <w:bookmarkEnd w:id="74"/>
-    <w:bookmarkStart w:id="155" w:name="bibliography"/>
+    <w:bookmarkEnd w:id="75"/>
+    <w:bookmarkStart w:id="76" w:name="appendix-a.-proof-of-proposition-1"/>
+    <w:p>
+      <w:pPr>
+        <w:pStyle w:val="Heading1"/>
+      </w:pPr>
+      <w:r>
+        <w:t xml:space="preserve">Appendix A. Proof of Proposition 1</w:t>
+      </w:r>
+    </w:p>
+    <w:p>
+      <w:pPr>
+        <w:pStyle w:val="FirstParagraph"/>
+      </w:pPr>
+      <w:r>
+        <w:rPr>
+          <w:bCs/>
+          <w:b/>
+        </w:rPr>
+        <w:t xml:space="preserve">Setting.</w:t>
+      </w:r>
+      <w:r>
+        <w:t xml:space="preserve"> </w:t>
+      </w:r>
+      <w:r>
+        <w:t xml:space="preserve">Let</w:t>
+      </w:r>
+      <w:r>
+        <w:t xml:space="preserve"> </w:t>
+      </w:r>
+      <m:oMath>
+        <m:sSub>
+          <m:e>
+            <m:r>
+              <m:t>Z</m:t>
+            </m:r>
+          </m:e>
+          <m:sub>
+            <m:r>
+              <m:t>1</m:t>
+            </m:r>
+          </m:sub>
+        </m:sSub>
+        <m:r>
+          <m:rPr>
+            <m:sty m:val="p"/>
+          </m:rPr>
+          <m:t>,</m:t>
+        </m:r>
+        <m:r>
+          <m:rPr>
+            <m:sty m:val="p"/>
+          </m:rPr>
+          <m:t>…</m:t>
+        </m:r>
+        <m:r>
+          <m:rPr>
+            <m:sty m:val="p"/>
+          </m:rPr>
+          <m:t>,</m:t>
+        </m:r>
+        <m:sSub>
+          <m:e>
+            <m:r>
+              <m:t>Z</m:t>
+            </m:r>
+          </m:e>
+          <m:sub>
+            <m:r>
+              <m:t>m</m:t>
+            </m:r>
+          </m:sub>
+        </m:sSub>
+      </m:oMath>
+      <w:r>
+        <w:t xml:space="preserve"> </w:t>
+      </w:r>
+      <w:r>
+        <w:t xml:space="preserve">be the transfer standards and</w:t>
+      </w:r>
+      <w:r>
+        <w:t xml:space="preserve"> </w:t>
+      </w:r>
+      <m:oMath>
+        <m:sSub>
+          <m:e>
+            <m:r>
+              <m:t>Z</m:t>
+            </m:r>
+          </m:e>
+          <m:sub>
+            <m:r>
+              <m:t>m</m:t>
+            </m:r>
+            <m:r>
+              <m:rPr>
+                <m:sty m:val="p"/>
+              </m:rPr>
+              <m:t>+</m:t>
+            </m:r>
+            <m:r>
+              <m:t>1</m:t>
+            </m:r>
+          </m:sub>
+        </m:sSub>
+        <m:r>
+          <m:rPr>
+            <m:sty m:val="p"/>
+          </m:rPr>
+          <m:t>=</m:t>
+        </m:r>
+        <m:d>
+          <m:dPr>
+            <m:begChr m:val="("/>
+            <m:endChr m:val=")"/>
+            <m:sepChr m:val=""/>
+            <m:grow/>
+          </m:dPr>
+          <m:e>
+            <m:sSubSup>
+              <m:e>
+                <m:r>
+                  <m:rPr>
+                    <m:sty m:val="b"/>
+                  </m:rPr>
+                  <m:t>x</m:t>
+                </m:r>
+              </m:e>
+              <m:sub>
+                <m:r>
+                  <m:t>m</m:t>
+                </m:r>
+                <m:r>
+                  <m:rPr>
+                    <m:sty m:val="p"/>
+                  </m:rPr>
+                  <m:t>+</m:t>
+                </m:r>
+                <m:r>
+                  <m:t>1</m:t>
+                </m:r>
+              </m:sub>
+              <m:sup>
+                <m:r>
+                  <m:t>T</m:t>
+                </m:r>
+              </m:sup>
+            </m:sSubSup>
+            <m:r>
+              <m:rPr>
+                <m:sty m:val="p"/>
+              </m:rPr>
+              <m:t>,</m:t>
+            </m:r>
+            <m:sSubSup>
+              <m:e>
+                <m:r>
+                  <m:rPr>
+                    <m:sty m:val="b"/>
+                  </m:rPr>
+                  <m:t>x</m:t>
+                </m:r>
+              </m:e>
+              <m:sub>
+                <m:r>
+                  <m:t>m</m:t>
+                </m:r>
+                <m:r>
+                  <m:rPr>
+                    <m:sty m:val="p"/>
+                  </m:rPr>
+                  <m:t>+</m:t>
+                </m:r>
+                <m:r>
+                  <m:t>1</m:t>
+                </m:r>
+              </m:sub>
+              <m:sup>
+                <m:r>
+                  <m:t>S</m:t>
+                </m:r>
+              </m:sup>
+            </m:sSubSup>
+            <m:r>
+              <m:rPr>
+                <m:sty m:val="p"/>
+              </m:rPr>
+              <m:t>,</m:t>
+            </m:r>
+            <m:sSub>
+              <m:e>
+                <m:r>
+                  <m:t>y</m:t>
+                </m:r>
+              </m:e>
+              <m:sub>
+                <m:r>
+                  <m:t>m</m:t>
+                </m:r>
+                <m:r>
+                  <m:rPr>
+                    <m:sty m:val="p"/>
+                  </m:rPr>
+                  <m:t>+</m:t>
+                </m:r>
+                <m:r>
+                  <m:t>1</m:t>
+                </m:r>
+              </m:sub>
+            </m:sSub>
+          </m:e>
+        </m:d>
+      </m:oMath>
+      <w:r>
+        <w:t xml:space="preserve"> </w:t>
+      </w:r>
+      <w:r>
+        <w:t xml:space="preserve">the future sample. Its master spectrum</w:t>
+      </w:r>
+      <w:r>
+        <w:t xml:space="preserve"> </w:t>
+      </w:r>
+      <m:oMath>
+        <m:sSubSup>
+          <m:e>
+            <m:r>
+              <m:rPr>
+                <m:sty m:val="b"/>
+              </m:rPr>
+              <m:t>x</m:t>
+            </m:r>
+          </m:e>
+          <m:sub>
+            <m:r>
+              <m:t>m</m:t>
+            </m:r>
+            <m:r>
+              <m:rPr>
+                <m:sty m:val="p"/>
+              </m:rPr>
+              <m:t>+</m:t>
+            </m:r>
+            <m:r>
+              <m:t>1</m:t>
+            </m:r>
+          </m:sub>
+          <m:sup>
+            <m:r>
+              <m:t>S</m:t>
+            </m:r>
+          </m:sup>
+        </m:sSubSup>
+      </m:oMath>
+      <w:r>
+        <w:t xml:space="preserve"> </w:t>
+      </w:r>
+      <w:r>
+        <w:t xml:space="preserve">is never used by the procedure; it enters only the argument, as the spectrum the sample</w:t>
+      </w:r>
+      <w:r>
+        <w:t xml:space="preserve"> </w:t>
+      </w:r>
+      <w:r>
+        <w:rPr>
+          <w:iCs/>
+          <w:i/>
+        </w:rPr>
+        <w:t xml:space="preserve">would</w:t>
+      </w:r>
+      <w:r>
+        <w:t xml:space="preserve"> </w:t>
+      </w:r>
+      <w:r>
+        <w:t xml:space="preserve">give on the master instrument. For any index set</w:t>
+      </w:r>
+      <w:r>
+        <w:t xml:space="preserve"> </w:t>
+      </w:r>
+      <m:oMath>
+        <m:r>
+          <m:t>S</m:t>
+        </m:r>
+        <m:r>
+          <m:rPr>
+            <m:sty m:val="p"/>
+          </m:rPr>
+          <m:t>⊆</m:t>
+        </m:r>
+        <m:r>
+          <m:rPr>
+            <m:sty m:val="p"/>
+          </m:rPr>
+          <m:t>{</m:t>
+        </m:r>
+        <m:r>
+          <m:t>1</m:t>
+        </m:r>
+        <m:r>
+          <m:rPr>
+            <m:sty m:val="p"/>
+          </m:rPr>
+          <m:t>,</m:t>
+        </m:r>
+        <m:r>
+          <m:rPr>
+            <m:sty m:val="p"/>
+          </m:rPr>
+          <m:t>…</m:t>
+        </m:r>
+        <m:r>
+          <m:rPr>
+            <m:sty m:val="p"/>
+          </m:rPr>
+          <m:t>,</m:t>
+        </m:r>
+        <m:r>
+          <m:t>m</m:t>
+        </m:r>
+        <m:r>
+          <m:rPr>
+            <m:sty m:val="p"/>
+          </m:rPr>
+          <m:t>+</m:t>
+        </m:r>
+        <m:r>
+          <m:t>1</m:t>
+        </m:r>
+        <m:r>
+          <m:rPr>
+            <m:sty m:val="p"/>
+          </m:rPr>
+          <m:t>}</m:t>
+        </m:r>
+      </m:oMath>
+      <w:r>
+        <w:t xml:space="preserve">, let</w:t>
+      </w:r>
+      <w:r>
+        <w:t xml:space="preserve"> </w:t>
+      </w:r>
+      <m:oMath>
+        <m:sSub>
+          <m:e>
+            <m:r>
+              <m:t>μ</m:t>
+            </m:r>
+          </m:e>
+          <m:sub>
+            <m:r>
+              <m:t>S</m:t>
+            </m:r>
+          </m:sub>
+        </m:sSub>
+      </m:oMath>
+      <w:r>
+        <w:t xml:space="preserve"> </w:t>
+      </w:r>
+      <w:r>
+        <w:t xml:space="preserve">and</w:t>
+      </w:r>
+      <w:r>
+        <w:t xml:space="preserve"> </w:t>
+      </w:r>
+      <m:oMath>
+        <m:sSub>
+          <m:e>
+            <m:r>
+              <m:t>σ</m:t>
+            </m:r>
+          </m:e>
+          <m:sub>
+            <m:r>
+              <m:t>S</m:t>
+            </m:r>
+          </m:sub>
+        </m:sSub>
+      </m:oMath>
+      <w:r>
+        <w:t xml:space="preserve"> </w:t>
+      </w:r>
+      <w:r>
+        <w:t xml:space="preserve">be the deployed predictor (Eq. (1)) and the difficulty function obtained by applying the transfer algorithm</w:t>
+      </w:r>
+      <w:r>
+        <w:t xml:space="preserve"> </w:t>
+      </w:r>
+      <m:oMath>
+        <m:r>
+          <m:rPr>
+            <m:sty m:val="p"/>
+            <m:scr m:val="script"/>
+          </m:rPr>
+          <m:t>T</m:t>
+        </m:r>
+      </m:oMath>
+      <w:r>
+        <w:t xml:space="preserve"> </w:t>
+      </w:r>
+      <w:r>
+        <w:t xml:space="preserve">to</w:t>
+      </w:r>
+      <w:r>
+        <w:t xml:space="preserve"> </w:t>
+      </w:r>
+      <m:oMath>
+        <m:r>
+          <m:rPr>
+            <m:sty m:val="p"/>
+          </m:rPr>
+          <m:t>{</m:t>
+        </m:r>
+        <m:sSub>
+          <m:e>
+            <m:r>
+              <m:t>Z</m:t>
+            </m:r>
+          </m:e>
+          <m:sub>
+            <m:r>
+              <m:t>k</m:t>
+            </m:r>
+          </m:sub>
+        </m:sSub>
+        <m:r>
+          <m:rPr>
+            <m:sty m:val="p"/>
+          </m:rPr>
+          <m:t>:</m:t>
+        </m:r>
+        <m:r>
+          <m:t>k</m:t>
+        </m:r>
+        <m:r>
+          <m:rPr>
+            <m:sty m:val="p"/>
+          </m:rPr>
+          <m:t>∈</m:t>
+        </m:r>
+        <m:r>
+          <m:t>S</m:t>
+        </m:r>
+        <m:r>
+          <m:rPr>
+            <m:sty m:val="p"/>
+          </m:rPr>
+          <m:t>}</m:t>
+        </m:r>
+      </m:oMath>
+      <w:r>
+        <w:t xml:space="preserve">. The source model</w:t>
+      </w:r>
+      <w:r>
+        <w:t xml:space="preserve"> </w:t>
+      </w:r>
+      <m:oMath>
+        <m:r>
+          <m:t>f</m:t>
+        </m:r>
+      </m:oMath>
+      <w:r>
+        <w:t xml:space="preserve"> </w:t>
+      </w:r>
+      <w:r>
+        <w:t xml:space="preserve">and the function</w:t>
+      </w:r>
+      <w:r>
+        <w:t xml:space="preserve"> </w:t>
+      </w:r>
+      <m:oMath>
+        <m:r>
+          <m:t>σ</m:t>
+        </m:r>
+      </m:oMath>
+      <w:r>
+        <w:t xml:space="preserve"> </w:t>
+      </w:r>
+      <w:r>
+        <w:t xml:space="preserve">of Eq. (2) are fixed beforehand from source data.</w:t>
+      </w:r>
+      <w:r>
+        <w:t xml:space="preserve"> </w:t>
+      </w:r>
+      <m:oMath>
+        <m:r>
+          <m:rPr>
+            <m:sty m:val="p"/>
+            <m:scr m:val="script"/>
+          </m:rPr>
+          <m:t>T</m:t>
+        </m:r>
+      </m:oMath>
+      <w:r>
+        <w:t xml:space="preserve"> </w:t>
+      </w:r>
+      <w:r>
+        <w:t xml:space="preserve">is</w:t>
+      </w:r>
+      <w:r>
+        <w:t xml:space="preserve"> </w:t>
+      </w:r>
+      <w:r>
+        <w:rPr>
+          <w:iCs/>
+          <w:i/>
+        </w:rPr>
+        <w:t xml:space="preserve">symmetric</w:t>
+      </w:r>
+      <w:r>
+        <w:t xml:space="preserve">, i.e. invariant to the order of its inputs; this holds for PDS, DS and SBC, which are least-squares fits on the set of standards. Because</w:t>
+      </w:r>
+      <w:r>
+        <w:t xml:space="preserve"> </w:t>
+      </w:r>
+      <m:oMath>
+        <m:r>
+          <m:t>σ</m:t>
+        </m:r>
+        <m:r>
+          <m:rPr>
+            <m:sty m:val="p"/>
+          </m:rPr>
+          <m:t>≥</m:t>
+        </m:r>
+        <m:r>
+          <m:t>ε</m:t>
+        </m:r>
+        <m:r>
+          <m:rPr>
+            <m:sty m:val="p"/>
+          </m:rPr>
+          <m:t>&gt;</m:t>
+        </m:r>
+        <m:r>
+          <m:t>0</m:t>
+        </m:r>
+      </m:oMath>
+      <w:r>
+        <w:t xml:space="preserve">, all normalised scores are well defined.</w:t>
+      </w:r>
+    </w:p>
+    <w:p>
+      <w:pPr>
+        <w:pStyle w:val="BodyText"/>
+      </w:pPr>
+      <w:r>
+        <w:rPr>
+          <w:bCs/>
+          <w:b/>
+        </w:rPr>
+        <w:t xml:space="preserve">Step 1 (scores).</w:t>
+      </w:r>
+      <w:r>
+        <w:t xml:space="preserve"> </w:t>
+      </w:r>
+      <w:r>
+        <w:t xml:space="preserve">For</w:t>
+      </w:r>
+      <w:r>
+        <w:t xml:space="preserve"> </w:t>
+      </w:r>
+      <m:oMath>
+        <m:r>
+          <m:t>i</m:t>
+        </m:r>
+        <m:r>
+          <m:rPr>
+            <m:sty m:val="p"/>
+          </m:rPr>
+          <m:t>≠</m:t>
+        </m:r>
+        <m:r>
+          <m:t>j</m:t>
+        </m:r>
+      </m:oMath>
+      <w:r>
+        <w:t xml:space="preserve">, write</w:t>
+      </w:r>
+      <w:r>
+        <w:t xml:space="preserve"> </w:t>
+      </w:r>
+      <m:oMath>
+        <m:r>
+          <m:rPr>
+            <m:sty m:val="p"/>
+          </m:rPr>
+          <m:t>−</m:t>
+        </m:r>
+        <m:r>
+          <m:t>i</m:t>
+        </m:r>
+        <m:r>
+          <m:t>j</m:t>
+        </m:r>
+      </m:oMath>
+      <w:r>
+        <w:t xml:space="preserve"> </w:t>
+      </w:r>
+      <w:r>
+        <w:t xml:space="preserve">for the set</w:t>
+      </w:r>
+      <w:r>
+        <w:t xml:space="preserve"> </w:t>
+      </w:r>
+      <m:oMath>
+        <m:r>
+          <m:rPr>
+            <m:sty m:val="p"/>
+          </m:rPr>
+          <m:t>{</m:t>
+        </m:r>
+        <m:r>
+          <m:t>1</m:t>
+        </m:r>
+        <m:r>
+          <m:rPr>
+            <m:sty m:val="p"/>
+          </m:rPr>
+          <m:t>,</m:t>
+        </m:r>
+        <m:r>
+          <m:rPr>
+            <m:sty m:val="p"/>
+          </m:rPr>
+          <m:t>…</m:t>
+        </m:r>
+        <m:r>
+          <m:rPr>
+            <m:sty m:val="p"/>
+          </m:rPr>
+          <m:t>,</m:t>
+        </m:r>
+        <m:r>
+          <m:t>m</m:t>
+        </m:r>
+        <m:r>
+          <m:rPr>
+            <m:sty m:val="p"/>
+          </m:rPr>
+          <m:t>+</m:t>
+        </m:r>
+        <m:r>
+          <m:t>1</m:t>
+        </m:r>
+        <m:r>
+          <m:rPr>
+            <m:sty m:val="p"/>
+          </m:rPr>
+          <m:t>}</m:t>
+        </m:r>
+        <m:r>
+          <m:rPr>
+            <m:sty m:val="p"/>
+          </m:rPr>
+          <m:t>\</m:t>
+        </m:r>
+        <m:r>
+          <m:rPr>
+            <m:sty m:val="p"/>
+          </m:rPr>
+          <m:t>{</m:t>
+        </m:r>
+        <m:r>
+          <m:t>i</m:t>
+        </m:r>
+        <m:r>
+          <m:rPr>
+            <m:sty m:val="p"/>
+          </m:rPr>
+          <m:t>,</m:t>
+        </m:r>
+        <m:r>
+          <m:t>j</m:t>
+        </m:r>
+        <m:r>
+          <m:rPr>
+            <m:sty m:val="p"/>
+          </m:rPr>
+          <m:t>}</m:t>
+        </m:r>
+      </m:oMath>
+      <w:r>
+        <w:t xml:space="preserve"> </w:t>
+      </w:r>
+      <w:r>
+        <w:t xml:space="preserve">and define</w:t>
+      </w:r>
+    </w:p>
+    <w:p>
+      <w:pPr>
+        <w:pStyle w:val="BodyText"/>
+      </w:pPr>
+      <m:oMathPara>
+        <m:oMathParaPr>
+          <m:jc m:val="center"/>
+        </m:oMathParaPr>
+        <m:oMath>
+          <m:sSub>
+            <m:e>
+              <m:r>
+                <m:t>R</m:t>
+              </m:r>
+            </m:e>
+            <m:sub>
+              <m:r>
+                <m:t>i</m:t>
+              </m:r>
+              <m:r>
+                <m:t>j</m:t>
+              </m:r>
+            </m:sub>
+          </m:sSub>
+          <m:r>
+            <m:rPr>
+              <m:sty m:val="p"/>
+            </m:rPr>
+            <m:t>=</m:t>
+          </m:r>
+          <m:f>
+            <m:fPr>
+              <m:type m:val="bar"/>
+            </m:fPr>
+            <m:num>
+              <m:r>
+                <m:rPr>
+                  <m:sty m:val="p"/>
+                </m:rPr>
+                <m:t>|</m:t>
+              </m:r>
+              <m:sSub>
+                <m:e>
+                  <m:r>
+                    <m:t>y</m:t>
+                  </m:r>
+                </m:e>
+                <m:sub>
+                  <m:r>
+                    <m:t>i</m:t>
+                  </m:r>
+                </m:sub>
+              </m:sSub>
+              <m:r>
+                <m:rPr>
+                  <m:sty m:val="p"/>
+                </m:rPr>
+                <m:t>−</m:t>
+              </m:r>
+              <m:sSub>
+                <m:e>
+                  <m:r>
+                    <m:t>μ</m:t>
+                  </m:r>
+                </m:e>
+                <m:sub>
+                  <m:r>
+                    <m:rPr>
+                      <m:sty m:val="p"/>
+                    </m:rPr>
+                    <m:t>−</m:t>
+                  </m:r>
+                  <m:r>
+                    <m:t>i</m:t>
+                  </m:r>
+                  <m:r>
+                    <m:t>j</m:t>
+                  </m:r>
+                </m:sub>
+              </m:sSub>
+              <m:d>
+                <m:dPr>
+                  <m:begChr m:val="("/>
+                  <m:endChr m:val=")"/>
+                  <m:sepChr m:val=""/>
+                  <m:grow/>
+                </m:dPr>
+                <m:e>
+                  <m:sSubSup>
+                    <m:e>
+                      <m:r>
+                        <m:rPr>
+                          <m:sty m:val="b"/>
+                        </m:rPr>
+                        <m:t>x</m:t>
+                      </m:r>
+                    </m:e>
+                    <m:sub>
+                      <m:r>
+                        <m:t>i</m:t>
+                      </m:r>
+                    </m:sub>
+                    <m:sup>
+                      <m:r>
+                        <m:t>T</m:t>
+                      </m:r>
+                    </m:sup>
+                  </m:sSubSup>
+                </m:e>
+              </m:d>
+              <m:r>
+                <m:rPr>
+                  <m:sty m:val="p"/>
+                </m:rPr>
+                <m:t>|</m:t>
+              </m:r>
+            </m:num>
+            <m:den>
+              <m:sSub>
+                <m:e>
+                  <m:r>
+                    <m:t>σ</m:t>
+                  </m:r>
+                </m:e>
+                <m:sub>
+                  <m:r>
+                    <m:rPr>
+                      <m:sty m:val="p"/>
+                    </m:rPr>
+                    <m:t>−</m:t>
+                  </m:r>
+                  <m:r>
+                    <m:t>i</m:t>
+                  </m:r>
+                  <m:r>
+                    <m:t>j</m:t>
+                  </m:r>
+                </m:sub>
+              </m:sSub>
+              <m:d>
+                <m:dPr>
+                  <m:begChr m:val="("/>
+                  <m:endChr m:val=")"/>
+                  <m:sepChr m:val=""/>
+                  <m:grow/>
+                </m:dPr>
+                <m:e>
+                  <m:sSubSup>
+                    <m:e>
+                      <m:r>
+                        <m:rPr>
+                          <m:sty m:val="b"/>
+                        </m:rPr>
+                        <m:t>x</m:t>
+                      </m:r>
+                    </m:e>
+                    <m:sub>
+                      <m:r>
+                        <m:t>i</m:t>
+                      </m:r>
+                    </m:sub>
+                    <m:sup>
+                      <m:r>
+                        <m:t>T</m:t>
+                      </m:r>
+                    </m:sup>
+                  </m:sSubSup>
+                </m:e>
+              </m:d>
+            </m:den>
+          </m:f>
+          <m:r>
+            <m:rPr>
+              <m:sty m:val="p"/>
+            </m:rPr>
+            <m:t>.</m:t>
+          </m:r>
+        </m:oMath>
+      </m:oMathPara>
+    </w:p>
+    <w:p>
+      <w:pPr>
+        <w:pStyle w:val="FirstParagraph"/>
+      </w:pPr>
+      <w:r>
+        <w:t xml:space="preserve">The fit that excludes</w:t>
+      </w:r>
+      <w:r>
+        <w:t xml:space="preserve"> </w:t>
+      </w:r>
+      <m:oMath>
+        <m:r>
+          <m:t>i</m:t>
+        </m:r>
+      </m:oMath>
+      <w:r>
+        <w:t xml:space="preserve"> </w:t>
+      </w:r>
+      <w:r>
+        <w:t xml:space="preserve">and</w:t>
+      </w:r>
+      <w:r>
+        <w:t xml:space="preserve"> </w:t>
+      </w:r>
+      <m:oMath>
+        <m:r>
+          <m:t>m</m:t>
+        </m:r>
+        <m:r>
+          <m:rPr>
+            <m:sty m:val="p"/>
+          </m:rPr>
+          <m:t>+</m:t>
+        </m:r>
+        <m:r>
+          <m:t>1</m:t>
+        </m:r>
+      </m:oMath>
+      <w:r>
+        <w:t xml:space="preserve"> </w:t>
+      </w:r>
+      <w:r>
+        <w:t xml:space="preserve">is exactly the leave-one-out fit</w:t>
+      </w:r>
+      <w:r>
+        <w:t xml:space="preserve"> </w:t>
+      </w:r>
+      <m:oMath>
+        <m:sSub>
+          <m:e>
+            <m:r>
+              <m:t>μ</m:t>
+            </m:r>
+          </m:e>
+          <m:sub>
+            <m:r>
+              <m:rPr>
+                <m:sty m:val="p"/>
+              </m:rPr>
+              <m:t>−</m:t>
+            </m:r>
+            <m:r>
+              <m:t>i</m:t>
+            </m:r>
+          </m:sub>
+        </m:sSub>
+      </m:oMath>
+      <w:r>
+        <w:t xml:space="preserve"> </w:t>
+      </w:r>
+      <w:r>
+        <w:t xml:space="preserve">of Eq. (3), computed from the</w:t>
+      </w:r>
+      <w:r>
+        <w:t xml:space="preserve"> </w:t>
+      </w:r>
+      <m:oMath>
+        <m:r>
+          <m:t>m</m:t>
+        </m:r>
+      </m:oMath>
+      <w:r>
+        <w:t xml:space="preserve"> </w:t>
+      </w:r>
+      <w:r>
+        <w:t xml:space="preserve">standards without standard</w:t>
+      </w:r>
+      <w:r>
+        <w:t xml:space="preserve"> </w:t>
+      </w:r>
+      <m:oMath>
+        <m:r>
+          <m:t>i</m:t>
+        </m:r>
+      </m:oMath>
+      <w:r>
+        <w:t xml:space="preserve">. Hence</w:t>
+      </w:r>
+      <w:r>
+        <w:t xml:space="preserve"> </w:t>
+      </w:r>
+      <m:oMath>
+        <m:sSub>
+          <m:e>
+            <m:r>
+              <m:t>R</m:t>
+            </m:r>
+          </m:e>
+          <m:sub>
+            <m:r>
+              <m:t>i</m:t>
+            </m:r>
+          </m:sub>
+        </m:sSub>
+        <m:r>
+          <m:rPr>
+            <m:sty m:val="p"/>
+          </m:rPr>
+          <m:t>=</m:t>
+        </m:r>
+        <m:sSub>
+          <m:e>
+            <m:r>
+              <m:t>R</m:t>
+            </m:r>
+          </m:e>
+          <m:sub>
+            <m:r>
+              <m:t>i</m:t>
+            </m:r>
+            <m:r>
+              <m:rPr>
+                <m:sty m:val="p"/>
+              </m:rPr>
+              <m:t>,</m:t>
+            </m:r>
+            <m:r>
+              <m:t>m</m:t>
+            </m:r>
+            <m:r>
+              <m:rPr>
+                <m:sty m:val="p"/>
+              </m:rPr>
+              <m:t>+</m:t>
+            </m:r>
+            <m:r>
+              <m:t>1</m:t>
+            </m:r>
+          </m:sub>
+        </m:sSub>
+      </m:oMath>
+      <w:r>
+        <w:t xml:space="preserve">, and for the future sample</w:t>
+      </w:r>
+      <w:r>
+        <w:t xml:space="preserve"> </w:t>
+      </w:r>
+      <m:oMath>
+        <m:r>
+          <m:rPr>
+            <m:sty m:val="p"/>
+          </m:rPr>
+          <m:t>|</m:t>
+        </m:r>
+        <m:sSub>
+          <m:e>
+            <m:r>
+              <m:t>y</m:t>
+            </m:r>
+          </m:e>
+          <m:sub>
+            <m:r>
+              <m:t>m</m:t>
+            </m:r>
+            <m:r>
+              <m:rPr>
+                <m:sty m:val="p"/>
+              </m:rPr>
+              <m:t>+</m:t>
+            </m:r>
+            <m:r>
+              <m:t>1</m:t>
+            </m:r>
+          </m:sub>
+        </m:sSub>
+        <m:r>
+          <m:rPr>
+            <m:sty m:val="p"/>
+          </m:rPr>
+          <m:t>−</m:t>
+        </m:r>
+        <m:sSub>
+          <m:e>
+            <m:r>
+              <m:t>μ</m:t>
+            </m:r>
+          </m:e>
+          <m:sub>
+            <m:r>
+              <m:rPr>
+                <m:sty m:val="p"/>
+              </m:rPr>
+              <m:t>−</m:t>
+            </m:r>
+            <m:r>
+              <m:t>i</m:t>
+            </m:r>
+          </m:sub>
+        </m:sSub>
+        <m:d>
+          <m:dPr>
+            <m:begChr m:val="("/>
+            <m:endChr m:val=")"/>
+            <m:sepChr m:val=""/>
+            <m:grow/>
+          </m:dPr>
+          <m:e>
+            <m:sSubSup>
+              <m:e>
+                <m:r>
+                  <m:rPr>
+                    <m:sty m:val="b"/>
+                  </m:rPr>
+                  <m:t>x</m:t>
+                </m:r>
+              </m:e>
+              <m:sub>
+                <m:r>
+                  <m:t>m</m:t>
+                </m:r>
+                <m:r>
+                  <m:rPr>
+                    <m:sty m:val="p"/>
+                  </m:rPr>
+                  <m:t>+</m:t>
+                </m:r>
+                <m:r>
+                  <m:t>1</m:t>
+                </m:r>
+              </m:sub>
+              <m:sup>
+                <m:r>
+                  <m:t>T</m:t>
+                </m:r>
+              </m:sup>
+            </m:sSubSup>
+          </m:e>
+        </m:d>
+        <m:r>
+          <m:rPr>
+            <m:sty m:val="p"/>
+          </m:rPr>
+          <m:t>|</m:t>
+        </m:r>
+        <m:r>
+          <m:rPr>
+            <m:sty m:val="p"/>
+          </m:rPr>
+          <m:t>/</m:t>
+        </m:r>
+        <m:sSub>
+          <m:e>
+            <m:r>
+              <m:t>σ</m:t>
+            </m:r>
+          </m:e>
+          <m:sub>
+            <m:r>
+              <m:rPr>
+                <m:sty m:val="p"/>
+              </m:rPr>
+              <m:t>−</m:t>
+            </m:r>
+            <m:r>
+              <m:t>i</m:t>
+            </m:r>
+          </m:sub>
+        </m:sSub>
+        <m:d>
+          <m:dPr>
+            <m:begChr m:val="("/>
+            <m:endChr m:val=")"/>
+            <m:sepChr m:val=""/>
+            <m:grow/>
+          </m:dPr>
+          <m:e>
+            <m:sSubSup>
+              <m:e>
+                <m:r>
+                  <m:rPr>
+                    <m:sty m:val="b"/>
+                  </m:rPr>
+                  <m:t>x</m:t>
+                </m:r>
+              </m:e>
+              <m:sub>
+                <m:r>
+                  <m:t>m</m:t>
+                </m:r>
+                <m:r>
+                  <m:rPr>
+                    <m:sty m:val="p"/>
+                  </m:rPr>
+                  <m:t>+</m:t>
+                </m:r>
+                <m:r>
+                  <m:t>1</m:t>
+                </m:r>
+              </m:sub>
+              <m:sup>
+                <m:r>
+                  <m:t>T</m:t>
+                </m:r>
+              </m:sup>
+            </m:sSubSup>
+          </m:e>
+        </m:d>
+        <m:r>
+          <m:rPr>
+            <m:sty m:val="p"/>
+          </m:rPr>
+          <m:t>=</m:t>
+        </m:r>
+        <m:sSub>
+          <m:e>
+            <m:r>
+              <m:t>R</m:t>
+            </m:r>
+          </m:e>
+          <m:sub>
+            <m:r>
+              <m:t>m</m:t>
+            </m:r>
+            <m:r>
+              <m:rPr>
+                <m:sty m:val="p"/>
+              </m:rPr>
+              <m:t>+</m:t>
+            </m:r>
+            <m:r>
+              <m:t>1</m:t>
+            </m:r>
+            <m:r>
+              <m:rPr>
+                <m:sty m:val="p"/>
+              </m:rPr>
+              <m:t>,</m:t>
+            </m:r>
+            <m:r>
+              <m:t>i</m:t>
+            </m:r>
+          </m:sub>
+        </m:sSub>
+      </m:oMath>
+      <w:r>
+        <w:t xml:space="preserve">.</w:t>
+      </w:r>
+    </w:p>
+    <w:p>
+      <w:pPr>
+        <w:pStyle w:val="BodyText"/>
+      </w:pPr>
+      <w:r>
+        <w:rPr>
+          <w:bCs/>
+          <w:b/>
+        </w:rPr>
+        <w:t xml:space="preserve">Step 2 (miscoverage implies many lost comparisons).</w:t>
+      </w:r>
+      <w:r>
+        <w:t xml:space="preserve"> </w:t>
+      </w:r>
+      <w:r>
+        <w:t xml:space="preserve">Let</w:t>
+      </w:r>
+      <w:r>
+        <w:t xml:space="preserve"> </w:t>
+      </w:r>
+      <m:oMath>
+        <m:sSub>
+          <m:e>
+            <m:r>
+              <m:t>U</m:t>
+            </m:r>
+          </m:e>
+          <m:sub>
+            <m:r>
+              <m:t>i</m:t>
+            </m:r>
+          </m:sub>
+        </m:sSub>
+        <m:r>
+          <m:rPr>
+            <m:sty m:val="p"/>
+          </m:rPr>
+          <m:t>=</m:t>
+        </m:r>
+        <m:sSub>
+          <m:e>
+            <m:r>
+              <m:t>μ</m:t>
+            </m:r>
+          </m:e>
+          <m:sub>
+            <m:r>
+              <m:rPr>
+                <m:sty m:val="p"/>
+              </m:rPr>
+              <m:t>−</m:t>
+            </m:r>
+            <m:r>
+              <m:t>i</m:t>
+            </m:r>
+          </m:sub>
+        </m:sSub>
+        <m:d>
+          <m:dPr>
+            <m:begChr m:val="("/>
+            <m:endChr m:val=")"/>
+            <m:sepChr m:val=""/>
+            <m:grow/>
+          </m:dPr>
+          <m:e>
+            <m:r>
+              <m:rPr>
+                <m:sty m:val="b"/>
+              </m:rPr>
+              <m:t>x</m:t>
+            </m:r>
+          </m:e>
+        </m:d>
+        <m:r>
+          <m:rPr>
+            <m:sty m:val="p"/>
+          </m:rPr>
+          <m:t>+</m:t>
+        </m:r>
+        <m:sSub>
+          <m:e>
+            <m:r>
+              <m:t>σ</m:t>
+            </m:r>
+          </m:e>
+          <m:sub>
+            <m:r>
+              <m:rPr>
+                <m:sty m:val="p"/>
+              </m:rPr>
+              <m:t>−</m:t>
+            </m:r>
+            <m:r>
+              <m:t>i</m:t>
+            </m:r>
+          </m:sub>
+        </m:sSub>
+        <m:d>
+          <m:dPr>
+            <m:begChr m:val="("/>
+            <m:endChr m:val=")"/>
+            <m:sepChr m:val=""/>
+            <m:grow/>
+          </m:dPr>
+          <m:e>
+            <m:r>
+              <m:rPr>
+                <m:sty m:val="b"/>
+              </m:rPr>
+              <m:t>x</m:t>
+            </m:r>
+          </m:e>
+        </m:d>
+        <m:sSub>
+          <m:e>
+            <m:r>
+              <m:t>R</m:t>
+            </m:r>
+          </m:e>
+          <m:sub>
+            <m:r>
+              <m:t>i</m:t>
+            </m:r>
+          </m:sub>
+        </m:sSub>
+      </m:oMath>
+      <w:r>
+        <w:t xml:space="preserve"> </w:t>
+      </w:r>
+      <w:r>
+        <w:t xml:space="preserve">and</w:t>
+      </w:r>
+      <w:r>
+        <w:t xml:space="preserve"> </w:t>
+      </w:r>
+      <m:oMath>
+        <m:sSub>
+          <m:e>
+            <m:r>
+              <m:t>L</m:t>
+            </m:r>
+          </m:e>
+          <m:sub>
+            <m:r>
+              <m:t>i</m:t>
+            </m:r>
+          </m:sub>
+        </m:sSub>
+        <m:r>
+          <m:rPr>
+            <m:sty m:val="p"/>
+          </m:rPr>
+          <m:t>=</m:t>
+        </m:r>
+        <m:sSub>
+          <m:e>
+            <m:r>
+              <m:t>μ</m:t>
+            </m:r>
+          </m:e>
+          <m:sub>
+            <m:r>
+              <m:rPr>
+                <m:sty m:val="p"/>
+              </m:rPr>
+              <m:t>−</m:t>
+            </m:r>
+            <m:r>
+              <m:t>i</m:t>
+            </m:r>
+          </m:sub>
+        </m:sSub>
+        <m:d>
+          <m:dPr>
+            <m:begChr m:val="("/>
+            <m:endChr m:val=")"/>
+            <m:sepChr m:val=""/>
+            <m:grow/>
+          </m:dPr>
+          <m:e>
+            <m:r>
+              <m:rPr>
+                <m:sty m:val="b"/>
+              </m:rPr>
+              <m:t>x</m:t>
+            </m:r>
+          </m:e>
+        </m:d>
+        <m:r>
+          <m:rPr>
+            <m:sty m:val="p"/>
+          </m:rPr>
+          <m:t>−</m:t>
+        </m:r>
+        <m:sSub>
+          <m:e>
+            <m:r>
+              <m:t>σ</m:t>
+            </m:r>
+          </m:e>
+          <m:sub>
+            <m:r>
+              <m:rPr>
+                <m:sty m:val="p"/>
+              </m:rPr>
+              <m:t>−</m:t>
+            </m:r>
+            <m:r>
+              <m:t>i</m:t>
+            </m:r>
+          </m:sub>
+        </m:sSub>
+        <m:d>
+          <m:dPr>
+            <m:begChr m:val="("/>
+            <m:endChr m:val=")"/>
+            <m:sepChr m:val=""/>
+            <m:grow/>
+          </m:dPr>
+          <m:e>
+            <m:r>
+              <m:rPr>
+                <m:sty m:val="b"/>
+              </m:rPr>
+              <m:t>x</m:t>
+            </m:r>
+          </m:e>
+        </m:d>
+        <m:sSub>
+          <m:e>
+            <m:r>
+              <m:t>R</m:t>
+            </m:r>
+          </m:e>
+          <m:sub>
+            <m:r>
+              <m:t>i</m:t>
+            </m:r>
+          </m:sub>
+        </m:sSub>
+      </m:oMath>
+      <w:r>
+        <w:t xml:space="preserve"> </w:t>
+      </w:r>
+      <w:r>
+        <w:t xml:space="preserve">with</w:t>
+      </w:r>
+      <w:r>
+        <w:t xml:space="preserve"> </w:t>
+      </w:r>
+      <m:oMath>
+        <m:r>
+          <m:rPr>
+            <m:sty m:val="b"/>
+          </m:rPr>
+          <m:t>x</m:t>
+        </m:r>
+        <m:r>
+          <m:rPr>
+            <m:sty m:val="p"/>
+          </m:rPr>
+          <m:t>=</m:t>
+        </m:r>
+        <m:sSubSup>
+          <m:e>
+            <m:r>
+              <m:rPr>
+                <m:sty m:val="b"/>
+              </m:rPr>
+              <m:t>x</m:t>
+            </m:r>
+          </m:e>
+          <m:sub>
+            <m:r>
+              <m:t>m</m:t>
+            </m:r>
+            <m:r>
+              <m:rPr>
+                <m:sty m:val="p"/>
+              </m:rPr>
+              <m:t>+</m:t>
+            </m:r>
+            <m:r>
+              <m:t>1</m:t>
+            </m:r>
+          </m:sub>
+          <m:sup>
+            <m:r>
+              <m:t>T</m:t>
+            </m:r>
+          </m:sup>
+        </m:sSubSup>
+      </m:oMath>
+      <w:r>
+        <w:t xml:space="preserve">.</w:t>
+      </w:r>
+    </w:p>
+    <w:p>
+      <w:pPr>
+        <w:numPr>
+          <w:ilvl w:val="0"/>
+          <w:numId w:val="1024"/>
+        </w:numPr>
+      </w:pPr>
+      <w:r>
+        <w:rPr>
+          <w:iCs/>
+          <w:i/>
+        </w:rPr>
+        <w:t xml:space="preserve">Upper tail.</w:t>
+      </w:r>
+      <w:r>
+        <w:t xml:space="preserve"> </w:t>
+      </w:r>
+      <w:r>
+        <w:t xml:space="preserve">If</w:t>
+      </w:r>
+      <w:r>
+        <w:t xml:space="preserve"> </w:t>
+      </w:r>
+      <m:oMath>
+        <m:sSub>
+          <m:e>
+            <m:r>
+              <m:t>y</m:t>
+            </m:r>
+          </m:e>
+          <m:sub>
+            <m:r>
+              <m:t>m</m:t>
+            </m:r>
+            <m:r>
+              <m:rPr>
+                <m:sty m:val="p"/>
+              </m:rPr>
+              <m:t>+</m:t>
+            </m:r>
+            <m:r>
+              <m:t>1</m:t>
+            </m:r>
+          </m:sub>
+        </m:sSub>
+      </m:oMath>
+      <w:r>
+        <w:t xml:space="preserve"> </w:t>
+      </w:r>
+      <w:r>
+        <w:t xml:space="preserve">exceeds the upper bound in Eq. (4), the</w:t>
+      </w:r>
+      <w:r>
+        <w:t xml:space="preserve"> </w:t>
+      </w:r>
+      <m:oMath>
+        <m:r>
+          <m:rPr>
+            <m:sty m:val="p"/>
+          </m:rPr>
+          <m:t>⌈</m:t>
+        </m:r>
+        <m:d>
+          <m:dPr>
+            <m:begChr m:val="("/>
+            <m:endChr m:val=")"/>
+            <m:sepChr m:val=""/>
+            <m:grow/>
+          </m:dPr>
+          <m:e>
+            <m:r>
+              <m:t>1</m:t>
+            </m:r>
+            <m:r>
+              <m:rPr>
+                <m:sty m:val="p"/>
+              </m:rPr>
+              <m:t>−</m:t>
+            </m:r>
+            <m:r>
+              <m:t>α</m:t>
+            </m:r>
+          </m:e>
+        </m:d>
+        <m:d>
+          <m:dPr>
+            <m:begChr m:val="("/>
+            <m:endChr m:val=")"/>
+            <m:sepChr m:val=""/>
+            <m:grow/>
+          </m:dPr>
+          <m:e>
+            <m:r>
+              <m:t>m</m:t>
+            </m:r>
+            <m:r>
+              <m:rPr>
+                <m:sty m:val="p"/>
+              </m:rPr>
+              <m:t>+</m:t>
+            </m:r>
+            <m:r>
+              <m:t>1</m:t>
+            </m:r>
+          </m:e>
+        </m:d>
+        <m:r>
+          <m:rPr>
+            <m:sty m:val="p"/>
+          </m:rPr>
+          <m:t>⌉</m:t>
+        </m:r>
+      </m:oMath>
+      <w:r>
+        <w:t xml:space="preserve">-th smallest</w:t>
+      </w:r>
+      <w:r>
+        <w:t xml:space="preserve"> </w:t>
+      </w:r>
+      <m:oMath>
+        <m:sSub>
+          <m:e>
+            <m:r>
+              <m:t>U</m:t>
+            </m:r>
+          </m:e>
+          <m:sub>
+            <m:r>
+              <m:t>i</m:t>
+            </m:r>
+          </m:sub>
+        </m:sSub>
+      </m:oMath>
+      <w:r>
+        <w:t xml:space="preserve">, then</w:t>
+      </w:r>
+      <w:r>
+        <w:t xml:space="preserve"> </w:t>
+      </w:r>
+      <m:oMath>
+        <m:sSub>
+          <m:e>
+            <m:r>
+              <m:t>y</m:t>
+            </m:r>
+          </m:e>
+          <m:sub>
+            <m:r>
+              <m:t>m</m:t>
+            </m:r>
+            <m:r>
+              <m:rPr>
+                <m:sty m:val="p"/>
+              </m:rPr>
+              <m:t>+</m:t>
+            </m:r>
+            <m:r>
+              <m:t>1</m:t>
+            </m:r>
+          </m:sub>
+        </m:sSub>
+        <m:r>
+          <m:rPr>
+            <m:sty m:val="p"/>
+          </m:rPr>
+          <m:t>&gt;</m:t>
+        </m:r>
+        <m:sSub>
+          <m:e>
+            <m:r>
+              <m:t>U</m:t>
+            </m:r>
+          </m:e>
+          <m:sub>
+            <m:r>
+              <m:t>i</m:t>
+            </m:r>
+          </m:sub>
+        </m:sSub>
+      </m:oMath>
+      <w:r>
+        <w:t xml:space="preserve"> </w:t>
+      </w:r>
+      <w:r>
+        <w:t xml:space="preserve">for at least</w:t>
+      </w:r>
+      <w:r>
+        <w:t xml:space="preserve"> </w:t>
+      </w:r>
+      <m:oMath>
+        <m:d>
+          <m:dPr>
+            <m:begChr m:val="("/>
+            <m:endChr m:val=")"/>
+            <m:sepChr m:val=""/>
+            <m:grow/>
+          </m:dPr>
+          <m:e>
+            <m:r>
+              <m:t>1</m:t>
+            </m:r>
+            <m:r>
+              <m:rPr>
+                <m:sty m:val="p"/>
+              </m:rPr>
+              <m:t>−</m:t>
+            </m:r>
+            <m:r>
+              <m:t>α</m:t>
+            </m:r>
+          </m:e>
+        </m:d>
+        <m:d>
+          <m:dPr>
+            <m:begChr m:val="("/>
+            <m:endChr m:val=")"/>
+            <m:sepChr m:val=""/>
+            <m:grow/>
+          </m:dPr>
+          <m:e>
+            <m:r>
+              <m:t>m</m:t>
+            </m:r>
+            <m:r>
+              <m:rPr>
+                <m:sty m:val="p"/>
+              </m:rPr>
+              <m:t>+</m:t>
+            </m:r>
+            <m:r>
+              <m:t>1</m:t>
+            </m:r>
+          </m:e>
+        </m:d>
+      </m:oMath>
+      <w:r>
+        <w:t xml:space="preserve"> </w:t>
+      </w:r>
+      <w:r>
+        <w:t xml:space="preserve">indices</w:t>
+      </w:r>
+      <w:r>
+        <w:t xml:space="preserve"> </w:t>
+      </w:r>
+      <m:oMath>
+        <m:r>
+          <m:t>i</m:t>
+        </m:r>
+      </m:oMath>
+      <w:r>
+        <w:t xml:space="preserve">.</w:t>
+      </w:r>
+    </w:p>
+    <w:p>
+      <w:pPr>
+        <w:numPr>
+          <w:ilvl w:val="0"/>
+          <w:numId w:val="1024"/>
+        </w:numPr>
+      </w:pPr>
+      <w:r>
+        <w:rPr>
+          <w:iCs/>
+          <w:i/>
+        </w:rPr>
+        <w:t xml:space="preserve">Lower tail.</w:t>
+      </w:r>
+      <w:r>
+        <w:t xml:space="preserve"> </w:t>
+      </w:r>
+      <w:r>
+        <w:t xml:space="preserve">If</w:t>
+      </w:r>
+      <w:r>
+        <w:t xml:space="preserve"> </w:t>
+      </w:r>
+      <m:oMath>
+        <m:sSub>
+          <m:e>
+            <m:r>
+              <m:t>y</m:t>
+            </m:r>
+          </m:e>
+          <m:sub>
+            <m:r>
+              <m:t>m</m:t>
+            </m:r>
+            <m:r>
+              <m:rPr>
+                <m:sty m:val="p"/>
+              </m:rPr>
+              <m:t>+</m:t>
+            </m:r>
+            <m:r>
+              <m:t>1</m:t>
+            </m:r>
+          </m:sub>
+        </m:sSub>
+      </m:oMath>
+      <w:r>
+        <w:t xml:space="preserve"> </w:t>
+      </w:r>
+      <w:r>
+        <w:t xml:space="preserve">is below the lower bound, the</w:t>
+      </w:r>
+      <w:r>
+        <w:t xml:space="preserve"> </w:t>
+      </w:r>
+      <m:oMath>
+        <m:r>
+          <m:t>k</m:t>
+        </m:r>
+      </m:oMath>
+      <w:r>
+        <w:t xml:space="preserve">-th smallest</w:t>
+      </w:r>
+      <w:r>
+        <w:t xml:space="preserve"> </w:t>
+      </w:r>
+      <m:oMath>
+        <m:sSub>
+          <m:e>
+            <m:r>
+              <m:t>L</m:t>
+            </m:r>
+          </m:e>
+          <m:sub>
+            <m:r>
+              <m:t>i</m:t>
+            </m:r>
+          </m:sub>
+        </m:sSub>
+      </m:oMath>
+      <w:r>
+        <w:t xml:space="preserve"> </w:t>
+      </w:r>
+      <w:r>
+        <w:t xml:space="preserve">with</w:t>
+      </w:r>
+      <w:r>
+        <w:t xml:space="preserve"> </w:t>
+      </w:r>
+      <m:oMath>
+        <m:r>
+          <m:t>k</m:t>
+        </m:r>
+        <m:r>
+          <m:rPr>
+            <m:sty m:val="p"/>
+          </m:rPr>
+          <m:t>=</m:t>
+        </m:r>
+        <m:r>
+          <m:rPr>
+            <m:sty m:val="p"/>
+          </m:rPr>
+          <m:t>⌊</m:t>
+        </m:r>
+        <m:r>
+          <m:t>α</m:t>
+        </m:r>
+        <m:d>
+          <m:dPr>
+            <m:begChr m:val="("/>
+            <m:endChr m:val=")"/>
+            <m:sepChr m:val=""/>
+            <m:grow/>
+          </m:dPr>
+          <m:e>
+            <m:r>
+              <m:t>m</m:t>
+            </m:r>
+            <m:r>
+              <m:rPr>
+                <m:sty m:val="p"/>
+              </m:rPr>
+              <m:t>+</m:t>
+            </m:r>
+            <m:r>
+              <m:t>1</m:t>
+            </m:r>
+          </m:e>
+        </m:d>
+        <m:r>
+          <m:rPr>
+            <m:sty m:val="p"/>
+          </m:rPr>
+          <m:t>⌋</m:t>
+        </m:r>
+      </m:oMath>
+      <w:r>
+        <w:t xml:space="preserve">, then</w:t>
+      </w:r>
+      <w:r>
+        <w:t xml:space="preserve"> </w:t>
+      </w:r>
+      <m:oMath>
+        <m:sSub>
+          <m:e>
+            <m:r>
+              <m:t>y</m:t>
+            </m:r>
+          </m:e>
+          <m:sub>
+            <m:r>
+              <m:t>m</m:t>
+            </m:r>
+            <m:r>
+              <m:rPr>
+                <m:sty m:val="p"/>
+              </m:rPr>
+              <m:t>+</m:t>
+            </m:r>
+            <m:r>
+              <m:t>1</m:t>
+            </m:r>
+          </m:sub>
+        </m:sSub>
+        <m:r>
+          <m:rPr>
+            <m:sty m:val="p"/>
+          </m:rPr>
+          <m:t>&lt;</m:t>
+        </m:r>
+        <m:sSub>
+          <m:e>
+            <m:r>
+              <m:t>L</m:t>
+            </m:r>
+          </m:e>
+          <m:sub>
+            <m:r>
+              <m:t>i</m:t>
+            </m:r>
+          </m:sub>
+        </m:sSub>
+      </m:oMath>
+      <w:r>
+        <w:t xml:space="preserve"> </w:t>
+      </w:r>
+      <w:r>
+        <w:t xml:space="preserve">for at least</w:t>
+      </w:r>
+      <w:r>
+        <w:t xml:space="preserve"> </w:t>
+      </w:r>
+      <m:oMath>
+        <m:r>
+          <m:t>m</m:t>
+        </m:r>
+        <m:r>
+          <m:rPr>
+            <m:sty m:val="p"/>
+          </m:rPr>
+          <m:t>−</m:t>
+        </m:r>
+        <m:r>
+          <m:t>k</m:t>
+        </m:r>
+        <m:r>
+          <m:rPr>
+            <m:sty m:val="p"/>
+          </m:rPr>
+          <m:t>+</m:t>
+        </m:r>
+        <m:r>
+          <m:t>1</m:t>
+        </m:r>
+        <m:r>
+          <m:rPr>
+            <m:sty m:val="p"/>
+          </m:rPr>
+          <m:t>≥</m:t>
+        </m:r>
+        <m:d>
+          <m:dPr>
+            <m:begChr m:val="("/>
+            <m:endChr m:val=")"/>
+            <m:sepChr m:val=""/>
+            <m:grow/>
+          </m:dPr>
+          <m:e>
+            <m:r>
+              <m:t>1</m:t>
+            </m:r>
+            <m:r>
+              <m:rPr>
+                <m:sty m:val="p"/>
+              </m:rPr>
+              <m:t>−</m:t>
+            </m:r>
+            <m:r>
+              <m:t>α</m:t>
+            </m:r>
+          </m:e>
+        </m:d>
+        <m:d>
+          <m:dPr>
+            <m:begChr m:val="("/>
+            <m:endChr m:val=")"/>
+            <m:sepChr m:val=""/>
+            <m:grow/>
+          </m:dPr>
+          <m:e>
+            <m:r>
+              <m:t>m</m:t>
+            </m:r>
+            <m:r>
+              <m:rPr>
+                <m:sty m:val="p"/>
+              </m:rPr>
+              <m:t>+</m:t>
+            </m:r>
+            <m:r>
+              <m:t>1</m:t>
+            </m:r>
+          </m:e>
+        </m:d>
+      </m:oMath>
+      <w:r>
+        <w:t xml:space="preserve"> </w:t>
+      </w:r>
+      <w:r>
+        <w:t xml:space="preserve">indices.</w:t>
+      </w:r>
+    </w:p>
+    <w:p>
+      <w:pPr>
+        <w:pStyle w:val="FirstParagraph"/>
+      </w:pPr>
+      <w:r>
+        <w:t xml:space="preserve">In both cases</w:t>
+      </w:r>
+      <w:r>
+        <w:t xml:space="preserve"> </w:t>
+      </w:r>
+      <m:oMath>
+        <m:r>
+          <m:rPr>
+            <m:sty m:val="p"/>
+          </m:rPr>
+          <m:t>|</m:t>
+        </m:r>
+        <m:sSub>
+          <m:e>
+            <m:r>
+              <m:t>y</m:t>
+            </m:r>
+          </m:e>
+          <m:sub>
+            <m:r>
+              <m:t>m</m:t>
+            </m:r>
+            <m:r>
+              <m:rPr>
+                <m:sty m:val="p"/>
+              </m:rPr>
+              <m:t>+</m:t>
+            </m:r>
+            <m:r>
+              <m:t>1</m:t>
+            </m:r>
+          </m:sub>
+        </m:sSub>
+        <m:r>
+          <m:rPr>
+            <m:sty m:val="p"/>
+          </m:rPr>
+          <m:t>−</m:t>
+        </m:r>
+        <m:sSub>
+          <m:e>
+            <m:r>
+              <m:t>μ</m:t>
+            </m:r>
+          </m:e>
+          <m:sub>
+            <m:r>
+              <m:rPr>
+                <m:sty m:val="p"/>
+              </m:rPr>
+              <m:t>−</m:t>
+            </m:r>
+            <m:r>
+              <m:t>i</m:t>
+            </m:r>
+          </m:sub>
+        </m:sSub>
+        <m:d>
+          <m:dPr>
+            <m:begChr m:val="("/>
+            <m:endChr m:val=")"/>
+            <m:sepChr m:val=""/>
+            <m:grow/>
+          </m:dPr>
+          <m:e>
+            <m:r>
+              <m:rPr>
+                <m:sty m:val="b"/>
+              </m:rPr>
+              <m:t>x</m:t>
+            </m:r>
+          </m:e>
+        </m:d>
+        <m:r>
+          <m:rPr>
+            <m:sty m:val="p"/>
+          </m:rPr>
+          <m:t>|</m:t>
+        </m:r>
+        <m:r>
+          <m:rPr>
+            <m:sty m:val="p"/>
+          </m:rPr>
+          <m:t>/</m:t>
+        </m:r>
+        <m:sSub>
+          <m:e>
+            <m:r>
+              <m:t>σ</m:t>
+            </m:r>
+          </m:e>
+          <m:sub>
+            <m:r>
+              <m:rPr>
+                <m:sty m:val="p"/>
+              </m:rPr>
+              <m:t>−</m:t>
+            </m:r>
+            <m:r>
+              <m:t>i</m:t>
+            </m:r>
+          </m:sub>
+        </m:sSub>
+        <m:d>
+          <m:dPr>
+            <m:begChr m:val="("/>
+            <m:endChr m:val=")"/>
+            <m:sepChr m:val=""/>
+            <m:grow/>
+          </m:dPr>
+          <m:e>
+            <m:r>
+              <m:rPr>
+                <m:sty m:val="b"/>
+              </m:rPr>
+              <m:t>x</m:t>
+            </m:r>
+          </m:e>
+        </m:d>
+        <m:r>
+          <m:rPr>
+            <m:sty m:val="p"/>
+          </m:rPr>
+          <m:t>&gt;</m:t>
+        </m:r>
+        <m:sSub>
+          <m:e>
+            <m:r>
+              <m:t>R</m:t>
+            </m:r>
+          </m:e>
+          <m:sub>
+            <m:r>
+              <m:t>i</m:t>
+            </m:r>
+          </m:sub>
+        </m:sSub>
+      </m:oMath>
+      <w:r>
+        <w:t xml:space="preserve">, i.e. </w:t>
+      </w:r>
+      <m:oMath>
+        <m:sSub>
+          <m:e>
+            <m:r>
+              <m:t>R</m:t>
+            </m:r>
+          </m:e>
+          <m:sub>
+            <m:r>
+              <m:t>m</m:t>
+            </m:r>
+            <m:r>
+              <m:rPr>
+                <m:sty m:val="p"/>
+              </m:rPr>
+              <m:t>+</m:t>
+            </m:r>
+            <m:r>
+              <m:t>1</m:t>
+            </m:r>
+            <m:r>
+              <m:rPr>
+                <m:sty m:val="p"/>
+              </m:rPr>
+              <m:t>,</m:t>
+            </m:r>
+            <m:r>
+              <m:t>i</m:t>
+            </m:r>
+          </m:sub>
+        </m:sSub>
+        <m:r>
+          <m:rPr>
+            <m:sty m:val="p"/>
+          </m:rPr>
+          <m:t>&gt;</m:t>
+        </m:r>
+        <m:sSub>
+          <m:e>
+            <m:r>
+              <m:t>R</m:t>
+            </m:r>
+          </m:e>
+          <m:sub>
+            <m:r>
+              <m:t>i</m:t>
+            </m:r>
+            <m:r>
+              <m:rPr>
+                <m:sty m:val="p"/>
+              </m:rPr>
+              <m:t>,</m:t>
+            </m:r>
+            <m:r>
+              <m:t>m</m:t>
+            </m:r>
+            <m:r>
+              <m:rPr>
+                <m:sty m:val="p"/>
+              </m:rPr>
+              <m:t>+</m:t>
+            </m:r>
+            <m:r>
+              <m:t>1</m:t>
+            </m:r>
+          </m:sub>
+        </m:sSub>
+      </m:oMath>
+      <w:r>
+        <w:t xml:space="preserve">, for at least</w:t>
+      </w:r>
+      <w:r>
+        <w:t xml:space="preserve"> </w:t>
+      </w:r>
+      <m:oMath>
+        <m:d>
+          <m:dPr>
+            <m:begChr m:val="("/>
+            <m:endChr m:val=")"/>
+            <m:sepChr m:val=""/>
+            <m:grow/>
+          </m:dPr>
+          <m:e>
+            <m:r>
+              <m:t>1</m:t>
+            </m:r>
+            <m:r>
+              <m:rPr>
+                <m:sty m:val="p"/>
+              </m:rPr>
+              <m:t>−</m:t>
+            </m:r>
+            <m:r>
+              <m:t>α</m:t>
+            </m:r>
+          </m:e>
+        </m:d>
+        <m:d>
+          <m:dPr>
+            <m:begChr m:val="("/>
+            <m:endChr m:val=")"/>
+            <m:sepChr m:val=""/>
+            <m:grow/>
+          </m:dPr>
+          <m:e>
+            <m:r>
+              <m:t>m</m:t>
+            </m:r>
+            <m:r>
+              <m:rPr>
+                <m:sty m:val="p"/>
+              </m:rPr>
+              <m:t>+</m:t>
+            </m:r>
+            <m:r>
+              <m:t>1</m:t>
+            </m:r>
+          </m:e>
+        </m:d>
+      </m:oMath>
+      <w:r>
+        <w:t xml:space="preserve"> </w:t>
+      </w:r>
+      <w:r>
+        <w:t xml:space="preserve">indices. Therefore</w:t>
+      </w:r>
+    </w:p>
+    <w:p>
+      <w:pPr>
+        <w:pStyle w:val="BodyText"/>
+      </w:pPr>
+      <m:oMathPara>
+        <m:oMathParaPr>
+          <m:jc m:val="center"/>
+        </m:oMathParaPr>
+        <m:oMath>
+          <m:r>
+            <m:rPr>
+              <m:sty m:val="p"/>
+            </m:rPr>
+            <m:t>{</m:t>
+          </m:r>
+          <m:sSub>
+            <m:e>
+              <m:r>
+                <m:t>y</m:t>
+              </m:r>
+            </m:e>
+            <m:sub>
+              <m:r>
+                <m:t>m</m:t>
+              </m:r>
+              <m:r>
+                <m:rPr>
+                  <m:sty m:val="p"/>
+                </m:rPr>
+                <m:t>+</m:t>
+              </m:r>
+              <m:r>
+                <m:t>1</m:t>
+              </m:r>
+            </m:sub>
+          </m:sSub>
+          <m:r>
+            <m:rPr>
+              <m:sty m:val="p"/>
+            </m:rPr>
+            <m:t>∉</m:t>
+          </m:r>
+          <m:acc>
+            <m:accPr>
+              <m:chr m:val="̂"/>
+            </m:accPr>
+            <m:e>
+              <m:r>
+                <m:t>C</m:t>
+              </m:r>
+            </m:e>
+          </m:acc>
+          <m:d>
+            <m:dPr>
+              <m:begChr m:val="("/>
+              <m:endChr m:val=")"/>
+              <m:sepChr m:val=""/>
+              <m:grow/>
+            </m:dPr>
+            <m:e>
+              <m:sSubSup>
+                <m:e>
+                  <m:r>
+                    <m:rPr>
+                      <m:sty m:val="b"/>
+                    </m:rPr>
+                    <m:t>x</m:t>
+                  </m:r>
+                </m:e>
+                <m:sub>
+                  <m:r>
+                    <m:t>m</m:t>
+                  </m:r>
+                  <m:r>
+                    <m:rPr>
+                      <m:sty m:val="p"/>
+                    </m:rPr>
+                    <m:t>+</m:t>
+                  </m:r>
+                  <m:r>
+                    <m:t>1</m:t>
+                  </m:r>
+                </m:sub>
+                <m:sup>
+                  <m:r>
+                    <m:t>T</m:t>
+                  </m:r>
+                </m:sup>
+              </m:sSubSup>
+            </m:e>
+          </m:d>
+          <m:r>
+            <m:rPr>
+              <m:sty m:val="p"/>
+            </m:rPr>
+            <m:t>}</m:t>
+          </m:r>
+          <m:r>
+            <m:rPr>
+              <m:sty m:val="p"/>
+            </m:rPr>
+            <m:t>⊆</m:t>
+          </m:r>
+          <m:d>
+            <m:dPr>
+              <m:begChr m:val="{"/>
+              <m:endChr m:val="}"/>
+              <m:sepChr m:val=""/>
+              <m:grow/>
+            </m:dPr>
+            <m:e>
+              <m:nary>
+                <m:naryPr>
+                  <m:chr m:val="∑"/>
+                  <m:limLoc m:val="undOvr"/>
+                  <m:subHide m:val="off"/>
+                  <m:supHide m:val="on"/>
+                </m:naryPr>
+                <m:sub>
+                  <m:r>
+                    <m:t>i</m:t>
+                  </m:r>
+                  <m:r>
+                    <m:rPr>
+                      <m:sty m:val="p"/>
+                    </m:rPr>
+                    <m:t>≤</m:t>
+                  </m:r>
+                  <m:r>
+                    <m:t>m</m:t>
+                  </m:r>
+                </m:sub>
+                <m:sup>
+                  <m:r>
+                    <m:t>​</m:t>
+                  </m:r>
+                </m:sup>
+                <m:e>
+                  <m:r>
+                    <m:rPr>
+                      <m:sty m:val="b"/>
+                    </m:rPr>
+                    <m:t>1</m:t>
+                  </m:r>
+                </m:e>
+              </m:nary>
+              <m:d>
+                <m:dPr>
+                  <m:begChr m:val="["/>
+                  <m:endChr m:val="]"/>
+                  <m:sepChr m:val=""/>
+                  <m:grow/>
+                </m:dPr>
+                <m:e>
+                  <m:sSub>
+                    <m:e>
+                      <m:r>
+                        <m:t>R</m:t>
+                      </m:r>
+                    </m:e>
+                    <m:sub>
+                      <m:r>
+                        <m:t>m</m:t>
+                      </m:r>
+                      <m:r>
+                        <m:rPr>
+                          <m:sty m:val="p"/>
+                        </m:rPr>
+                        <m:t>+</m:t>
+                      </m:r>
+                      <m:r>
+                        <m:t>1</m:t>
+                      </m:r>
+                      <m:r>
+                        <m:rPr>
+                          <m:sty m:val="p"/>
+                        </m:rPr>
+                        <m:t>,</m:t>
+                      </m:r>
+                      <m:r>
+                        <m:t>i</m:t>
+                      </m:r>
+                    </m:sub>
+                  </m:sSub>
+                  <m:r>
+                    <m:rPr>
+                      <m:sty m:val="p"/>
+                    </m:rPr>
+                    <m:t>&gt;</m:t>
+                  </m:r>
+                  <m:sSub>
+                    <m:e>
+                      <m:r>
+                        <m:t>R</m:t>
+                      </m:r>
+                    </m:e>
+                    <m:sub>
+                      <m:r>
+                        <m:t>i</m:t>
+                      </m:r>
+                      <m:r>
+                        <m:rPr>
+                          <m:sty m:val="p"/>
+                        </m:rPr>
+                        <m:t>,</m:t>
+                      </m:r>
+                      <m:r>
+                        <m:t>m</m:t>
+                      </m:r>
+                      <m:r>
+                        <m:rPr>
+                          <m:sty m:val="p"/>
+                        </m:rPr>
+                        <m:t>+</m:t>
+                      </m:r>
+                      <m:r>
+                        <m:t>1</m:t>
+                      </m:r>
+                    </m:sub>
+                  </m:sSub>
+                </m:e>
+              </m:d>
+              <m:r>
+                <m:rPr>
+                  <m:sty m:val="p"/>
+                </m:rPr>
+                <m:t>≥</m:t>
+              </m:r>
+              <m:d>
+                <m:dPr>
+                  <m:begChr m:val="("/>
+                  <m:endChr m:val=")"/>
+                  <m:sepChr m:val=""/>
+                  <m:grow/>
+                </m:dPr>
+                <m:e>
+                  <m:r>
+                    <m:t>1</m:t>
+                  </m:r>
+                  <m:r>
+                    <m:rPr>
+                      <m:sty m:val="p"/>
+                    </m:rPr>
+                    <m:t>−</m:t>
+                  </m:r>
+                  <m:r>
+                    <m:t>α</m:t>
+                  </m:r>
+                </m:e>
+              </m:d>
+              <m:d>
+                <m:dPr>
+                  <m:begChr m:val="("/>
+                  <m:endChr m:val=")"/>
+                  <m:sepChr m:val=""/>
+                  <m:grow/>
+                </m:dPr>
+                <m:e>
+                  <m:r>
+                    <m:t>m</m:t>
+                  </m:r>
+                  <m:r>
+                    <m:rPr>
+                      <m:sty m:val="p"/>
+                    </m:rPr>
+                    <m:t>+</m:t>
+                  </m:r>
+                  <m:r>
+                    <m:t>1</m:t>
+                  </m:r>
+                </m:e>
+              </m:d>
+            </m:e>
+          </m:d>
+          <m:r>
+            <m:rPr>
+              <m:sty m:val="p"/>
+            </m:rPr>
+            <m:t>.</m:t>
+          </m:r>
+        </m:oMath>
+      </m:oMathPara>
+    </w:p>
+    <w:p>
+      <w:pPr>
+        <w:pStyle w:val="FirstParagraph"/>
+      </w:pPr>
+      <w:r>
+        <w:rPr>
+          <w:bCs/>
+          <w:b/>
+        </w:rPr>
+        <w:t xml:space="preserve">Step 3 (tournament bound).</w:t>
+      </w:r>
+      <w:r>
+        <w:t xml:space="preserve"> </w:t>
+      </w:r>
+      <w:r>
+        <w:t xml:space="preserve">Call a point</w:t>
+      </w:r>
+      <w:r>
+        <w:t xml:space="preserve"> </w:t>
+      </w:r>
+      <m:oMath>
+        <m:r>
+          <m:t>j</m:t>
+        </m:r>
+        <m:r>
+          <m:rPr>
+            <m:sty m:val="p"/>
+          </m:rPr>
+          <m:t>∈</m:t>
+        </m:r>
+        <m:r>
+          <m:rPr>
+            <m:sty m:val="p"/>
+          </m:rPr>
+          <m:t>{</m:t>
+        </m:r>
+        <m:r>
+          <m:t>1</m:t>
+        </m:r>
+        <m:r>
+          <m:rPr>
+            <m:sty m:val="p"/>
+          </m:rPr>
+          <m:t>,</m:t>
+        </m:r>
+        <m:r>
+          <m:rPr>
+            <m:sty m:val="p"/>
+          </m:rPr>
+          <m:t>…</m:t>
+        </m:r>
+        <m:r>
+          <m:rPr>
+            <m:sty m:val="p"/>
+          </m:rPr>
+          <m:t>,</m:t>
+        </m:r>
+        <m:r>
+          <m:t>m</m:t>
+        </m:r>
+        <m:r>
+          <m:rPr>
+            <m:sty m:val="p"/>
+          </m:rPr>
+          <m:t>+</m:t>
+        </m:r>
+        <m:r>
+          <m:t>1</m:t>
+        </m:r>
+        <m:r>
+          <m:rPr>
+            <m:sty m:val="p"/>
+          </m:rPr>
+          <m:t>}</m:t>
+        </m:r>
+      </m:oMath>
+      <w:r>
+        <w:t xml:space="preserve"> </w:t>
+      </w:r>
+      <w:r>
+        <w:rPr>
+          <w:iCs/>
+          <w:i/>
+        </w:rPr>
+        <w:t xml:space="preserve">strange</w:t>
+      </w:r>
+      <w:r>
+        <w:t xml:space="preserve"> </w:t>
+      </w:r>
+      <w:r>
+        <w:t xml:space="preserve">if</w:t>
+      </w:r>
+      <w:r>
+        <w:t xml:space="preserve"> </w:t>
+      </w:r>
+      <m:oMath>
+        <m:nary>
+          <m:naryPr>
+            <m:chr m:val="∑"/>
+            <m:limLoc m:val="undOvr"/>
+            <m:subHide m:val="off"/>
+            <m:supHide m:val="on"/>
+          </m:naryPr>
+          <m:sub>
+            <m:r>
+              <m:t>i</m:t>
+            </m:r>
+            <m:r>
+              <m:rPr>
+                <m:sty m:val="p"/>
+              </m:rPr>
+              <m:t>≠</m:t>
+            </m:r>
+            <m:r>
+              <m:t>j</m:t>
+            </m:r>
+          </m:sub>
+          <m:sup>
+            <m:r>
+              <m:t>​</m:t>
+            </m:r>
+          </m:sup>
+          <m:e>
+            <m:r>
+              <m:rPr>
+                <m:sty m:val="b"/>
+              </m:rPr>
+              <m:t>1</m:t>
+            </m:r>
+          </m:e>
+        </m:nary>
+        <m:d>
+          <m:dPr>
+            <m:begChr m:val="["/>
+            <m:endChr m:val="]"/>
+            <m:sepChr m:val=""/>
+            <m:grow/>
+          </m:dPr>
+          <m:e>
+            <m:sSub>
+              <m:e>
+                <m:r>
+                  <m:t>R</m:t>
+                </m:r>
+              </m:e>
+              <m:sub>
+                <m:r>
+                  <m:t>j</m:t>
+                </m:r>
+                <m:r>
+                  <m:t>i</m:t>
+                </m:r>
+              </m:sub>
+            </m:sSub>
+            <m:r>
+              <m:rPr>
+                <m:sty m:val="p"/>
+              </m:rPr>
+              <m:t>&gt;</m:t>
+            </m:r>
+            <m:sSub>
+              <m:e>
+                <m:r>
+                  <m:t>R</m:t>
+                </m:r>
+              </m:e>
+              <m:sub>
+                <m:r>
+                  <m:t>i</m:t>
+                </m:r>
+                <m:r>
+                  <m:t>j</m:t>
+                </m:r>
+              </m:sub>
+            </m:sSub>
+          </m:e>
+        </m:d>
+        <m:r>
+          <m:rPr>
+            <m:sty m:val="p"/>
+          </m:rPr>
+          <m:t>≥</m:t>
+        </m:r>
+        <m:d>
+          <m:dPr>
+            <m:begChr m:val="("/>
+            <m:endChr m:val=")"/>
+            <m:sepChr m:val=""/>
+            <m:grow/>
+          </m:dPr>
+          <m:e>
+            <m:r>
+              <m:t>1</m:t>
+            </m:r>
+            <m:r>
+              <m:rPr>
+                <m:sty m:val="p"/>
+              </m:rPr>
+              <m:t>−</m:t>
+            </m:r>
+            <m:r>
+              <m:t>α</m:t>
+            </m:r>
+          </m:e>
+        </m:d>
+        <m:d>
+          <m:dPr>
+            <m:begChr m:val="("/>
+            <m:endChr m:val=")"/>
+            <m:sepChr m:val=""/>
+            <m:grow/>
+          </m:dPr>
+          <m:e>
+            <m:r>
+              <m:t>m</m:t>
+            </m:r>
+            <m:r>
+              <m:rPr>
+                <m:sty m:val="p"/>
+              </m:rPr>
+              <m:t>+</m:t>
+            </m:r>
+            <m:r>
+              <m:t>1</m:t>
+            </m:r>
+          </m:e>
+        </m:d>
+      </m:oMath>
+      <w:r>
+        <w:t xml:space="preserve">. By the counting lemma in the proof of Theorem 1 of Barber et al.</w:t>
+      </w:r>
+      <w:r>
+        <w:t xml:space="preserve"> </w:t>
+      </w:r>
+      <w:r>
+        <w:t xml:space="preserve">[30]</w:t>
+      </w:r>
+      <w:r>
+        <w:t xml:space="preserve">, at most</w:t>
+      </w:r>
+      <w:r>
+        <w:t xml:space="preserve"> </w:t>
+      </w:r>
+      <m:oMath>
+        <m:r>
+          <m:t>2</m:t>
+        </m:r>
+        <m:r>
+          <m:t>α</m:t>
+        </m:r>
+        <m:d>
+          <m:dPr>
+            <m:begChr m:val="("/>
+            <m:endChr m:val=")"/>
+            <m:sepChr m:val=""/>
+            <m:grow/>
+          </m:dPr>
+          <m:e>
+            <m:r>
+              <m:t>m</m:t>
+            </m:r>
+            <m:r>
+              <m:rPr>
+                <m:sty m:val="p"/>
+              </m:rPr>
+              <m:t>+</m:t>
+            </m:r>
+            <m:r>
+              <m:t>1</m:t>
+            </m:r>
+          </m:e>
+        </m:d>
+      </m:oMath>
+      <w:r>
+        <w:t xml:space="preserve"> </w:t>
+      </w:r>
+      <w:r>
+        <w:t xml:space="preserve">points can be strange, for any realisation of the scores.</w:t>
+      </w:r>
+    </w:p>
+    <w:p>
+      <w:pPr>
+        <w:pStyle w:val="BodyText"/>
+      </w:pPr>
+      <w:r>
+        <w:rPr>
+          <w:bCs/>
+          <w:b/>
+        </w:rPr>
+        <w:t xml:space="preserve">Step 4 (exchangeability).</w:t>
+      </w:r>
+      <w:r>
+        <w:t xml:space="preserve"> </w:t>
+      </w:r>
+      <w:r>
+        <w:t xml:space="preserve">The</w:t>
+      </w:r>
+      <w:r>
+        <w:t xml:space="preserve"> </w:t>
+      </w:r>
+      <m:oMath>
+        <m:sSub>
+          <m:e>
+            <m:r>
+              <m:t>Z</m:t>
+            </m:r>
+          </m:e>
+          <m:sub>
+            <m:r>
+              <m:t>k</m:t>
+            </m:r>
+          </m:sub>
+        </m:sSub>
+      </m:oMath>
+      <w:r>
+        <w:t xml:space="preserve"> </w:t>
+      </w:r>
+      <w:r>
+        <w:t xml:space="preserve">are exchangeable and</w:t>
+      </w:r>
+      <w:r>
+        <w:t xml:space="preserve"> </w:t>
+      </w:r>
+      <m:oMath>
+        <m:r>
+          <m:rPr>
+            <m:sty m:val="p"/>
+            <m:scr m:val="script"/>
+          </m:rPr>
+          <m:t>T</m:t>
+        </m:r>
+      </m:oMath>
+      <w:r>
+        <w:t xml:space="preserve"> </w:t>
+      </w:r>
+      <w:r>
+        <w:t xml:space="preserve">is symmetric. Hence the joint law of the matrix</w:t>
+      </w:r>
+      <w:r>
+        <w:t xml:space="preserve"> </w:t>
+      </w:r>
+      <m:oMath>
+        <m:d>
+          <m:dPr>
+            <m:begChr m:val="("/>
+            <m:endChr m:val=")"/>
+            <m:sepChr m:val=""/>
+            <m:grow/>
+          </m:dPr>
+          <m:e>
+            <m:sSub>
+              <m:e>
+                <m:r>
+                  <m:t>R</m:t>
+                </m:r>
+              </m:e>
+              <m:sub>
+                <m:r>
+                  <m:t>i</m:t>
+                </m:r>
+                <m:r>
+                  <m:t>j</m:t>
+                </m:r>
+              </m:sub>
+            </m:sSub>
+          </m:e>
+        </m:d>
+      </m:oMath>
+      <w:r>
+        <w:t xml:space="preserve"> </w:t>
+      </w:r>
+      <w:r>
+        <w:t xml:space="preserve">is invariant under a simultaneous permutation of rows and columns, and every point is equally likely to be strange. Thus</w:t>
+      </w:r>
+      <w:r>
+        <w:t xml:space="preserve"> </w:t>
+      </w:r>
+      <m:oMath>
+        <m:r>
+          <m:rPr>
+            <m:sty m:val="p"/>
+          </m:rPr>
+          <m:t>Pr</m:t>
+        </m:r>
+        <m:r>
+          <m:rPr>
+            <m:sty m:val="p"/>
+          </m:rPr>
+          <m:t>{</m:t>
+        </m:r>
+        <m:sSub>
+          <m:e>
+            <m:r>
+              <m:t>Z</m:t>
+            </m:r>
+          </m:e>
+          <m:sub>
+            <m:r>
+              <m:t>m</m:t>
+            </m:r>
+            <m:r>
+              <m:rPr>
+                <m:sty m:val="p"/>
+              </m:rPr>
+              <m:t>+</m:t>
+            </m:r>
+            <m:r>
+              <m:t>1</m:t>
+            </m:r>
+          </m:sub>
+        </m:sSub>
+        <m:r>
+          <m:rPr>
+            <m:nor/>
+            <m:sty m:val="p"/>
+          </m:rPr>
+          <m:t> strange</m:t>
+        </m:r>
+        <m:r>
+          <m:rPr>
+            <m:sty m:val="p"/>
+          </m:rPr>
+          <m:t>}</m:t>
+        </m:r>
+        <m:r>
+          <m:rPr>
+            <m:sty m:val="p"/>
+          </m:rPr>
+          <m:t>=</m:t>
+        </m:r>
+        <m:r>
+          <m:rPr>
+            <m:sty m:val="p"/>
+            <m:scr m:val="double-struck"/>
+          </m:rPr>
+          <m:t>E</m:t>
+        </m:r>
+        <m:d>
+          <m:dPr>
+            <m:begChr m:val="["/>
+            <m:endChr m:val="]"/>
+            <m:sepChr m:val=""/>
+            <m:grow/>
+          </m:dPr>
+          <m:e>
+            <m:r>
+              <m:rPr>
+                <m:sty m:val="p"/>
+              </m:rPr>
+              <m:t>#</m:t>
+            </m:r>
+            <m:r>
+              <m:rPr>
+                <m:nor/>
+                <m:sty m:val="p"/>
+              </m:rPr>
+              <m:t>strange</m:t>
+            </m:r>
+          </m:e>
+        </m:d>
+        <m:r>
+          <m:rPr>
+            <m:sty m:val="p"/>
+          </m:rPr>
+          <m:t>/</m:t>
+        </m:r>
+        <m:d>
+          <m:dPr>
+            <m:begChr m:val="("/>
+            <m:endChr m:val=")"/>
+            <m:sepChr m:val=""/>
+            <m:grow/>
+          </m:dPr>
+          <m:e>
+            <m:r>
+              <m:t>m</m:t>
+            </m:r>
+            <m:r>
+              <m:rPr>
+                <m:sty m:val="p"/>
+              </m:rPr>
+              <m:t>+</m:t>
+            </m:r>
+            <m:r>
+              <m:t>1</m:t>
+            </m:r>
+          </m:e>
+        </m:d>
+        <m:r>
+          <m:rPr>
+            <m:sty m:val="p"/>
+          </m:rPr>
+          <m:t>≤</m:t>
+        </m:r>
+        <m:r>
+          <m:t>2</m:t>
+        </m:r>
+        <m:r>
+          <m:t>α</m:t>
+        </m:r>
+      </m:oMath>
+      <w:r>
+        <w:t xml:space="preserve">. Combining with Step 2 gives</w:t>
+      </w:r>
+      <w:r>
+        <w:t xml:space="preserve"> </w:t>
+      </w:r>
+      <m:oMath>
+        <m:r>
+          <m:rPr>
+            <m:sty m:val="p"/>
+          </m:rPr>
+          <m:t>Pr</m:t>
+        </m:r>
+        <m:r>
+          <m:rPr>
+            <m:sty m:val="p"/>
+          </m:rPr>
+          <m:t>{</m:t>
+        </m:r>
+        <m:sSub>
+          <m:e>
+            <m:r>
+              <m:t>y</m:t>
+            </m:r>
+          </m:e>
+          <m:sub>
+            <m:r>
+              <m:t>m</m:t>
+            </m:r>
+            <m:r>
+              <m:rPr>
+                <m:sty m:val="p"/>
+              </m:rPr>
+              <m:t>+</m:t>
+            </m:r>
+            <m:r>
+              <m:t>1</m:t>
+            </m:r>
+          </m:sub>
+        </m:sSub>
+        <m:r>
+          <m:rPr>
+            <m:sty m:val="p"/>
+          </m:rPr>
+          <m:t>∉</m:t>
+        </m:r>
+        <m:acc>
+          <m:accPr>
+            <m:chr m:val="̂"/>
+          </m:accPr>
+          <m:e>
+            <m:r>
+              <m:t>C</m:t>
+            </m:r>
+          </m:e>
+        </m:acc>
+        <m:r>
+          <m:rPr>
+            <m:sty m:val="p"/>
+          </m:rPr>
+          <m:t>}</m:t>
+        </m:r>
+        <m:r>
+          <m:rPr>
+            <m:sty m:val="p"/>
+          </m:rPr>
+          <m:t>≤</m:t>
+        </m:r>
+        <m:r>
+          <m:t>2</m:t>
+        </m:r>
+        <m:r>
+          <m:t>α</m:t>
+        </m:r>
+      </m:oMath>
+      <w:r>
+        <w:t xml:space="preserve">.</w:t>
+      </w:r>
+      <w:r>
+        <w:t xml:space="preserve"> </w:t>
+      </w:r>
+      <m:oMath>
+        <m:r>
+          <m:rPr>
+            <m:sty m:val="p"/>
+          </m:rPr>
+          <m:t>▫</m:t>
+        </m:r>
+      </m:oMath>
+    </w:p>
+    <w:p>
+      <w:pPr>
+        <w:pStyle w:val="BodyText"/>
+      </w:pPr>
+      <w:r>
+        <w:rPr>
+          <w:bCs/>
+          <w:b/>
+        </w:rPr>
+        <w:t xml:space="preserve">Remarks.</w:t>
+      </w:r>
+    </w:p>
+    <w:p>
+      <w:pPr>
+        <w:numPr>
+          <w:ilvl w:val="0"/>
+          <w:numId w:val="1025"/>
+        </w:numPr>
+      </w:pPr>
+      <w:r>
+        <w:t xml:space="preserve">The normalisation enters only through the definition of the scores. Steps 2–4 hold for any score of the form</w:t>
+      </w:r>
+      <w:r>
+        <w:t xml:space="preserve"> </w:t>
+      </w:r>
+      <m:oMath>
+        <m:r>
+          <m:rPr>
+            <m:sty m:val="p"/>
+          </m:rPr>
+          <m:t>|</m:t>
+        </m:r>
+        <m:sSub>
+          <m:e>
+            <m:r>
+              <m:t>y</m:t>
+            </m:r>
+          </m:e>
+          <m:sub>
+            <m:r>
+              <m:t>i</m:t>
+            </m:r>
+          </m:sub>
+        </m:sSub>
+        <m:r>
+          <m:rPr>
+            <m:sty m:val="p"/>
+          </m:rPr>
+          <m:t>−</m:t>
+        </m:r>
+        <m:sSub>
+          <m:e>
+            <m:r>
+              <m:t>μ</m:t>
+            </m:r>
+          </m:e>
+          <m:sub>
+            <m:r>
+              <m:rPr>
+                <m:sty m:val="p"/>
+              </m:rPr>
+              <m:t>−</m:t>
+            </m:r>
+            <m:r>
+              <m:t>i</m:t>
+            </m:r>
+            <m:r>
+              <m:t>j</m:t>
+            </m:r>
+          </m:sub>
+        </m:sSub>
+        <m:d>
+          <m:dPr>
+            <m:begChr m:val="("/>
+            <m:endChr m:val=")"/>
+            <m:sepChr m:val=""/>
+            <m:grow/>
+          </m:dPr>
+          <m:e>
+            <m:sSub>
+              <m:e>
+                <m:r>
+                  <m:rPr>
+                    <m:sty m:val="b"/>
+                  </m:rPr>
+                  <m:t>x</m:t>
+                </m:r>
+              </m:e>
+              <m:sub>
+                <m:r>
+                  <m:t>i</m:t>
+                </m:r>
+              </m:sub>
+            </m:sSub>
+          </m:e>
+        </m:d>
+        <m:r>
+          <m:rPr>
+            <m:sty m:val="p"/>
+          </m:rPr>
+          <m:t>|</m:t>
+        </m:r>
+        <m:r>
+          <m:rPr>
+            <m:sty m:val="p"/>
+          </m:rPr>
+          <m:t>/</m:t>
+        </m:r>
+        <m:sSub>
+          <m:e>
+            <m:r>
+              <m:t>σ</m:t>
+            </m:r>
+          </m:e>
+          <m:sub>
+            <m:r>
+              <m:rPr>
+                <m:sty m:val="p"/>
+              </m:rPr>
+              <m:t>−</m:t>
+            </m:r>
+            <m:r>
+              <m:t>i</m:t>
+            </m:r>
+            <m:r>
+              <m:t>j</m:t>
+            </m:r>
+          </m:sub>
+        </m:sSub>
+        <m:d>
+          <m:dPr>
+            <m:begChr m:val="("/>
+            <m:endChr m:val=")"/>
+            <m:sepChr m:val=""/>
+            <m:grow/>
+          </m:dPr>
+          <m:e>
+            <m:sSub>
+              <m:e>
+                <m:r>
+                  <m:rPr>
+                    <m:sty m:val="b"/>
+                  </m:rPr>
+                  <m:t>x</m:t>
+                </m:r>
+              </m:e>
+              <m:sub>
+                <m:r>
+                  <m:t>i</m:t>
+                </m:r>
+              </m:sub>
+            </m:sSub>
+          </m:e>
+        </m:d>
+      </m:oMath>
+      <w:r>
+        <w:t xml:space="preserve"> </w:t>
+      </w:r>
+      <w:r>
+        <w:t xml:space="preserve">with</w:t>
+      </w:r>
+      <w:r>
+        <w:t xml:space="preserve"> </w:t>
+      </w:r>
+      <m:oMath>
+        <m:r>
+          <m:t>σ</m:t>
+        </m:r>
+        <m:r>
+          <m:rPr>
+            <m:sty m:val="p"/>
+          </m:rPr>
+          <m:t>&gt;</m:t>
+        </m:r>
+        <m:r>
+          <m:t>0</m:t>
+        </m:r>
+      </m:oMath>
+      <w:r>
+        <w:t xml:space="preserve">, provided the pair</w:t>
+      </w:r>
+      <w:r>
+        <w:t xml:space="preserve"> </w:t>
+      </w:r>
+      <m:oMath>
+        <m:d>
+          <m:dPr>
+            <m:begChr m:val="("/>
+            <m:endChr m:val=")"/>
+            <m:sepChr m:val=""/>
+            <m:grow/>
+          </m:dPr>
+          <m:e>
+            <m:r>
+              <m:t>μ</m:t>
+            </m:r>
+            <m:r>
+              <m:rPr>
+                <m:sty m:val="p"/>
+              </m:rPr>
+              <m:t>,</m:t>
+            </m:r>
+            <m:r>
+              <m:t>σ</m:t>
+            </m:r>
+          </m:e>
+        </m:d>
+      </m:oMath>
+      <w:r>
+        <w:t xml:space="preserve"> </w:t>
+      </w:r>
+      <w:r>
+        <w:t xml:space="preserve">is produced by a symmetric algorithm.</w:t>
+      </w:r>
+    </w:p>
+    <w:p>
+      <w:pPr>
+        <w:numPr>
+          <w:ilvl w:val="0"/>
+          <w:numId w:val="1025"/>
+        </w:numPr>
+      </w:pPr>
+      <w:r>
+        <w:t xml:space="preserve">Fitting the transfer on all</w:t>
+      </w:r>
+      <w:r>
+        <w:t xml:space="preserve"> </w:t>
+      </w:r>
+      <m:oMath>
+        <m:r>
+          <m:t>m</m:t>
+        </m:r>
+      </m:oMath>
+      <w:r>
+        <w:t xml:space="preserve"> </w:t>
+      </w:r>
+      <w:r>
+        <w:t xml:space="preserve">standards and reusing it to compute residuals (TJ-insample) breaks Step 1: the residual of standard</w:t>
+      </w:r>
+      <w:r>
+        <w:t xml:space="preserve"> </w:t>
+      </w:r>
+      <m:oMath>
+        <m:r>
+          <m:t>i</m:t>
+        </m:r>
+      </m:oMath>
+      <w:r>
+        <w:t xml:space="preserve"> </w:t>
+      </w:r>
+      <w:r>
+        <w:t xml:space="preserve">is then computed with a fit that has seen</w:t>
+      </w:r>
+      <w:r>
+        <w:t xml:space="preserve"> </w:t>
+      </w:r>
+      <m:oMath>
+        <m:r>
+          <m:t>i</m:t>
+        </m:r>
+      </m:oMath>
+      <w:r>
+        <w:t xml:space="preserve">, and the exchangeability with the future sample’s residual is lost. The resulting under-coverage is observed in §4.4.</w:t>
+      </w:r>
+    </w:p>
+    <w:p>
+      <w:pPr>
+        <w:numPr>
+          <w:ilvl w:val="0"/>
+          <w:numId w:val="1025"/>
+        </w:numPr>
+      </w:pPr>
+      <w:r>
+        <w:t xml:space="preserve">If the standards are chosen by a data-dependent design such as Kennard–Stone, they are no longer exchangeable with a random future sample, and Step 4 does not apply.</w:t>
+      </w:r>
+    </w:p>
+    <w:bookmarkEnd w:id="76"/>
+    <w:bookmarkStart w:id="157" w:name="bibliography"/>
     <w:p>
       <w:r>
         <w:br w:type="page"/>
@@ -17759,8 +21369,8 @@
         <w:t xml:space="preserve">References</w:t>
       </w:r>
     </w:p>
-    <w:bookmarkStart w:id="154" w:name="refs"/>
-    <w:bookmarkStart w:id="76" w:name="ref-pasquini2018"/>
+    <w:bookmarkStart w:id="156" w:name="refs"/>
+    <w:bookmarkStart w:id="78" w:name="ref-pasquini2018"/>
     <w:p>
       <w:pPr>
         <w:pStyle w:val="Bibliography"/>
@@ -17777,7 +21387,7 @@
       <w:r>
         <w:t xml:space="preserve">C. Pasquini, Near infrared spectroscopy: A mature analytical technique with new perspectives – A review, Analytica Chimica Acta 1026 (2018) 8–36. https://doi.org/</w:t>
       </w:r>
-      <w:hyperlink r:id="rId75">
+      <w:hyperlink r:id="rId77">
         <w:r>
           <w:rPr>
             <w:rStyle w:val="Hyperlink"/>
@@ -17789,8 +21399,8 @@
         <w:t xml:space="preserve">.</w:t>
       </w:r>
     </w:p>
-    <w:bookmarkEnd w:id="76"/>
-    <w:bookmarkStart w:id="78" w:name="ref-feudale2002"/>
+    <w:bookmarkEnd w:id="78"/>
+    <w:bookmarkStart w:id="80" w:name="ref-feudale2002"/>
     <w:p>
       <w:pPr>
         <w:pStyle w:val="Bibliography"/>
@@ -17807,7 +21417,7 @@
       <w:r>
         <w:t xml:space="preserve">R.N. Feudale, N.A. Woody, H. Tan, A.J. Myles, S.D. Brown, J. Ferré, Transfer of multivariate calibration models: a review, Chemometrics and Intelligent Laboratory Systems 64 (2002) 181–192. https://doi.org/</w:t>
       </w:r>
-      <w:hyperlink r:id="rId77">
+      <w:hyperlink r:id="rId79">
         <w:r>
           <w:rPr>
             <w:rStyle w:val="Hyperlink"/>
@@ -17819,8 +21429,8 @@
         <w:t xml:space="preserve">.</w:t>
       </w:r>
     </w:p>
-    <w:bookmarkEnd w:id="78"/>
-    <w:bookmarkStart w:id="80" w:name="ref-workman2018"/>
+    <w:bookmarkEnd w:id="80"/>
+    <w:bookmarkStart w:id="82" w:name="ref-workman2018"/>
     <w:p>
       <w:pPr>
         <w:pStyle w:val="Bibliography"/>
@@ -17837,7 +21447,7 @@
       <w:r>
         <w:t xml:space="preserve">J.J. Workman, A Review of Calibration Transfer Practices and Instrument Differences in Spectroscopy, Applied Spectroscopy 72 (2018) 340–365. https://doi.org/</w:t>
       </w:r>
-      <w:hyperlink r:id="rId79">
+      <w:hyperlink r:id="rId81">
         <w:r>
           <w:rPr>
             <w:rStyle w:val="Hyperlink"/>
@@ -17849,8 +21459,8 @@
         <w:t xml:space="preserve">.</w:t>
       </w:r>
     </w:p>
-    <w:bookmarkEnd w:id="80"/>
-    <w:bookmarkStart w:id="82" w:name="ref-anderson2020"/>
+    <w:bookmarkEnd w:id="82"/>
+    <w:bookmarkStart w:id="84" w:name="ref-anderson2020"/>
     <w:p>
       <w:pPr>
         <w:pStyle w:val="Bibliography"/>
@@ -17867,7 +21477,7 @@
       <w:r>
         <w:t xml:space="preserve">N.T. Anderson, K.B. Walsh, P.P. Subedi, C.H. Hayes, Achieving robustness across season, location and cultivar for a NIRS model for intact mango fruit dry matter content, Postharvest Biology and Technology 168 (2020) 111202. https://doi.org/</w:t>
       </w:r>
-      <w:hyperlink r:id="rId81">
+      <w:hyperlink r:id="rId83">
         <w:r>
           <w:rPr>
             <w:rStyle w:val="Hyperlink"/>
@@ -17879,8 +21489,8 @@
         <w:t xml:space="preserve">.</w:t>
       </w:r>
     </w:p>
-    <w:bookmarkEnd w:id="82"/>
-    <w:bookmarkStart w:id="84" w:name="ref-wang1991"/>
+    <w:bookmarkEnd w:id="84"/>
+    <w:bookmarkStart w:id="86" w:name="ref-wang1991"/>
     <w:p>
       <w:pPr>
         <w:pStyle w:val="Bibliography"/>
@@ -17897,7 +21507,7 @@
       <w:r>
         <w:t xml:space="preserve">Yongdong. Wang, D.J. Veltkamp, B.R. Kowalski, Multivariate instrument standardization, Analytical Chemistry 63 (1991) 2750–2756. https://doi.org/</w:t>
       </w:r>
-      <w:hyperlink r:id="rId83">
+      <w:hyperlink r:id="rId85">
         <w:r>
           <w:rPr>
             <w:rStyle w:val="Hyperlink"/>
@@ -17909,8 +21519,8 @@
         <w:t xml:space="preserve">.</w:t>
       </w:r>
     </w:p>
-    <w:bookmarkEnd w:id="84"/>
-    <w:bookmarkStart w:id="86" w:name="ref-bouveresse1996"/>
+    <w:bookmarkEnd w:id="86"/>
+    <w:bookmarkStart w:id="88" w:name="ref-bouveresse1996"/>
     <w:p>
       <w:pPr>
         <w:pStyle w:val="Bibliography"/>
@@ -17927,7 +21537,7 @@
       <w:r>
         <w:t xml:space="preserve">E. Bouveresse, D.L. Massart, Improvement of the piecewise direct standardisation procedure for the transfer of NIR spectra for multivariate calibration, Chemometrics and Intelligent Laboratory Systems 32 (1996) 201–213. https://doi.org/</w:t>
       </w:r>
-      <w:hyperlink r:id="rId85">
+      <w:hyperlink r:id="rId87">
         <w:r>
           <w:rPr>
             <w:rStyle w:val="Hyperlink"/>
@@ -17939,8 +21549,8 @@
         <w:t xml:space="preserve">.</w:t>
       </w:r>
     </w:p>
-    <w:bookmarkEnd w:id="86"/>
-    <w:bookmarkStart w:id="88" w:name="ref-nikzad2018"/>
+    <w:bookmarkEnd w:id="88"/>
+    <w:bookmarkStart w:id="90" w:name="ref-nikzad2018"/>
     <w:p>
       <w:pPr>
         <w:pStyle w:val="Bibliography"/>
@@ -17957,7 +21567,7 @@
       <w:r>
         <w:t xml:space="preserve">R. Nikzad-Langerodi, W. Zellinger, E. Lughofer, S. Saminger-Platz, Domain-Invariant Partial-Least-Squares Regression, Analytical Chemistry 90 (2018) 6693–6701. https://doi.org/</w:t>
       </w:r>
-      <w:hyperlink r:id="rId87">
+      <w:hyperlink r:id="rId89">
         <w:r>
           <w:rPr>
             <w:rStyle w:val="Hyperlink"/>
@@ -17969,8 +21579,8 @@
         <w:t xml:space="preserve">.</w:t>
       </w:r>
     </w:p>
-    <w:bookmarkEnd w:id="88"/>
-    <w:bookmarkStart w:id="90" w:name="ref-mishra2020dipls"/>
+    <w:bookmarkEnd w:id="90"/>
+    <w:bookmarkStart w:id="92" w:name="ref-mishra2020dipls"/>
     <w:p>
       <w:pPr>
         <w:pStyle w:val="Bibliography"/>
@@ -17987,7 +21597,7 @@
       <w:r>
         <w:t xml:space="preserve">P. Mishra, R. Nikzad-Langerodi, Partial least square regression versus domain invariant partial least square regression with application to near-infrared spectroscopy of fresh fruit, Infrared Physics &amp;Amp; Technology 111 (2020) 103547. https://doi.org/</w:t>
       </w:r>
-      <w:hyperlink r:id="rId89">
+      <w:hyperlink r:id="rId91">
         <w:r>
           <w:rPr>
             <w:rStyle w:val="Hyperlink"/>
@@ -17999,8 +21609,8 @@
         <w:t xml:space="preserve">.</w:t>
       </w:r>
     </w:p>
-    <w:bookmarkEnd w:id="90"/>
-    <w:bookmarkStart w:id="92" w:name="ref-fonseca2022"/>
+    <w:bookmarkEnd w:id="92"/>
+    <w:bookmarkStart w:id="94" w:name="ref-fonseca2022"/>
     <w:p>
       <w:pPr>
         <w:pStyle w:val="Bibliography"/>
@@ -18017,7 +21627,7 @@
       <w:r>
         <w:t xml:space="preserve">V. Fonseca Diaz, J.-M. Roger, W. Saeys, Unsupervised dynamic orthogonal projection. An efficient approach to calibration transfer without standard samples, Analytica Chimica Acta 1225 (2022) 340154. https://doi.org/</w:t>
       </w:r>
-      <w:hyperlink r:id="rId91">
+      <w:hyperlink r:id="rId93">
         <w:r>
           <w:rPr>
             <w:rStyle w:val="Hyperlink"/>
@@ -18029,8 +21639,8 @@
         <w:t xml:space="preserve">.</w:t>
       </w:r>
     </w:p>
-    <w:bookmarkEnd w:id="92"/>
-    <w:bookmarkStart w:id="94" w:name="ref-xie2024"/>
+    <w:bookmarkEnd w:id="94"/>
+    <w:bookmarkStart w:id="96" w:name="ref-xie2024"/>
     <w:p>
       <w:pPr>
         <w:pStyle w:val="Bibliography"/>
@@ -18047,7 +21657,7 @@
       <w:r>
         <w:t xml:space="preserve">Z. Xie, X. Chen, J.-M. Roger, S. Ali, G. Huang, W. Shi, Calibration transfer via filter learning, Analytica Chimica Acta 1298 (2024) 342404. https://doi.org/</w:t>
       </w:r>
-      <w:hyperlink r:id="rId93">
+      <w:hyperlink r:id="rId95">
         <w:r>
           <w:rPr>
             <w:rStyle w:val="Hyperlink"/>
@@ -18059,8 +21669,8 @@
         <w:t xml:space="preserve">.</w:t>
       </w:r>
     </w:p>
-    <w:bookmarkEnd w:id="94"/>
-    <w:bookmarkStart w:id="96" w:name="ref-fan2025"/>
+    <w:bookmarkEnd w:id="96"/>
+    <w:bookmarkStart w:id="98" w:name="ref-fan2025"/>
     <w:p>
       <w:pPr>
         <w:pStyle w:val="Bibliography"/>
@@ -18077,7 +21687,7 @@
       <w:r>
         <w:t xml:space="preserve">X. Fan, L. Gao, J. Lv, B. Li, K. Xu, X. Li, Y. Shao, T. Yang, X. Chen, H. Ji, A systematic calibration transfer and quantification method based on principal components extreme learning machine for near-infrared spectroscopy, Analytica Chimica Acta 1361 (2025) 344151. https://doi.org/</w:t>
       </w:r>
-      <w:hyperlink r:id="rId95">
+      <w:hyperlink r:id="rId97">
         <w:r>
           <w:rPr>
             <w:rStyle w:val="Hyperlink"/>
@@ -18089,8 +21699,8 @@
         <w:t xml:space="preserve">.</w:t>
       </w:r>
     </w:p>
-    <w:bookmarkEnd w:id="96"/>
-    <w:bookmarkStart w:id="98" w:name="ref-huang2026"/>
+    <w:bookmarkEnd w:id="98"/>
+    <w:bookmarkStart w:id="100" w:name="ref-huang2026"/>
     <w:p>
       <w:pPr>
         <w:pStyle w:val="Bibliography"/>
@@ -18107,7 +21717,7 @@
       <w:r>
         <w:t xml:space="preserve">X. Huang, X. Chen, G. Huang, Z. Xie, W. Shi, X. Chen, L. Yuan, P. Liang, J. Zhu, Y. He, UCT-LMIR: A standard-free unsupervised calibration transfer method without model recalibration, Analytica Chimica Acta 1423 (2026) 346104. https://doi.org/</w:t>
       </w:r>
-      <w:hyperlink r:id="rId97">
+      <w:hyperlink r:id="rId99">
         <w:r>
           <w:rPr>
             <w:rStyle w:val="Hyperlink"/>
@@ -18119,8 +21729,8 @@
         <w:t xml:space="preserve">.</w:t>
       </w:r>
     </w:p>
-    <w:bookmarkEnd w:id="98"/>
-    <w:bookmarkStart w:id="100" w:name="ref-faber1997"/>
+    <w:bookmarkEnd w:id="100"/>
+    <w:bookmarkStart w:id="102" w:name="ref-faber1997"/>
     <w:p>
       <w:pPr>
         <w:pStyle w:val="Bibliography"/>
@@ -18137,7 +21747,7 @@
       <w:r>
         <w:t xml:space="preserve">K. Faber, B.R. Kowalski, Propagation of measurement errors for the validation of predictions obtained by principal component regression and partial least squares, Journal of Chemometrics 11 (1997) 181–238. https://doi.org/</w:t>
       </w:r>
-      <w:hyperlink r:id="rId99">
+      <w:hyperlink r:id="rId101">
         <w:r>
           <w:rPr>
             <w:rStyle w:val="Hyperlink"/>
@@ -18149,8 +21759,8 @@
         <w:t xml:space="preserve">.</w:t>
       </w:r>
     </w:p>
-    <w:bookmarkEnd w:id="100"/>
-    <w:bookmarkStart w:id="102" w:name="ref-olivieri2006"/>
+    <w:bookmarkEnd w:id="102"/>
+    <w:bookmarkStart w:id="104" w:name="ref-olivieri2006"/>
     <w:p>
       <w:pPr>
         <w:pStyle w:val="Bibliography"/>
@@ -18167,7 +21777,7 @@
       <w:r>
         <w:t xml:space="preserve">A.C. Olivieri, N.M. Faber, J. Ferré, R. Boqué, J.H. Kalivas, H. Mark, Uncertainty estimation and figures of merit for multivariate calibration (IUPAC Technical Report), Pure and Applied Chemistry 78 (2006) 633–661. https://doi.org/</w:t>
       </w:r>
-      <w:hyperlink r:id="rId101">
+      <w:hyperlink r:id="rId103">
         <w:r>
           <w:rPr>
             <w:rStyle w:val="Hyperlink"/>
@@ -18179,8 +21789,8 @@
         <w:t xml:space="preserve">.</w:t>
       </w:r>
     </w:p>
-    <w:bookmarkEnd w:id="102"/>
-    <w:bookmarkStart w:id="104" w:name="ref-allegrini2016"/>
+    <w:bookmarkEnd w:id="104"/>
+    <w:bookmarkStart w:id="106" w:name="ref-allegrini2016"/>
     <w:p>
       <w:pPr>
         <w:pStyle w:val="Bibliography"/>
@@ -18197,7 +21807,7 @@
       <w:r>
         <w:t xml:space="preserve">F. Allegrini, P.D. Wentzell, A.C. Olivieri, Generalized error-dependent prediction uncertainty in multivariate calibration, Analytica Chimica Acta 903 (2016) 51–60. https://doi.org/</w:t>
       </w:r>
-      <w:hyperlink r:id="rId103">
+      <w:hyperlink r:id="rId105">
         <w:r>
           <w:rPr>
             <w:rStyle w:val="Hyperlink"/>
@@ -18209,8 +21819,8 @@
         <w:t xml:space="preserve">.</w:t>
       </w:r>
     </w:p>
-    <w:bookmarkEnd w:id="104"/>
-    <w:bookmarkStart w:id="106" w:name="ref-astm_e1655"/>
+    <w:bookmarkEnd w:id="106"/>
+    <w:bookmarkStart w:id="108" w:name="ref-astm_e1655"/>
     <w:p>
       <w:pPr>
         <w:pStyle w:val="Bibliography"/>
@@ -18227,7 +21837,7 @@
       <w:r>
         <w:t xml:space="preserve">ASTM International, ASTM E1655-17, Standard Practices for Infrared Multivariate Quantitative Analysis, ASTM International, West Conshohocken, PA, 2017. https://doi.org/</w:t>
       </w:r>
-      <w:hyperlink r:id="rId105">
+      <w:hyperlink r:id="rId107">
         <w:r>
           <w:rPr>
             <w:rStyle w:val="Hyperlink"/>
@@ -18239,8 +21849,8 @@
         <w:t xml:space="preserve">.</w:t>
       </w:r>
     </w:p>
-    <w:bookmarkEnd w:id="106"/>
-    <w:bookmarkStart w:id="108" w:name="ref-vovk2005"/>
+    <w:bookmarkEnd w:id="108"/>
+    <w:bookmarkStart w:id="110" w:name="ref-vovk2005"/>
     <w:p>
       <w:pPr>
         <w:pStyle w:val="Bibliography"/>
@@ -18257,7 +21867,7 @@
       <w:r>
         <w:t xml:space="preserve">V. Vovk, A. Gammerman, G. Shafer, Algorithmic Learning in a Random World, Springer, 2005. https://doi.org/</w:t>
       </w:r>
-      <w:hyperlink r:id="rId107">
+      <w:hyperlink r:id="rId109">
         <w:r>
           <w:rPr>
             <w:rStyle w:val="Hyperlink"/>
@@ -18269,8 +21879,8 @@
         <w:t xml:space="preserve">.</w:t>
       </w:r>
     </w:p>
-    <w:bookmarkEnd w:id="108"/>
-    <w:bookmarkStart w:id="110" w:name="ref-lei2018"/>
+    <w:bookmarkEnd w:id="110"/>
+    <w:bookmarkStart w:id="112" w:name="ref-lei2018"/>
     <w:p>
       <w:pPr>
         <w:pStyle w:val="Bibliography"/>
@@ -18287,7 +21897,7 @@
       <w:r>
         <w:t xml:space="preserve">J. Lei, M. G’Sell, A. Rinaldo, R.J. Tibshirani, L. Wasserman, Distribution-Free Predictive Inference for Regression, Journal of the American Statistical Association 113 (2018) 1094–1111. https://doi.org/</w:t>
       </w:r>
-      <w:hyperlink r:id="rId109">
+      <w:hyperlink r:id="rId111">
         <w:r>
           <w:rPr>
             <w:rStyle w:val="Hyperlink"/>
@@ -18299,8 +21909,8 @@
         <w:t xml:space="preserve">.</w:t>
       </w:r>
     </w:p>
-    <w:bookmarkEnd w:id="110"/>
-    <w:bookmarkStart w:id="112" w:name="ref-angelopoulos2023"/>
+    <w:bookmarkEnd w:id="112"/>
+    <w:bookmarkStart w:id="114" w:name="ref-angelopoulos2023"/>
     <w:p>
       <w:pPr>
         <w:pStyle w:val="Bibliography"/>
@@ -18317,7 +21927,7 @@
       <w:r>
         <w:t xml:space="preserve">A.N. Angelopoulos, S. Bates, Conformal Prediction: A Gentle Introduction, Foundations and Trends® in Machine Learning 16 (2023) 494–591. https://doi.org/</w:t>
       </w:r>
-      <w:hyperlink r:id="rId111">
+      <w:hyperlink r:id="rId113">
         <w:r>
           <w:rPr>
             <w:rStyle w:val="Hyperlink"/>
@@ -18329,8 +21939,8 @@
         <w:t xml:space="preserve">.</w:t>
       </w:r>
     </w:p>
-    <w:bookmarkEnd w:id="112"/>
-    <w:bookmarkStart w:id="114" w:name="ref-fontana2023"/>
+    <w:bookmarkEnd w:id="114"/>
+    <w:bookmarkStart w:id="116" w:name="ref-fontana2023"/>
     <w:p>
       <w:pPr>
         <w:pStyle w:val="Bibliography"/>
@@ -18347,7 +21957,7 @@
       <w:r>
         <w:t xml:space="preserve">M. Fontana, G. Zeni, S. Vantini, Conformal prediction: A unified review of theory and new challenges, Bernoulli 29 (2023) 1–23. https://doi.org/</w:t>
       </w:r>
-      <w:hyperlink r:id="rId113">
+      <w:hyperlink r:id="rId115">
         <w:r>
           <w:rPr>
             <w:rStyle w:val="Hyperlink"/>
@@ -18359,8 +21969,8 @@
         <w:t xml:space="preserve">.</w:t>
       </w:r>
     </w:p>
-    <w:bookmarkEnd w:id="114"/>
-    <w:bookmarkStart w:id="116" w:name="ref-gu2019"/>
+    <w:bookmarkEnd w:id="116"/>
+    <w:bookmarkStart w:id="118" w:name="ref-gu2019"/>
     <w:p>
       <w:pPr>
         <w:pStyle w:val="Bibliography"/>
@@ -18377,7 +21987,7 @@
       <w:r>
         <w:t xml:space="preserve">J. Gu, H. Liu, C. Ma, L. Li, C. Zhu, C. Glorieux, G. Chen, Conformal Prediction Based on Raman Spectra for the Classification of Chinese Liquors, Applied Spectroscopy 73 (2019) 759–766. https://doi.org/</w:t>
       </w:r>
-      <w:hyperlink r:id="rId115">
+      <w:hyperlink r:id="rId117">
         <w:r>
           <w:rPr>
             <w:rStyle w:val="Hyperlink"/>
@@ -18389,8 +21999,8 @@
         <w:t xml:space="preserve">.</w:t>
       </w:r>
     </w:p>
-    <w:bookmarkEnd w:id="116"/>
-    <w:bookmarkStart w:id="118" w:name="ref-redd2024"/>
+    <w:bookmarkEnd w:id="118"/>
+    <w:bookmarkStart w:id="120" w:name="ref-redd2024"/>
     <w:p>
       <w:pPr>
         <w:pStyle w:val="Bibliography"/>
@@ -18407,7 +22017,7 @@
       <w:r>
         <w:t xml:space="preserve">Hyrum J. Redd, John H. Kalivas, Assessment of Conformal Prediction and Standard Normal Distribution for Autonomous Consensus One‐Class Classification, Journal of Chemometrics 39 (2025) e3639. https://doi.org/</w:t>
       </w:r>
-      <w:hyperlink r:id="rId117">
+      <w:hyperlink r:id="rId119">
         <w:r>
           <w:rPr>
             <w:rStyle w:val="Hyperlink"/>
@@ -18419,8 +22029,8 @@
         <w:t xml:space="preserve">.</w:t>
       </w:r>
     </w:p>
-    <w:bookmarkEnd w:id="118"/>
-    <w:bookmarkStart w:id="120" w:name="ref-qian2024"/>
+    <w:bookmarkEnd w:id="120"/>
+    <w:bookmarkStart w:id="122" w:name="ref-qian2024"/>
     <w:p>
       <w:pPr>
         <w:pStyle w:val="Bibliography"/>
@@ -18437,7 +22047,7 @@
       <w:r>
         <w:t xml:space="preserve">X. Qian, J. Wu, L. Wei, Y. Lin, Random projection ensemble conformal prediction for high-dimensional classification, Chemometrics and Intelligent Laboratory Systems 253 (2024) 105225. https://doi.org/</w:t>
       </w:r>
-      <w:hyperlink r:id="rId119">
+      <w:hyperlink r:id="rId121">
         <w:r>
           <w:rPr>
             <w:rStyle w:val="Hyperlink"/>
@@ -18449,8 +22059,8 @@
         <w:t xml:space="preserve">.</w:t>
       </w:r>
     </w:p>
-    <w:bookmarkEnd w:id="120"/>
-    <w:bookmarkStart w:id="122" w:name="ref-booksh2025"/>
+    <w:bookmarkEnd w:id="122"/>
+    <w:bookmarkStart w:id="124" w:name="ref-booksh2025"/>
     <w:p>
       <w:pPr>
         <w:pStyle w:val="Bibliography"/>
@@ -18467,7 +22077,7 @@
       <w:r>
         <w:t xml:space="preserve">Karl S. Booksh, Caelin P. Celani, Nicole M. Ralbovsky, Joseph P. Smith, Assessing Classification Models of Pharmaceuticals With Conformal Prediction, Journal of Chemometrics 39 (2025) e70017. https://doi.org/</w:t>
       </w:r>
-      <w:hyperlink r:id="rId121">
+      <w:hyperlink r:id="rId123">
         <w:r>
           <w:rPr>
             <w:rStyle w:val="Hyperlink"/>
@@ -18479,8 +22089,8 @@
         <w:t xml:space="preserve">.</w:t>
       </w:r>
     </w:p>
-    <w:bookmarkEnd w:id="122"/>
-    <w:bookmarkStart w:id="124" w:name="ref-jovic2025"/>
+    <w:bookmarkEnd w:id="124"/>
+    <w:bookmarkStart w:id="126" w:name="ref-jovic2025"/>
     <w:p>
       <w:pPr>
         <w:pStyle w:val="Bibliography"/>
@@ -18497,7 +22107,7 @@
       <w:r>
         <w:t xml:space="preserve">O. Jovic, Conformal predictors in chemometric study of mid-infrared food adulteration: quantification of prediction uncertainty, Food Chemistry 492 (2025) 145387. https://doi.org/</w:t>
       </w:r>
-      <w:hyperlink r:id="rId123">
+      <w:hyperlink r:id="rId125">
         <w:r>
           <w:rPr>
             <w:rStyle w:val="Hyperlink"/>
@@ -18509,8 +22119,8 @@
         <w:t xml:space="preserve">.</w:t>
       </w:r>
     </w:p>
-    <w:bookmarkEnd w:id="124"/>
-    <w:bookmarkStart w:id="126" w:name="ref-duma2025"/>
+    <w:bookmarkEnd w:id="126"/>
+    <w:bookmarkStart w:id="128" w:name="ref-duma2025"/>
     <w:p>
       <w:pPr>
         <w:pStyle w:val="Bibliography"/>
@@ -18530,7 +22140,7 @@
       <w:r>
         <w:t xml:space="preserve"> </w:t>
       </w:r>
-      <w:hyperlink r:id="rId125">
+      <w:hyperlink r:id="rId127">
         <w:r>
           <w:rPr>
             <w:rStyle w:val="Hyperlink"/>
@@ -18542,8 +22152,8 @@
         <w:t xml:space="preserve">.</w:t>
       </w:r>
     </w:p>
-    <w:bookmarkEnd w:id="126"/>
-    <w:bookmarkStart w:id="128" w:name="ref-norinder2014"/>
+    <w:bookmarkEnd w:id="128"/>
+    <w:bookmarkStart w:id="130" w:name="ref-norinder2014"/>
     <w:p>
       <w:pPr>
         <w:pStyle w:val="Bibliography"/>
@@ -18560,7 +22170,7 @@
       <w:r>
         <w:t xml:space="preserve">U. Norinder, L. Carlsson, S. Boyer, M. Eklund, Introducing Conformal Prediction in Predictive Modeling. A Transparent and Flexible Alternative to Applicability Domain Determination, Journal of Chemical Information and Modeling 54 (2014) 1596–1603. https://doi.org/</w:t>
       </w:r>
-      <w:hyperlink r:id="rId127">
+      <w:hyperlink r:id="rId129">
         <w:r>
           <w:rPr>
             <w:rStyle w:val="Hyperlink"/>
@@ -18572,8 +22182,8 @@
         <w:t xml:space="preserve">.</w:t>
       </w:r>
     </w:p>
-    <w:bookmarkEnd w:id="128"/>
-    <w:bookmarkStart w:id="129" w:name="ref-tibshirani2019"/>
+    <w:bookmarkEnd w:id="130"/>
+    <w:bookmarkStart w:id="131" w:name="ref-tibshirani2019"/>
     <w:p>
       <w:pPr>
         <w:pStyle w:val="Bibliography"/>
@@ -18591,8 +22201,8 @@
         <w:t xml:space="preserve">R.J. Tibshirani, R.F. Barber, E. Candès, A. Ramdas, Conformal prediction under covariate shift, in: Advances in Neural Information Processing Systems 32 (NeurIPS 2019), 2019.</w:t>
       </w:r>
     </w:p>
-    <w:bookmarkEnd w:id="129"/>
-    <w:bookmarkStart w:id="131" w:name="ref-doula2026"/>
+    <w:bookmarkEnd w:id="131"/>
+    <w:bookmarkStart w:id="133" w:name="ref-doula2026"/>
     <w:p>
       <w:pPr>
         <w:pStyle w:val="Bibliography"/>
@@ -18612,7 +22222,7 @@
       <w:r>
         <w:t xml:space="preserve"> </w:t>
       </w:r>
-      <w:hyperlink r:id="rId130">
+      <w:hyperlink r:id="rId132">
         <w:r>
           <w:rPr>
             <w:rStyle w:val="Hyperlink"/>
@@ -18624,8 +22234,8 @@
         <w:t xml:space="preserve">.</w:t>
       </w:r>
     </w:p>
-    <w:bookmarkEnd w:id="131"/>
-    <w:bookmarkStart w:id="133" w:name="ref-barber2021"/>
+    <w:bookmarkEnd w:id="133"/>
+    <w:bookmarkStart w:id="135" w:name="ref-barber2021"/>
     <w:p>
       <w:pPr>
         <w:pStyle w:val="Bibliography"/>
@@ -18642,7 +22252,7 @@
       <w:r>
         <w:t xml:space="preserve">R.F. Barber, E.J. Candès, A. Ramdas, R.J. Tibshirani, Predictive inference with the jackknife+, The Annals of Statistics 49 (2021) 486–507. https://doi.org/</w:t>
       </w:r>
-      <w:hyperlink r:id="rId132">
+      <w:hyperlink r:id="rId134">
         <w:r>
           <w:rPr>
             <w:rStyle w:val="Hyperlink"/>
@@ -18654,8 +22264,8 @@
         <w:t xml:space="preserve">.</w:t>
       </w:r>
     </w:p>
-    <w:bookmarkEnd w:id="133"/>
-    <w:bookmarkStart w:id="135" w:name="ref-kennard1969"/>
+    <w:bookmarkEnd w:id="135"/>
+    <w:bookmarkStart w:id="137" w:name="ref-kennard1969"/>
     <w:p>
       <w:pPr>
         <w:pStyle w:val="Bibliography"/>
@@ -18672,7 +22282,7 @@
       <w:r>
         <w:t xml:space="preserve">R.W. Kennard, L.A. Stone, Computer Aided Design of Experiments, Technometrics 11 (1969) 137–148. https://doi.org/</w:t>
       </w:r>
-      <w:hyperlink r:id="rId134">
+      <w:hyperlink r:id="rId136">
         <w:r>
           <w:rPr>
             <w:rStyle w:val="Hyperlink"/>
@@ -18684,8 +22294,8 @@
         <w:t xml:space="preserve">.</w:t>
       </w:r>
     </w:p>
-    <w:bookmarkEnd w:id="135"/>
-    <w:bookmarkStart w:id="136" w:name="ref-gal2016"/>
+    <w:bookmarkEnd w:id="137"/>
+    <w:bookmarkStart w:id="138" w:name="ref-gal2016"/>
     <w:p>
       <w:pPr>
         <w:pStyle w:val="Bibliography"/>
@@ -18703,8 +22313,8 @@
         <w:t xml:space="preserve">Y. Gal, Z. Ghahramani, Dropout as a Bayesian approximation: representing model uncertainty in deep learning, in: Proceedings of the 33rd International Conference on Machine Learning, PMLR 48, 2016: pp. 1050–1059.</w:t>
       </w:r>
     </w:p>
-    <w:bookmarkEnd w:id="136"/>
-    <w:bookmarkStart w:id="138" w:name="ref-eigenvector_data"/>
+    <w:bookmarkEnd w:id="138"/>
+    <w:bookmarkStart w:id="140" w:name="ref-eigenvector_data"/>
     <w:p>
       <w:pPr>
         <w:pStyle w:val="Bibliography"/>
@@ -18724,7 +22334,7 @@
       <w:r>
         <w:t xml:space="preserve"> </w:t>
       </w:r>
-      <w:hyperlink r:id="rId137">
+      <w:hyperlink r:id="rId139">
         <w:r>
           <w:rPr>
             <w:rStyle w:val="Hyperlink"/>
@@ -18739,8 +22349,8 @@
         <w:t xml:space="preserve">(accessed October 13, 2026).</w:t>
       </w:r>
     </w:p>
-    <w:bookmarkEnd w:id="138"/>
-    <w:bookmarkStart w:id="140" w:name="ref-mango_data"/>
+    <w:bookmarkEnd w:id="140"/>
+    <w:bookmarkStart w:id="142" w:name="ref-mango_data"/>
     <w:p>
       <w:pPr>
         <w:pStyle w:val="Bibliography"/>
@@ -18757,7 +22367,7 @@
       <w:r>
         <w:t xml:space="preserve">N. Anderson, K. Walsh, P. Subedi, J. Walsh, Mango DMC and NIR spectra (Version 6), (2026). https://doi.org/</w:t>
       </w:r>
-      <w:hyperlink r:id="rId139">
+      <w:hyperlink r:id="rId141">
         <w:r>
           <w:rPr>
             <w:rStyle w:val="Hyperlink"/>
@@ -18769,8 +22379,8 @@
         <w:t xml:space="preserve">.</w:t>
       </w:r>
     </w:p>
-    <w:bookmarkEnd w:id="140"/>
-    <w:bookmarkStart w:id="142" w:name="ref-barnes1989"/>
+    <w:bookmarkEnd w:id="142"/>
+    <w:bookmarkStart w:id="144" w:name="ref-barnes1989"/>
     <w:p>
       <w:pPr>
         <w:pStyle w:val="Bibliography"/>
@@ -18787,7 +22397,7 @@
       <w:r>
         <w:t xml:space="preserve">R.J. Barnes, M.S. Dhanoa, S.J. Lister, Standard Normal Variate Transformation and De-Trending of Near-Infrared Diffuse Reflectance Spectra, Applied Spectroscopy 43 (1989) 772–777. https://doi.org/</w:t>
       </w:r>
-      <w:hyperlink r:id="rId141">
+      <w:hyperlink r:id="rId143">
         <w:r>
           <w:rPr>
             <w:rStyle w:val="Hyperlink"/>
@@ -18799,8 +22409,8 @@
         <w:t xml:space="preserve">.</w:t>
       </w:r>
     </w:p>
-    <w:bookmarkEnd w:id="142"/>
-    <w:bookmarkStart w:id="144" w:name="ref-savitzky1964"/>
+    <w:bookmarkEnd w:id="144"/>
+    <w:bookmarkStart w:id="146" w:name="ref-savitzky1964"/>
     <w:p>
       <w:pPr>
         <w:pStyle w:val="Bibliography"/>
@@ -18817,7 +22427,7 @@
       <w:r>
         <w:t xml:space="preserve">Abraham. Savitzky, M.J.E. Golay, Smoothing and Differentiation of Data by Simplified Least Squares Procedures., Analytical Chemistry 36 (1964) 1627–1639. https://doi.org/</w:t>
       </w:r>
-      <w:hyperlink r:id="rId143">
+      <w:hyperlink r:id="rId145">
         <w:r>
           <w:rPr>
             <w:rStyle w:val="Hyperlink"/>
@@ -18829,8 +22439,8 @@
         <w:t xml:space="preserve">.</w:t>
       </w:r>
     </w:p>
-    <w:bookmarkEnd w:id="144"/>
-    <w:bookmarkStart w:id="146" w:name="ref-wold2001"/>
+    <w:bookmarkEnd w:id="146"/>
+    <w:bookmarkStart w:id="148" w:name="ref-wold2001"/>
     <w:p>
       <w:pPr>
         <w:pStyle w:val="Bibliography"/>
@@ -18847,7 +22457,7 @@
       <w:r>
         <w:t xml:space="preserve">S. Wold, M. Sjöström, L. Eriksson, PLS-regression: a basic tool of chemometrics, Chemometrics and Intelligent Laboratory Systems 58 (2001) 109–130. https://doi.org/</w:t>
       </w:r>
-      <w:hyperlink r:id="rId145">
+      <w:hyperlink r:id="rId147">
         <w:r>
           <w:rPr>
             <w:rStyle w:val="Hyperlink"/>
@@ -18859,8 +22469,8 @@
         <w:t xml:space="preserve">.</w:t>
       </w:r>
     </w:p>
-    <w:bookmarkEnd w:id="146"/>
-    <w:bookmarkStart w:id="148" w:name="ref-gneiting2007"/>
+    <w:bookmarkEnd w:id="148"/>
+    <w:bookmarkStart w:id="150" w:name="ref-gneiting2007"/>
     <w:p>
       <w:pPr>
         <w:pStyle w:val="Bibliography"/>
@@ -18877,7 +22487,7 @@
       <w:r>
         <w:t xml:space="preserve">T. Gneiting, A.E. Raftery, Strictly Proper Scoring Rules, Prediction, and Estimation, Journal of the American Statistical Association 102 (2007) 359–378. https://doi.org/</w:t>
       </w:r>
-      <w:hyperlink r:id="rId147">
+      <w:hyperlink r:id="rId149">
         <w:r>
           <w:rPr>
             <w:rStyle w:val="Hyperlink"/>
@@ -18889,8 +22499,8 @@
         <w:t xml:space="preserve">.</w:t>
       </w:r>
     </w:p>
-    <w:bookmarkEnd w:id="148"/>
-    <w:bookmarkStart w:id="150" w:name="ref-holm1979"/>
+    <w:bookmarkEnd w:id="150"/>
+    <w:bookmarkStart w:id="152" w:name="ref-holm1979"/>
     <w:p>
       <w:pPr>
         <w:pStyle w:val="Bibliography"/>
@@ -18907,7 +22517,7 @@
       <w:r>
         <w:t xml:space="preserve">S. Holm, A simple sequentially rejective multiple test procedure, Scandinavian Journal of Statistics 6 (1979) 65–70. https://doi.org/</w:t>
       </w:r>
-      <w:hyperlink r:id="rId149">
+      <w:hyperlink r:id="rId151">
         <w:r>
           <w:rPr>
             <w:rStyle w:val="Hyperlink"/>
@@ -18919,8 +22529,8 @@
         <w:t xml:space="preserve">.</w:t>
       </w:r>
     </w:p>
-    <w:bookmarkEnd w:id="150"/>
-    <w:bookmarkStart w:id="151" w:name="ref-demsar2006"/>
+    <w:bookmarkEnd w:id="152"/>
+    <w:bookmarkStart w:id="153" w:name="ref-demsar2006"/>
     <w:p>
       <w:pPr>
         <w:pStyle w:val="Bibliography"/>
@@ -18938,8 +22548,8 @@
         <w:t xml:space="preserve">J. Demšar, Statistical comparisons of classifiers over multiple data sets, Journal of Machine Learning Research 7 (2006) 1–30.</w:t>
       </w:r>
     </w:p>
-    <w:bookmarkEnd w:id="151"/>
-    <w:bookmarkStart w:id="153" w:name="ref-maxime2025"/>
+    <w:bookmarkEnd w:id="153"/>
+    <w:bookmarkStart w:id="155" w:name="ref-maxime2025"/>
     <w:p>
       <w:pPr>
         <w:pStyle w:val="Bibliography"/>
@@ -18956,7 +22566,7 @@
       <w:r>
         <w:t xml:space="preserve">M. Maxime, K. Lamdibih, J.-M. Roger, D. Esteve, R. Bendoula, F. Abdelghafour, Simple methods for uncertainty estimation in neural networks applied to spectral data processing: A case study on mango dry matter prediction, Chemometrics and Intelligent Laboratory Systems 267 (2025) 105532. https://doi.org/</w:t>
       </w:r>
-      <w:hyperlink r:id="rId152">
+      <w:hyperlink r:id="rId154">
         <w:r>
           <w:rPr>
             <w:rStyle w:val="Hyperlink"/>
@@ -18968,9 +22578,9 @@
         <w:t xml:space="preserve">.</w:t>
       </w:r>
     </w:p>
-    <w:bookmarkEnd w:id="153"/>
-    <w:bookmarkEnd w:id="154"/>
     <w:bookmarkEnd w:id="155"/>
+    <w:bookmarkEnd w:id="156"/>
+    <w:bookmarkEnd w:id="157"/>
     <w:sectPr>
       <w:footerReference r:id="rId9" w:type="default"/>
       <w:pgSz w:h="16838" w:w="11906"/>
@@ -19438,6 +23048,12 @@
     <w:lvlOverride w:ilvl="8">
       <w:startOverride w:val="1"/>
     </w:lvlOverride>
+  </w:num>
+  <w:num w:numId="1024">
+    <w:abstractNumId w:val="991"/>
+  </w:num>
+  <w:num w:numId="1025">
+    <w:abstractNumId w:val="991"/>
   </w:num>
 </w:numbering>
 </file>

--- a/Target_Journal_Submission/manuscript/Final_Manuscript.docx
+++ b/Target_Journal_Submission/manuscript/Final_Manuscript.docx
@@ -194,7 +194,7 @@
         <w:t xml:space="preserve"> </w:t>
       </w:r>
       <w:r>
-        <w:t xml:space="preserve">We propose a transfer jackknife+ (TJ+N). Each standard is left out in turn, the transfer step (e.g., piecewise direct standardisation) is re-fitted on the others, and the leave-one-out residuals, normalised by a difficulty function of Hotelling T² and Q residuals learned from source data, define distribution-free intervals with coverage ≥ 1−2α for exchangeable standards. On three public NIR data sets (instrument and season shift; 40 pre-registered scenarios, up to 500 repetitions each), source-calibrated intervals under-covered after transfer, with coverage as low as 0.03 for a nominal 0.90. TJ+N had a mean coverage of 0.922 and was never flagged as under-covering, at α = 0.05, 0.10 or 0.20, under four transfer pipelines, or with PLS, ridge and 1D-CNN models. Splitting the standards gave unbounded intervals for</w:t>
+        <w:t xml:space="preserve">We propose a transfer jackknife+ (TJ+N). Each standard is left out in turn and the transfer step (e.g., piecewise direct standardisation) is re-fitted on the others. The leave-one-out residuals, normalised by a source-learned function of Hotelling T² and Q residuals, define distribution-free intervals with coverage ≥ 1−2α for exchangeable standards. On three public NIR data sets (instrument and season shift; 40 pre-registered scenarios, up to 500 repetitions each), source-calibrated intervals under-covered after transfer, with coverage as low as 0.03 for a nominal 0.90. TJ+N had a mean coverage of 0.922 and was never flagged as under-covering, at α = 0.05, 0.10 or 0.20, under four transfer pipelines, or with PLS, ridge and 1D-CNN models, including an independent transfer between handheld fruit spectrometers. Splitting the standards gave unbounded intervals for</w:t>
       </w:r>
       <w:r>
         <w:t xml:space="preserve"> </w:t>
@@ -423,7 +423,7 @@
         <w:t xml:space="preserve">[27]</w:t>
       </w:r>
       <w:r>
-        <w:t xml:space="preserve">. Coverage guarantees break when calibration and deployment data are not exchangeable, which is exactly the calibration-transfer situation. Weighted conformal prediction corrects for covariate shift</w:t>
+        <w:t xml:space="preserve">. Coverage guarantees break when calibration and deployment data are not exchangeable, which is exactly the calibration-transfer situation. Weighted conformal prediction</w:t>
       </w:r>
       <w:r>
         <w:t xml:space="preserve"> </w:t>
@@ -432,7 +432,10 @@
         <w:t xml:space="preserve">[28]</w:t>
       </w:r>
       <w:r>
-        <w:t xml:space="preserve">, but an instrument change alters the relation between spectrum and property, not only the spectral distribution. Transporting calibration data between paired domains has very recently been proposed for classification</w:t>
+        <w:t xml:space="preserve"> </w:t>
+      </w:r>
+      <w:r>
+        <w:t xml:space="preserve">and its jackknife+ counterpart JAWS</w:t>
       </w:r>
       <w:r>
         <w:t xml:space="preserve"> </w:t>
@@ -441,7 +444,28 @@
         <w:t xml:space="preserve">[29]</w:t>
       </w:r>
       <w:r>
-        <w:t xml:space="preserve">. We found no study of interval validity for transferred spectroscopic calibrations.</w:t>
+        <w:t xml:space="preserve"> </w:t>
+      </w:r>
+      <w:r>
+        <w:t xml:space="preserve">correct for covariate shift using labelled source data. An instrument change, however, alters the relation between spectrum and property, not only the spectral distribution, which violates the covariate-shift assumption. Outside spectroscopy, the growth of uncertainty after calibration transfer has been characterised empirically for networks of low-cost air-quality sensors</w:t>
+      </w:r>
+      <w:r>
+        <w:t xml:space="preserve"> </w:t>
+      </w:r>
+      <w:r>
+        <w:t xml:space="preserve">[30]</w:t>
+      </w:r>
+      <w:r>
+        <w:t xml:space="preserve">, without finite-sample guarantees. Transporting calibration data between paired domains has very recently been proposed for classification</w:t>
+      </w:r>
+      <w:r>
+        <w:t xml:space="preserve"> </w:t>
+      </w:r>
+      <w:r>
+        <w:t xml:space="preserve">[31]</w:t>
+      </w:r>
+      <w:r>
+        <w:t xml:space="preserve">. In searches of Crossref, arXiv and the web (2015–2026; terms combining conformal prediction, jackknife+, prediction intervals and uncertainty with calibration transfer, model transfer, standardisation, near-infrared and spectroscopy), we found no study of interval validity for transferred spectroscopic calibrations.</w:t>
       </w:r>
     </w:p>
     <w:p>
@@ -487,7 +511,7 @@
         <w:t xml:space="preserve"> </w:t>
       </w:r>
       <w:r>
-        <w:t xml:space="preserve">[30]</w:t>
+        <w:t xml:space="preserve">[32]</w:t>
       </w:r>
       <w:r>
         <w:t xml:space="preserve"> </w:t>
@@ -517,7 +541,35 @@
         <w:pStyle w:val="BodyText"/>
       </w:pPr>
       <w:r>
-        <w:t xml:space="preserve">The contributions of this work are:</w:t>
+        <w:rPr>
+          <w:bCs/>
+          <w:b/>
+        </w:rPr>
+        <w:t xml:space="preserve">What is and is not new.</w:t>
+      </w:r>
+      <w:r>
+        <w:t xml:space="preserve"> </w:t>
+      </w:r>
+      <w:r>
+        <w:t xml:space="preserve">The inference engine is the jackknife+</w:t>
+      </w:r>
+      <w:r>
+        <w:t xml:space="preserve"> </w:t>
+      </w:r>
+      <w:r>
+        <w:t xml:space="preserve">[32]</w:t>
+      </w:r>
+      <w:r>
+        <w:t xml:space="preserve">, and normalised nonconformity scores are established</w:t>
+      </w:r>
+      <w:r>
+        <w:t xml:space="preserve"> </w:t>
+      </w:r>
+      <w:r>
+        <w:t xml:space="preserve">[25,33]</w:t>
+      </w:r>
+      <w:r>
+        <w:t xml:space="preserve">; we claim no new conformal theory. What we contribute is the instantiation of the method for calibration transfer, together with the evidence that it is needed:</w:t>
       </w:r>
     </w:p>
     <w:p>
@@ -528,7 +580,17 @@
         </w:numPr>
       </w:pPr>
       <w:r>
-        <w:t xml:space="preserve">A transfer jackknife+ (TJ+) for transferred multivariate calibrations, with a finite-sample coverage statement under explicit conditions on how the standards are selected (Appendix A).</w:t>
+        <w:rPr>
+          <w:bCs/>
+          <w:b/>
+        </w:rPr>
+        <w:t xml:space="preserve">Which step to re-fit.</w:t>
+      </w:r>
+      <w:r>
+        <w:t xml:space="preserve"> </w:t>
+      </w:r>
+      <w:r>
+        <w:t xml:space="preserve">Only the transfer step is placed inside the leave-one-out loop. The source model is kept fixed, and in practice it often cannot be re-fitted because it belongs to another instrument or season.</w:t>
       </w:r>
     </w:p>
     <w:p>
@@ -539,7 +601,68 @@
         </w:numPr>
       </w:pPr>
       <w:r>
-        <w:t xml:space="preserve">A chemometric normalisation (TJ+N), using a source-learned difficulty function of Hotelling T² and Q residuals of the</w:t>
+        <w:rPr>
+          <w:bCs/>
+          <w:b/>
+        </w:rPr>
+        <w:t xml:space="preserve">Why the obvious alternatives fall short.</w:t>
+      </w:r>
+      <w:r>
+        <w:t xml:space="preserve"> </w:t>
+      </w:r>
+      <w:r>
+        <w:t xml:space="preserve">The two natural practices are residuals of the fitted transfer and Gaussian intervals from the leave-one-standard-out RMSE. Neither carries a guarantee, and both are shown to fail in identifiable conditions.</w:t>
+      </w:r>
+    </w:p>
+    <w:p>
+      <w:pPr>
+        <w:numPr>
+          <w:ilvl w:val="0"/>
+          <w:numId w:val="1001"/>
+        </w:numPr>
+      </w:pPr>
+      <w:r>
+        <w:rPr>
+          <w:bCs/>
+          <w:b/>
+        </w:rPr>
+        <w:t xml:space="preserve">Practical consequences</w:t>
+      </w:r>
+      <w:r>
+        <w:t xml:space="preserve"> </w:t>
+      </w:r>
+      <w:r>
+        <w:t xml:space="preserve">for analytical laboratories: the minimum number of standards, the requirement on how standards are selected, and the failure under drift after standardisation.</w:t>
+      </w:r>
+    </w:p>
+    <w:p>
+      <w:pPr>
+        <w:pStyle w:val="FirstParagraph"/>
+      </w:pPr>
+      <w:r>
+        <w:t xml:space="preserve">The contributions of this work are:</w:t>
+      </w:r>
+    </w:p>
+    <w:p>
+      <w:pPr>
+        <w:numPr>
+          <w:ilvl w:val="0"/>
+          <w:numId w:val="1002"/>
+        </w:numPr>
+      </w:pPr>
+      <w:r>
+        <w:t xml:space="preserve">A transfer jackknife+ (TJ+) for transferred multivariate calibrations, with a finite-sample coverage statement under explicit conditions on how the standards are selected (Appendix A).</w:t>
+      </w:r>
+    </w:p>
+    <w:p>
+      <w:pPr>
+        <w:numPr>
+          <w:ilvl w:val="0"/>
+          <w:numId w:val="1002"/>
+        </w:numPr>
+      </w:pPr>
+      <w:r>
+        <w:t xml:space="preserve">A chemometric normalisation (TJ+N). A source-learned difficulty function of Hotelling T² and Q residuals is evaluated on the</w:t>
       </w:r>
       <w:r>
         <w:t xml:space="preserve"> </w:t>
@@ -555,14 +678,14 @@
         <w:t xml:space="preserve"> </w:t>
       </w:r>
       <w:r>
-        <w:t xml:space="preserve">spectrum, so that interval width adapts to the sample.</w:t>
+        <w:t xml:space="preserve">spectrum within each leave-one-out fit, so that interval width adapts to the sample and to spectra that the transfer maps poorly.</w:t>
       </w:r>
     </w:p>
     <w:p>
       <w:pPr>
         <w:numPr>
           <w:ilvl w:val="0"/>
-          <w:numId w:val="1001"/>
+          <w:numId w:val="1002"/>
         </w:numPr>
       </w:pPr>
       <w:r>
@@ -573,11 +696,145 @@
       <w:pPr>
         <w:numPr>
           <w:ilvl w:val="0"/>
-          <w:numId w:val="1001"/>
+          <w:numId w:val="1002"/>
         </w:numPr>
       </w:pPr>
       <w:r>
         <w:t xml:space="preserve">An exploratory label-free variant for the case in which the transfer standards have no reference values.</w:t>
+      </w:r>
+    </w:p>
+    <w:p>
+      <w:pPr>
+        <w:pStyle w:val="FirstParagraph"/>
+      </w:pPr>
+      <w:r>
+        <w:t xml:space="preserve">The study addresses the following research questions:</w:t>
+      </w:r>
+    </w:p>
+    <w:p>
+      <w:pPr>
+        <w:numPr>
+          <w:ilvl w:val="0"/>
+          <w:numId w:val="1003"/>
+        </w:numPr>
+      </w:pPr>
+      <w:r>
+        <w:rPr>
+          <w:bCs/>
+          <w:b/>
+        </w:rPr>
+        <w:t xml:space="preserve">RQ1.</w:t>
+      </w:r>
+      <w:r>
+        <w:t xml:space="preserve"> </w:t>
+      </w:r>
+      <w:r>
+        <w:t xml:space="preserve">Do conventional intervals remain valid after transfer?</w:t>
+      </w:r>
+    </w:p>
+    <w:p>
+      <w:pPr>
+        <w:numPr>
+          <w:ilvl w:val="0"/>
+          <w:numId w:val="1003"/>
+        </w:numPr>
+      </w:pPr>
+      <w:r>
+        <w:rPr>
+          <w:bCs/>
+          <w:b/>
+        </w:rPr>
+        <w:t xml:space="preserve">RQ2.</w:t>
+      </w:r>
+      <w:r>
+        <w:t xml:space="preserve"> </w:t>
+      </w:r>
+      <w:r>
+        <w:t xml:space="preserve">Is TJ+N valid and efficient for realistic numbers of standards?</w:t>
+      </w:r>
+    </w:p>
+    <w:p>
+      <w:pPr>
+        <w:numPr>
+          <w:ilvl w:val="0"/>
+          <w:numId w:val="1003"/>
+        </w:numPr>
+      </w:pPr>
+      <w:r>
+        <w:rPr>
+          <w:bCs/>
+          <w:b/>
+        </w:rPr>
+        <w:t xml:space="preserve">RQ3.</w:t>
+      </w:r>
+      <w:r>
+        <w:t xml:space="preserve"> </w:t>
+      </w:r>
+      <w:r>
+        <w:t xml:space="preserve">Which components of TJ+N matter?</w:t>
+      </w:r>
+    </w:p>
+    <w:p>
+      <w:pPr>
+        <w:numPr>
+          <w:ilvl w:val="0"/>
+          <w:numId w:val="1003"/>
+        </w:numPr>
+      </w:pPr>
+      <w:r>
+        <w:rPr>
+          <w:bCs/>
+          <w:b/>
+        </w:rPr>
+        <w:t xml:space="preserve">RQ4.</w:t>
+      </w:r>
+      <w:r>
+        <w:t xml:space="preserve"> </w:t>
+      </w:r>
+      <w:r>
+        <w:t xml:space="preserve">How robust is it to standard selection, noise, drift and reduced source data?</w:t>
+      </w:r>
+    </w:p>
+    <w:p>
+      <w:pPr>
+        <w:numPr>
+          <w:ilvl w:val="0"/>
+          <w:numId w:val="1003"/>
+        </w:numPr>
+      </w:pPr>
+      <w:r>
+        <w:rPr>
+          <w:bCs/>
+          <w:b/>
+        </w:rPr>
+        <w:t xml:space="preserve">RQ5.</w:t>
+      </w:r>
+      <w:r>
+        <w:t xml:space="preserve"> </w:t>
+      </w:r>
+      <w:r>
+        <w:t xml:space="preserve">Does it generalise across transfer pipelines, directions, model classes and instruments?</w:t>
+      </w:r>
+    </w:p>
+    <w:p>
+      <w:pPr>
+        <w:numPr>
+          <w:ilvl w:val="0"/>
+          <w:numId w:val="1003"/>
+        </w:numPr>
+      </w:pPr>
+      <w:r>
+        <w:rPr>
+          <w:bCs/>
+          <w:b/>
+        </w:rPr>
+        <w:t xml:space="preserve">RQ6.</w:t>
+      </w:r>
+      <w:r>
+        <w:t xml:space="preserve"> </w:t>
+      </w:r>
+      <w:r>
+        <w:t xml:space="preserve">What does it cost?</w:t>
       </w:r>
     </w:p>
     <w:p>
@@ -1233,7 +1490,7 @@
       <w:pPr>
         <w:numPr>
           <w:ilvl w:val="0"/>
-          <w:numId w:val="1002"/>
+          <w:numId w:val="1004"/>
         </w:numPr>
       </w:pPr>
       <w:r>
@@ -1383,7 +1640,7 @@
       <w:pPr>
         <w:numPr>
           <w:ilvl w:val="0"/>
-          <w:numId w:val="1002"/>
+          <w:numId w:val="1004"/>
         </w:numPr>
       </w:pPr>
       <w:r>
@@ -1505,7 +1762,7 @@
       <w:pPr>
         <w:numPr>
           <w:ilvl w:val="0"/>
-          <w:numId w:val="1002"/>
+          <w:numId w:val="1004"/>
         </w:numPr>
       </w:pPr>
       <w:r>
@@ -2049,7 +2306,7 @@
         <w:t xml:space="preserve"> </w:t>
       </w:r>
       <w:r>
-        <w:t xml:space="preserve">(the squared spectral residual). We set</w:t>
+        <w:t xml:space="preserve">(the squared spectral residual), both computed in the preprocessed, mean-centred spectral space of the source model. We set</w:t>
       </w:r>
     </w:p>
     <w:p>
@@ -4546,7 +4803,7 @@
         <w:t xml:space="preserve"> </w:t>
       </w:r>
       <w:r>
-        <w:t xml:space="preserve">[30, Thm. 1]</w:t>
+        <w:t xml:space="preserve">[32, Thm. 1]</w:t>
       </w:r>
       <w:r>
         <w:t xml:space="preserve"> </w:t>
@@ -4615,7 +4872,7 @@
       <w:pPr>
         <w:numPr>
           <w:ilvl w:val="0"/>
-          <w:numId w:val="1003"/>
+          <w:numId w:val="1005"/>
         </w:numPr>
       </w:pPr>
       <w:r>
@@ -4715,7 +4972,7 @@
       <w:pPr>
         <w:numPr>
           <w:ilvl w:val="0"/>
-          <w:numId w:val="1003"/>
+          <w:numId w:val="1005"/>
         </w:numPr>
       </w:pPr>
       <w:r>
@@ -4852,7 +5109,7 @@
       <w:pPr>
         <w:numPr>
           <w:ilvl w:val="0"/>
-          <w:numId w:val="1003"/>
+          <w:numId w:val="1005"/>
         </w:numPr>
       </w:pPr>
       <w:r>
@@ -4872,7 +5129,7 @@
         <w:t xml:space="preserve"> </w:t>
       </w:r>
       <w:r>
-        <w:t xml:space="preserve">[31]</w:t>
+        <w:t xml:space="preserve">[34]</w:t>
       </w:r>
       <w:r>
         <w:t xml:space="preserve">, is not covered by Proposition 1 and is examined empirically (§4.5). The bound is also marginal: it holds on average over the draw of standards and the test sample, not conditionally on a particular set of standards.</w:t>
@@ -5008,7 +5265,7 @@
       <w:pPr>
         <w:numPr>
           <w:ilvl w:val="0"/>
-          <w:numId w:val="1004"/>
+          <w:numId w:val="1006"/>
         </w:numPr>
       </w:pPr>
       <w:r>
@@ -5195,14 +5452,14 @@
         <w:t xml:space="preserve">[16]</w:t>
       </w:r>
       <w:r>
-        <w:t xml:space="preserve">.</w:t>
+        <w:t xml:space="preserve">. For ridge models, the leverage and degrees of freedom of the companion PLS model are used (an approximation).</w:t>
       </w:r>
     </w:p>
     <w:p>
       <w:pPr>
         <w:numPr>
           <w:ilvl w:val="0"/>
-          <w:numId w:val="1004"/>
+          <w:numId w:val="1006"/>
         </w:numPr>
       </w:pPr>
       <w:r>
@@ -5232,7 +5489,7 @@
       <w:pPr>
         <w:numPr>
           <w:ilvl w:val="0"/>
-          <w:numId w:val="1004"/>
+          <w:numId w:val="1006"/>
         </w:numPr>
       </w:pPr>
       <w:r>
@@ -5255,14 +5512,14 @@
         <w:t xml:space="preserve">[28]</w:t>
       </w:r>
       <w:r>
-        <w:t xml:space="preserve">. Likelihood ratios come from a logistic domain classifier on the PLS scores of source spectra versus transferred, unlabelled target spectra.</w:t>
+        <w:t xml:space="preserve">. Likelihood ratios come from a logistic domain classifier on the PLS scores of source spectra versus transferred, unlabelled target spectra; the test spectra themselves are included (transductive use).</w:t>
       </w:r>
     </w:p>
     <w:p>
       <w:pPr>
         <w:numPr>
           <w:ilvl w:val="0"/>
-          <w:numId w:val="1004"/>
+          <w:numId w:val="1006"/>
         </w:numPr>
       </w:pPr>
       <w:r>
@@ -5282,17 +5539,26 @@
         <w:t xml:space="preserve"> </w:t>
       </w:r>
       <w:r>
-        <w:t xml:space="preserve">[29]</w:t>
-      </w:r>
-      <w:r>
-        <w:t xml:space="preserve">. Source-calibration spectra are mapped into the target space by a master→secondary PDS fitted on the standards, passed through the deployed pipeline, and their residuals calibrate a split-conformal quantile. It applies to paired transfers only.</w:t>
+        <w:t xml:space="preserve">[31]</w:t>
+      </w:r>
+      <w:r>
+        <w:t xml:space="preserve">. Source-calibration spectra are mapped into the target space by a master→secondary PDS fitted on the standards, passed through the deployed pipeline, and their residuals calibrate a split-conformal quantile. It applies to paired transfers only. This baseline implements only the transport idea of</w:t>
+      </w:r>
+      <w:r>
+        <w:t xml:space="preserve"> </w:t>
+      </w:r>
+      <w:r>
+        <w:t xml:space="preserve">[31]</w:t>
+      </w:r>
+      <w:r>
+        <w:t xml:space="preserve">; the mismatch correction (TCC-KS) and weighting proposed there for classification were not adapted to regression here.</w:t>
       </w:r>
     </w:p>
     <w:p>
       <w:pPr>
         <w:numPr>
           <w:ilvl w:val="0"/>
-          <w:numId w:val="1004"/>
+          <w:numId w:val="1006"/>
         </w:numPr>
       </w:pPr>
       <w:r>
@@ -5424,14 +5690,14 @@
         </m:sSub>
       </m:oMath>
       <w:r>
-        <w:t xml:space="preserve">, using the leave-one-standard-out residuals. This mimics recomputing the RMSEP on the standards.</w:t>
+        <w:t xml:space="preserve">, using the leave-one-standard-out residuals. This mimics the common practice of validating a transfer by its prediction error on check samples.</w:t>
       </w:r>
     </w:p>
     <w:p>
       <w:pPr>
         <w:numPr>
           <w:ilvl w:val="0"/>
-          <w:numId w:val="1004"/>
+          <w:numId w:val="1006"/>
         </w:numPr>
       </w:pPr>
       <w:r>
@@ -5452,7 +5718,7 @@
       <w:pPr>
         <w:numPr>
           <w:ilvl w:val="0"/>
-          <w:numId w:val="1004"/>
+          <w:numId w:val="1006"/>
         </w:numPr>
       </w:pPr>
       <w:r>
@@ -5472,7 +5738,7 @@
         <w:t xml:space="preserve"> </w:t>
       </w:r>
       <w:r>
-        <w:t xml:space="preserve">[32]</w:t>
+        <w:t xml:space="preserve">[35]</w:t>
       </w:r>
       <w:r>
         <w:t xml:space="preserve">, followed by SBC.</w:t>
@@ -5494,7 +5760,7 @@
       <w:pPr>
         <w:numPr>
           <w:ilvl w:val="0"/>
-          <w:numId w:val="1005"/>
+          <w:numId w:val="1007"/>
         </w:numPr>
       </w:pPr>
       <w:r>
@@ -5520,7 +5786,7 @@
       <w:pPr>
         <w:numPr>
           <w:ilvl w:val="0"/>
-          <w:numId w:val="1005"/>
+          <w:numId w:val="1007"/>
         </w:numPr>
       </w:pPr>
       <w:r>
@@ -5531,7 +5797,7 @@
       <w:pPr>
         <w:numPr>
           <w:ilvl w:val="0"/>
-          <w:numId w:val="1005"/>
+          <w:numId w:val="1007"/>
         </w:numPr>
       </w:pPr>
       <w:r>
@@ -5542,7 +5808,7 @@
       <w:pPr>
         <w:numPr>
           <w:ilvl w:val="0"/>
-          <w:numId w:val="1005"/>
+          <w:numId w:val="1007"/>
         </w:numPr>
       </w:pPr>
       <w:r>
@@ -6177,7 +6443,7 @@
         <w:t xml:space="preserve"> </w:t>
       </w:r>
       <w:r>
-        <w:t xml:space="preserve">[33]</w:t>
+        <w:t xml:space="preserve">[36]</w:t>
       </w:r>
       <w:r>
         <w:t xml:space="preserve">. Eighty corn samples were measured on three NIR spectrometers: m5 (master), mp5 and mp6. The range is 1100–2498 nm at 2 nm intervals (700 channels). Moisture, oil, protein and starch were determined by reference methods. Instrument shift: m5→mp5 and m5→mp6, plus mp5→m5 as a reverse-direction check.</w:t>
@@ -6198,10 +6464,10 @@
         <w:t xml:space="preserve"> </w:t>
       </w:r>
       <w:r>
-        <w:t xml:space="preserve">[33]</w:t>
-      </w:r>
-      <w:r>
-        <w:t xml:space="preserve">. 655 tablets were measured on two spectrometers (600–1898 nm, 650 channels), with reference weight, hardness and active-ingredient assay. The distributed calibrate (155), validate (40) and test (460) partition was retained. Instrument 1 is the master.</w:t>
+        <w:t xml:space="preserve">[36]</w:t>
+      </w:r>
+      <w:r>
+        <w:t xml:space="preserve">. 655 tablets were measured on two spectrometers (600–1898 nm, 650 channels), with reference weight, hardness and active-ingredient assay. The distributed calibrate (155), validate (40) and test (460) partition was retained; the target pool is therefore the organisers’ test set. Instrument 1 is the master.</w:t>
       </w:r>
     </w:p>
     <w:p>
@@ -6219,10 +6485,10 @@
         <w:t xml:space="preserve"> </w:t>
       </w:r>
       <w:r>
-        <w:t xml:space="preserve">[4,34]</w:t>
-      </w:r>
-      <w:r>
-        <w:t xml:space="preserve">. The data comprise 11,691 NIR spectra (684–990 nm used, 103 channels) of intact mango fruit from four harvest seasons, with dry-matter content (DMC) as reference. As recommended by the data providers, replicate scans of the same fruit (2–6 scans; one subset scanned at three temperatures) must never be split between training and test sets. Replicates were therefore averaged per fruit, giving 4,677 fruit. Season shift: seasons 1–3 (source) → season 4 (target, the providers’ external validation season).</w:t>
+        <w:t xml:space="preserve">[4,37]</w:t>
+      </w:r>
+      <w:r>
+        <w:t xml:space="preserve">. The data comprise 11,691 NIR spectra (684–990 nm used, 103 channels) of intact mango fruit from four harvest seasons, with dry-matter content (DMC) as reference. As recommended by the data providers, replicate scans of the same fruit (2–6 scans; one subset scanned at three temperatures) must never be split between training and test sets. Replicates were therefore averaged per fruit (fruit identified by season, region, harvest date, maturity type, cultivar, population and DM value), giving 4,677 fruit (file version 1 of the data record). For the additional instrument-shift test (§4.6), the providers’ extended file (record version 6) was used. Spectra flagged as outliers by the providers were excluded, and replicates were averaged per fruit and instrument. Season shift: seasons 1–3 (source) → season 4 (target, the providers’ external validation season).</w:t>
       </w:r>
     </w:p>
     <w:p>
@@ -6806,7 +7072,7 @@
         <w:t xml:space="preserve"> </w:t>
       </w:r>
       <w:r>
-        <w:t xml:space="preserve">[35]</w:t>
+        <w:t xml:space="preserve">[38]</w:t>
       </w:r>
       <w:r>
         <w:t xml:space="preserve">, Savitzky–Golay</w:t>
@@ -6815,7 +7081,7 @@
         <w:t xml:space="preserve"> </w:t>
       </w:r>
       <w:r>
-        <w:t xml:space="preserve">[36]</w:t>
+        <w:t xml:space="preserve">[39]</w:t>
       </w:r>
       <w:r>
         <w:t xml:space="preserve"> </w:t>
@@ -6827,13 +7093,13 @@
         <w:t xml:space="preserve"> </w:t>
       </w:r>
       <w:r>
-        <w:t xml:space="preserve">[37]</w:t>
-      </w:r>
-      <w:r>
-        <w:t xml:space="preserve"> </w:t>
-      </w:r>
-      <w:r>
-        <w:t xml:space="preserve">(≤15 for corn and tablets, ≤25 for mango) was chosen by 10-fold cross-validation (one-standard-error rule) on the source training data only. The out-of-fold residuals of this cross-validation were used to fit σ (Eq. (2)). For model-class generalisation, ridge regression (penalty by 10-fold CV, same preprocessing) and a small 1D-CNN were used. The CNN (mango only) has two convolutional layers and dropout 0.2, and was trained once on seasons 1–3 with early stopping on a 10% split of the source training data.</w:t>
+        <w:t xml:space="preserve">[40]</w:t>
+      </w:r>
+      <w:r>
+        <w:t xml:space="preserve"> </w:t>
+      </w:r>
+      <w:r>
+        <w:t xml:space="preserve">(≤15 for corn and tablets, ≤25 for mango) was chosen by 10-fold cross-validation (one-standard-error rule) on the source training data only. The out-of-fold residuals of this cross-validation were used to fit σ (Eq. (2)). For model-class generalisation, ridge regression (penalty by 10-fold CV, same preprocessing) and a small 1D-CNN were used. The CNN (mango only) takes SNV-corrected, channel-standardised spectra. It has two 1D convolutional layers (16 and 32 filters, kernel 7, the second with stride 2), a dense layer of 64 units, ReLU activations and dropout 0.2. It was trained once on seasons 1–3 (Adam, learning rate 10⁻³, weight decay 10⁻⁵, batch 128, at most 150 epochs, early stopping with patience 20 on a 10% split of the source training data).</w:t>
       </w:r>
     </w:p>
     <w:p>
@@ -6852,7 +7118,7 @@
       <w:pPr>
         <w:numPr>
           <w:ilvl w:val="0"/>
-          <w:numId w:val="1006"/>
+          <w:numId w:val="1008"/>
         </w:numPr>
       </w:pPr>
       <w:r>
@@ -6902,7 +7168,7 @@
       <w:pPr>
         <w:numPr>
           <w:ilvl w:val="0"/>
-          <w:numId w:val="1006"/>
+          <w:numId w:val="1008"/>
         </w:numPr>
       </w:pPr>
       <w:r>
@@ -6952,7 +7218,7 @@
       <w:pPr>
         <w:numPr>
           <w:ilvl w:val="0"/>
-          <w:numId w:val="1006"/>
+          <w:numId w:val="1008"/>
         </w:numPr>
       </w:pPr>
       <w:r>
@@ -7008,7 +7274,7 @@
         <w:t xml:space="preserve"> </w:t>
       </w:r>
       <w:r>
-        <w:t xml:space="preserve">PDS (window 5, truncated pseudo-inverse with relative tolerance 0.01, with intercept)</w:t>
+        <w:t xml:space="preserve">PDS (window 5, truncated pseudo-inverse with relative tolerance 0.01, with intercept; windows truncated at the spectral edges)</w:t>
       </w:r>
       <w:r>
         <w:t xml:space="preserve"> </w:t>
@@ -7042,7 +7308,7 @@
       <w:pPr>
         <w:numPr>
           <w:ilvl w:val="0"/>
-          <w:numId w:val="1007"/>
+          <w:numId w:val="1009"/>
         </w:numPr>
       </w:pPr>
       <w:r>
@@ -7053,7 +7319,7 @@
       <w:pPr>
         <w:numPr>
           <w:ilvl w:val="0"/>
-          <w:numId w:val="1007"/>
+          <w:numId w:val="1009"/>
         </w:numPr>
       </w:pPr>
       <w:r>
@@ -7064,7 +7330,7 @@
       <w:pPr>
         <w:numPr>
           <w:ilvl w:val="0"/>
-          <w:numId w:val="1007"/>
+          <w:numId w:val="1009"/>
         </w:numPr>
       </w:pPr>
       <w:r>
@@ -7075,7 +7341,7 @@
       <w:pPr>
         <w:numPr>
           <w:ilvl w:val="0"/>
-          <w:numId w:val="1007"/>
+          <w:numId w:val="1009"/>
         </w:numPr>
       </w:pPr>
       <w:r>
@@ -7252,7 +7518,7 @@
         <w:t xml:space="preserve"> </w:t>
       </w:r>
       <w:r>
-        <w:t xml:space="preserve">[38]</w:t>
+        <w:t xml:space="preserve">[41]</w:t>
       </w:r>
       <w:r>
         <w:t xml:space="preserve">;</w:t>
@@ -7262,7 +7528,7 @@
       <w:pPr>
         <w:numPr>
           <w:ilvl w:val="0"/>
-          <w:numId w:val="1007"/>
+          <w:numId w:val="1009"/>
         </w:numPr>
       </w:pPr>
       <w:r>
@@ -7273,7 +7539,7 @@
       <w:pPr>
         <w:numPr>
           <w:ilvl w:val="0"/>
-          <w:numId w:val="1007"/>
+          <w:numId w:val="1009"/>
         </w:numPr>
       </w:pPr>
       <w:r>
@@ -7325,7 +7591,7 @@
         <w:t xml:space="preserve"> </w:t>
       </w:r>
       <w:r>
-        <w:t xml:space="preserve">[39]</w:t>
+        <w:t xml:space="preserve">[42]</w:t>
       </w:r>
       <w:r>
         <w:t xml:space="preserve"> </w:t>
@@ -7337,10 +7603,26 @@
         <w:t xml:space="preserve"> </w:t>
       </w:r>
       <w:r>
-        <w:t xml:space="preserve">[40]</w:t>
-      </w:r>
-      <w:r>
-        <w:t xml:space="preserve">. Repetitions are independent random draws of the splits from fixed data sets, so inferences are conditional on the data sets.</w:t>
+        <w:t xml:space="preserve">[43]</w:t>
+      </w:r>
+      <w:r>
+        <w:t xml:space="preserve">. Repetitions are independent random draws of the splits from fixed data sets, so inferences are conditional on the data sets. Every method is evaluated on identical standards and test samples in each repetition (paired design). Scenarios that share a data set are not independent (corn properties share samples; the</w:t>
+      </w:r>
+      <w:r>
+        <w:t xml:space="preserve"> </w:t>
+      </w:r>
+      <w:r>
+        <w:rPr>
+          <w:iCs/>
+          <w:i/>
+        </w:rPr>
+        <w:t xml:space="preserve">m</w:t>
+      </w:r>
+      <w:r>
+        <w:t xml:space="preserve"> </w:t>
+      </w:r>
+      <w:r>
+        <w:t xml:space="preserve">levels share splits). The Friedman ranks are therefore interpreted descriptively, and inferential statements rest on the within-scenario paired tests. Because the under-coverage flag is applied per scenario without multiplicity correction, it errs towards flagging, which works against the proposed method rather than in its favour.</w:t>
       </w:r>
     </w:p>
     <w:p>
@@ -7365,7 +7647,7 @@
       <w:pPr>
         <w:numPr>
           <w:ilvl w:val="0"/>
-          <w:numId w:val="1008"/>
+          <w:numId w:val="1010"/>
         </w:numPr>
       </w:pPr>
       <w:r>
@@ -7376,7 +7658,7 @@
       <w:pPr>
         <w:numPr>
           <w:ilvl w:val="0"/>
-          <w:numId w:val="1008"/>
+          <w:numId w:val="1010"/>
         </w:numPr>
       </w:pPr>
       <w:r>
@@ -7387,7 +7669,7 @@
       <w:pPr>
         <w:numPr>
           <w:ilvl w:val="0"/>
-          <w:numId w:val="1008"/>
+          <w:numId w:val="1010"/>
         </w:numPr>
       </w:pPr>
       <w:r>
@@ -7398,7 +7680,7 @@
       <w:pPr>
         <w:numPr>
           <w:ilvl w:val="0"/>
-          <w:numId w:val="1008"/>
+          <w:numId w:val="1010"/>
         </w:numPr>
       </w:pPr>
       <w:r>
@@ -7472,7 +7754,7 @@
       <w:pPr>
         <w:numPr>
           <w:ilvl w:val="0"/>
-          <w:numId w:val="1009"/>
+          <w:numId w:val="1011"/>
         </w:numPr>
       </w:pPr>
       <w:r>
@@ -7509,7 +7791,7 @@
       <w:pPr>
         <w:numPr>
           <w:ilvl w:val="0"/>
-          <w:numId w:val="1009"/>
+          <w:numId w:val="1011"/>
         </w:numPr>
       </w:pPr>
       <w:r>
@@ -7556,7 +7838,7 @@
       <w:pPr>
         <w:numPr>
           <w:ilvl w:val="0"/>
-          <w:numId w:val="1009"/>
+          <w:numId w:val="1011"/>
         </w:numPr>
       </w:pPr>
       <w:r>
@@ -7570,7 +7852,7 @@
         <w:t xml:space="preserve"> </w:t>
       </w:r>
       <w:r>
-        <w:t xml:space="preserve">SBC did not improve on the uncorrected source model (RMSEP 1.06–1.15 vs 1.05 %), consistent with reports that models built over several seasons are already fairly robust</w:t>
+        <w:t xml:space="preserve">SBC did not improve on the uncorrected source model (RMSEP 1.06–1.15 vs 1.05 % DM), consistent with reports that models built over several seasons are already fairly robust</w:t>
       </w:r>
       <w:r>
         <w:t xml:space="preserve"> </w:t>
@@ -8926,14 +9208,14 @@
         <w:pStyle w:val="FirstParagraph"/>
       </w:pPr>
       <w:r>
-        <w:t xml:space="preserve">Source-calibrated intervals under-covered whenever the transfer added error that the source calibration had not seen (Fig. 3; Table 3).</w:t>
+        <w:t xml:space="preserve">Source-calibrated intervals under-covered when the transfer added substantial error that the source calibration had not seen (Fig. 3; Table 3; compare Table 2).</w:t>
       </w:r>
     </w:p>
     <w:p>
       <w:pPr>
         <w:numPr>
           <w:ilvl w:val="0"/>
-          <w:numId w:val="1010"/>
+          <w:numId w:val="1012"/>
         </w:numPr>
       </w:pPr>
       <w:r>
@@ -8954,7 +9236,7 @@
       <w:pPr>
         <w:numPr>
           <w:ilvl w:val="0"/>
-          <w:numId w:val="1010"/>
+          <w:numId w:val="1012"/>
         </w:numPr>
       </w:pPr>
       <w:r>
@@ -8975,7 +9257,7 @@
       <w:pPr>
         <w:numPr>
           <w:ilvl w:val="0"/>
-          <w:numId w:val="1010"/>
+          <w:numId w:val="1012"/>
         </w:numPr>
       </w:pPr>
       <w:r>
@@ -9029,7 +9311,7 @@
         <w:pStyle w:val="FirstParagraph"/>
       </w:pPr>
       <w:r>
-        <w:t xml:space="preserve">Weighting the source residuals for covariate shift (WCP-S) did not repair coverage, and it produced unbounded intervals in 59% of corn repetitions. When the domains are almost perfectly separable, the estimated likelihood ratios degenerate. More fundamentally, an instrument change alters the conditional relation between spectrum and property, which violates the covariate-shift assumption. The transport baseline, which maps source-calibration spectra into the secondary-instrument space with a master→secondary PDS, recovered part of the coverage on corn (mean coverage 0.75, range 0.29–0.92). It still under-covered in 14 of 24 scenarios, because the transported residuals inherit the source error distribution and only approximate the transfer error.</w:t>
+        <w:t xml:space="preserve">The failure is not an artefact of the in-sample calibration error used by ASTM-PI: SCP-S, which uses cross-validated (out-of-fold) source residuals, under-covered almost as severely. Weighting the source residuals for covariate shift (WCP-S) did not repair coverage either, and it produced unbounded intervals in 59% of corn repetitions. When the domains are almost perfectly separable, the estimated likelihood ratios degenerate. More fundamentally, an instrument change alters the conditional relation between spectrum and property, which violates the covariate-shift assumption. The transport baseline, which maps source-calibration spectra into the secondary-instrument space with a master→secondary PDS, recovered part of the coverage on corn (mean coverage 0.75, range 0.29–0.92). It still under-covered in 14 of 24 scenarios, because the transported residuals inherit the source error distribution and only approximate the transfer error.</w:t>
       </w:r>
     </w:p>
     <w:p>
@@ -10562,7 +10844,7 @@
         <w:pStyle w:val="FirstParagraph"/>
       </w:pPr>
       <w:r>
-        <w:t xml:space="preserve">TJ+N was not flagged as under-covering in any of the 40 primary scenarios. Its mean coverage was 0.922 (range over scenarios 0.898–0.959) at α = 0.10, and the same held at α = 0.05 and 0.20 (0 under-covering scenarios over all three levels; Table 4). Coverage exceeded the nominal level most clearly for</w:t>
+        <w:t xml:space="preserve">TJ+N was not flagged as under-covering in any of the 40 primary scenarios. Given the precision of the coverage estimates (median half-width of the 95% CI: corn ±0.008, mango ±0.007, tablets ±0.005), this means that no scenario was significantly below nominal at that resolution. Its mean coverage was 0.922 (range over scenarios 0.898–0.959) at α = 0.10, and the same held at α = 0.05 and 0.20 (0 under-covering scenarios over all three levels; Table 4). Coverage exceeded the nominal level most clearly for</w:t>
       </w:r>
       <w:r>
         <w:t xml:space="preserve"> </w:t>
@@ -10824,7 +11106,7 @@
       <w:pPr>
         <w:numPr>
           <w:ilvl w:val="0"/>
-          <w:numId w:val="1011"/>
+          <w:numId w:val="1013"/>
         </w:numPr>
       </w:pPr>
       <w:r>
@@ -10835,11 +11117,11 @@
       <w:pPr>
         <w:numPr>
           <w:ilvl w:val="0"/>
-          <w:numId w:val="1011"/>
+          <w:numId w:val="1013"/>
         </w:numPr>
       </w:pPr>
       <w:r>
-        <w:t xml:space="preserve">It had the best mean rank of interval score in the Friedman analysis (Fig. S2; χ² = 145.5,</w:t>
+        <w:t xml:space="preserve">It had the best mean rank of interval score across scenarios (Fig. S2; mean ranks Gauss-LOO 2.17, TJ+N 2.52, TJ+ 3.12; Friedman χ² = 145.5, nominal</w:t>
       </w:r>
       <w:r>
         <w:t xml:space="preserve"> </w:t>
@@ -10864,18 +11146,18 @@
         <w:t xml:space="preserve">−</w:t>
       </w:r>
       <w:r>
-        <w:t xml:space="preserve">28; mean ranks Gauss-LOO 2.17, TJ+N 2.52, TJ+ 3.12).</w:t>
+        <w:t xml:space="preserve">28, which overstates the evidence because scenarios are dependent).</w:t>
       </w:r>
     </w:p>
     <w:p>
       <w:pPr>
         <w:numPr>
           <w:ilvl w:val="0"/>
-          <w:numId w:val="1011"/>
+          <w:numId w:val="1013"/>
         </w:numPr>
       </w:pPr>
       <w:r>
-        <w:t xml:space="preserve">It did not differ significantly from TJ+N after Holm correction (</w:t>
+        <w:t xml:space="preserve">Across scenarios, it did not differ significantly from TJ+N after Holm correction (</w:t>
       </w:r>
       <w:r>
         <w:rPr>
@@ -10895,7 +11177,7 @@
       <w:pPr>
         <w:numPr>
           <w:ilvl w:val="0"/>
-          <w:numId w:val="1011"/>
+          <w:numId w:val="1013"/>
         </w:numPr>
       </w:pPr>
       <w:r>
@@ -11523,7 +11805,7 @@
       <w:pPr>
         <w:numPr>
           <w:ilvl w:val="0"/>
-          <w:numId w:val="1012"/>
+          <w:numId w:val="1014"/>
         </w:numPr>
       </w:pPr>
       <w:r>
@@ -11544,7 +11826,7 @@
       <w:pPr>
         <w:numPr>
           <w:ilvl w:val="0"/>
-          <w:numId w:val="1012"/>
+          <w:numId w:val="1014"/>
         </w:numPr>
       </w:pPr>
       <w:r>
@@ -11565,7 +11847,7 @@
       <w:pPr>
         <w:numPr>
           <w:ilvl w:val="0"/>
-          <w:numId w:val="1012"/>
+          <w:numId w:val="1014"/>
         </w:numPr>
       </w:pPr>
       <w:r>
@@ -11628,7 +11910,7 @@
       <w:pPr>
         <w:numPr>
           <w:ilvl w:val="0"/>
-          <w:numId w:val="1012"/>
+          <w:numId w:val="1014"/>
         </w:numPr>
       </w:pPr>
       <w:r>
@@ -11649,7 +11931,7 @@
       <w:pPr>
         <w:numPr>
           <w:ilvl w:val="1"/>
-          <w:numId w:val="1013"/>
+          <w:numId w:val="1015"/>
         </w:numPr>
       </w:pPr>
       <w:r>
@@ -11660,7 +11942,7 @@
       <w:pPr>
         <w:numPr>
           <w:ilvl w:val="1"/>
-          <w:numId w:val="1013"/>
+          <w:numId w:val="1015"/>
         </w:numPr>
       </w:pPr>
       <w:r>
@@ -11671,7 +11953,7 @@
       <w:pPr>
         <w:numPr>
           <w:ilvl w:val="1"/>
-          <w:numId w:val="1013"/>
+          <w:numId w:val="1015"/>
         </w:numPr>
       </w:pPr>
       <w:r>
@@ -11682,7 +11964,7 @@
       <w:pPr>
         <w:numPr>
           <w:ilvl w:val="1"/>
-          <w:numId w:val="1013"/>
+          <w:numId w:val="1015"/>
         </w:numPr>
       </w:pPr>
       <w:r>
@@ -13184,7 +13466,7 @@
       <w:pPr>
         <w:numPr>
           <w:ilvl w:val="0"/>
-          <w:numId w:val="1014"/>
+          <w:numId w:val="1016"/>
         </w:numPr>
       </w:pPr>
       <w:r>
@@ -13195,7 +13477,7 @@
       <w:pPr>
         <w:numPr>
           <w:ilvl w:val="0"/>
-          <w:numId w:val="1014"/>
+          <w:numId w:val="1016"/>
         </w:numPr>
       </w:pPr>
       <w:r>
@@ -13206,7 +13488,7 @@
       <w:pPr>
         <w:numPr>
           <w:ilvl w:val="0"/>
-          <w:numId w:val="1014"/>
+          <w:numId w:val="1016"/>
         </w:numPr>
       </w:pPr>
       <w:r>
@@ -15734,13 +16016,13 @@
       </w:r>
     </w:p>
     <w:bookmarkEnd w:id="55"/>
-    <w:bookmarkStart w:id="56" w:name="X8e8ab3d411f7961fc5ed7c92101cf36cb68b707"/>
+    <w:bookmarkStart w:id="56" w:name="Xcb0a70a72bf83b16794b68d731904a21add5d8c"/>
     <w:p>
       <w:pPr>
         <w:pStyle w:val="Heading2"/>
       </w:pPr>
       <w:r>
-        <w:t xml:space="preserve">4.6. Generalisation across pipelines, directions and model classes (RQ5)</w:t>
+        <w:t xml:space="preserve">4.6. Generalisation across pipelines, directions, model classes and instruments (RQ5)</w:t>
       </w:r>
     </w:p>
     <w:p>
@@ -15755,7 +16037,7 @@
       <w:pPr>
         <w:numPr>
           <w:ilvl w:val="0"/>
-          <w:numId w:val="1015"/>
+          <w:numId w:val="1017"/>
         </w:numPr>
       </w:pPr>
       <w:r>
@@ -15776,7 +16058,7 @@
       <w:pPr>
         <w:numPr>
           <w:ilvl w:val="0"/>
-          <w:numId w:val="1015"/>
+          <w:numId w:val="1017"/>
         </w:numPr>
       </w:pPr>
       <w:r>
@@ -15797,7 +16079,7 @@
       <w:pPr>
         <w:numPr>
           <w:ilvl w:val="0"/>
-          <w:numId w:val="1015"/>
+          <w:numId w:val="1017"/>
         </w:numPr>
       </w:pPr>
       <w:r>
@@ -15818,7 +16100,7 @@
       <w:pPr>
         <w:numPr>
           <w:ilvl w:val="0"/>
-          <w:numId w:val="1015"/>
+          <w:numId w:val="1017"/>
         </w:numPr>
       </w:pPr>
       <w:r>
@@ -15832,14 +16114,14 @@
         <w:t xml:space="preserve"> </w:t>
       </w:r>
       <w:r>
-        <w:t xml:space="preserve">The CNN (110,369 parameters, early stopping after 101 epochs, 36 s on a CPU) reached RMSEP 1.22 % after SBC. On top of it:</w:t>
+        <w:t xml:space="preserve">The CNN (110,369 parameters, early stopping after 101 epochs, 36 s on a CPU) reached RMSEP 1.22 % DM after SBC. On top of it:</w:t>
       </w:r>
     </w:p>
     <w:p>
       <w:pPr>
         <w:numPr>
           <w:ilvl w:val="1"/>
-          <w:numId w:val="1016"/>
+          <w:numId w:val="1018"/>
         </w:numPr>
       </w:pPr>
       <w:r>
@@ -15850,7 +16132,7 @@
       <w:pPr>
         <w:numPr>
           <w:ilvl w:val="1"/>
-          <w:numId w:val="1016"/>
+          <w:numId w:val="1018"/>
         </w:numPr>
       </w:pPr>
       <w:r>
@@ -15861,7 +16143,7 @@
       <w:pPr>
         <w:numPr>
           <w:ilvl w:val="1"/>
-          <w:numId w:val="1016"/>
+          <w:numId w:val="1018"/>
         </w:numPr>
       </w:pPr>
       <w:r>
@@ -15871,7 +16153,7 @@
         <w:t xml:space="preserve"> </w:t>
       </w:r>
       <w:r>
-        <w:t xml:space="preserve">[32]</w:t>
+        <w:t xml:space="preserve">[35]</w:t>
       </w:r>
       <w:r>
         <w:t xml:space="preserve">, a common deep-learning uncertainty estimate for spectra</w:t>
@@ -15880,7 +16162,7 @@
         <w:t xml:space="preserve"> </w:t>
       </w:r>
       <w:r>
-        <w:t xml:space="preserve">[41]</w:t>
+        <w:t xml:space="preserve">[44]</w:t>
       </w:r>
       <w:r>
         <w:t xml:space="preserve">, under-covered in 4/4 scenarios (coverage 0.807), presumably because dropout variance captures model uncertainty but not the systematic error introduced by the season shift.</w:t>
@@ -15892,6 +16174,128 @@
       </w:pPr>
       <w:r>
         <w:t xml:space="preserve">Over all generalisation settings, TJ+N under-covered in 0 of 22 scenarios.</w:t>
+      </w:r>
+    </w:p>
+    <w:p>
+      <w:pPr>
+        <w:pStyle w:val="BodyText"/>
+      </w:pPr>
+      <w:r>
+        <w:rPr>
+          <w:bCs/>
+          <w:b/>
+        </w:rPr>
+        <w:t xml:space="preserve">Independent instrument shift (mango, E8).</w:t>
+      </w:r>
+      <w:r>
+        <w:t xml:space="preserve"> </w:t>
+      </w:r>
+      <w:r>
+        <w:t xml:space="preserve">Prompted by the review process, we added a test that was not part of the pre-registered design: transfer between handheld spectrometers on intact fruit, using the data providers’ extended data set with paired spectra of the same fruit on several instruments</w:t>
+      </w:r>
+      <w:r>
+        <w:t xml:space="preserve"> </w:t>
+      </w:r>
+      <w:r>
+        <w:t xml:space="preserve">[45]</w:t>
+      </w:r>
+      <w:r>
+        <w:t xml:space="preserve">. The design was fixed before any result was computed:</w:t>
+      </w:r>
+    </w:p>
+    <w:p>
+      <w:pPr>
+        <w:numPr>
+          <w:ilvl w:val="0"/>
+          <w:numId w:val="1019"/>
+        </w:numPr>
+      </w:pPr>
+      <w:r>
+        <w:t xml:space="preserve">source instrument 15006;</w:t>
+      </w:r>
+    </w:p>
+    <w:p>
+      <w:pPr>
+        <w:numPr>
+          <w:ilvl w:val="0"/>
+          <w:numId w:val="1019"/>
+        </w:numPr>
+      </w:pPr>
+      <w:r>
+        <w:t xml:space="preserve">the three target instruments with most shared fruit;</w:t>
+      </w:r>
+    </w:p>
+    <w:p>
+      <w:pPr>
+        <w:numPr>
+          <w:ilvl w:val="0"/>
+          <w:numId w:val="1019"/>
+        </w:numPr>
+      </w:pPr>
+      <w:r>
+        <w:t xml:space="preserve">PDS and SBC pipelines;</w:t>
+      </w:r>
+    </w:p>
+    <w:p>
+      <w:pPr>
+        <w:numPr>
+          <w:ilvl w:val="0"/>
+          <w:numId w:val="1019"/>
+        </w:numPr>
+      </w:pPr>
+      <w:r>
+        <w:rPr>
+          <w:iCs/>
+          <w:i/>
+        </w:rPr>
+        <w:t xml:space="preserve">m</w:t>
+      </w:r>
+      <w:r>
+        <w:t xml:space="preserve"> </w:t>
+      </w:r>
+      <w:r>
+        <w:t xml:space="preserve">= 10–50 standards, 200 repetitions.</w:t>
+      </w:r>
+    </w:p>
+    <w:p>
+      <w:pPr>
+        <w:pStyle w:val="FirstParagraph"/>
+      </w:pPr>
+      <w:r>
+        <w:t xml:space="preserve">The results reproduced the main findings (Table 8).</w:t>
+      </w:r>
+    </w:p>
+    <w:p>
+      <w:pPr>
+        <w:numPr>
+          <w:ilvl w:val="0"/>
+          <w:numId w:val="1020"/>
+        </w:numPr>
+      </w:pPr>
+      <w:r>
+        <w:t xml:space="preserve">ASTM-PI and SCP-S under-covered in every scenario: coverage 0.20–0.51 after PDS (24/24 scenarios) and 0.73–0.81 after SBC (24/24). WCP-S under-covered after PDS (0.15–0.47). After SBC it returned unbounded intervals in 100% of repetitions: valid, but uninformative.</w:t>
+      </w:r>
+    </w:p>
+    <w:p>
+      <w:pPr>
+        <w:numPr>
+          <w:ilvl w:val="0"/>
+          <w:numId w:val="1020"/>
+        </w:numPr>
+      </w:pPr>
+      <w:r>
+        <w:t xml:space="preserve">TJ+N was valid: mean coverage 0.931 (PDS) and 0.906 (SBC). It was never flagged at any α (0/72 under-covering scenarios), whereas Gauss-LOO was flagged in 4/72.</w:t>
+      </w:r>
+    </w:p>
+    <w:p>
+      <w:pPr>
+        <w:numPr>
+          <w:ilvl w:val="0"/>
+          <w:numId w:val="1020"/>
+        </w:numPr>
+      </w:pPr>
+      <w:r>
+        <w:t xml:space="preserve">PDS proved a poor transfer for these instruments (RMSEP 2.03–7.40 % DM, against 1.06–1.22 % with SBC). TJ+N made this visible through wide intervals (median width 11.1 vs 4.0 % DM), whereas the source-calibrated intervals remained narrow and missed most samples. Valid intervals are thus also a diagnostic of transfer quality.</w:t>
       </w:r>
     </w:p>
     <w:p>
@@ -15910,7 +16314,7 @@
         <w:t xml:space="preserve"> </w:t>
       </w:r>
       <w:r>
-        <w:t xml:space="preserve">Generalisation (E5; α = 0.10). Each cell: mean coverage (under-covering / scenarios); median interval score (lower is better).</w:t>
+        <w:t xml:space="preserve">Independent instrument shift (E8): mango dry matter, source instrument 15006, three target instruments × four values of m (12 scenarios per pipeline; α = 0.10; 200 repetitions).</w:t>
       </w:r>
     </w:p>
     <w:tbl>
@@ -15919,7 +16323,1692 @@
         <w:tblW w:type="pct" w:w="5000"/>
         <w:jc w:val="center"/>
         <w:tblLook w:firstRow="1" w:lastRow="0" w:firstColumn="0" w:lastColumn="0" w:noHBand="0" w:noVBand="0" w:val="0020"/>
-        <w:tblCaption w:val="Table 7. Generalisation (E5; α = 0.10). Each cell: mean coverage (under-covering / scenarios); median interval score (lower is better)."/>
+        <w:tblCaption w:val="Table 7. Independent instrument shift (E8): mango dry matter, source instrument 15006, three target instruments × four values of m (12 scenarios per pipeline; α = 0.10; 200 repetitions)."/>
+      </w:tblPr>
+      <w:tblGrid>
+        <w:gridCol w:w="1131"/>
+        <w:gridCol w:w="1131"/>
+        <w:gridCol w:w="1131"/>
+        <w:gridCol w:w="1131"/>
+        <w:gridCol w:w="1131"/>
+        <w:gridCol w:w="1131"/>
+        <w:gridCol w:w="1131"/>
+      </w:tblGrid>
+      <w:tr>
+        <w:trPr>
+          <w:tblHeader w:val="true"/>
+        </w:trPr>
+        <w:tc>
+          <w:tcPr>
+            <w:tcBorders>
+              <w:top w:val="single" w:sz="8" w:color="000000"/>
+              <w:bottom w:val="single" w:sz="8" w:color="000000"/>
+            </w:tcBorders>
+          </w:tcPr>
+          <w:p>
+            <w:pPr>
+              <w:pStyle w:val="Compact"/>
+              <w:spacing w:after="0"/>
+              <w:jc w:val="left"/>
+            </w:pPr>
+            <w:r>
+              <w:t xml:space="preserve">Pipeline</w:t>
+            </w:r>
+          </w:p>
+        </w:tc>
+        <w:tc>
+          <w:tcPr>
+            <w:tcBorders>
+              <w:top w:val="single" w:sz="8" w:color="000000"/>
+              <w:bottom w:val="single" w:sz="8" w:color="000000"/>
+            </w:tcBorders>
+          </w:tcPr>
+          <w:p>
+            <w:pPr>
+              <w:pStyle w:val="Compact"/>
+              <w:spacing w:after="0"/>
+              <w:jc w:val="right"/>
+            </w:pPr>
+            <w:r>
+              <w:t xml:space="preserve">Method</w:t>
+            </w:r>
+          </w:p>
+        </w:tc>
+        <w:tc>
+          <w:tcPr>
+            <w:tcBorders>
+              <w:top w:val="single" w:sz="8" w:color="000000"/>
+              <w:bottom w:val="single" w:sz="8" w:color="000000"/>
+            </w:tcBorders>
+          </w:tcPr>
+          <w:p>
+            <w:pPr>
+              <w:pStyle w:val="Compact"/>
+              <w:spacing w:after="0"/>
+              <w:jc w:val="right"/>
+            </w:pPr>
+            <w:r>
+              <w:t xml:space="preserve">Coverage (range)</w:t>
+            </w:r>
+          </w:p>
+        </w:tc>
+        <w:tc>
+          <w:tcPr>
+            <w:tcBorders>
+              <w:top w:val="single" w:sz="8" w:color="000000"/>
+              <w:bottom w:val="single" w:sz="8" w:color="000000"/>
+            </w:tcBorders>
+          </w:tcPr>
+          <w:p>
+            <w:pPr>
+              <w:pStyle w:val="Compact"/>
+              <w:spacing w:after="0"/>
+              <w:jc w:val="right"/>
+            </w:pPr>
+            <w:r>
+              <w:t xml:space="preserve">Under</w:t>
+            </w:r>
+          </w:p>
+        </w:tc>
+        <w:tc>
+          <w:tcPr>
+            <w:tcBorders>
+              <w:top w:val="single" w:sz="8" w:color="000000"/>
+              <w:bottom w:val="single" w:sz="8" w:color="000000"/>
+            </w:tcBorders>
+          </w:tcPr>
+          <w:p>
+            <w:pPr>
+              <w:pStyle w:val="Compact"/>
+              <w:spacing w:after="0"/>
+              <w:jc w:val="right"/>
+            </w:pPr>
+            <w:r>
+              <w:t xml:space="preserve">Unbounded (% reps)</w:t>
+            </w:r>
+          </w:p>
+        </w:tc>
+        <w:tc>
+          <w:tcPr>
+            <w:tcBorders>
+              <w:top w:val="single" w:sz="8" w:color="000000"/>
+              <w:bottom w:val="single" w:sz="8" w:color="000000"/>
+            </w:tcBorders>
+          </w:tcPr>
+          <w:p>
+            <w:pPr>
+              <w:pStyle w:val="Compact"/>
+              <w:spacing w:after="0"/>
+              <w:jc w:val="right"/>
+            </w:pPr>
+            <w:r>
+              <w:t xml:space="preserve">Median width (% DM)</w:t>
+            </w:r>
+          </w:p>
+        </w:tc>
+        <w:tc>
+          <w:tcPr>
+            <w:tcBorders>
+              <w:top w:val="single" w:sz="8" w:color="000000"/>
+              <w:bottom w:val="single" w:sz="8" w:color="000000"/>
+            </w:tcBorders>
+          </w:tcPr>
+          <w:p>
+            <w:pPr>
+              <w:pStyle w:val="Compact"/>
+              <w:spacing w:after="0"/>
+              <w:jc w:val="right"/>
+            </w:pPr>
+            <w:r>
+              <w:t xml:space="preserve">RMSEP (% DM)</w:t>
+            </w:r>
+          </w:p>
+        </w:tc>
+      </w:tr>
+      <w:tr>
+        <w:tc>
+          <w:tcPr/>
+          <w:p>
+            <w:pPr>
+              <w:pStyle w:val="Compact"/>
+              <w:spacing w:after="0"/>
+              <w:jc w:val="left"/>
+            </w:pPr>
+            <w:r>
+              <w:t xml:space="preserve">PDS</w:t>
+            </w:r>
+          </w:p>
+        </w:tc>
+        <w:tc>
+          <w:tcPr/>
+          <w:p>
+            <w:pPr>
+              <w:pStyle w:val="Compact"/>
+              <w:spacing w:after="0"/>
+              <w:jc w:val="right"/>
+            </w:pPr>
+            <w:r>
+              <w:t xml:space="preserve">TJ+N</w:t>
+            </w:r>
+          </w:p>
+        </w:tc>
+        <w:tc>
+          <w:tcPr/>
+          <w:p>
+            <w:pPr>
+              <w:pStyle w:val="Compact"/>
+              <w:spacing w:after="0"/>
+              <w:jc w:val="right"/>
+            </w:pPr>
+            <w:r>
+              <w:t xml:space="preserve">0.931 (0.91–0.97)</w:t>
+            </w:r>
+          </w:p>
+        </w:tc>
+        <w:tc>
+          <w:tcPr/>
+          <w:p>
+            <w:pPr>
+              <w:pStyle w:val="Compact"/>
+              <w:spacing w:after="0"/>
+              <w:jc w:val="right"/>
+            </w:pPr>
+            <w:r>
+              <w:t xml:space="preserve">0/12</w:t>
+            </w:r>
+          </w:p>
+        </w:tc>
+        <w:tc>
+          <w:tcPr/>
+          <w:p>
+            <w:pPr>
+              <w:pStyle w:val="Compact"/>
+              <w:spacing w:after="0"/>
+              <w:jc w:val="right"/>
+            </w:pPr>
+            <w:r>
+              <w:t xml:space="preserve">0</w:t>
+            </w:r>
+          </w:p>
+        </w:tc>
+        <w:tc>
+          <w:tcPr/>
+          <w:p>
+            <w:pPr>
+              <w:pStyle w:val="Compact"/>
+              <w:spacing w:after="0"/>
+              <w:jc w:val="right"/>
+            </w:pPr>
+            <w:r>
+              <w:t xml:space="preserve">11.05</w:t>
+            </w:r>
+          </w:p>
+        </w:tc>
+        <w:tc>
+          <w:tcPr/>
+          <w:p>
+            <w:pPr>
+              <w:pStyle w:val="Compact"/>
+              <w:spacing w:after="0"/>
+              <w:jc w:val="right"/>
+            </w:pPr>
+            <w:r>
+              <w:t xml:space="preserve">4.03</w:t>
+            </w:r>
+          </w:p>
+        </w:tc>
+      </w:tr>
+      <w:tr>
+        <w:tc>
+          <w:tcPr/>
+          <w:p>
+            <w:pPr>
+              <w:pStyle w:val="Compact"/>
+              <w:spacing w:after="0"/>
+              <w:jc w:val="left"/>
+            </w:pPr>
+            <w:r>
+              <w:t xml:space="preserve">PDS</w:t>
+            </w:r>
+          </w:p>
+        </w:tc>
+        <w:tc>
+          <w:tcPr/>
+          <w:p>
+            <w:pPr>
+              <w:pStyle w:val="Compact"/>
+              <w:spacing w:after="0"/>
+              <w:jc w:val="right"/>
+            </w:pPr>
+            <w:r>
+              <w:t xml:space="preserve">TJ+</w:t>
+            </w:r>
+          </w:p>
+        </w:tc>
+        <w:tc>
+          <w:tcPr/>
+          <w:p>
+            <w:pPr>
+              <w:pStyle w:val="Compact"/>
+              <w:spacing w:after="0"/>
+              <w:jc w:val="right"/>
+            </w:pPr>
+            <w:r>
+              <w:t xml:space="preserve">0.929 (0.90–0.97)</w:t>
+            </w:r>
+          </w:p>
+        </w:tc>
+        <w:tc>
+          <w:tcPr/>
+          <w:p>
+            <w:pPr>
+              <w:pStyle w:val="Compact"/>
+              <w:spacing w:after="0"/>
+              <w:jc w:val="right"/>
+            </w:pPr>
+            <w:r>
+              <w:t xml:space="preserve">0/12</w:t>
+            </w:r>
+          </w:p>
+        </w:tc>
+        <w:tc>
+          <w:tcPr/>
+          <w:p>
+            <w:pPr>
+              <w:pStyle w:val="Compact"/>
+              <w:spacing w:after="0"/>
+              <w:jc w:val="right"/>
+            </w:pPr>
+            <w:r>
+              <w:t xml:space="preserve">0</w:t>
+            </w:r>
+          </w:p>
+        </w:tc>
+        <w:tc>
+          <w:tcPr/>
+          <w:p>
+            <w:pPr>
+              <w:pStyle w:val="Compact"/>
+              <w:spacing w:after="0"/>
+              <w:jc w:val="right"/>
+            </w:pPr>
+            <w:r>
+              <w:t xml:space="preserve">12.79</w:t>
+            </w:r>
+          </w:p>
+        </w:tc>
+        <w:tc>
+          <w:tcPr/>
+          <w:p>
+            <w:pPr>
+              <w:pStyle w:val="Compact"/>
+              <w:spacing w:after="0"/>
+              <w:jc w:val="right"/>
+            </w:pPr>
+            <w:r>
+              <w:t xml:space="preserve">4.03</w:t>
+            </w:r>
+          </w:p>
+        </w:tc>
+      </w:tr>
+      <w:tr>
+        <w:tc>
+          <w:tcPr/>
+          <w:p>
+            <w:pPr>
+              <w:pStyle w:val="Compact"/>
+              <w:spacing w:after="0"/>
+              <w:jc w:val="left"/>
+            </w:pPr>
+            <w:r>
+              <w:t xml:space="preserve">PDS</w:t>
+            </w:r>
+          </w:p>
+        </w:tc>
+        <w:tc>
+          <w:tcPr/>
+          <w:p>
+            <w:pPr>
+              <w:pStyle w:val="Compact"/>
+              <w:spacing w:after="0"/>
+              <w:jc w:val="right"/>
+            </w:pPr>
+            <w:r>
+              <w:t xml:space="preserve">SCP-T-split-N</w:t>
+            </w:r>
+          </w:p>
+        </w:tc>
+        <w:tc>
+          <w:tcPr/>
+          <w:p>
+            <w:pPr>
+              <w:pStyle w:val="Compact"/>
+              <w:spacing w:after="0"/>
+              <w:jc w:val="right"/>
+            </w:pPr>
+            <w:r>
+              <w:t xml:space="preserve">0.943 (0.91–1.00)</w:t>
+            </w:r>
+          </w:p>
+        </w:tc>
+        <w:tc>
+          <w:tcPr/>
+          <w:p>
+            <w:pPr>
+              <w:pStyle w:val="Compact"/>
+              <w:spacing w:after="0"/>
+              <w:jc w:val="right"/>
+            </w:pPr>
+            <w:r>
+              <w:t xml:space="preserve">0/12</w:t>
+            </w:r>
+          </w:p>
+        </w:tc>
+        <w:tc>
+          <w:tcPr/>
+          <w:p>
+            <w:pPr>
+              <w:pStyle w:val="Compact"/>
+              <w:spacing w:after="0"/>
+              <w:jc w:val="right"/>
+            </w:pPr>
+            <w:r>
+              <w:t xml:space="preserve">25</w:t>
+            </w:r>
+          </w:p>
+        </w:tc>
+        <w:tc>
+          <w:tcPr/>
+          <w:p>
+            <w:pPr>
+              <w:pStyle w:val="Compact"/>
+              <w:spacing w:after="0"/>
+              <w:jc w:val="right"/>
+            </w:pPr>
+            <w:r>
+              <w:t xml:space="preserve">11.15</w:t>
+            </w:r>
+          </w:p>
+        </w:tc>
+        <w:tc>
+          <w:tcPr/>
+          <w:p>
+            <w:pPr>
+              <w:pStyle w:val="Compact"/>
+              <w:spacing w:after="0"/>
+              <w:jc w:val="right"/>
+            </w:pPr>
+            <w:r>
+              <w:t xml:space="preserve">4.03</w:t>
+            </w:r>
+          </w:p>
+        </w:tc>
+      </w:tr>
+      <w:tr>
+        <w:tc>
+          <w:tcPr/>
+          <w:p>
+            <w:pPr>
+              <w:pStyle w:val="Compact"/>
+              <w:spacing w:after="0"/>
+              <w:jc w:val="left"/>
+            </w:pPr>
+            <w:r>
+              <w:t xml:space="preserve">PDS</w:t>
+            </w:r>
+          </w:p>
+        </w:tc>
+        <w:tc>
+          <w:tcPr/>
+          <w:p>
+            <w:pPr>
+              <w:pStyle w:val="Compact"/>
+              <w:spacing w:after="0"/>
+              <w:jc w:val="right"/>
+            </w:pPr>
+            <w:r>
+              <w:t xml:space="preserve">Gauss-LOO</w:t>
+            </w:r>
+          </w:p>
+        </w:tc>
+        <w:tc>
+          <w:tcPr/>
+          <w:p>
+            <w:pPr>
+              <w:pStyle w:val="Compact"/>
+              <w:spacing w:after="0"/>
+              <w:jc w:val="right"/>
+            </w:pPr>
+            <w:r>
+              <w:t xml:space="preserve">0.916 (0.90–0.93)</w:t>
+            </w:r>
+          </w:p>
+        </w:tc>
+        <w:tc>
+          <w:tcPr/>
+          <w:p>
+            <w:pPr>
+              <w:pStyle w:val="Compact"/>
+              <w:spacing w:after="0"/>
+              <w:jc w:val="right"/>
+            </w:pPr>
+            <w:r>
+              <w:t xml:space="preserve">0/12</w:t>
+            </w:r>
+          </w:p>
+        </w:tc>
+        <w:tc>
+          <w:tcPr/>
+          <w:p>
+            <w:pPr>
+              <w:pStyle w:val="Compact"/>
+              <w:spacing w:after="0"/>
+              <w:jc w:val="right"/>
+            </w:pPr>
+            <w:r>
+              <w:t xml:space="preserve">0</w:t>
+            </w:r>
+          </w:p>
+        </w:tc>
+        <w:tc>
+          <w:tcPr/>
+          <w:p>
+            <w:pPr>
+              <w:pStyle w:val="Compact"/>
+              <w:spacing w:after="0"/>
+              <w:jc w:val="right"/>
+            </w:pPr>
+            <w:r>
+              <w:t xml:space="preserve">12.13</w:t>
+            </w:r>
+          </w:p>
+        </w:tc>
+        <w:tc>
+          <w:tcPr/>
+          <w:p>
+            <w:pPr>
+              <w:pStyle w:val="Compact"/>
+              <w:spacing w:after="0"/>
+              <w:jc w:val="right"/>
+            </w:pPr>
+            <w:r>
+              <w:t xml:space="preserve">4.03</w:t>
+            </w:r>
+          </w:p>
+        </w:tc>
+      </w:tr>
+      <w:tr>
+        <w:tc>
+          <w:tcPr/>
+          <w:p>
+            <w:pPr>
+              <w:pStyle w:val="Compact"/>
+              <w:spacing w:after="0"/>
+              <w:jc w:val="left"/>
+            </w:pPr>
+            <w:r>
+              <w:t xml:space="preserve">PDS</w:t>
+            </w:r>
+          </w:p>
+        </w:tc>
+        <w:tc>
+          <w:tcPr/>
+          <w:p>
+            <w:pPr>
+              <w:pStyle w:val="Compact"/>
+              <w:spacing w:after="0"/>
+              <w:jc w:val="right"/>
+            </w:pPr>
+            <w:r>
+              <w:t xml:space="preserve">ASTM-PI</w:t>
+            </w:r>
+          </w:p>
+        </w:tc>
+        <w:tc>
+          <w:tcPr/>
+          <w:p>
+            <w:pPr>
+              <w:pStyle w:val="Compact"/>
+              <w:spacing w:after="0"/>
+              <w:jc w:val="right"/>
+            </w:pPr>
+            <w:r>
+              <w:t xml:space="preserve">0.355 (0.22–0.51)</w:t>
+            </w:r>
+          </w:p>
+        </w:tc>
+        <w:tc>
+          <w:tcPr/>
+          <w:p>
+            <w:pPr>
+              <w:pStyle w:val="Compact"/>
+              <w:spacing w:after="0"/>
+              <w:jc w:val="right"/>
+            </w:pPr>
+            <w:r>
+              <w:t xml:space="preserve">12/12</w:t>
+            </w:r>
+          </w:p>
+        </w:tc>
+        <w:tc>
+          <w:tcPr/>
+          <w:p>
+            <w:pPr>
+              <w:pStyle w:val="Compact"/>
+              <w:spacing w:after="0"/>
+              <w:jc w:val="right"/>
+            </w:pPr>
+            <w:r>
+              <w:t xml:space="preserve">0</w:t>
+            </w:r>
+          </w:p>
+        </w:tc>
+        <w:tc>
+          <w:tcPr/>
+          <w:p>
+            <w:pPr>
+              <w:pStyle w:val="Compact"/>
+              <w:spacing w:after="0"/>
+              <w:jc w:val="right"/>
+            </w:pPr>
+            <w:r>
+              <w:t xml:space="preserve">2.71</w:t>
+            </w:r>
+          </w:p>
+        </w:tc>
+        <w:tc>
+          <w:tcPr/>
+          <w:p>
+            <w:pPr>
+              <w:pStyle w:val="Compact"/>
+              <w:spacing w:after="0"/>
+              <w:jc w:val="right"/>
+            </w:pPr>
+            <w:r>
+              <w:t xml:space="preserve">4.03</w:t>
+            </w:r>
+          </w:p>
+        </w:tc>
+      </w:tr>
+      <w:tr>
+        <w:tc>
+          <w:tcPr/>
+          <w:p>
+            <w:pPr>
+              <w:pStyle w:val="Compact"/>
+              <w:spacing w:after="0"/>
+              <w:jc w:val="left"/>
+            </w:pPr>
+            <w:r>
+              <w:t xml:space="preserve">PDS</w:t>
+            </w:r>
+          </w:p>
+        </w:tc>
+        <w:tc>
+          <w:tcPr/>
+          <w:p>
+            <w:pPr>
+              <w:pStyle w:val="Compact"/>
+              <w:spacing w:after="0"/>
+              <w:jc w:val="right"/>
+            </w:pPr>
+            <w:r>
+              <w:t xml:space="preserve">SCP-S</w:t>
+            </w:r>
+          </w:p>
+        </w:tc>
+        <w:tc>
+          <w:tcPr/>
+          <w:p>
+            <w:pPr>
+              <w:pStyle w:val="Compact"/>
+              <w:spacing w:after="0"/>
+              <w:jc w:val="right"/>
+            </w:pPr>
+            <w:r>
+              <w:t xml:space="preserve">0.342 (0.20–0.50)</w:t>
+            </w:r>
+          </w:p>
+        </w:tc>
+        <w:tc>
+          <w:tcPr/>
+          <w:p>
+            <w:pPr>
+              <w:pStyle w:val="Compact"/>
+              <w:spacing w:after="0"/>
+              <w:jc w:val="right"/>
+            </w:pPr>
+            <w:r>
+              <w:t xml:space="preserve">12/12</w:t>
+            </w:r>
+          </w:p>
+        </w:tc>
+        <w:tc>
+          <w:tcPr/>
+          <w:p>
+            <w:pPr>
+              <w:pStyle w:val="Compact"/>
+              <w:spacing w:after="0"/>
+              <w:jc w:val="right"/>
+            </w:pPr>
+            <w:r>
+              <w:t xml:space="preserve">0</w:t>
+            </w:r>
+          </w:p>
+        </w:tc>
+        <w:tc>
+          <w:tcPr/>
+          <w:p>
+            <w:pPr>
+              <w:pStyle w:val="Compact"/>
+              <w:spacing w:after="0"/>
+              <w:jc w:val="right"/>
+            </w:pPr>
+            <w:r>
+              <w:t xml:space="preserve">2.60</w:t>
+            </w:r>
+          </w:p>
+        </w:tc>
+        <w:tc>
+          <w:tcPr/>
+          <w:p>
+            <w:pPr>
+              <w:pStyle w:val="Compact"/>
+              <w:spacing w:after="0"/>
+              <w:jc w:val="right"/>
+            </w:pPr>
+            <w:r>
+              <w:t xml:space="preserve">4.03</w:t>
+            </w:r>
+          </w:p>
+        </w:tc>
+      </w:tr>
+      <w:tr>
+        <w:tc>
+          <w:tcPr/>
+          <w:p>
+            <w:pPr>
+              <w:pStyle w:val="Compact"/>
+              <w:spacing w:after="0"/>
+              <w:jc w:val="left"/>
+            </w:pPr>
+            <w:r>
+              <w:t xml:space="preserve">PDS</w:t>
+            </w:r>
+          </w:p>
+        </w:tc>
+        <w:tc>
+          <w:tcPr/>
+          <w:p>
+            <w:pPr>
+              <w:pStyle w:val="Compact"/>
+              <w:spacing w:after="0"/>
+              <w:jc w:val="right"/>
+            </w:pPr>
+            <w:r>
+              <w:t xml:space="preserve">WCP-S</w:t>
+            </w:r>
+          </w:p>
+        </w:tc>
+        <w:tc>
+          <w:tcPr/>
+          <w:p>
+            <w:pPr>
+              <w:pStyle w:val="Compact"/>
+              <w:spacing w:after="0"/>
+              <w:jc w:val="right"/>
+            </w:pPr>
+            <w:r>
+              <w:t xml:space="preserve">0.292 (0.15–0.47)</w:t>
+            </w:r>
+          </w:p>
+        </w:tc>
+        <w:tc>
+          <w:tcPr/>
+          <w:p>
+            <w:pPr>
+              <w:pStyle w:val="Compact"/>
+              <w:spacing w:after="0"/>
+              <w:jc w:val="right"/>
+            </w:pPr>
+            <w:r>
+              <w:t xml:space="preserve">12/12</w:t>
+            </w:r>
+          </w:p>
+        </w:tc>
+        <w:tc>
+          <w:tcPr/>
+          <w:p>
+            <w:pPr>
+              <w:pStyle w:val="Compact"/>
+              <w:spacing w:after="0"/>
+              <w:jc w:val="right"/>
+            </w:pPr>
+            <w:r>
+              <w:t xml:space="preserve">25</w:t>
+            </w:r>
+          </w:p>
+        </w:tc>
+        <w:tc>
+          <w:tcPr/>
+          <w:p>
+            <w:pPr>
+              <w:pStyle w:val="Compact"/>
+              <w:spacing w:after="0"/>
+              <w:jc w:val="right"/>
+            </w:pPr>
+            <w:r>
+              <w:t xml:space="preserve">2.24</w:t>
+            </w:r>
+          </w:p>
+        </w:tc>
+        <w:tc>
+          <w:tcPr/>
+          <w:p>
+            <w:pPr>
+              <w:pStyle w:val="Compact"/>
+              <w:spacing w:after="0"/>
+              <w:jc w:val="right"/>
+            </w:pPr>
+            <w:r>
+              <w:t xml:space="preserve">4.03</w:t>
+            </w:r>
+          </w:p>
+        </w:tc>
+      </w:tr>
+      <w:tr>
+        <w:tc>
+          <w:tcPr/>
+          <w:p>
+            <w:pPr>
+              <w:pStyle w:val="Compact"/>
+              <w:spacing w:after="0"/>
+              <w:jc w:val="left"/>
+            </w:pPr>
+            <w:r>
+              <w:t xml:space="preserve">PDS</w:t>
+            </w:r>
+          </w:p>
+        </w:tc>
+        <w:tc>
+          <w:tcPr/>
+          <w:p>
+            <w:pPr>
+              <w:pStyle w:val="Compact"/>
+              <w:spacing w:after="0"/>
+              <w:jc w:val="right"/>
+            </w:pPr>
+            <w:r>
+              <w:t xml:space="preserve">Transport</w:t>
+            </w:r>
+          </w:p>
+        </w:tc>
+        <w:tc>
+          <w:tcPr/>
+          <w:p>
+            <w:pPr>
+              <w:pStyle w:val="Compact"/>
+              <w:spacing w:after="0"/>
+              <w:jc w:val="right"/>
+            </w:pPr>
+            <w:r>
+              <w:t xml:space="preserve">0.978 (0.95–0.99)</w:t>
+            </w:r>
+          </w:p>
+        </w:tc>
+        <w:tc>
+          <w:tcPr/>
+          <w:p>
+            <w:pPr>
+              <w:pStyle w:val="Compact"/>
+              <w:spacing w:after="0"/>
+              <w:jc w:val="right"/>
+            </w:pPr>
+            <w:r>
+              <w:t xml:space="preserve">0/12</w:t>
+            </w:r>
+          </w:p>
+        </w:tc>
+        <w:tc>
+          <w:tcPr/>
+          <w:p>
+            <w:pPr>
+              <w:pStyle w:val="Compact"/>
+              <w:spacing w:after="0"/>
+              <w:jc w:val="right"/>
+            </w:pPr>
+            <w:r>
+              <w:t xml:space="preserve">0</w:t>
+            </w:r>
+          </w:p>
+        </w:tc>
+        <w:tc>
+          <w:tcPr/>
+          <w:p>
+            <w:pPr>
+              <w:pStyle w:val="Compact"/>
+              <w:spacing w:after="0"/>
+              <w:jc w:val="right"/>
+            </w:pPr>
+            <w:r>
+              <w:t xml:space="preserve">24.63</w:t>
+            </w:r>
+          </w:p>
+        </w:tc>
+        <w:tc>
+          <w:tcPr/>
+          <w:p>
+            <w:pPr>
+              <w:pStyle w:val="Compact"/>
+              <w:spacing w:after="0"/>
+              <w:jc w:val="right"/>
+            </w:pPr>
+            <w:r>
+              <w:t xml:space="preserve">4.03</w:t>
+            </w:r>
+          </w:p>
+        </w:tc>
+      </w:tr>
+      <w:tr>
+        <w:tc>
+          <w:tcPr/>
+          <w:p>
+            <w:pPr>
+              <w:pStyle w:val="Compact"/>
+              <w:spacing w:after="0"/>
+              <w:jc w:val="left"/>
+            </w:pPr>
+            <w:r>
+              <w:t xml:space="preserve">PDS</w:t>
+            </w:r>
+          </w:p>
+        </w:tc>
+        <w:tc>
+          <w:tcPr/>
+          <w:p>
+            <w:pPr>
+              <w:pStyle w:val="Compact"/>
+              <w:spacing w:after="0"/>
+              <w:jc w:val="right"/>
+            </w:pPr>
+            <w:r>
+              <w:t xml:space="preserve">LF-conv</w:t>
+            </w:r>
+          </w:p>
+        </w:tc>
+        <w:tc>
+          <w:tcPr/>
+          <w:p>
+            <w:pPr>
+              <w:pStyle w:val="Compact"/>
+              <w:spacing w:after="0"/>
+              <w:jc w:val="right"/>
+            </w:pPr>
+            <w:r>
+              <w:t xml:space="preserve">0.887 (0.86–0.91)</w:t>
+            </w:r>
+          </w:p>
+        </w:tc>
+        <w:tc>
+          <w:tcPr/>
+          <w:p>
+            <w:pPr>
+              <w:pStyle w:val="Compact"/>
+              <w:spacing w:after="0"/>
+              <w:jc w:val="right"/>
+            </w:pPr>
+            <w:r>
+              <w:t xml:space="preserve">6/12</w:t>
+            </w:r>
+          </w:p>
+        </w:tc>
+        <w:tc>
+          <w:tcPr/>
+          <w:p>
+            <w:pPr>
+              <w:pStyle w:val="Compact"/>
+              <w:spacing w:after="0"/>
+              <w:jc w:val="right"/>
+            </w:pPr>
+            <w:r>
+              <w:t xml:space="preserve">0</w:t>
+            </w:r>
+          </w:p>
+        </w:tc>
+        <w:tc>
+          <w:tcPr/>
+          <w:p>
+            <w:pPr>
+              <w:pStyle w:val="Compact"/>
+              <w:spacing w:after="0"/>
+              <w:jc w:val="right"/>
+            </w:pPr>
+            <w:r>
+              <w:t xml:space="preserve">11.83</w:t>
+            </w:r>
+          </w:p>
+        </w:tc>
+        <w:tc>
+          <w:tcPr/>
+          <w:p>
+            <w:pPr>
+              <w:pStyle w:val="Compact"/>
+              <w:spacing w:after="0"/>
+              <w:jc w:val="right"/>
+            </w:pPr>
+            <w:r>
+              <w:t xml:space="preserve">4.03</w:t>
+            </w:r>
+          </w:p>
+        </w:tc>
+      </w:tr>
+      <w:tr>
+        <w:tc>
+          <w:tcPr/>
+          <w:p>
+            <w:pPr>
+              <w:pStyle w:val="Compact"/>
+              <w:spacing w:after="0"/>
+              <w:jc w:val="left"/>
+            </w:pPr>
+            <w:r>
+              <w:t xml:space="preserve">SBC</w:t>
+            </w:r>
+          </w:p>
+        </w:tc>
+        <w:tc>
+          <w:tcPr/>
+          <w:p>
+            <w:pPr>
+              <w:pStyle w:val="Compact"/>
+              <w:spacing w:after="0"/>
+              <w:jc w:val="right"/>
+            </w:pPr>
+            <w:r>
+              <w:t xml:space="preserve">TJ+N</w:t>
+            </w:r>
+          </w:p>
+        </w:tc>
+        <w:tc>
+          <w:tcPr/>
+          <w:p>
+            <w:pPr>
+              <w:pStyle w:val="Compact"/>
+              <w:spacing w:after="0"/>
+              <w:jc w:val="right"/>
+            </w:pPr>
+            <w:r>
+              <w:t xml:space="preserve">0.906 (0.90–0.92)</w:t>
+            </w:r>
+          </w:p>
+        </w:tc>
+        <w:tc>
+          <w:tcPr/>
+          <w:p>
+            <w:pPr>
+              <w:pStyle w:val="Compact"/>
+              <w:spacing w:after="0"/>
+              <w:jc w:val="right"/>
+            </w:pPr>
+            <w:r>
+              <w:t xml:space="preserve">0/12</w:t>
+            </w:r>
+          </w:p>
+        </w:tc>
+        <w:tc>
+          <w:tcPr/>
+          <w:p>
+            <w:pPr>
+              <w:pStyle w:val="Compact"/>
+              <w:spacing w:after="0"/>
+              <w:jc w:val="right"/>
+            </w:pPr>
+            <w:r>
+              <w:t xml:space="preserve">0</w:t>
+            </w:r>
+          </w:p>
+        </w:tc>
+        <w:tc>
+          <w:tcPr/>
+          <w:p>
+            <w:pPr>
+              <w:pStyle w:val="Compact"/>
+              <w:spacing w:after="0"/>
+              <w:jc w:val="right"/>
+            </w:pPr>
+            <w:r>
+              <w:t xml:space="preserve">4.00</w:t>
+            </w:r>
+          </w:p>
+        </w:tc>
+        <w:tc>
+          <w:tcPr/>
+          <w:p>
+            <w:pPr>
+              <w:pStyle w:val="Compact"/>
+              <w:spacing w:after="0"/>
+              <w:jc w:val="right"/>
+            </w:pPr>
+            <w:r>
+              <w:t xml:space="preserve">1.14</w:t>
+            </w:r>
+          </w:p>
+        </w:tc>
+      </w:tr>
+      <w:tr>
+        <w:tc>
+          <w:tcPr/>
+          <w:p>
+            <w:pPr>
+              <w:pStyle w:val="Compact"/>
+              <w:spacing w:after="0"/>
+              <w:jc w:val="left"/>
+            </w:pPr>
+            <w:r>
+              <w:t xml:space="preserve">SBC</w:t>
+            </w:r>
+          </w:p>
+        </w:tc>
+        <w:tc>
+          <w:tcPr/>
+          <w:p>
+            <w:pPr>
+              <w:pStyle w:val="Compact"/>
+              <w:spacing w:after="0"/>
+              <w:jc w:val="right"/>
+            </w:pPr>
+            <w:r>
+              <w:t xml:space="preserve">TJ+</w:t>
+            </w:r>
+          </w:p>
+        </w:tc>
+        <w:tc>
+          <w:tcPr/>
+          <w:p>
+            <w:pPr>
+              <w:pStyle w:val="Compact"/>
+              <w:spacing w:after="0"/>
+              <w:jc w:val="right"/>
+            </w:pPr>
+            <w:r>
+              <w:t xml:space="preserve">0.906 (0.90–0.92)</w:t>
+            </w:r>
+          </w:p>
+        </w:tc>
+        <w:tc>
+          <w:tcPr/>
+          <w:p>
+            <w:pPr>
+              <w:pStyle w:val="Compact"/>
+              <w:spacing w:after="0"/>
+              <w:jc w:val="right"/>
+            </w:pPr>
+            <w:r>
+              <w:t xml:space="preserve">0/12</w:t>
+            </w:r>
+          </w:p>
+        </w:tc>
+        <w:tc>
+          <w:tcPr/>
+          <w:p>
+            <w:pPr>
+              <w:pStyle w:val="Compact"/>
+              <w:spacing w:after="0"/>
+              <w:jc w:val="right"/>
+            </w:pPr>
+            <w:r>
+              <w:t xml:space="preserve">0</w:t>
+            </w:r>
+          </w:p>
+        </w:tc>
+        <w:tc>
+          <w:tcPr/>
+          <w:p>
+            <w:pPr>
+              <w:pStyle w:val="Compact"/>
+              <w:spacing w:after="0"/>
+              <w:jc w:val="right"/>
+            </w:pPr>
+            <w:r>
+              <w:t xml:space="preserve">3.87</w:t>
+            </w:r>
+          </w:p>
+        </w:tc>
+        <w:tc>
+          <w:tcPr/>
+          <w:p>
+            <w:pPr>
+              <w:pStyle w:val="Compact"/>
+              <w:spacing w:after="0"/>
+              <w:jc w:val="right"/>
+            </w:pPr>
+            <w:r>
+              <w:t xml:space="preserve">1.14</w:t>
+            </w:r>
+          </w:p>
+        </w:tc>
+      </w:tr>
+      <w:tr>
+        <w:tc>
+          <w:tcPr/>
+          <w:p>
+            <w:pPr>
+              <w:pStyle w:val="Compact"/>
+              <w:spacing w:after="0"/>
+              <w:jc w:val="left"/>
+            </w:pPr>
+            <w:r>
+              <w:t xml:space="preserve">SBC</w:t>
+            </w:r>
+          </w:p>
+        </w:tc>
+        <w:tc>
+          <w:tcPr/>
+          <w:p>
+            <w:pPr>
+              <w:pStyle w:val="Compact"/>
+              <w:spacing w:after="0"/>
+              <w:jc w:val="right"/>
+            </w:pPr>
+            <w:r>
+              <w:t xml:space="preserve">SCP-T-split-N</w:t>
+            </w:r>
+          </w:p>
+        </w:tc>
+        <w:tc>
+          <w:tcPr/>
+          <w:p>
+            <w:pPr>
+              <w:pStyle w:val="Compact"/>
+              <w:spacing w:after="0"/>
+              <w:jc w:val="right"/>
+            </w:pPr>
+            <w:r>
+              <w:t xml:space="preserve">0.941 (0.90–1.00)</w:t>
+            </w:r>
+          </w:p>
+        </w:tc>
+        <w:tc>
+          <w:tcPr/>
+          <w:p>
+            <w:pPr>
+              <w:pStyle w:val="Compact"/>
+              <w:spacing w:after="0"/>
+              <w:jc w:val="right"/>
+            </w:pPr>
+            <w:r>
+              <w:t xml:space="preserve">0/12</w:t>
+            </w:r>
+          </w:p>
+        </w:tc>
+        <w:tc>
+          <w:tcPr/>
+          <w:p>
+            <w:pPr>
+              <w:pStyle w:val="Compact"/>
+              <w:spacing w:after="0"/>
+              <w:jc w:val="right"/>
+            </w:pPr>
+            <w:r>
+              <w:t xml:space="preserve">25</w:t>
+            </w:r>
+          </w:p>
+        </w:tc>
+        <w:tc>
+          <w:tcPr/>
+          <w:p>
+            <w:pPr>
+              <w:pStyle w:val="Compact"/>
+              <w:spacing w:after="0"/>
+              <w:jc w:val="right"/>
+            </w:pPr>
+            <w:r>
+              <w:t xml:space="preserve">4.56</w:t>
+            </w:r>
+          </w:p>
+        </w:tc>
+        <w:tc>
+          <w:tcPr/>
+          <w:p>
+            <w:pPr>
+              <w:pStyle w:val="Compact"/>
+              <w:spacing w:after="0"/>
+              <w:jc w:val="right"/>
+            </w:pPr>
+            <w:r>
+              <w:t xml:space="preserve">1.14</w:t>
+            </w:r>
+          </w:p>
+        </w:tc>
+      </w:tr>
+      <w:tr>
+        <w:tc>
+          <w:tcPr/>
+          <w:p>
+            <w:pPr>
+              <w:pStyle w:val="Compact"/>
+              <w:spacing w:after="0"/>
+              <w:jc w:val="left"/>
+            </w:pPr>
+            <w:r>
+              <w:t xml:space="preserve">SBC</w:t>
+            </w:r>
+          </w:p>
+        </w:tc>
+        <w:tc>
+          <w:tcPr/>
+          <w:p>
+            <w:pPr>
+              <w:pStyle w:val="Compact"/>
+              <w:spacing w:after="0"/>
+              <w:jc w:val="right"/>
+            </w:pPr>
+            <w:r>
+              <w:t xml:space="preserve">Gauss-LOO</w:t>
+            </w:r>
+          </w:p>
+        </w:tc>
+        <w:tc>
+          <w:tcPr/>
+          <w:p>
+            <w:pPr>
+              <w:pStyle w:val="Compact"/>
+              <w:spacing w:after="0"/>
+              <w:jc w:val="right"/>
+            </w:pPr>
+            <w:r>
+              <w:t xml:space="preserve">0.900 (0.89–0.91)</w:t>
+            </w:r>
+          </w:p>
+        </w:tc>
+        <w:tc>
+          <w:tcPr/>
+          <w:p>
+            <w:pPr>
+              <w:pStyle w:val="Compact"/>
+              <w:spacing w:after="0"/>
+              <w:jc w:val="right"/>
+            </w:pPr>
+            <w:r>
+              <w:t xml:space="preserve">0/12</w:t>
+            </w:r>
+          </w:p>
+        </w:tc>
+        <w:tc>
+          <w:tcPr/>
+          <w:p>
+            <w:pPr>
+              <w:pStyle w:val="Compact"/>
+              <w:spacing w:after="0"/>
+              <w:jc w:val="right"/>
+            </w:pPr>
+            <w:r>
+              <w:t xml:space="preserve">0</w:t>
+            </w:r>
+          </w:p>
+        </w:tc>
+        <w:tc>
+          <w:tcPr/>
+          <w:p>
+            <w:pPr>
+              <w:pStyle w:val="Compact"/>
+              <w:spacing w:after="0"/>
+              <w:jc w:val="right"/>
+            </w:pPr>
+            <w:r>
+              <w:t xml:space="preserve">3.85</w:t>
+            </w:r>
+          </w:p>
+        </w:tc>
+        <w:tc>
+          <w:tcPr/>
+          <w:p>
+            <w:pPr>
+              <w:pStyle w:val="Compact"/>
+              <w:spacing w:after="0"/>
+              <w:jc w:val="right"/>
+            </w:pPr>
+            <w:r>
+              <w:t xml:space="preserve">1.14</w:t>
+            </w:r>
+          </w:p>
+        </w:tc>
+      </w:tr>
+      <w:tr>
+        <w:tc>
+          <w:tcPr/>
+          <w:p>
+            <w:pPr>
+              <w:pStyle w:val="Compact"/>
+              <w:spacing w:after="0"/>
+              <w:jc w:val="left"/>
+            </w:pPr>
+            <w:r>
+              <w:t xml:space="preserve">SBC</w:t>
+            </w:r>
+          </w:p>
+        </w:tc>
+        <w:tc>
+          <w:tcPr/>
+          <w:p>
+            <w:pPr>
+              <w:pStyle w:val="Compact"/>
+              <w:spacing w:after="0"/>
+              <w:jc w:val="right"/>
+            </w:pPr>
+            <w:r>
+              <w:t xml:space="preserve">ASTM-PI</w:t>
+            </w:r>
+          </w:p>
+        </w:tc>
+        <w:tc>
+          <w:tcPr/>
+          <w:p>
+            <w:pPr>
+              <w:pStyle w:val="Compact"/>
+              <w:spacing w:after="0"/>
+              <w:jc w:val="right"/>
+            </w:pPr>
+            <w:r>
+              <w:t xml:space="preserve">0.781 (0.74–0.81)</w:t>
+            </w:r>
+          </w:p>
+        </w:tc>
+        <w:tc>
+          <w:tcPr/>
+          <w:p>
+            <w:pPr>
+              <w:pStyle w:val="Compact"/>
+              <w:spacing w:after="0"/>
+              <w:jc w:val="right"/>
+            </w:pPr>
+            <w:r>
+              <w:t xml:space="preserve">12/12</w:t>
+            </w:r>
+          </w:p>
+        </w:tc>
+        <w:tc>
+          <w:tcPr/>
+          <w:p>
+            <w:pPr>
+              <w:pStyle w:val="Compact"/>
+              <w:spacing w:after="0"/>
+              <w:jc w:val="right"/>
+            </w:pPr>
+            <w:r>
+              <w:t xml:space="preserve">0</w:t>
+            </w:r>
+          </w:p>
+        </w:tc>
+        <w:tc>
+          <w:tcPr/>
+          <w:p>
+            <w:pPr>
+              <w:pStyle w:val="Compact"/>
+              <w:spacing w:after="0"/>
+              <w:jc w:val="right"/>
+            </w:pPr>
+            <w:r>
+              <w:t xml:space="preserve">2.66</w:t>
+            </w:r>
+          </w:p>
+        </w:tc>
+        <w:tc>
+          <w:tcPr/>
+          <w:p>
+            <w:pPr>
+              <w:pStyle w:val="Compact"/>
+              <w:spacing w:after="0"/>
+              <w:jc w:val="right"/>
+            </w:pPr>
+            <w:r>
+              <w:t xml:space="preserve">1.14</w:t>
+            </w:r>
+          </w:p>
+        </w:tc>
+      </w:tr>
+      <w:tr>
+        <w:tc>
+          <w:tcPr/>
+          <w:p>
+            <w:pPr>
+              <w:pStyle w:val="Compact"/>
+              <w:spacing w:after="0"/>
+              <w:jc w:val="left"/>
+            </w:pPr>
+            <w:r>
+              <w:t xml:space="preserve">SBC</w:t>
+            </w:r>
+          </w:p>
+        </w:tc>
+        <w:tc>
+          <w:tcPr/>
+          <w:p>
+            <w:pPr>
+              <w:pStyle w:val="Compact"/>
+              <w:spacing w:after="0"/>
+              <w:jc w:val="right"/>
+            </w:pPr>
+            <w:r>
+              <w:t xml:space="preserve">SCP-S</w:t>
+            </w:r>
+          </w:p>
+        </w:tc>
+        <w:tc>
+          <w:tcPr/>
+          <w:p>
+            <w:pPr>
+              <w:pStyle w:val="Compact"/>
+              <w:spacing w:after="0"/>
+              <w:jc w:val="right"/>
+            </w:pPr>
+            <w:r>
+              <w:t xml:space="preserve">0.762 (0.73–0.80)</w:t>
+            </w:r>
+          </w:p>
+        </w:tc>
+        <w:tc>
+          <w:tcPr/>
+          <w:p>
+            <w:pPr>
+              <w:pStyle w:val="Compact"/>
+              <w:spacing w:after="0"/>
+              <w:jc w:val="right"/>
+            </w:pPr>
+            <w:r>
+              <w:t xml:space="preserve">12/12</w:t>
+            </w:r>
+          </w:p>
+        </w:tc>
+        <w:tc>
+          <w:tcPr/>
+          <w:p>
+            <w:pPr>
+              <w:pStyle w:val="Compact"/>
+              <w:spacing w:after="0"/>
+              <w:jc w:val="right"/>
+            </w:pPr>
+            <w:r>
+              <w:t xml:space="preserve">0</w:t>
+            </w:r>
+          </w:p>
+        </w:tc>
+        <w:tc>
+          <w:tcPr/>
+          <w:p>
+            <w:pPr>
+              <w:pStyle w:val="Compact"/>
+              <w:spacing w:after="0"/>
+              <w:jc w:val="right"/>
+            </w:pPr>
+            <w:r>
+              <w:t xml:space="preserve">2.60</w:t>
+            </w:r>
+          </w:p>
+        </w:tc>
+        <w:tc>
+          <w:tcPr/>
+          <w:p>
+            <w:pPr>
+              <w:pStyle w:val="Compact"/>
+              <w:spacing w:after="0"/>
+              <w:jc w:val="right"/>
+            </w:pPr>
+            <w:r>
+              <w:t xml:space="preserve">1.14</w:t>
+            </w:r>
+          </w:p>
+        </w:tc>
+      </w:tr>
+      <w:tr>
+        <w:tc>
+          <w:tcPr>
+            <w:tcBorders>
+              <w:bottom w:val="single" w:sz="8" w:color="000000"/>
+            </w:tcBorders>
+          </w:tcPr>
+          <w:p>
+            <w:pPr>
+              <w:pStyle w:val="Compact"/>
+              <w:spacing w:after="0"/>
+              <w:jc w:val="left"/>
+            </w:pPr>
+            <w:r>
+              <w:t xml:space="preserve">SBC</w:t>
+            </w:r>
+          </w:p>
+        </w:tc>
+        <w:tc>
+          <w:tcPr>
+            <w:tcBorders>
+              <w:bottom w:val="single" w:sz="8" w:color="000000"/>
+            </w:tcBorders>
+          </w:tcPr>
+          <w:p>
+            <w:pPr>
+              <w:pStyle w:val="Compact"/>
+              <w:spacing w:after="0"/>
+              <w:jc w:val="right"/>
+            </w:pPr>
+            <w:r>
+              <w:t xml:space="preserve">WCP-S</w:t>
+            </w:r>
+          </w:p>
+        </w:tc>
+        <w:tc>
+          <w:tcPr>
+            <w:tcBorders>
+              <w:bottom w:val="single" w:sz="8" w:color="000000"/>
+            </w:tcBorders>
+          </w:tcPr>
+          <w:p>
+            <w:pPr>
+              <w:pStyle w:val="Compact"/>
+              <w:spacing w:after="0"/>
+              <w:jc w:val="right"/>
+            </w:pPr>
+            <w:r>
+              <w:t xml:space="preserve">1.000 (1.00–1.00)</w:t>
+            </w:r>
+          </w:p>
+        </w:tc>
+        <w:tc>
+          <w:tcPr>
+            <w:tcBorders>
+              <w:bottom w:val="single" w:sz="8" w:color="000000"/>
+            </w:tcBorders>
+          </w:tcPr>
+          <w:p>
+            <w:pPr>
+              <w:pStyle w:val="Compact"/>
+              <w:spacing w:after="0"/>
+              <w:jc w:val="right"/>
+            </w:pPr>
+            <w:r>
+              <w:t xml:space="preserve">0/12</w:t>
+            </w:r>
+          </w:p>
+        </w:tc>
+        <w:tc>
+          <w:tcPr>
+            <w:tcBorders>
+              <w:bottom w:val="single" w:sz="8" w:color="000000"/>
+            </w:tcBorders>
+          </w:tcPr>
+          <w:p>
+            <w:pPr>
+              <w:pStyle w:val="Compact"/>
+              <w:spacing w:after="0"/>
+              <w:jc w:val="right"/>
+            </w:pPr>
+            <w:r>
+              <w:t xml:space="preserve">100</w:t>
+            </w:r>
+          </w:p>
+        </w:tc>
+        <w:tc>
+          <w:tcPr>
+            <w:tcBorders>
+              <w:bottom w:val="single" w:sz="8" w:color="000000"/>
+            </w:tcBorders>
+          </w:tcPr>
+          <w:p>
+            <w:pPr>
+              <w:pStyle w:val="Compact"/>
+              <w:spacing w:after="0"/>
+              <w:jc w:val="right"/>
+            </w:pPr>
+            <w:r>
+              <w:t xml:space="preserve">4.54</w:t>
+            </w:r>
+          </w:p>
+        </w:tc>
+        <w:tc>
+          <w:tcPr>
+            <w:tcBorders>
+              <w:bottom w:val="single" w:sz="8" w:color="000000"/>
+            </w:tcBorders>
+          </w:tcPr>
+          <w:p>
+            <w:pPr>
+              <w:pStyle w:val="Compact"/>
+              <w:spacing w:after="0"/>
+              <w:jc w:val="right"/>
+            </w:pPr>
+            <w:r>
+              <w:t xml:space="preserve">1.14</w:t>
+            </w:r>
+          </w:p>
+        </w:tc>
+      </w:tr>
+    </w:tbl>
+    <w:p/>
+    <w:p>
+      <w:pPr>
+        <w:pStyle w:val="TableCaption"/>
+        <w:keepNext/>
+      </w:pPr>
+      <w:r>
+        <w:rPr>
+          <w:bCs/>
+          <w:b/>
+        </w:rPr>
+        <w:t xml:space="preserve">Table 8.</w:t>
+      </w:r>
+      <w:r>
+        <w:t xml:space="preserve"> </w:t>
+      </w:r>
+      <w:r>
+        <w:t xml:space="preserve">Generalisation (E5; α = 0.10). Each cell: mean coverage (under-covering / scenarios); median interval score (lower is better).</w:t>
+      </w:r>
+    </w:p>
+    <w:tbl>
+      <w:tblPr>
+        <w:tblStyle w:val="Table"/>
+        <w:tblW w:type="pct" w:w="5000"/>
+        <w:jc w:val="center"/>
+        <w:tblLook w:firstRow="1" w:lastRow="0" w:firstColumn="0" w:lastColumn="0" w:noHBand="0" w:noVBand="0" w:val="0020"/>
+        <w:tblCaption w:val="Table 8. Generalisation (E5; α = 0.10). Each cell: mean coverage (under-covering / scenarios); median interval score (lower is better)."/>
       </w:tblPr>
       <w:tblGrid>
         <w:gridCol w:w="879"/>
@@ -16780,7 +18869,7 @@
         <w:t xml:space="preserve"> </w:t>
       </w:r>
       <w:r>
-        <w:t xml:space="preserve">= 15 was 0.281 with the pre-registered 5-channel window and 0.237 (3 channels), 0.348 (7 channels), 0.503 (11 channels) with the other windows. The pre-registered window was thus not the most accurate choice for corn; it was nevertheless kept, since it was fixed before any target data were analysed. Interval validity was unaffected: TJ+N under-covered in 0 of 27 sensitivity scenarios (coverage 0.899–0.972; Table S3). The source-calibrated intervals under-covered in 49 of 54 cases. Their validity also depended on the setting; for example, ASTM-PI coverage fell to 0.78 for the tablet assay with two latent variables fewer. Because TJ+ calibrates on the deployed pipeline itself, poorer transfer settings are reflected in wider, but still valid, intervals.</w:t>
+        <w:t xml:space="preserve">= 15 was 0.281 with the pre-registered 5-channel window and 0.237 (3 channels), 0.348 (7 channels), 0.503 (11 channels) with the other windows. The pre-registered window was thus not the most accurate choice for corn; it was nevertheless kept, since it was fixed before any target data were analysed. Interval validity was unaffected: TJ+N under-covered in 0 of 27 sensitivity scenarios (coverage 0.898–0.972; Table S3). The source-calibrated intervals under-covered in 48 of 54 cases. Their validity also depended on the setting. For example, with an 11-channel PDS window the tablet-assay coverage of ASTM-PI and SCP-S fell to 0.87 and 0.84. Because TJ+ calibrates on the deployed pipeline itself, poorer transfer settings are reflected in wider, but still valid, intervals.</w:t>
       </w:r>
     </w:p>
     <w:bookmarkEnd w:id="58"/>
@@ -17054,7 +19143,7 @@
         <w:t xml:space="preserve"> </w:t>
       </w:r>
       <w:r>
-        <w:t xml:space="preserve">= 50, 410 test spectra) and 0.4 ms (mango SBC). The complete TJ+N interval computation took 0.15 s, 2.79 s and 0.06 s, respectively, with peak memory below 15 MB (Fig. 10). The source model is never re-fitted. The added cost is therefore negligible for routine laboratory use, and it scales linearly with</w:t>
+        <w:t xml:space="preserve">= 50, 410 test spectra) and 0.4 ms (mango SBC). The complete TJ+N interval computation took 0.15 s, 2.79 s and 0.06 s, respectively, with peak memory below 15 MB (Fig. 10). The source model is never re-fitted. Measured over</w:t>
       </w:r>
       <w:r>
         <w:t xml:space="preserve"> </w:t>
@@ -17070,7 +19159,135 @@
         <w:t xml:space="preserve"> </w:t>
       </w:r>
       <w:r>
-        <w:t xml:space="preserve">and with the cost of one transfer fit.</w:t>
+        <w:t xml:space="preserve">= 10–50, the cost of TJ+N grew approximately linearly with the number of standards (corn: 0.10 s at m = 10 to 0.15 s at m = 20; tablets: 0.80 s at m = 10 to 2.56 s at m = 50; mango: 0.02 s at m = 10 to 0.06 s at m = 50; Supplementary Table S7). These timings include the five CV+ refits and are thus upper bounds.</w:t>
+      </w:r>
+    </w:p>
+    <w:p>
+      <w:pPr>
+        <w:pStyle w:val="BodyText"/>
+      </w:pPr>
+      <w:r>
+        <w:rPr>
+          <w:bCs/>
+          <w:b/>
+        </w:rPr>
+        <w:t xml:space="preserve">Deployment.</w:t>
+      </w:r>
+    </w:p>
+    <w:p>
+      <w:pPr>
+        <w:numPr>
+          <w:ilvl w:val="0"/>
+          <w:numId w:val="1021"/>
+        </w:numPr>
+      </w:pPr>
+      <w:r>
+        <w:t xml:space="preserve">The</w:t>
+      </w:r>
+      <w:r>
+        <w:t xml:space="preserve"> </w:t>
+      </w:r>
+      <w:r>
+        <w:rPr>
+          <w:iCs/>
+          <w:i/>
+        </w:rPr>
+        <w:t xml:space="preserve">m</w:t>
+      </w:r>
+      <w:r>
+        <w:t xml:space="preserve"> </w:t>
+      </w:r>
+      <w:r>
+        <w:t xml:space="preserve">leave-one-out transfers are fitted once, when the instrument is standardised.</w:t>
+      </w:r>
+    </w:p>
+    <w:p>
+      <w:pPr>
+        <w:numPr>
+          <w:ilvl w:val="0"/>
+          <w:numId w:val="1021"/>
+        </w:numPr>
+      </w:pPr>
+      <w:r>
+        <w:t xml:space="preserve">For each routine spectrum, TJ+N then requires</w:t>
+      </w:r>
+      <w:r>
+        <w:t xml:space="preserve"> </w:t>
+      </w:r>
+      <w:r>
+        <w:rPr>
+          <w:iCs/>
+          <w:i/>
+        </w:rPr>
+        <w:t xml:space="preserve">m</w:t>
+      </w:r>
+      <w:r>
+        <w:t xml:space="preserve"> </w:t>
+      </w:r>
+      <w:r>
+        <w:t xml:space="preserve">applications of a stored transfer map and</w:t>
+      </w:r>
+      <w:r>
+        <w:t xml:space="preserve"> </w:t>
+      </w:r>
+      <w:r>
+        <w:rPr>
+          <w:iCs/>
+          <w:i/>
+        </w:rPr>
+        <w:t xml:space="preserve">m</w:t>
+      </w:r>
+      <w:r>
+        <w:t xml:space="preserve"> </w:t>
+      </w:r>
+      <w:r>
+        <w:t xml:space="preserve">predictions of the source model. For PDS, each map is a</w:t>
+      </w:r>
+      <w:r>
+        <w:t xml:space="preserve"> </w:t>
+      </w:r>
+      <w:r>
+        <w:rPr>
+          <w:iCs/>
+          <w:i/>
+        </w:rPr>
+        <w:t xml:space="preserve">p</w:t>
+      </w:r>
+      <w:r>
+        <w:t xml:space="preserve"> </w:t>
+      </w:r>
+      <w:r>
+        <w:t xml:space="preserve">× 5 coefficient array (about 28 kB for 700 channels); for SBC, it is two numbers.</w:t>
+      </w:r>
+    </w:p>
+    <w:p>
+      <w:pPr>
+        <w:numPr>
+          <w:ilvl w:val="0"/>
+          <w:numId w:val="1021"/>
+        </w:numPr>
+      </w:pPr>
+      <w:r>
+        <w:t xml:space="preserve">Energy use is negligible at these scales.</w:t>
+      </w:r>
+    </w:p>
+    <w:p>
+      <w:pPr>
+        <w:numPr>
+          <w:ilvl w:val="0"/>
+          <w:numId w:val="1021"/>
+        </w:numPr>
+      </w:pPr>
+      <w:r>
+        <w:t xml:space="preserve">For computationally expensive adaptation methods, for example domain-adaptive PLS with hyperparameter search or neural domain adaptation, the five-fold CV+ variant reduces the cost to five refits. It remained valid in all scenarios, at the price of somewhat wider intervals (§4.4).</w:t>
+      </w:r>
+    </w:p>
+    <w:p>
+      <w:pPr>
+        <w:pStyle w:val="FirstParagraph"/>
+      </w:pPr>
+      <w:r>
+        <w:t xml:space="preserve">The added cost is therefore negligible for routine laboratory use.</w:t>
       </w:r>
     </w:p>
     <w:p>
@@ -17216,7 +19433,7 @@
       <w:pPr>
         <w:numPr>
           <w:ilvl w:val="0"/>
-          <w:numId w:val="1017"/>
+          <w:numId w:val="1022"/>
         </w:numPr>
       </w:pPr>
       <w:r>
@@ -17227,7 +19444,7 @@
       <w:pPr>
         <w:numPr>
           <w:ilvl w:val="0"/>
-          <w:numId w:val="1017"/>
+          <w:numId w:val="1022"/>
         </w:numPr>
       </w:pPr>
       <w:r>
@@ -17238,7 +19455,7 @@
       <w:pPr>
         <w:numPr>
           <w:ilvl w:val="0"/>
-          <w:numId w:val="1017"/>
+          <w:numId w:val="1022"/>
         </w:numPr>
       </w:pPr>
       <w:r>
@@ -17281,7 +19498,7 @@
       <w:pPr>
         <w:numPr>
           <w:ilvl w:val="0"/>
-          <w:numId w:val="1017"/>
+          <w:numId w:val="1022"/>
         </w:numPr>
       </w:pPr>
       <w:r>
@@ -17292,7 +19509,7 @@
       <w:pPr>
         <w:numPr>
           <w:ilvl w:val="0"/>
-          <w:numId w:val="1017"/>
+          <w:numId w:val="1022"/>
         </w:numPr>
       </w:pPr>
       <w:r>
@@ -17314,7 +19531,7 @@
       <w:pPr>
         <w:numPr>
           <w:ilvl w:val="0"/>
-          <w:numId w:val="1018"/>
+          <w:numId w:val="1023"/>
         </w:numPr>
       </w:pPr>
       <w:r>
@@ -17329,7 +19546,7 @@
       <w:pPr>
         <w:numPr>
           <w:ilvl w:val="1"/>
-          <w:numId w:val="1019"/>
+          <w:numId w:val="1024"/>
         </w:numPr>
       </w:pPr>
       <w:r>
@@ -17340,7 +19557,7 @@
       <w:pPr>
         <w:numPr>
           <w:ilvl w:val="1"/>
-          <w:numId w:val="1019"/>
+          <w:numId w:val="1024"/>
         </w:numPr>
       </w:pPr>
       <w:r>
@@ -17351,7 +19568,7 @@
       <w:pPr>
         <w:numPr>
           <w:ilvl w:val="1"/>
-          <w:numId w:val="1019"/>
+          <w:numId w:val="1024"/>
         </w:numPr>
       </w:pPr>
       <w:r>
@@ -17362,7 +19579,7 @@
       <w:pPr>
         <w:numPr>
           <w:ilvl w:val="0"/>
-          <w:numId w:val="1018"/>
+          <w:numId w:val="1023"/>
         </w:numPr>
       </w:pPr>
       <w:r>
@@ -17377,7 +19594,7 @@
       <w:pPr>
         <w:numPr>
           <w:ilvl w:val="1"/>
-          <w:numId w:val="1020"/>
+          <w:numId w:val="1025"/>
         </w:numPr>
       </w:pPr>
       <w:r>
@@ -17388,7 +19605,7 @@
       <w:pPr>
         <w:numPr>
           <w:ilvl w:val="1"/>
-          <w:numId w:val="1020"/>
+          <w:numId w:val="1025"/>
         </w:numPr>
       </w:pPr>
       <w:r>
@@ -17399,7 +19616,7 @@
       <w:pPr>
         <w:numPr>
           <w:ilvl w:val="1"/>
-          <w:numId w:val="1020"/>
+          <w:numId w:val="1025"/>
         </w:numPr>
       </w:pPr>
       <w:r>
@@ -17410,7 +19627,7 @@
       <w:pPr>
         <w:numPr>
           <w:ilvl w:val="0"/>
-          <w:numId w:val="1018"/>
+          <w:numId w:val="1023"/>
         </w:numPr>
       </w:pPr>
       <w:r>
@@ -17425,7 +19642,7 @@
       <w:pPr>
         <w:numPr>
           <w:ilvl w:val="1"/>
-          <w:numId w:val="1021"/>
+          <w:numId w:val="1026"/>
         </w:numPr>
       </w:pPr>
       <w:r>
@@ -17436,7 +19653,7 @@
       <w:pPr>
         <w:numPr>
           <w:ilvl w:val="1"/>
-          <w:numId w:val="1021"/>
+          <w:numId w:val="1026"/>
         </w:numPr>
       </w:pPr>
       <w:r>
@@ -17460,7 +19677,7 @@
       <w:pPr>
         <w:numPr>
           <w:ilvl w:val="1"/>
-          <w:numId w:val="1021"/>
+          <w:numId w:val="1026"/>
         </w:numPr>
       </w:pPr>
       <w:r>
@@ -17471,7 +19688,7 @@
       <w:pPr>
         <w:numPr>
           <w:ilvl w:val="0"/>
-          <w:numId w:val="1018"/>
+          <w:numId w:val="1023"/>
         </w:numPr>
       </w:pPr>
       <w:r>
@@ -17486,7 +19703,7 @@
       <w:pPr>
         <w:numPr>
           <w:ilvl w:val="1"/>
-          <w:numId w:val="1022"/>
+          <w:numId w:val="1027"/>
         </w:numPr>
       </w:pPr>
       <w:r>
@@ -17506,25 +19723,36 @@
         <w:t xml:space="preserve"> </w:t>
       </w:r>
       <w:r>
-        <w:t xml:space="preserve">= 80), with two instrument pairs and one season shift.</w:t>
+        <w:t xml:space="preserve">= 80). They cover two instrument pairs for corn, one for tablets, one season shift and three handheld-instrument pairs for mango.</w:t>
       </w:r>
     </w:p>
     <w:p>
       <w:pPr>
         <w:numPr>
           <w:ilvl w:val="1"/>
-          <w:numId w:val="1022"/>
+          <w:numId w:val="1027"/>
         </w:numPr>
       </w:pPr>
       <w:r>
-        <w:t xml:space="preserve">The noise, wavelength-shift and source-size perturbations are simulated.</w:t>
+        <w:t xml:space="preserve">Coverage refers to the samples in these data sets. Test samples recur across repetitions, so the results characterise the procedure on these populations, not on all possible samples.</w:t>
       </w:r>
     </w:p>
     <w:p>
       <w:pPr>
         <w:numPr>
           <w:ilvl w:val="1"/>
-          <w:numId w:val="1022"/>
+          <w:numId w:val="1027"/>
+        </w:numPr>
+      </w:pPr>
+      <w:r>
+        <w:t xml:space="preserve">The noise, wavelength-shift and source-size perturbations are simulated.</w:t>
+      </w:r>
+    </w:p>
+    <w:p>
+      <w:pPr>
+        <w:numPr>
+          <w:ilvl w:val="1"/>
+          <w:numId w:val="1027"/>
         </w:numPr>
       </w:pPr>
       <w:r>
@@ -17535,7 +19763,7 @@
       <w:pPr>
         <w:numPr>
           <w:ilvl w:val="0"/>
-          <w:numId w:val="1018"/>
+          <w:numId w:val="1023"/>
         </w:numPr>
       </w:pPr>
       <w:r>
@@ -17556,7 +19784,7 @@
       <w:pPr>
         <w:numPr>
           <w:ilvl w:val="0"/>
-          <w:numId w:val="1018"/>
+          <w:numId w:val="1023"/>
         </w:numPr>
       </w:pPr>
       <w:r>
@@ -17593,7 +19821,7 @@
       <w:pPr>
         <w:numPr>
           <w:ilvl w:val="0"/>
-          <w:numId w:val="1018"/>
+          <w:numId w:val="1023"/>
         </w:numPr>
       </w:pPr>
       <w:r>
@@ -17664,7 +19892,7 @@
       <w:pPr>
         <w:numPr>
           <w:ilvl w:val="0"/>
-          <w:numId w:val="1023"/>
+          <w:numId w:val="1028"/>
         </w:numPr>
       </w:pPr>
       <w:r>
@@ -17675,7 +19903,7 @@
       <w:pPr>
         <w:numPr>
           <w:ilvl w:val="0"/>
-          <w:numId w:val="1023"/>
+          <w:numId w:val="1028"/>
         </w:numPr>
       </w:pPr>
       <w:r>
@@ -17718,7 +19946,7 @@
       <w:pPr>
         <w:numPr>
           <w:ilvl w:val="0"/>
-          <w:numId w:val="1023"/>
+          <w:numId w:val="1028"/>
         </w:numPr>
       </w:pPr>
       <w:r>
@@ -17850,16 +20078,25 @@
         <w:t xml:space="preserve"> </w:t>
       </w:r>
       <w:r>
-        <w:t xml:space="preserve">[33]</w:t>
-      </w:r>
-      <w:r>
-        <w:t xml:space="preserve">, and mango DMC from Mendeley Data (doi:10.17632/46htwnp833, CC BY 4.0)</w:t>
-      </w:r>
-      <w:r>
-        <w:t xml:space="preserve"> </w:t>
-      </w:r>
-      <w:r>
-        <w:t xml:space="preserve">[34]</w:t>
+        <w:t xml:space="preserve">[36]</w:t>
+      </w:r>
+      <w:r>
+        <w:t xml:space="preserve">, and mango DMC from Mendeley Data (CC BY 4.0). Record version 1 (doi:10.17632/46htwnp833.1) was used for the season shift</w:t>
+      </w:r>
+      <w:r>
+        <w:t xml:space="preserve"> </w:t>
+      </w:r>
+      <w:r>
+        <w:t xml:space="preserve">[37]</w:t>
+      </w:r>
+      <w:r>
+        <w:t xml:space="preserve">, and record version 6 (doi:10.17632/46htwnp833.6) for the instrument shift</w:t>
+      </w:r>
+      <w:r>
+        <w:t xml:space="preserve"> </w:t>
+      </w:r>
+      <w:r>
+        <w:t xml:space="preserve">[45]</w:t>
       </w:r>
       <w:r>
         <w:t xml:space="preserve">. All code, configuration, raw per-repetition results and the scripts regenerating every table and figure are available at [repository URL / archived DOI to be inserted on acceptance].</w:t>
@@ -19409,7 +21646,7 @@
       <w:pPr>
         <w:numPr>
           <w:ilvl w:val="0"/>
-          <w:numId w:val="1024"/>
+          <w:numId w:val="1029"/>
         </w:numPr>
       </w:pPr>
       <w:r>
@@ -19662,7 +21899,7 @@
       <w:pPr>
         <w:numPr>
           <w:ilvl w:val="0"/>
-          <w:numId w:val="1024"/>
+          <w:numId w:val="1029"/>
         </w:numPr>
       </w:pPr>
       <w:r>
@@ -20722,7 +22959,7 @@
         <w:t xml:space="preserve"> </w:t>
       </w:r>
       <w:r>
-        <w:t xml:space="preserve">[30]</w:t>
+        <w:t xml:space="preserve">[32]</w:t>
       </w:r>
       <w:r>
         <w:t xml:space="preserve">, at most</w:t>
@@ -21094,7 +23331,7 @@
       <w:pPr>
         <w:numPr>
           <w:ilvl w:val="0"/>
-          <w:numId w:val="1025"/>
+          <w:numId w:val="1030"/>
         </w:numPr>
       </w:pPr>
       <w:r>
@@ -21297,7 +23534,7 @@
       <w:pPr>
         <w:numPr>
           <w:ilvl w:val="0"/>
-          <w:numId w:val="1025"/>
+          <w:numId w:val="1030"/>
         </w:numPr>
       </w:pPr>
       <w:r>
@@ -21347,15 +23584,26 @@
       <w:pPr>
         <w:numPr>
           <w:ilvl w:val="0"/>
-          <w:numId w:val="1025"/>
+          <w:numId w:val="1030"/>
         </w:numPr>
       </w:pPr>
       <w:r>
+        <w:t xml:space="preserve">Ties between scores have probability zero for continuous data; with ties, the strict inequalities in Step 2 make the interval only more conservative.</w:t>
+      </w:r>
+    </w:p>
+    <w:p>
+      <w:pPr>
+        <w:numPr>
+          <w:ilvl w:val="0"/>
+          <w:numId w:val="1030"/>
+        </w:numPr>
+      </w:pPr>
+      <w:r>
         <w:t xml:space="preserve">If the standards are chosen by a data-dependent design such as Kennard–Stone, they are no longer exchangeable with a random future sample, and Step 4 does not apply.</w:t>
       </w:r>
     </w:p>
     <w:bookmarkEnd w:id="76"/>
-    <w:bookmarkStart w:id="157" w:name="bibliography"/>
+    <w:bookmarkStart w:id="164" w:name="bibliography"/>
     <w:p>
       <w:r>
         <w:br w:type="page"/>
@@ -21369,7 +23617,7 @@
         <w:t xml:space="preserve">References</w:t>
       </w:r>
     </w:p>
-    <w:bookmarkStart w:id="156" w:name="refs"/>
+    <w:bookmarkStart w:id="163" w:name="refs"/>
     <w:bookmarkStart w:id="78" w:name="ref-pasquini2018"/>
     <w:p>
       <w:pPr>
@@ -21595,7 +23843,7 @@
         <w:t xml:space="preserve">	</w:t>
       </w:r>
       <w:r>
-        <w:t xml:space="preserve">P. Mishra, R. Nikzad-Langerodi, Partial least square regression versus domain invariant partial least square regression with application to near-infrared spectroscopy of fresh fruit, Infrared Physics &amp;Amp; Technology 111 (2020) 103547. https://doi.org/</w:t>
+        <w:t xml:space="preserve">P. Mishra, R. Nikzad-Langerodi, Partial least square regression versus domain invariant partial least square regression with application to near-infrared spectroscopy of fresh fruit, Infrared Physics &amp; Technology 111 (2020) 103547. https://doi.org/</w:t>
       </w:r>
       <w:hyperlink r:id="rId91">
         <w:r>
@@ -22202,7 +24450,7 @@
       </w:r>
     </w:p>
     <w:bookmarkEnd w:id="131"/>
-    <w:bookmarkStart w:id="133" w:name="ref-doula2026"/>
+    <w:bookmarkStart w:id="132" w:name="ref-prinster2022"/>
     <w:p>
       <w:pPr>
         <w:pStyle w:val="Bibliography"/>
@@ -22217,12 +24465,61 @@
         <w:t xml:space="preserve">	</w:t>
       </w:r>
       <w:r>
+        <w:t xml:space="preserve">D. Prinster, A. Liu, S. Saria, JAWS: auditing predictive uncertainty under covariate shift, in: Advances in Neural Information Processing Systems 35 (NeurIPS 2022), 2022.</w:t>
+      </w:r>
+    </w:p>
+    <w:bookmarkEnd w:id="132"/>
+    <w:bookmarkStart w:id="134" w:name="ref-zhivkov2026"/>
+    <w:p>
+      <w:pPr>
+        <w:pStyle w:val="Bibliography"/>
+      </w:pPr>
+      <w:r>
+        <w:t xml:space="preserve">[30]</w:t>
+      </w:r>
+      <w:r>
+        <w:t xml:space="preserve"> </w:t>
+      </w:r>
+      <w:r>
+        <w:t xml:space="preserve">	</w:t>
+      </w:r>
+      <w:r>
+        <w:t xml:space="preserve">P. Zhivkov, S. Fidanova, Machine learning calibration transfer for low-cost air quality sensors: distance-based uncertainty quantification in a hybrid urban monitoring network, Atmosphere 17 (2026) 335. https://doi.org/</w:t>
+      </w:r>
+      <w:hyperlink r:id="rId133">
+        <w:r>
+          <w:rPr>
+            <w:rStyle w:val="Hyperlink"/>
+          </w:rPr>
+          <w:t xml:space="preserve">10.3390/atmos17040335</w:t>
+        </w:r>
+      </w:hyperlink>
+      <w:r>
+        <w:t xml:space="preserve">.</w:t>
+      </w:r>
+    </w:p>
+    <w:bookmarkEnd w:id="134"/>
+    <w:bookmarkStart w:id="136" w:name="ref-doula2026"/>
+    <w:p>
+      <w:pPr>
+        <w:pStyle w:val="Bibliography"/>
+      </w:pPr>
+      <w:r>
+        <w:t xml:space="preserve">[31]</w:t>
+      </w:r>
+      <w:r>
+        <w:t xml:space="preserve"> </w:t>
+      </w:r>
+      <w:r>
+        <w:t xml:space="preserve">	</w:t>
+      </w:r>
+      <w:r>
         <w:t xml:space="preserve">A. Doula, Conformal calibration transfer, arXiv Preprint arXiv:2609.10737 (Accepted at ICML 2026) (2026).</w:t>
       </w:r>
       <w:r>
         <w:t xml:space="preserve"> </w:t>
       </w:r>
-      <w:hyperlink r:id="rId132">
+      <w:hyperlink r:id="rId135">
         <w:r>
           <w:rPr>
             <w:rStyle w:val="Hyperlink"/>
@@ -22234,14 +24531,14 @@
         <w:t xml:space="preserve">.</w:t>
       </w:r>
     </w:p>
-    <w:bookmarkEnd w:id="133"/>
-    <w:bookmarkStart w:id="135" w:name="ref-barber2021"/>
+    <w:bookmarkEnd w:id="136"/>
+    <w:bookmarkStart w:id="138" w:name="ref-barber2021"/>
     <w:p>
       <w:pPr>
         <w:pStyle w:val="Bibliography"/>
       </w:pPr>
       <w:r>
-        <w:t xml:space="preserve">[30]</w:t>
+        <w:t xml:space="preserve">[32]</w:t>
       </w:r>
       <w:r>
         <w:t xml:space="preserve"> </w:t>
@@ -22252,7 +24549,7 @@
       <w:r>
         <w:t xml:space="preserve">R.F. Barber, E.J. Candès, A. Ramdas, R.J. Tibshirani, Predictive inference with the jackknife+, The Annals of Statistics 49 (2021) 486–507. https://doi.org/</w:t>
       </w:r>
-      <w:hyperlink r:id="rId134">
+      <w:hyperlink r:id="rId137">
         <w:r>
           <w:rPr>
             <w:rStyle w:val="Hyperlink"/>
@@ -22264,14 +24561,14 @@
         <w:t xml:space="preserve">.</w:t>
       </w:r>
     </w:p>
-    <w:bookmarkEnd w:id="135"/>
-    <w:bookmarkStart w:id="137" w:name="ref-kennard1969"/>
+    <w:bookmarkEnd w:id="138"/>
+    <w:bookmarkStart w:id="140" w:name="ref-papadopoulos2011"/>
     <w:p>
       <w:pPr>
         <w:pStyle w:val="Bibliography"/>
       </w:pPr>
       <w:r>
-        <w:t xml:space="preserve">[31]</w:t>
+        <w:t xml:space="preserve">[33]</w:t>
       </w:r>
       <w:r>
         <w:t xml:space="preserve"> </w:t>
@@ -22280,9 +24577,39 @@
         <w:t xml:space="preserve">	</w:t>
       </w:r>
       <w:r>
+        <w:t xml:space="preserve">H. Papadopoulos, V. Vovk, A. Gammerman, Regression Conformal Prediction with Nearest Neighbours, Journal of Artificial Intelligence Research 40 (2011) 815–840. https://doi.org/</w:t>
+      </w:r>
+      <w:hyperlink r:id="rId139">
+        <w:r>
+          <w:rPr>
+            <w:rStyle w:val="Hyperlink"/>
+          </w:rPr>
+          <w:t xml:space="preserve">10.1613/jair.3198</w:t>
+        </w:r>
+      </w:hyperlink>
+      <w:r>
+        <w:t xml:space="preserve">.</w:t>
+      </w:r>
+    </w:p>
+    <w:bookmarkEnd w:id="140"/>
+    <w:bookmarkStart w:id="142" w:name="ref-kennard1969"/>
+    <w:p>
+      <w:pPr>
+        <w:pStyle w:val="Bibliography"/>
+      </w:pPr>
+      <w:r>
+        <w:t xml:space="preserve">[34]</w:t>
+      </w:r>
+      <w:r>
+        <w:t xml:space="preserve"> </w:t>
+      </w:r>
+      <w:r>
+        <w:t xml:space="preserve">	</w:t>
+      </w:r>
+      <w:r>
         <w:t xml:space="preserve">R.W. Kennard, L.A. Stone, Computer Aided Design of Experiments, Technometrics 11 (1969) 137–148. https://doi.org/</w:t>
       </w:r>
-      <w:hyperlink r:id="rId136">
+      <w:hyperlink r:id="rId141">
         <w:r>
           <w:rPr>
             <w:rStyle w:val="Hyperlink"/>
@@ -22294,14 +24621,14 @@
         <w:t xml:space="preserve">.</w:t>
       </w:r>
     </w:p>
-    <w:bookmarkEnd w:id="137"/>
-    <w:bookmarkStart w:id="138" w:name="ref-gal2016"/>
+    <w:bookmarkEnd w:id="142"/>
+    <w:bookmarkStart w:id="143" w:name="ref-gal2016"/>
     <w:p>
       <w:pPr>
         <w:pStyle w:val="Bibliography"/>
       </w:pPr>
       <w:r>
-        <w:t xml:space="preserve">[32]</w:t>
+        <w:t xml:space="preserve">[35]</w:t>
       </w:r>
       <w:r>
         <w:t xml:space="preserve"> </w:t>
@@ -22313,14 +24640,14 @@
         <w:t xml:space="preserve">Y. Gal, Z. Ghahramani, Dropout as a Bayesian approximation: representing model uncertainty in deep learning, in: Proceedings of the 33rd International Conference on Machine Learning, PMLR 48, 2016: pp. 1050–1059.</w:t>
       </w:r>
     </w:p>
-    <w:bookmarkEnd w:id="138"/>
-    <w:bookmarkStart w:id="140" w:name="ref-eigenvector_data"/>
+    <w:bookmarkEnd w:id="143"/>
+    <w:bookmarkStart w:id="145" w:name="ref-eigenvector_data"/>
     <w:p>
       <w:pPr>
         <w:pStyle w:val="Bibliography"/>
       </w:pPr>
       <w:r>
-        <w:t xml:space="preserve">[33]</w:t>
+        <w:t xml:space="preserve">[36]</w:t>
       </w:r>
       <w:r>
         <w:t xml:space="preserve"> </w:t>
@@ -22334,7 +24661,7 @@
       <w:r>
         <w:t xml:space="preserve"> </w:t>
       </w:r>
-      <w:hyperlink r:id="rId139">
+      <w:hyperlink r:id="rId144">
         <w:r>
           <w:rPr>
             <w:rStyle w:val="Hyperlink"/>
@@ -22349,14 +24676,14 @@
         <w:t xml:space="preserve">(accessed October 13, 2026).</w:t>
       </w:r>
     </w:p>
-    <w:bookmarkEnd w:id="140"/>
-    <w:bookmarkStart w:id="142" w:name="ref-mango_data"/>
+    <w:bookmarkEnd w:id="145"/>
+    <w:bookmarkStart w:id="147" w:name="ref-mango_data"/>
     <w:p>
       <w:pPr>
         <w:pStyle w:val="Bibliography"/>
       </w:pPr>
       <w:r>
-        <w:t xml:space="preserve">[34]</w:t>
+        <w:t xml:space="preserve">[37]</w:t>
       </w:r>
       <w:r>
         <w:t xml:space="preserve"> </w:t>
@@ -22365,9 +24692,238 @@
         <w:t xml:space="preserve">	</w:t>
       </w:r>
       <w:r>
+        <w:t xml:space="preserve">N. Anderson, Mango DMC and spectra Anderson et al. 2020 (Version 1), (2020). https://doi.org/</w:t>
+      </w:r>
+      <w:hyperlink r:id="rId146">
+        <w:r>
+          <w:rPr>
+            <w:rStyle w:val="Hyperlink"/>
+          </w:rPr>
+          <w:t xml:space="preserve">10.17632/46htwnp833.1</w:t>
+        </w:r>
+      </w:hyperlink>
+      <w:r>
+        <w:t xml:space="preserve">.</w:t>
+      </w:r>
+    </w:p>
+    <w:bookmarkEnd w:id="147"/>
+    <w:bookmarkStart w:id="149" w:name="ref-barnes1989"/>
+    <w:p>
+      <w:pPr>
+        <w:pStyle w:val="Bibliography"/>
+      </w:pPr>
+      <w:r>
+        <w:t xml:space="preserve">[38]</w:t>
+      </w:r>
+      <w:r>
+        <w:t xml:space="preserve"> </w:t>
+      </w:r>
+      <w:r>
+        <w:t xml:space="preserve">	</w:t>
+      </w:r>
+      <w:r>
+        <w:t xml:space="preserve">R.J. Barnes, M.S. Dhanoa, S.J. Lister, Standard Normal Variate Transformation and De-Trending of Near-Infrared Diffuse Reflectance Spectra, Applied Spectroscopy 43 (1989) 772–777. https://doi.org/</w:t>
+      </w:r>
+      <w:hyperlink r:id="rId148">
+        <w:r>
+          <w:rPr>
+            <w:rStyle w:val="Hyperlink"/>
+          </w:rPr>
+          <w:t xml:space="preserve">10.1366/0003702894202201</w:t>
+        </w:r>
+      </w:hyperlink>
+      <w:r>
+        <w:t xml:space="preserve">.</w:t>
+      </w:r>
+    </w:p>
+    <w:bookmarkEnd w:id="149"/>
+    <w:bookmarkStart w:id="151" w:name="ref-savitzky1964"/>
+    <w:p>
+      <w:pPr>
+        <w:pStyle w:val="Bibliography"/>
+      </w:pPr>
+      <w:r>
+        <w:t xml:space="preserve">[39]</w:t>
+      </w:r>
+      <w:r>
+        <w:t xml:space="preserve"> </w:t>
+      </w:r>
+      <w:r>
+        <w:t xml:space="preserve">	</w:t>
+      </w:r>
+      <w:r>
+        <w:t xml:space="preserve">Abraham. Savitzky, M.J.E. Golay, Smoothing and Differentiation of Data by Simplified Least Squares Procedures., Analytical Chemistry 36 (1964) 1627–1639. https://doi.org/</w:t>
+      </w:r>
+      <w:hyperlink r:id="rId150">
+        <w:r>
+          <w:rPr>
+            <w:rStyle w:val="Hyperlink"/>
+          </w:rPr>
+          <w:t xml:space="preserve">10.1021/ac60214a047</w:t>
+        </w:r>
+      </w:hyperlink>
+      <w:r>
+        <w:t xml:space="preserve">.</w:t>
+      </w:r>
+    </w:p>
+    <w:bookmarkEnd w:id="151"/>
+    <w:bookmarkStart w:id="153" w:name="ref-wold2001"/>
+    <w:p>
+      <w:pPr>
+        <w:pStyle w:val="Bibliography"/>
+      </w:pPr>
+      <w:r>
+        <w:t xml:space="preserve">[40]</w:t>
+      </w:r>
+      <w:r>
+        <w:t xml:space="preserve"> </w:t>
+      </w:r>
+      <w:r>
+        <w:t xml:space="preserve">	</w:t>
+      </w:r>
+      <w:r>
+        <w:t xml:space="preserve">S. Wold, M. Sjöström, L. Eriksson, PLS-regression: a basic tool of chemometrics, Chemometrics and Intelligent Laboratory Systems 58 (2001) 109–130. https://doi.org/</w:t>
+      </w:r>
+      <w:hyperlink r:id="rId152">
+        <w:r>
+          <w:rPr>
+            <w:rStyle w:val="Hyperlink"/>
+          </w:rPr>
+          <w:t xml:space="preserve">10.1016/S0169-7439(01)00155-1</w:t>
+        </w:r>
+      </w:hyperlink>
+      <w:r>
+        <w:t xml:space="preserve">.</w:t>
+      </w:r>
+    </w:p>
+    <w:bookmarkEnd w:id="153"/>
+    <w:bookmarkStart w:id="155" w:name="ref-gneiting2007"/>
+    <w:p>
+      <w:pPr>
+        <w:pStyle w:val="Bibliography"/>
+      </w:pPr>
+      <w:r>
+        <w:t xml:space="preserve">[41]</w:t>
+      </w:r>
+      <w:r>
+        <w:t xml:space="preserve"> </w:t>
+      </w:r>
+      <w:r>
+        <w:t xml:space="preserve">	</w:t>
+      </w:r>
+      <w:r>
+        <w:t xml:space="preserve">T. Gneiting, A.E. Raftery, Strictly Proper Scoring Rules, Prediction, and Estimation, Journal of the American Statistical Association 102 (2007) 359–378. https://doi.org/</w:t>
+      </w:r>
+      <w:hyperlink r:id="rId154">
+        <w:r>
+          <w:rPr>
+            <w:rStyle w:val="Hyperlink"/>
+          </w:rPr>
+          <w:t xml:space="preserve">10.1198/016214506000001437</w:t>
+        </w:r>
+      </w:hyperlink>
+      <w:r>
+        <w:t xml:space="preserve">.</w:t>
+      </w:r>
+    </w:p>
+    <w:bookmarkEnd w:id="155"/>
+    <w:bookmarkStart w:id="157" w:name="ref-holm1979"/>
+    <w:p>
+      <w:pPr>
+        <w:pStyle w:val="Bibliography"/>
+      </w:pPr>
+      <w:r>
+        <w:t xml:space="preserve">[42]</w:t>
+      </w:r>
+      <w:r>
+        <w:t xml:space="preserve"> </w:t>
+      </w:r>
+      <w:r>
+        <w:t xml:space="preserve">	</w:t>
+      </w:r>
+      <w:r>
+        <w:t xml:space="preserve">S. Holm, A simple sequentially rejective multiple test procedure, Scandinavian Journal of Statistics 6 (1979) 65–70. https://doi.org/</w:t>
+      </w:r>
+      <w:hyperlink r:id="rId156">
+        <w:r>
+          <w:rPr>
+            <w:rStyle w:val="Hyperlink"/>
+          </w:rPr>
+          <w:t xml:space="preserve">10.2307/4615733</w:t>
+        </w:r>
+      </w:hyperlink>
+      <w:r>
+        <w:t xml:space="preserve">.</w:t>
+      </w:r>
+    </w:p>
+    <w:bookmarkEnd w:id="157"/>
+    <w:bookmarkStart w:id="158" w:name="ref-demsar2006"/>
+    <w:p>
+      <w:pPr>
+        <w:pStyle w:val="Bibliography"/>
+      </w:pPr>
+      <w:r>
+        <w:t xml:space="preserve">[43]</w:t>
+      </w:r>
+      <w:r>
+        <w:t xml:space="preserve"> </w:t>
+      </w:r>
+      <w:r>
+        <w:t xml:space="preserve">	</w:t>
+      </w:r>
+      <w:r>
+        <w:t xml:space="preserve">J. Demšar, Statistical comparisons of classifiers over multiple data sets, Journal of Machine Learning Research 7 (2006) 1–30.</w:t>
+      </w:r>
+    </w:p>
+    <w:bookmarkEnd w:id="158"/>
+    <w:bookmarkStart w:id="160" w:name="ref-maxime2025"/>
+    <w:p>
+      <w:pPr>
+        <w:pStyle w:val="Bibliography"/>
+      </w:pPr>
+      <w:r>
+        <w:t xml:space="preserve">[44]</w:t>
+      </w:r>
+      <w:r>
+        <w:t xml:space="preserve"> </w:t>
+      </w:r>
+      <w:r>
+        <w:t xml:space="preserve">	</w:t>
+      </w:r>
+      <w:r>
+        <w:t xml:space="preserve">M. Maxime, K. Lamdibih, J.-M. Roger, D. Esteve, R. Bendoula, F. Abdelghafour, Simple methods for uncertainty estimation in neural networks applied to spectral data processing: A case study on mango dry matter prediction, Chemometrics and Intelligent Laboratory Systems 267 (2025) 105532. https://doi.org/</w:t>
+      </w:r>
+      <w:hyperlink r:id="rId159">
+        <w:r>
+          <w:rPr>
+            <w:rStyle w:val="Hyperlink"/>
+          </w:rPr>
+          <w:t xml:space="preserve">10.1016/j.chemolab.2025.105532</w:t>
+        </w:r>
+      </w:hyperlink>
+      <w:r>
+        <w:t xml:space="preserve">.</w:t>
+      </w:r>
+    </w:p>
+    <w:bookmarkEnd w:id="160"/>
+    <w:bookmarkStart w:id="162" w:name="ref-mango_data_v6"/>
+    <w:p>
+      <w:pPr>
+        <w:pStyle w:val="Bibliography"/>
+      </w:pPr>
+      <w:r>
+        <w:t xml:space="preserve">[45]</w:t>
+      </w:r>
+      <w:r>
+        <w:t xml:space="preserve"> </w:t>
+      </w:r>
+      <w:r>
+        <w:t xml:space="preserve">	</w:t>
+      </w:r>
+      <w:r>
         <w:t xml:space="preserve">N. Anderson, K. Walsh, P. Subedi, J. Walsh, Mango DMC and NIR spectra (Version 6), (2026). https://doi.org/</w:t>
       </w:r>
-      <w:hyperlink r:id="rId141">
+      <w:hyperlink r:id="rId161">
         <w:r>
           <w:rPr>
             <w:rStyle w:val="Hyperlink"/>
@@ -22379,208 +24935,9 @@
         <w:t xml:space="preserve">.</w:t>
       </w:r>
     </w:p>
-    <w:bookmarkEnd w:id="142"/>
-    <w:bookmarkStart w:id="144" w:name="ref-barnes1989"/>
-    <w:p>
-      <w:pPr>
-        <w:pStyle w:val="Bibliography"/>
-      </w:pPr>
-      <w:r>
-        <w:t xml:space="preserve">[35]</w:t>
-      </w:r>
-      <w:r>
-        <w:t xml:space="preserve"> </w:t>
-      </w:r>
-      <w:r>
-        <w:t xml:space="preserve">	</w:t>
-      </w:r>
-      <w:r>
-        <w:t xml:space="preserve">R.J. Barnes, M.S. Dhanoa, S.J. Lister, Standard Normal Variate Transformation and De-Trending of Near-Infrared Diffuse Reflectance Spectra, Applied Spectroscopy 43 (1989) 772–777. https://doi.org/</w:t>
-      </w:r>
-      <w:hyperlink r:id="rId143">
-        <w:r>
-          <w:rPr>
-            <w:rStyle w:val="Hyperlink"/>
-          </w:rPr>
-          <w:t xml:space="preserve">10.1366/0003702894202201</w:t>
-        </w:r>
-      </w:hyperlink>
-      <w:r>
-        <w:t xml:space="preserve">.</w:t>
-      </w:r>
-    </w:p>
-    <w:bookmarkEnd w:id="144"/>
-    <w:bookmarkStart w:id="146" w:name="ref-savitzky1964"/>
-    <w:p>
-      <w:pPr>
-        <w:pStyle w:val="Bibliography"/>
-      </w:pPr>
-      <w:r>
-        <w:t xml:space="preserve">[36]</w:t>
-      </w:r>
-      <w:r>
-        <w:t xml:space="preserve"> </w:t>
-      </w:r>
-      <w:r>
-        <w:t xml:space="preserve">	</w:t>
-      </w:r>
-      <w:r>
-        <w:t xml:space="preserve">Abraham. Savitzky, M.J.E. Golay, Smoothing and Differentiation of Data by Simplified Least Squares Procedures., Analytical Chemistry 36 (1964) 1627–1639. https://doi.org/</w:t>
-      </w:r>
-      <w:hyperlink r:id="rId145">
-        <w:r>
-          <w:rPr>
-            <w:rStyle w:val="Hyperlink"/>
-          </w:rPr>
-          <w:t xml:space="preserve">10.1021/ac60214a047</w:t>
-        </w:r>
-      </w:hyperlink>
-      <w:r>
-        <w:t xml:space="preserve">.</w:t>
-      </w:r>
-    </w:p>
-    <w:bookmarkEnd w:id="146"/>
-    <w:bookmarkStart w:id="148" w:name="ref-wold2001"/>
-    <w:p>
-      <w:pPr>
-        <w:pStyle w:val="Bibliography"/>
-      </w:pPr>
-      <w:r>
-        <w:t xml:space="preserve">[37]</w:t>
-      </w:r>
-      <w:r>
-        <w:t xml:space="preserve"> </w:t>
-      </w:r>
-      <w:r>
-        <w:t xml:space="preserve">	</w:t>
-      </w:r>
-      <w:r>
-        <w:t xml:space="preserve">S. Wold, M. Sjöström, L. Eriksson, PLS-regression: a basic tool of chemometrics, Chemometrics and Intelligent Laboratory Systems 58 (2001) 109–130. https://doi.org/</w:t>
-      </w:r>
-      <w:hyperlink r:id="rId147">
-        <w:r>
-          <w:rPr>
-            <w:rStyle w:val="Hyperlink"/>
-          </w:rPr>
-          <w:t xml:space="preserve">10.1016/S0169-7439(01)00155-1</w:t>
-        </w:r>
-      </w:hyperlink>
-      <w:r>
-        <w:t xml:space="preserve">.</w:t>
-      </w:r>
-    </w:p>
-    <w:bookmarkEnd w:id="148"/>
-    <w:bookmarkStart w:id="150" w:name="ref-gneiting2007"/>
-    <w:p>
-      <w:pPr>
-        <w:pStyle w:val="Bibliography"/>
-      </w:pPr>
-      <w:r>
-        <w:t xml:space="preserve">[38]</w:t>
-      </w:r>
-      <w:r>
-        <w:t xml:space="preserve"> </w:t>
-      </w:r>
-      <w:r>
-        <w:t xml:space="preserve">	</w:t>
-      </w:r>
-      <w:r>
-        <w:t xml:space="preserve">T. Gneiting, A.E. Raftery, Strictly Proper Scoring Rules, Prediction, and Estimation, Journal of the American Statistical Association 102 (2007) 359–378. https://doi.org/</w:t>
-      </w:r>
-      <w:hyperlink r:id="rId149">
-        <w:r>
-          <w:rPr>
-            <w:rStyle w:val="Hyperlink"/>
-          </w:rPr>
-          <w:t xml:space="preserve">10.1198/016214506000001437</w:t>
-        </w:r>
-      </w:hyperlink>
-      <w:r>
-        <w:t xml:space="preserve">.</w:t>
-      </w:r>
-    </w:p>
-    <w:bookmarkEnd w:id="150"/>
-    <w:bookmarkStart w:id="152" w:name="ref-holm1979"/>
-    <w:p>
-      <w:pPr>
-        <w:pStyle w:val="Bibliography"/>
-      </w:pPr>
-      <w:r>
-        <w:t xml:space="preserve">[39]</w:t>
-      </w:r>
-      <w:r>
-        <w:t xml:space="preserve"> </w:t>
-      </w:r>
-      <w:r>
-        <w:t xml:space="preserve">	</w:t>
-      </w:r>
-      <w:r>
-        <w:t xml:space="preserve">S. Holm, A simple sequentially rejective multiple test procedure, Scandinavian Journal of Statistics 6 (1979) 65–70. https://doi.org/</w:t>
-      </w:r>
-      <w:hyperlink r:id="rId151">
-        <w:r>
-          <w:rPr>
-            <w:rStyle w:val="Hyperlink"/>
-          </w:rPr>
-          <w:t xml:space="preserve">10.2307/4615733</w:t>
-        </w:r>
-      </w:hyperlink>
-      <w:r>
-        <w:t xml:space="preserve">.</w:t>
-      </w:r>
-    </w:p>
-    <w:bookmarkEnd w:id="152"/>
-    <w:bookmarkStart w:id="153" w:name="ref-demsar2006"/>
-    <w:p>
-      <w:pPr>
-        <w:pStyle w:val="Bibliography"/>
-      </w:pPr>
-      <w:r>
-        <w:t xml:space="preserve">[40]</w:t>
-      </w:r>
-      <w:r>
-        <w:t xml:space="preserve"> </w:t>
-      </w:r>
-      <w:r>
-        <w:t xml:space="preserve">	</w:t>
-      </w:r>
-      <w:r>
-        <w:t xml:space="preserve">J. Demšar, Statistical comparisons of classifiers over multiple data sets, Journal of Machine Learning Research 7 (2006) 1–30.</w:t>
-      </w:r>
-    </w:p>
-    <w:bookmarkEnd w:id="153"/>
-    <w:bookmarkStart w:id="155" w:name="ref-maxime2025"/>
-    <w:p>
-      <w:pPr>
-        <w:pStyle w:val="Bibliography"/>
-      </w:pPr>
-      <w:r>
-        <w:t xml:space="preserve">[41]</w:t>
-      </w:r>
-      <w:r>
-        <w:t xml:space="preserve"> </w:t>
-      </w:r>
-      <w:r>
-        <w:t xml:space="preserve">	</w:t>
-      </w:r>
-      <w:r>
-        <w:t xml:space="preserve">M. Maxime, K. Lamdibih, J.-M. Roger, D. Esteve, R. Bendoula, F. Abdelghafour, Simple methods for uncertainty estimation in neural networks applied to spectral data processing: A case study on mango dry matter prediction, Chemometrics and Intelligent Laboratory Systems 267 (2025) 105532. https://doi.org/</w:t>
-      </w:r>
-      <w:hyperlink r:id="rId154">
-        <w:r>
-          <w:rPr>
-            <w:rStyle w:val="Hyperlink"/>
-          </w:rPr>
-          <w:t xml:space="preserve">10.1016/j.chemolab.2025.105532</w:t>
-        </w:r>
-      </w:hyperlink>
-      <w:r>
-        <w:t xml:space="preserve">.</w:t>
-      </w:r>
-    </w:p>
-    <w:bookmarkEnd w:id="155"/>
-    <w:bookmarkEnd w:id="156"/>
-    <w:bookmarkEnd w:id="157"/>
+    <w:bookmarkEnd w:id="162"/>
+    <w:bookmarkEnd w:id="163"/>
+    <w:bookmarkEnd w:id="164"/>
     <w:sectPr>
       <w:footerReference r:id="rId9" w:type="default"/>
       <w:pgSz w:h="16838" w:w="11906"/>
@@ -22708,6 +25065,82 @@
       </w:pPr>
     </w:lvl>
   </w:abstractNum>
+  <w:abstractNum w:abstractNumId="991">
+    <w:nsid w:val="A991"/>
+    <w:multiLevelType w:val="multilevel"/>
+    <w:lvl w:ilvl="0">
+      <w:numFmt w:val="bullet"/>
+      <w:lvlText w:val="•"/>
+      <w:lvlJc w:val="left"/>
+      <w:pPr>
+        <w:ind w:left="720" w:hanging="480"/>
+      </w:pPr>
+    </w:lvl>
+    <w:lvl w:ilvl="1">
+      <w:numFmt w:val="bullet"/>
+      <w:lvlText w:val="–"/>
+      <w:lvlJc w:val="left"/>
+      <w:pPr>
+        <w:ind w:left="1440" w:hanging="480"/>
+      </w:pPr>
+    </w:lvl>
+    <w:lvl w:ilvl="2">
+      <w:numFmt w:val="bullet"/>
+      <w:lvlText w:val="•"/>
+      <w:lvlJc w:val="left"/>
+      <w:pPr>
+        <w:ind w:left="2160" w:hanging="480"/>
+      </w:pPr>
+    </w:lvl>
+    <w:lvl w:ilvl="3">
+      <w:numFmt w:val="bullet"/>
+      <w:lvlText w:val="–"/>
+      <w:lvlJc w:val="left"/>
+      <w:pPr>
+        <w:ind w:left="2880" w:hanging="480"/>
+      </w:pPr>
+    </w:lvl>
+    <w:lvl w:ilvl="4">
+      <w:numFmt w:val="bullet"/>
+      <w:lvlText w:val="•"/>
+      <w:lvlJc w:val="left"/>
+      <w:pPr>
+        <w:ind w:left="3600" w:hanging="480"/>
+      </w:pPr>
+    </w:lvl>
+    <w:lvl w:ilvl="5">
+      <w:numFmt w:val="bullet"/>
+      <w:lvlText w:val="–"/>
+      <w:lvlJc w:val="left"/>
+      <w:pPr>
+        <w:ind w:left="4320" w:hanging="480"/>
+      </w:pPr>
+    </w:lvl>
+    <w:lvl w:ilvl="6">
+      <w:numFmt w:val="bullet"/>
+      <w:lvlText w:val="•"/>
+      <w:lvlJc w:val="left"/>
+      <w:pPr>
+        <w:ind w:left="5040" w:hanging="480"/>
+      </w:pPr>
+    </w:lvl>
+    <w:lvl w:ilvl="7">
+      <w:numFmt w:val="bullet"/>
+      <w:lvlText w:val="–"/>
+      <w:lvlJc w:val="left"/>
+      <w:pPr>
+        <w:ind w:left="5760" w:hanging="480"/>
+      </w:pPr>
+    </w:lvl>
+    <w:lvl w:ilvl="8">
+      <w:numFmt w:val="bullet"/>
+      <w:lvlText w:val="•"/>
+      <w:lvlJc w:val="left"/>
+      <w:pPr>
+        <w:ind w:left="6480" w:hanging="480"/>
+      </w:pPr>
+    </w:lvl>
+  </w:abstractNum>
   <w:abstractNum w:abstractNumId="99411">
     <w:nsid w:val="A99411"/>
     <w:multiLevelType w:val="multilevel"/>
@@ -22793,86 +25226,13 @@
       </w:pPr>
     </w:lvl>
   </w:abstractNum>
-  <w:abstractNum w:abstractNumId="991">
-    <w:nsid w:val="A991"/>
-    <w:multiLevelType w:val="multilevel"/>
-    <w:lvl w:ilvl="0">
-      <w:numFmt w:val="bullet"/>
-      <w:lvlText w:val="•"/>
-      <w:lvlJc w:val="left"/>
-      <w:pPr>
-        <w:ind w:left="720" w:hanging="480"/>
-      </w:pPr>
-    </w:lvl>
-    <w:lvl w:ilvl="1">
-      <w:numFmt w:val="bullet"/>
-      <w:lvlText w:val="–"/>
-      <w:lvlJc w:val="left"/>
-      <w:pPr>
-        <w:ind w:left="1440" w:hanging="480"/>
-      </w:pPr>
-    </w:lvl>
-    <w:lvl w:ilvl="2">
-      <w:numFmt w:val="bullet"/>
-      <w:lvlText w:val="•"/>
-      <w:lvlJc w:val="left"/>
-      <w:pPr>
-        <w:ind w:left="2160" w:hanging="480"/>
-      </w:pPr>
-    </w:lvl>
-    <w:lvl w:ilvl="3">
-      <w:numFmt w:val="bullet"/>
-      <w:lvlText w:val="–"/>
-      <w:lvlJc w:val="left"/>
-      <w:pPr>
-        <w:ind w:left="2880" w:hanging="480"/>
-      </w:pPr>
-    </w:lvl>
-    <w:lvl w:ilvl="4">
-      <w:numFmt w:val="bullet"/>
-      <w:lvlText w:val="•"/>
-      <w:lvlJc w:val="left"/>
-      <w:pPr>
-        <w:ind w:left="3600" w:hanging="480"/>
-      </w:pPr>
-    </w:lvl>
-    <w:lvl w:ilvl="5">
-      <w:numFmt w:val="bullet"/>
-      <w:lvlText w:val="–"/>
-      <w:lvlJc w:val="left"/>
-      <w:pPr>
-        <w:ind w:left="4320" w:hanging="480"/>
-      </w:pPr>
-    </w:lvl>
-    <w:lvl w:ilvl="6">
-      <w:numFmt w:val="bullet"/>
-      <w:lvlText w:val="•"/>
-      <w:lvlJc w:val="left"/>
-      <w:pPr>
-        <w:ind w:left="5040" w:hanging="480"/>
-      </w:pPr>
-    </w:lvl>
-    <w:lvl w:ilvl="7">
-      <w:numFmt w:val="bullet"/>
-      <w:lvlText w:val="–"/>
-      <w:lvlJc w:val="left"/>
-      <w:pPr>
-        <w:ind w:left="5760" w:hanging="480"/>
-      </w:pPr>
-    </w:lvl>
-    <w:lvl w:ilvl="8">
-      <w:numFmt w:val="bullet"/>
-      <w:lvlText w:val="•"/>
-      <w:lvlJc w:val="left"/>
-      <w:pPr>
-        <w:ind w:left="6480" w:hanging="480"/>
-      </w:pPr>
-    </w:lvl>
-  </w:abstractNum>
   <w:num w:numId="1000">
     <w:abstractNumId w:val="990"/>
   </w:num>
   <w:num w:numId="1001">
+    <w:abstractNumId w:val="991"/>
+  </w:num>
+  <w:num w:numId="1002">
     <w:abstractNumId w:val="99411"/>
     <w:lvlOverride w:ilvl="0">
       <w:startOverride w:val="1"/>
@@ -22901,9 +25261,6 @@
     <w:lvlOverride w:ilvl="8">
       <w:startOverride w:val="1"/>
     </w:lvlOverride>
-  </w:num>
-  <w:num w:numId="1002">
-    <w:abstractNumId w:val="991"/>
   </w:num>
   <w:num w:numId="1003">
     <w:abstractNumId w:val="991"/>
@@ -22948,6 +25305,21 @@
     <w:abstractNumId w:val="991"/>
   </w:num>
   <w:num w:numId="1017">
+    <w:abstractNumId w:val="991"/>
+  </w:num>
+  <w:num w:numId="1018">
+    <w:abstractNumId w:val="991"/>
+  </w:num>
+  <w:num w:numId="1019">
+    <w:abstractNumId w:val="991"/>
+  </w:num>
+  <w:num w:numId="1020">
+    <w:abstractNumId w:val="991"/>
+  </w:num>
+  <w:num w:numId="1021">
+    <w:abstractNumId w:val="991"/>
+  </w:num>
+  <w:num w:numId="1022">
     <w:abstractNumId w:val="99411"/>
     <w:lvlOverride w:ilvl="0">
       <w:startOverride w:val="1"/>
@@ -22976,48 +25348,6 @@
     <w:lvlOverride w:ilvl="8">
       <w:startOverride w:val="1"/>
     </w:lvlOverride>
-  </w:num>
-  <w:num w:numId="1018">
-    <w:abstractNumId w:val="99411"/>
-    <w:lvlOverride w:ilvl="0">
-      <w:startOverride w:val="1"/>
-    </w:lvlOverride>
-    <w:lvlOverride w:ilvl="1">
-      <w:startOverride w:val="1"/>
-    </w:lvlOverride>
-    <w:lvlOverride w:ilvl="2">
-      <w:startOverride w:val="1"/>
-    </w:lvlOverride>
-    <w:lvlOverride w:ilvl="3">
-      <w:startOverride w:val="1"/>
-    </w:lvlOverride>
-    <w:lvlOverride w:ilvl="4">
-      <w:startOverride w:val="1"/>
-    </w:lvlOverride>
-    <w:lvlOverride w:ilvl="5">
-      <w:startOverride w:val="1"/>
-    </w:lvlOverride>
-    <w:lvlOverride w:ilvl="6">
-      <w:startOverride w:val="1"/>
-    </w:lvlOverride>
-    <w:lvlOverride w:ilvl="7">
-      <w:startOverride w:val="1"/>
-    </w:lvlOverride>
-    <w:lvlOverride w:ilvl="8">
-      <w:startOverride w:val="1"/>
-    </w:lvlOverride>
-  </w:num>
-  <w:num w:numId="1019">
-    <w:abstractNumId w:val="991"/>
-  </w:num>
-  <w:num w:numId="1020">
-    <w:abstractNumId w:val="991"/>
-  </w:num>
-  <w:num w:numId="1021">
-    <w:abstractNumId w:val="991"/>
-  </w:num>
-  <w:num w:numId="1022">
-    <w:abstractNumId w:val="991"/>
   </w:num>
   <w:num w:numId="1023">
     <w:abstractNumId w:val="99411"/>
@@ -23053,6 +25383,48 @@
     <w:abstractNumId w:val="991"/>
   </w:num>
   <w:num w:numId="1025">
+    <w:abstractNumId w:val="991"/>
+  </w:num>
+  <w:num w:numId="1026">
+    <w:abstractNumId w:val="991"/>
+  </w:num>
+  <w:num w:numId="1027">
+    <w:abstractNumId w:val="991"/>
+  </w:num>
+  <w:num w:numId="1028">
+    <w:abstractNumId w:val="99411"/>
+    <w:lvlOverride w:ilvl="0">
+      <w:startOverride w:val="1"/>
+    </w:lvlOverride>
+    <w:lvlOverride w:ilvl="1">
+      <w:startOverride w:val="1"/>
+    </w:lvlOverride>
+    <w:lvlOverride w:ilvl="2">
+      <w:startOverride w:val="1"/>
+    </w:lvlOverride>
+    <w:lvlOverride w:ilvl="3">
+      <w:startOverride w:val="1"/>
+    </w:lvlOverride>
+    <w:lvlOverride w:ilvl="4">
+      <w:startOverride w:val="1"/>
+    </w:lvlOverride>
+    <w:lvlOverride w:ilvl="5">
+      <w:startOverride w:val="1"/>
+    </w:lvlOverride>
+    <w:lvlOverride w:ilvl="6">
+      <w:startOverride w:val="1"/>
+    </w:lvlOverride>
+    <w:lvlOverride w:ilvl="7">
+      <w:startOverride w:val="1"/>
+    </w:lvlOverride>
+    <w:lvlOverride w:ilvl="8">
+      <w:startOverride w:val="1"/>
+    </w:lvlOverride>
+  </w:num>
+  <w:num w:numId="1029">
+    <w:abstractNumId w:val="991"/>
+  </w:num>
+  <w:num w:numId="1030">
     <w:abstractNumId w:val="991"/>
   </w:num>
 </w:numbering>

--- a/Target_Journal_Submission/manuscript/Final_Manuscript.docx
+++ b/Target_Journal_Submission/manuscript/Final_Manuscript.docx
@@ -11221,7 +11221,72 @@
         <w:t xml:space="preserve"> </w:t>
       </w:r>
       <w:r>
-        <w:t xml:space="preserve">≥ 19 standards. With fewer standards it returns unbounded intervals rather than over-confident ones. Over all four transfer pipelines (PDS, DS, SBC and no transfer) and the three data sets, TJ+N under-covered in 0 of 152 pipeline × scenario combinations at α = 0.10. The corresponding numbers were 12 of 152 for Gauss-LOO, 120 of 152 for ASTM-PI and 129 of 152 for SCP-S (Table S2).</w:t>
+        <w:t xml:space="preserve">≥ 19 standards. With fewer standards it returns unbounded intervals rather than over-confident ones.</w:t>
+      </w:r>
+    </w:p>
+    <w:p>
+      <w:pPr>
+        <w:pStyle w:val="BodyText"/>
+      </w:pPr>
+      <w:r>
+        <w:rPr>
+          <w:bCs/>
+          <w:b/>
+        </w:rPr>
+        <w:t xml:space="preserve">Normalised Gaussian competitor (E9).</w:t>
+      </w:r>
+      <w:r>
+        <w:t xml:space="preserve"> </w:t>
+      </w:r>
+      <w:r>
+        <w:t xml:space="preserve">One might expect a heteroscedastic Gaussian interval using the same difficulty function to combine the efficiency of Gauss-LOO with the adaptivity of TJ+N: μ(x) ± t₁₋α/₂,ₘ₋₁ · RMS(Rᵢ) · σ(x), with Rᵢ from Eq. (3) (Gauss-LOO-N). We tested this in an additional experiment specified during review (200 repetitions; all primary pipelines and the instrument shift of E8; three α levels; Table S8).</w:t>
+      </w:r>
+    </w:p>
+    <w:p>
+      <w:pPr>
+        <w:numPr>
+          <w:ilvl w:val="0"/>
+          <w:numId w:val="1014"/>
+        </w:numPr>
+      </w:pPr>
+      <w:r>
+        <w:t xml:space="preserve">Under-covering scenarios over all α levels: TJ+N 0/192, Gauss-LOO 19/192, Gauss-LOO-N 14/192.</w:t>
+      </w:r>
+    </w:p>
+    <w:p>
+      <w:pPr>
+        <w:numPr>
+          <w:ilvl w:val="0"/>
+          <w:numId w:val="1014"/>
+        </w:numPr>
+      </w:pPr>
+      <w:r>
+        <w:t xml:space="preserve">At α = 0.05: 0/64, 17/64 and 8/64, respectively.</w:t>
+      </w:r>
+    </w:p>
+    <w:p>
+      <w:pPr>
+        <w:numPr>
+          <w:ilvl w:val="0"/>
+          <w:numId w:val="1014"/>
+        </w:numPr>
+      </w:pPr>
+      <w:r>
+        <w:t xml:space="preserve">At α = 0.10, Gauss-LOO-N had a lower median interval score than TJ+N in 59 of 64 scenarios (median score ratio 0.970).</w:t>
+      </w:r>
+    </w:p>
+    <w:p>
+      <w:pPr>
+        <w:pStyle w:val="FirstParagraph"/>
+      </w:pPr>
+      <w:r>
+        <w:t xml:space="preserve">The normalised Gaussian interval was therefore slightly more efficient, by about 3% in interval score, but it under-covered in several scenarios, mostly at 95%. TJ+N trades this small loss of efficiency for validity without distributional assumptions. Where a few percent of interval width matter more than a coverage guarantee, Gauss-LOO-N is a defensible pragmatic choice, provided its coverage is checked.</w:t>
+      </w:r>
+      <w:r>
+        <w:t xml:space="preserve"> </w:t>
+      </w:r>
+      <w:r>
+        <w:t xml:space="preserve">Over all four transfer pipelines (PDS, DS, SBC and no transfer) and the three data sets, TJ+N under-covered in 0 of 152 pipeline × scenario combinations at α = 0.10. The corresponding numbers were 12 of 152 for Gauss-LOO, 120 of 152 for ASTM-PI and 129 of 152 for SCP-S (Table S2).</w:t>
       </w:r>
     </w:p>
     <w:p>
@@ -11805,7 +11870,7 @@
       <w:pPr>
         <w:numPr>
           <w:ilvl w:val="0"/>
-          <w:numId w:val="1014"/>
+          <w:numId w:val="1015"/>
         </w:numPr>
       </w:pPr>
       <w:r>
@@ -11826,7 +11891,7 @@
       <w:pPr>
         <w:numPr>
           <w:ilvl w:val="0"/>
-          <w:numId w:val="1014"/>
+          <w:numId w:val="1015"/>
         </w:numPr>
       </w:pPr>
       <w:r>
@@ -11847,7 +11912,7 @@
       <w:pPr>
         <w:numPr>
           <w:ilvl w:val="0"/>
-          <w:numId w:val="1014"/>
+          <w:numId w:val="1015"/>
         </w:numPr>
       </w:pPr>
       <w:r>
@@ -11903,14 +11968,62 @@
         <w:t xml:space="preserve"> </w:t>
       </w:r>
       <w:r>
-        <w:t xml:space="preserve">Centring the interval on the full-fit prediction (TJ-naive-N) gave equal or slightly lower coverage than TJ+N. It was not flagged as under-covering here, but it carries no finite-sample guarantee.</w:t>
+        <w:t xml:space="preserve">Centring the interval on the full-fit prediction (TJ-naive-N) gave equal or slightly lower coverage than TJ+N. It is a reasonable practical alternative, but it carries no finite-sample guarantee.</w:t>
       </w:r>
     </w:p>
     <w:p>
       <w:pPr>
         <w:numPr>
           <w:ilvl w:val="0"/>
-          <w:numId w:val="1014"/>
+          <w:numId w:val="1015"/>
+        </w:numPr>
+      </w:pPr>
+      <w:r>
+        <w:rPr>
+          <w:bCs/>
+          <w:b/>
+        </w:rPr>
+        <w:t xml:space="preserve">Over all pipelines and α levels (E1 and E8 together):</w:t>
+      </w:r>
+    </w:p>
+    <w:p>
+      <w:pPr>
+        <w:numPr>
+          <w:ilvl w:val="1"/>
+          <w:numId w:val="1016"/>
+        </w:numPr>
+      </w:pPr>
+      <w:r>
+        <w:t xml:space="preserve">TJ-naive-N under-covered in 3 of 528 scenario cells, against 0 of 528 for TJ+N and 0 of 528 for TCV+N.</w:t>
+      </w:r>
+    </w:p>
+    <w:p>
+      <w:pPr>
+        <w:numPr>
+          <w:ilvl w:val="1"/>
+          <w:numId w:val="1016"/>
+        </w:numPr>
+      </w:pPr>
+      <w:r>
+        <w:t xml:space="preserve">Residuals without leave-one-out re-fitting (TJ-insample-N) under-covered in 199 of 528.</w:t>
+      </w:r>
+    </w:p>
+    <w:p>
+      <w:pPr>
+        <w:numPr>
+          <w:ilvl w:val="1"/>
+          <w:numId w:val="1016"/>
+        </w:numPr>
+      </w:pPr>
+      <w:r>
+        <w:t xml:space="preserve">Gauss-LOO under-covered in 77 of 528.</w:t>
+      </w:r>
+    </w:p>
+    <w:p>
+      <w:pPr>
+        <w:numPr>
+          <w:ilvl w:val="0"/>
+          <w:numId w:val="1015"/>
         </w:numPr>
       </w:pPr>
       <w:r>
@@ -11931,7 +12044,7 @@
       <w:pPr>
         <w:numPr>
           <w:ilvl w:val="1"/>
-          <w:numId w:val="1015"/>
+          <w:numId w:val="1017"/>
         </w:numPr>
       </w:pPr>
       <w:r>
@@ -11942,7 +12055,7 @@
       <w:pPr>
         <w:numPr>
           <w:ilvl w:val="1"/>
-          <w:numId w:val="1015"/>
+          <w:numId w:val="1017"/>
         </w:numPr>
       </w:pPr>
       <w:r>
@@ -11953,7 +12066,7 @@
       <w:pPr>
         <w:numPr>
           <w:ilvl w:val="1"/>
-          <w:numId w:val="1015"/>
+          <w:numId w:val="1017"/>
         </w:numPr>
       </w:pPr>
       <w:r>
@@ -11964,7 +12077,7 @@
       <w:pPr>
         <w:numPr>
           <w:ilvl w:val="1"/>
-          <w:numId w:val="1015"/>
+          <w:numId w:val="1017"/>
         </w:numPr>
       </w:pPr>
       <w:r>
@@ -13466,7 +13579,7 @@
       <w:pPr>
         <w:numPr>
           <w:ilvl w:val="0"/>
-          <w:numId w:val="1016"/>
+          <w:numId w:val="1018"/>
         </w:numPr>
       </w:pPr>
       <w:r>
@@ -13477,7 +13590,7 @@
       <w:pPr>
         <w:numPr>
           <w:ilvl w:val="0"/>
-          <w:numId w:val="1016"/>
+          <w:numId w:val="1018"/>
         </w:numPr>
       </w:pPr>
       <w:r>
@@ -13488,7 +13601,7 @@
       <w:pPr>
         <w:numPr>
           <w:ilvl w:val="0"/>
-          <w:numId w:val="1016"/>
+          <w:numId w:val="1018"/>
         </w:numPr>
       </w:pPr>
       <w:r>
@@ -16037,7 +16150,7 @@
       <w:pPr>
         <w:numPr>
           <w:ilvl w:val="0"/>
-          <w:numId w:val="1017"/>
+          <w:numId w:val="1019"/>
         </w:numPr>
       </w:pPr>
       <w:r>
@@ -16058,7 +16171,7 @@
       <w:pPr>
         <w:numPr>
           <w:ilvl w:val="0"/>
-          <w:numId w:val="1017"/>
+          <w:numId w:val="1019"/>
         </w:numPr>
       </w:pPr>
       <w:r>
@@ -16079,7 +16192,7 @@
       <w:pPr>
         <w:numPr>
           <w:ilvl w:val="0"/>
-          <w:numId w:val="1017"/>
+          <w:numId w:val="1019"/>
         </w:numPr>
       </w:pPr>
       <w:r>
@@ -16100,7 +16213,7 @@
       <w:pPr>
         <w:numPr>
           <w:ilvl w:val="0"/>
-          <w:numId w:val="1017"/>
+          <w:numId w:val="1019"/>
         </w:numPr>
       </w:pPr>
       <w:r>
@@ -16121,7 +16234,7 @@
       <w:pPr>
         <w:numPr>
           <w:ilvl w:val="1"/>
-          <w:numId w:val="1018"/>
+          <w:numId w:val="1020"/>
         </w:numPr>
       </w:pPr>
       <w:r>
@@ -16132,7 +16245,7 @@
       <w:pPr>
         <w:numPr>
           <w:ilvl w:val="1"/>
-          <w:numId w:val="1018"/>
+          <w:numId w:val="1020"/>
         </w:numPr>
       </w:pPr>
       <w:r>
@@ -16143,7 +16256,7 @@
       <w:pPr>
         <w:numPr>
           <w:ilvl w:val="1"/>
-          <w:numId w:val="1018"/>
+          <w:numId w:val="1020"/>
         </w:numPr>
       </w:pPr>
       <w:r>
@@ -16207,7 +16320,7 @@
       <w:pPr>
         <w:numPr>
           <w:ilvl w:val="0"/>
-          <w:numId w:val="1019"/>
+          <w:numId w:val="1021"/>
         </w:numPr>
       </w:pPr>
       <w:r>
@@ -16218,7 +16331,7 @@
       <w:pPr>
         <w:numPr>
           <w:ilvl w:val="0"/>
-          <w:numId w:val="1019"/>
+          <w:numId w:val="1021"/>
         </w:numPr>
       </w:pPr>
       <w:r>
@@ -16229,7 +16342,7 @@
       <w:pPr>
         <w:numPr>
           <w:ilvl w:val="0"/>
-          <w:numId w:val="1019"/>
+          <w:numId w:val="1021"/>
         </w:numPr>
       </w:pPr>
       <w:r>
@@ -16240,7 +16353,7 @@
       <w:pPr>
         <w:numPr>
           <w:ilvl w:val="0"/>
-          <w:numId w:val="1019"/>
+          <w:numId w:val="1021"/>
         </w:numPr>
       </w:pPr>
       <w:r>
@@ -16269,7 +16382,7 @@
       <w:pPr>
         <w:numPr>
           <w:ilvl w:val="0"/>
-          <w:numId w:val="1020"/>
+          <w:numId w:val="1022"/>
         </w:numPr>
       </w:pPr>
       <w:r>
@@ -16280,7 +16393,7 @@
       <w:pPr>
         <w:numPr>
           <w:ilvl w:val="0"/>
-          <w:numId w:val="1020"/>
+          <w:numId w:val="1022"/>
         </w:numPr>
       </w:pPr>
       <w:r>
@@ -16291,7 +16404,7 @@
       <w:pPr>
         <w:numPr>
           <w:ilvl w:val="0"/>
-          <w:numId w:val="1020"/>
+          <w:numId w:val="1022"/>
         </w:numPr>
       </w:pPr>
       <w:r>
@@ -19178,7 +19291,7 @@
       <w:pPr>
         <w:numPr>
           <w:ilvl w:val="0"/>
-          <w:numId w:val="1021"/>
+          <w:numId w:val="1023"/>
         </w:numPr>
       </w:pPr>
       <w:r>
@@ -19205,7 +19318,7 @@
       <w:pPr>
         <w:numPr>
           <w:ilvl w:val="0"/>
-          <w:numId w:val="1021"/>
+          <w:numId w:val="1023"/>
         </w:numPr>
       </w:pPr>
       <w:r>
@@ -19264,7 +19377,7 @@
       <w:pPr>
         <w:numPr>
           <w:ilvl w:val="0"/>
-          <w:numId w:val="1021"/>
+          <w:numId w:val="1023"/>
         </w:numPr>
       </w:pPr>
       <w:r>
@@ -19275,7 +19388,7 @@
       <w:pPr>
         <w:numPr>
           <w:ilvl w:val="0"/>
-          <w:numId w:val="1021"/>
+          <w:numId w:val="1023"/>
         </w:numPr>
       </w:pPr>
       <w:r>
@@ -19433,7 +19546,7 @@
       <w:pPr>
         <w:numPr>
           <w:ilvl w:val="0"/>
-          <w:numId w:val="1022"/>
+          <w:numId w:val="1024"/>
         </w:numPr>
       </w:pPr>
       <w:r>
@@ -19444,7 +19557,7 @@
       <w:pPr>
         <w:numPr>
           <w:ilvl w:val="0"/>
-          <w:numId w:val="1022"/>
+          <w:numId w:val="1024"/>
         </w:numPr>
       </w:pPr>
       <w:r>
@@ -19455,7 +19568,7 @@
       <w:pPr>
         <w:numPr>
           <w:ilvl w:val="0"/>
-          <w:numId w:val="1022"/>
+          <w:numId w:val="1024"/>
         </w:numPr>
       </w:pPr>
       <w:r>
@@ -19498,7 +19611,7 @@
       <w:pPr>
         <w:numPr>
           <w:ilvl w:val="0"/>
-          <w:numId w:val="1022"/>
+          <w:numId w:val="1024"/>
         </w:numPr>
       </w:pPr>
       <w:r>
@@ -19509,7 +19622,7 @@
       <w:pPr>
         <w:numPr>
           <w:ilvl w:val="0"/>
-          <w:numId w:val="1022"/>
+          <w:numId w:val="1024"/>
         </w:numPr>
       </w:pPr>
       <w:r>
@@ -19531,7 +19644,7 @@
       <w:pPr>
         <w:numPr>
           <w:ilvl w:val="0"/>
-          <w:numId w:val="1023"/>
+          <w:numId w:val="1025"/>
         </w:numPr>
       </w:pPr>
       <w:r>
@@ -19546,7 +19659,7 @@
       <w:pPr>
         <w:numPr>
           <w:ilvl w:val="1"/>
-          <w:numId w:val="1024"/>
+          <w:numId w:val="1026"/>
         </w:numPr>
       </w:pPr>
       <w:r>
@@ -19557,7 +19670,7 @@
       <w:pPr>
         <w:numPr>
           <w:ilvl w:val="1"/>
-          <w:numId w:val="1024"/>
+          <w:numId w:val="1026"/>
         </w:numPr>
       </w:pPr>
       <w:r>
@@ -19568,7 +19681,7 @@
       <w:pPr>
         <w:numPr>
           <w:ilvl w:val="1"/>
-          <w:numId w:val="1024"/>
+          <w:numId w:val="1026"/>
         </w:numPr>
       </w:pPr>
       <w:r>
@@ -19579,7 +19692,7 @@
       <w:pPr>
         <w:numPr>
           <w:ilvl w:val="0"/>
-          <w:numId w:val="1023"/>
+          <w:numId w:val="1025"/>
         </w:numPr>
       </w:pPr>
       <w:r>
@@ -19594,7 +19707,7 @@
       <w:pPr>
         <w:numPr>
           <w:ilvl w:val="1"/>
-          <w:numId w:val="1025"/>
+          <w:numId w:val="1027"/>
         </w:numPr>
       </w:pPr>
       <w:r>
@@ -19605,7 +19718,7 @@
       <w:pPr>
         <w:numPr>
           <w:ilvl w:val="1"/>
-          <w:numId w:val="1025"/>
+          <w:numId w:val="1027"/>
         </w:numPr>
       </w:pPr>
       <w:r>
@@ -19616,7 +19729,7 @@
       <w:pPr>
         <w:numPr>
           <w:ilvl w:val="1"/>
-          <w:numId w:val="1025"/>
+          <w:numId w:val="1027"/>
         </w:numPr>
       </w:pPr>
       <w:r>
@@ -19627,7 +19740,7 @@
       <w:pPr>
         <w:numPr>
           <w:ilvl w:val="0"/>
-          <w:numId w:val="1023"/>
+          <w:numId w:val="1025"/>
         </w:numPr>
       </w:pPr>
       <w:r>
@@ -19642,7 +19755,7 @@
       <w:pPr>
         <w:numPr>
           <w:ilvl w:val="1"/>
-          <w:numId w:val="1026"/>
+          <w:numId w:val="1028"/>
         </w:numPr>
       </w:pPr>
       <w:r>
@@ -19653,7 +19766,7 @@
       <w:pPr>
         <w:numPr>
           <w:ilvl w:val="1"/>
-          <w:numId w:val="1026"/>
+          <w:numId w:val="1028"/>
         </w:numPr>
       </w:pPr>
       <w:r>
@@ -19677,7 +19790,7 @@
       <w:pPr>
         <w:numPr>
           <w:ilvl w:val="1"/>
-          <w:numId w:val="1026"/>
+          <w:numId w:val="1028"/>
         </w:numPr>
       </w:pPr>
       <w:r>
@@ -19688,7 +19801,7 @@
       <w:pPr>
         <w:numPr>
           <w:ilvl w:val="0"/>
-          <w:numId w:val="1023"/>
+          <w:numId w:val="1025"/>
         </w:numPr>
       </w:pPr>
       <w:r>
@@ -19703,7 +19816,7 @@
       <w:pPr>
         <w:numPr>
           <w:ilvl w:val="1"/>
-          <w:numId w:val="1027"/>
+          <w:numId w:val="1029"/>
         </w:numPr>
       </w:pPr>
       <w:r>
@@ -19730,7 +19843,7 @@
       <w:pPr>
         <w:numPr>
           <w:ilvl w:val="1"/>
-          <w:numId w:val="1027"/>
+          <w:numId w:val="1029"/>
         </w:numPr>
       </w:pPr>
       <w:r>
@@ -19741,7 +19854,7 @@
       <w:pPr>
         <w:numPr>
           <w:ilvl w:val="1"/>
-          <w:numId w:val="1027"/>
+          <w:numId w:val="1029"/>
         </w:numPr>
       </w:pPr>
       <w:r>
@@ -19752,7 +19865,7 @@
       <w:pPr>
         <w:numPr>
           <w:ilvl w:val="1"/>
-          <w:numId w:val="1027"/>
+          <w:numId w:val="1029"/>
         </w:numPr>
       </w:pPr>
       <w:r>
@@ -19763,7 +19876,7 @@
       <w:pPr>
         <w:numPr>
           <w:ilvl w:val="0"/>
-          <w:numId w:val="1023"/>
+          <w:numId w:val="1025"/>
         </w:numPr>
       </w:pPr>
       <w:r>
@@ -19784,7 +19897,7 @@
       <w:pPr>
         <w:numPr>
           <w:ilvl w:val="0"/>
-          <w:numId w:val="1023"/>
+          <w:numId w:val="1025"/>
         </w:numPr>
       </w:pPr>
       <w:r>
@@ -19821,7 +19934,7 @@
       <w:pPr>
         <w:numPr>
           <w:ilvl w:val="0"/>
-          <w:numId w:val="1023"/>
+          <w:numId w:val="1025"/>
         </w:numPr>
       </w:pPr>
       <w:r>
@@ -19892,7 +20005,7 @@
       <w:pPr>
         <w:numPr>
           <w:ilvl w:val="0"/>
-          <w:numId w:val="1028"/>
+          <w:numId w:val="1030"/>
         </w:numPr>
       </w:pPr>
       <w:r>
@@ -19903,7 +20016,7 @@
       <w:pPr>
         <w:numPr>
           <w:ilvl w:val="0"/>
-          <w:numId w:val="1028"/>
+          <w:numId w:val="1030"/>
         </w:numPr>
       </w:pPr>
       <w:r>
@@ -19946,7 +20059,7 @@
       <w:pPr>
         <w:numPr>
           <w:ilvl w:val="0"/>
-          <w:numId w:val="1028"/>
+          <w:numId w:val="1030"/>
         </w:numPr>
       </w:pPr>
       <w:r>
@@ -21646,7 +21759,7 @@
       <w:pPr>
         <w:numPr>
           <w:ilvl w:val="0"/>
-          <w:numId w:val="1029"/>
+          <w:numId w:val="1031"/>
         </w:numPr>
       </w:pPr>
       <w:r>
@@ -21899,7 +22012,7 @@
       <w:pPr>
         <w:numPr>
           <w:ilvl w:val="0"/>
-          <w:numId w:val="1029"/>
+          <w:numId w:val="1031"/>
         </w:numPr>
       </w:pPr>
       <w:r>
@@ -23331,7 +23444,7 @@
       <w:pPr>
         <w:numPr>
           <w:ilvl w:val="0"/>
-          <w:numId w:val="1030"/>
+          <w:numId w:val="1032"/>
         </w:numPr>
       </w:pPr>
       <w:r>
@@ -23534,7 +23647,7 @@
       <w:pPr>
         <w:numPr>
           <w:ilvl w:val="0"/>
-          <w:numId w:val="1030"/>
+          <w:numId w:val="1032"/>
         </w:numPr>
       </w:pPr>
       <w:r>
@@ -23584,7 +23697,7 @@
       <w:pPr>
         <w:numPr>
           <w:ilvl w:val="0"/>
-          <w:numId w:val="1030"/>
+          <w:numId w:val="1032"/>
         </w:numPr>
       </w:pPr>
       <w:r>
@@ -23595,7 +23708,7 @@
       <w:pPr>
         <w:numPr>
           <w:ilvl w:val="0"/>
-          <w:numId w:val="1030"/>
+          <w:numId w:val="1032"/>
         </w:numPr>
       </w:pPr>
       <w:r>
@@ -25320,6 +25433,12 @@
     <w:abstractNumId w:val="991"/>
   </w:num>
   <w:num w:numId="1022">
+    <w:abstractNumId w:val="991"/>
+  </w:num>
+  <w:num w:numId="1023">
+    <w:abstractNumId w:val="991"/>
+  </w:num>
+  <w:num w:numId="1024">
     <w:abstractNumId w:val="99411"/>
     <w:lvlOverride w:ilvl="0">
       <w:startOverride w:val="1"/>
@@ -25349,7 +25468,7 @@
       <w:startOverride w:val="1"/>
     </w:lvlOverride>
   </w:num>
-  <w:num w:numId="1023">
+  <w:num w:numId="1025">
     <w:abstractNumId w:val="99411"/>
     <w:lvlOverride w:ilvl="0">
       <w:startOverride w:val="1"/>
@@ -25379,12 +25498,6 @@
       <w:startOverride w:val="1"/>
     </w:lvlOverride>
   </w:num>
-  <w:num w:numId="1024">
-    <w:abstractNumId w:val="991"/>
-  </w:num>
-  <w:num w:numId="1025">
-    <w:abstractNumId w:val="991"/>
-  </w:num>
   <w:num w:numId="1026">
     <w:abstractNumId w:val="991"/>
   </w:num>
@@ -25392,6 +25505,12 @@
     <w:abstractNumId w:val="991"/>
   </w:num>
   <w:num w:numId="1028">
+    <w:abstractNumId w:val="991"/>
+  </w:num>
+  <w:num w:numId="1029">
+    <w:abstractNumId w:val="991"/>
+  </w:num>
+  <w:num w:numId="1030">
     <w:abstractNumId w:val="99411"/>
     <w:lvlOverride w:ilvl="0">
       <w:startOverride w:val="1"/>
@@ -25421,10 +25540,10 @@
       <w:startOverride w:val="1"/>
     </w:lvlOverride>
   </w:num>
-  <w:num w:numId="1029">
+  <w:num w:numId="1031">
     <w:abstractNumId w:val="991"/>
   </w:num>
-  <w:num w:numId="1030">
+  <w:num w:numId="1032">
     <w:abstractNumId w:val="991"/>
   </w:num>
 </w:numbering>

--- a/Target_Journal_Submission/manuscript/Final_Manuscript.docx
+++ b/Target_Journal_Submission/manuscript/Final_Manuscript.docx
@@ -7724,7 +7724,7 @@
     </w:p>
     <w:bookmarkEnd w:id="34"/>
     <w:bookmarkEnd w:id="35"/>
-    <w:bookmarkStart w:id="72" w:name="results-and-discussion"/>
+    <w:bookmarkStart w:id="69" w:name="results-and-discussion"/>
     <w:p>
       <w:pPr>
         <w:pStyle w:val="Heading1"/>
@@ -13536,7 +13536,7 @@
         <w:pStyle w:val="FirstParagraph"/>
       </w:pPr>
       <w:r>
-        <w:t xml:space="preserve">Apart from post-standardisation drift, TJ+N was not flagged as under-covering in any of the 30 robustness scenarios (Table 6; Fig. 7). These were Kennard–Stone selection of the standards, added noise at SNR 1000–100, and halving the source data.</w:t>
+        <w:t xml:space="preserve">Apart from post-standardisation drift, TJ+N was not flagged as under-covering in any of the 30 robustness scenarios (Fig. 7; Supplementary Table S9). These were Kennard–Stone selection of the standards, added noise at SNR 1000–100, and halving the source data.</w:t>
       </w:r>
     </w:p>
     <w:p>
@@ -13616,2451 +13616,6 @@
         <w:t xml:space="preserve">On corn and mango, the Q residual of the shifted spectra inflated σ(x) and recovered a large part of the coverage. On tablets, where the assay information is concentrated in a few sharp bands, it did not. Drift after standardisation must therefore be detected (for example by monitoring Q) and corrected by re-standardisation. No interval method compensates for it reliably.</w:t>
       </w:r>
     </w:p>
-    <w:p>
-      <w:pPr>
-        <w:pStyle w:val="TableCaption"/>
-        <w:keepNext/>
-      </w:pPr>
-      <w:r>
-        <w:rPr>
-          <w:bCs/>
-          <w:b/>
-        </w:rPr>
-        <w:t xml:space="preserve">Table 6.</w:t>
-      </w:r>
-      <w:r>
-        <w:t xml:space="preserve"> </w:t>
-      </w:r>
-      <w:r>
-        <w:t xml:space="preserve">Robustness (E4; α = 0.10; corn m = 15, tablets assay and mango m = 20; 200 repetitions). Mean coverage with under-covering scenarios / scenarios in parentheses.</w:t>
-      </w:r>
-    </w:p>
-    <w:tbl>
-      <w:tblPr>
-        <w:tblStyle w:val="Table"/>
-        <w:tblW w:type="pct" w:w="5000"/>
-        <w:jc w:val="center"/>
-        <w:tblLook w:firstRow="1" w:lastRow="0" w:firstColumn="0" w:lastColumn="0" w:noHBand="0" w:noVBand="0" w:val="0020"/>
-        <w:tblCaption w:val="Table 6. Robustness (E4; α = 0.10; corn m = 15, tablets assay and mango m = 20; 200 repetitions). Mean coverage with under-covering scenarios / scenarios in parentheses."/>
-      </w:tblPr>
-      <w:tblGrid>
-        <w:gridCol w:w="990"/>
-        <w:gridCol w:w="990"/>
-        <w:gridCol w:w="990"/>
-        <w:gridCol w:w="990"/>
-        <w:gridCol w:w="990"/>
-        <w:gridCol w:w="990"/>
-        <w:gridCol w:w="990"/>
-        <w:gridCol w:w="990"/>
-      </w:tblGrid>
-      <w:tr>
-        <w:trPr>
-          <w:tblHeader w:val="true"/>
-        </w:trPr>
-        <w:tc>
-          <w:tcPr>
-            <w:tcBorders>
-              <w:top w:val="single" w:sz="8" w:color="000000"/>
-              <w:bottom w:val="single" w:sz="8" w:color="000000"/>
-            </w:tcBorders>
-          </w:tcPr>
-          <w:p>
-            <w:pPr>
-              <w:pStyle w:val="Compact"/>
-              <w:spacing w:after="0"/>
-              <w:jc w:val="left"/>
-            </w:pPr>
-            <w:r>
-              <w:t xml:space="preserve">Condition</w:t>
-            </w:r>
-          </w:p>
-        </w:tc>
-        <w:tc>
-          <w:tcPr>
-            <w:tcBorders>
-              <w:top w:val="single" w:sz="8" w:color="000000"/>
-              <w:bottom w:val="single" w:sz="8" w:color="000000"/>
-            </w:tcBorders>
-          </w:tcPr>
-          <w:p>
-            <w:pPr>
-              <w:pStyle w:val="Compact"/>
-              <w:spacing w:after="0"/>
-              <w:jc w:val="right"/>
-            </w:pPr>
-            <w:r>
-              <w:t xml:space="preserve">Data</w:t>
-            </w:r>
-          </w:p>
-        </w:tc>
-        <w:tc>
-          <w:tcPr>
-            <w:tcBorders>
-              <w:top w:val="single" w:sz="8" w:color="000000"/>
-              <w:bottom w:val="single" w:sz="8" w:color="000000"/>
-            </w:tcBorders>
-          </w:tcPr>
-          <w:p>
-            <w:pPr>
-              <w:pStyle w:val="Compact"/>
-              <w:spacing w:after="0"/>
-              <w:jc w:val="right"/>
-            </w:pPr>
-            <w:r>
-              <w:t xml:space="preserve">TJ+N</w:t>
-            </w:r>
-          </w:p>
-        </w:tc>
-        <w:tc>
-          <w:tcPr>
-            <w:tcBorders>
-              <w:top w:val="single" w:sz="8" w:color="000000"/>
-              <w:bottom w:val="single" w:sz="8" w:color="000000"/>
-            </w:tcBorders>
-          </w:tcPr>
-          <w:p>
-            <w:pPr>
-              <w:pStyle w:val="Compact"/>
-              <w:spacing w:after="0"/>
-              <w:jc w:val="right"/>
-            </w:pPr>
-            <w:r>
-              <w:t xml:space="preserve">TJ+</w:t>
-            </w:r>
-          </w:p>
-        </w:tc>
-        <w:tc>
-          <w:tcPr>
-            <w:tcBorders>
-              <w:top w:val="single" w:sz="8" w:color="000000"/>
-              <w:bottom w:val="single" w:sz="8" w:color="000000"/>
-            </w:tcBorders>
-          </w:tcPr>
-          <w:p>
-            <w:pPr>
-              <w:pStyle w:val="Compact"/>
-              <w:spacing w:after="0"/>
-              <w:jc w:val="right"/>
-            </w:pPr>
-            <w:r>
-              <w:t xml:space="preserve">Gauss-LOO</w:t>
-            </w:r>
-          </w:p>
-        </w:tc>
-        <w:tc>
-          <w:tcPr>
-            <w:tcBorders>
-              <w:top w:val="single" w:sz="8" w:color="000000"/>
-              <w:bottom w:val="single" w:sz="8" w:color="000000"/>
-            </w:tcBorders>
-          </w:tcPr>
-          <w:p>
-            <w:pPr>
-              <w:pStyle w:val="Compact"/>
-              <w:spacing w:after="0"/>
-              <w:jc w:val="right"/>
-            </w:pPr>
-            <w:r>
-              <w:t xml:space="preserve">SCP-T-split-N</w:t>
-            </w:r>
-          </w:p>
-        </w:tc>
-        <w:tc>
-          <w:tcPr>
-            <w:tcBorders>
-              <w:top w:val="single" w:sz="8" w:color="000000"/>
-              <w:bottom w:val="single" w:sz="8" w:color="000000"/>
-            </w:tcBorders>
-          </w:tcPr>
-          <w:p>
-            <w:pPr>
-              <w:pStyle w:val="Compact"/>
-              <w:spacing w:after="0"/>
-              <w:jc w:val="right"/>
-            </w:pPr>
-            <w:r>
-              <w:t xml:space="preserve">ASTM-PI</w:t>
-            </w:r>
-          </w:p>
-        </w:tc>
-        <w:tc>
-          <w:tcPr>
-            <w:tcBorders>
-              <w:top w:val="single" w:sz="8" w:color="000000"/>
-              <w:bottom w:val="single" w:sz="8" w:color="000000"/>
-            </w:tcBorders>
-          </w:tcPr>
-          <w:p>
-            <w:pPr>
-              <w:pStyle w:val="Compact"/>
-              <w:spacing w:after="0"/>
-              <w:jc w:val="right"/>
-            </w:pPr>
-            <w:r>
-              <w:t xml:space="preserve">SCP-S</w:t>
-            </w:r>
-          </w:p>
-        </w:tc>
-      </w:tr>
-      <w:tr>
-        <w:tc>
-          <w:tcPr/>
-          <w:p>
-            <w:pPr>
-              <w:pStyle w:val="Compact"/>
-              <w:spacing w:after="0"/>
-              <w:jc w:val="left"/>
-            </w:pPr>
-            <w:r>
-              <w:t xml:space="preserve">Kennard–Stone standards</w:t>
-            </w:r>
-          </w:p>
-        </w:tc>
-        <w:tc>
-          <w:tcPr/>
-          <w:p>
-            <w:pPr>
-              <w:pStyle w:val="Compact"/>
-              <w:spacing w:after="0"/>
-              <w:jc w:val="right"/>
-            </w:pPr>
-            <w:r>
-              <w:t xml:space="preserve">Corn</w:t>
-            </w:r>
-          </w:p>
-        </w:tc>
-        <w:tc>
-          <w:tcPr/>
-          <w:p>
-            <w:pPr>
-              <w:pStyle w:val="Compact"/>
-              <w:spacing w:after="0"/>
-              <w:jc w:val="right"/>
-            </w:pPr>
-            <w:r>
-              <w:t xml:space="preserve">0.95 (0/4)</w:t>
-            </w:r>
-          </w:p>
-        </w:tc>
-        <w:tc>
-          <w:tcPr/>
-          <w:p>
-            <w:pPr>
-              <w:pStyle w:val="Compact"/>
-              <w:spacing w:after="0"/>
-              <w:jc w:val="right"/>
-            </w:pPr>
-            <w:r>
-              <w:t xml:space="preserve">0.96 (0/4)</w:t>
-            </w:r>
-          </w:p>
-        </w:tc>
-        <w:tc>
-          <w:tcPr/>
-          <w:p>
-            <w:pPr>
-              <w:pStyle w:val="Compact"/>
-              <w:spacing w:after="0"/>
-              <w:jc w:val="right"/>
-            </w:pPr>
-            <w:r>
-              <w:t xml:space="preserve">0.91 (0/4)</w:t>
-            </w:r>
-          </w:p>
-        </w:tc>
-        <w:tc>
-          <w:tcPr/>
-          <w:p>
-            <w:pPr>
-              <w:pStyle w:val="Compact"/>
-              <w:spacing w:after="0"/>
-              <w:jc w:val="right"/>
-            </w:pPr>
-            <w:r>
-              <w:t xml:space="preserve">1.00 (0/4)</w:t>
-            </w:r>
-          </w:p>
-        </w:tc>
-        <w:tc>
-          <w:tcPr/>
-          <w:p>
-            <w:pPr>
-              <w:pStyle w:val="Compact"/>
-              <w:spacing w:after="0"/>
-              <w:jc w:val="right"/>
-            </w:pPr>
-            <w:r>
-              <w:t xml:space="preserve">0.23 (4/4)</w:t>
-            </w:r>
-          </w:p>
-        </w:tc>
-        <w:tc>
-          <w:tcPr/>
-          <w:p>
-            <w:pPr>
-              <w:pStyle w:val="Compact"/>
-              <w:spacing w:after="0"/>
-              <w:jc w:val="right"/>
-            </w:pPr>
-            <w:r>
-              <w:t xml:space="preserve">0.45 (4/4)</w:t>
-            </w:r>
-          </w:p>
-        </w:tc>
-      </w:tr>
-      <w:tr>
-        <w:tc>
-          <w:tcPr/>
-          <w:p>
-            <w:pPr>
-              <w:pStyle w:val="Compact"/>
-              <w:spacing w:after="0"/>
-              <w:jc w:val="left"/>
-            </w:pPr>
-            <w:r>
-              <w:t xml:space="preserve">Kennard–Stone standards</w:t>
-            </w:r>
-          </w:p>
-        </w:tc>
-        <w:tc>
-          <w:tcPr/>
-          <w:p>
-            <w:pPr>
-              <w:pStyle w:val="Compact"/>
-              <w:spacing w:after="0"/>
-              <w:jc w:val="right"/>
-            </w:pPr>
-            <w:r>
-              <w:t xml:space="preserve">Tablets</w:t>
-            </w:r>
-          </w:p>
-        </w:tc>
-        <w:tc>
-          <w:tcPr/>
-          <w:p>
-            <w:pPr>
-              <w:pStyle w:val="Compact"/>
-              <w:spacing w:after="0"/>
-              <w:jc w:val="right"/>
-            </w:pPr>
-            <w:r>
-              <w:t xml:space="preserve">0.93 (0/1)</w:t>
-            </w:r>
-          </w:p>
-        </w:tc>
-        <w:tc>
-          <w:tcPr/>
-          <w:p>
-            <w:pPr>
-              <w:pStyle w:val="Compact"/>
-              <w:spacing w:after="0"/>
-              <w:jc w:val="right"/>
-            </w:pPr>
-            <w:r>
-              <w:t xml:space="preserve">0.96 (0/1)</w:t>
-            </w:r>
-          </w:p>
-        </w:tc>
-        <w:tc>
-          <w:tcPr/>
-          <w:p>
-            <w:pPr>
-              <w:pStyle w:val="Compact"/>
-              <w:spacing w:after="0"/>
-              <w:jc w:val="right"/>
-            </w:pPr>
-            <w:r>
-              <w:t xml:space="preserve">0.95 (0/1)</w:t>
-            </w:r>
-          </w:p>
-        </w:tc>
-        <w:tc>
-          <w:tcPr/>
-          <w:p>
-            <w:pPr>
-              <w:pStyle w:val="Compact"/>
-              <w:spacing w:after="0"/>
-              <w:jc w:val="right"/>
-            </w:pPr>
-            <w:r>
-              <w:t xml:space="preserve">0.92 (0/1)</w:t>
-            </w:r>
-          </w:p>
-        </w:tc>
-        <w:tc>
-          <w:tcPr/>
-          <w:p>
-            <w:pPr>
-              <w:pStyle w:val="Compact"/>
-              <w:spacing w:after="0"/>
-              <w:jc w:val="right"/>
-            </w:pPr>
-            <w:r>
-              <w:t xml:space="preserve">0.94 (0/1)</w:t>
-            </w:r>
-          </w:p>
-        </w:tc>
-        <w:tc>
-          <w:tcPr/>
-          <w:p>
-            <w:pPr>
-              <w:pStyle w:val="Compact"/>
-              <w:spacing w:after="0"/>
-              <w:jc w:val="right"/>
-            </w:pPr>
-            <w:r>
-              <w:t xml:space="preserve">0.92 (0/1)</w:t>
-            </w:r>
-          </w:p>
-        </w:tc>
-      </w:tr>
-      <w:tr>
-        <w:tc>
-          <w:tcPr/>
-          <w:p>
-            <w:pPr>
-              <w:pStyle w:val="Compact"/>
-              <w:spacing w:after="0"/>
-              <w:jc w:val="left"/>
-            </w:pPr>
-            <w:r>
-              <w:t xml:space="preserve">Kennard–Stone standards</w:t>
-            </w:r>
-          </w:p>
-        </w:tc>
-        <w:tc>
-          <w:tcPr/>
-          <w:p>
-            <w:pPr>
-              <w:pStyle w:val="Compact"/>
-              <w:spacing w:after="0"/>
-              <w:jc w:val="right"/>
-            </w:pPr>
-            <w:r>
-              <w:t xml:space="preserve">Mango</w:t>
-            </w:r>
-          </w:p>
-        </w:tc>
-        <w:tc>
-          <w:tcPr/>
-          <w:p>
-            <w:pPr>
-              <w:pStyle w:val="Compact"/>
-              <w:spacing w:after="0"/>
-              <w:jc w:val="right"/>
-            </w:pPr>
-            <w:r>
-              <w:t xml:space="preserve">0.96 (0/1)</w:t>
-            </w:r>
-          </w:p>
-        </w:tc>
-        <w:tc>
-          <w:tcPr/>
-          <w:p>
-            <w:pPr>
-              <w:pStyle w:val="Compact"/>
-              <w:spacing w:after="0"/>
-              <w:jc w:val="right"/>
-            </w:pPr>
-            <w:r>
-              <w:t xml:space="preserve">0.97 (0/1)</w:t>
-            </w:r>
-          </w:p>
-        </w:tc>
-        <w:tc>
-          <w:tcPr/>
-          <w:p>
-            <w:pPr>
-              <w:pStyle w:val="Compact"/>
-              <w:spacing w:after="0"/>
-              <w:jc w:val="right"/>
-            </w:pPr>
-            <w:r>
-              <w:t xml:space="preserve">0.97 (0/1)</w:t>
-            </w:r>
-          </w:p>
-        </w:tc>
-        <w:tc>
-          <w:tcPr/>
-          <w:p>
-            <w:pPr>
-              <w:pStyle w:val="Compact"/>
-              <w:spacing w:after="0"/>
-              <w:jc w:val="right"/>
-            </w:pPr>
-            <w:r>
-              <w:t xml:space="preserve">0.96 (0/1)</w:t>
-            </w:r>
-          </w:p>
-        </w:tc>
-        <w:tc>
-          <w:tcPr/>
-          <w:p>
-            <w:pPr>
-              <w:pStyle w:val="Compact"/>
-              <w:spacing w:after="0"/>
-              <w:jc w:val="right"/>
-            </w:pPr>
-            <w:r>
-              <w:t xml:space="preserve">0.75 (1/1)</w:t>
-            </w:r>
-          </w:p>
-        </w:tc>
-        <w:tc>
-          <w:tcPr/>
-          <w:p>
-            <w:pPr>
-              <w:pStyle w:val="Compact"/>
-              <w:spacing w:after="0"/>
-              <w:jc w:val="right"/>
-            </w:pPr>
-            <w:r>
-              <w:t xml:space="preserve">0.73 (1/1)</w:t>
-            </w:r>
-          </w:p>
-        </w:tc>
-      </w:tr>
-      <w:tr>
-        <w:tc>
-          <w:tcPr/>
-          <w:p>
-            <w:pPr>
-              <w:pStyle w:val="Compact"/>
-              <w:spacing w:after="0"/>
-              <w:jc w:val="left"/>
-            </w:pPr>
-            <w:r>
-              <w:t xml:space="preserve">Noise SNR 1000</w:t>
-            </w:r>
-          </w:p>
-        </w:tc>
-        <w:tc>
-          <w:tcPr/>
-          <w:p>
-            <w:pPr>
-              <w:pStyle w:val="Compact"/>
-              <w:spacing w:after="0"/>
-              <w:jc w:val="right"/>
-            </w:pPr>
-            <w:r>
-              <w:t xml:space="preserve">Corn</w:t>
-            </w:r>
-          </w:p>
-        </w:tc>
-        <w:tc>
-          <w:tcPr/>
-          <w:p>
-            <w:pPr>
-              <w:pStyle w:val="Compact"/>
-              <w:spacing w:after="0"/>
-              <w:jc w:val="right"/>
-            </w:pPr>
-            <w:r>
-              <w:t xml:space="preserve">0.95 (0/4)</w:t>
-            </w:r>
-          </w:p>
-        </w:tc>
-        <w:tc>
-          <w:tcPr/>
-          <w:p>
-            <w:pPr>
-              <w:pStyle w:val="Compact"/>
-              <w:spacing w:after="0"/>
-              <w:jc w:val="right"/>
-            </w:pPr>
-            <w:r>
-              <w:t xml:space="preserve">0.95 (0/4)</w:t>
-            </w:r>
-          </w:p>
-        </w:tc>
-        <w:tc>
-          <w:tcPr/>
-          <w:p>
-            <w:pPr>
-              <w:pStyle w:val="Compact"/>
-              <w:spacing w:after="0"/>
-              <w:jc w:val="right"/>
-            </w:pPr>
-            <w:r>
-              <w:t xml:space="preserve">0.90 (0/4)</w:t>
-            </w:r>
-          </w:p>
-        </w:tc>
-        <w:tc>
-          <w:tcPr/>
-          <w:p>
-            <w:pPr>
-              <w:pStyle w:val="Compact"/>
-              <w:spacing w:after="0"/>
-              <w:jc w:val="right"/>
-            </w:pPr>
-            <w:r>
-              <w:t xml:space="preserve">1.00 (0/4)</w:t>
-            </w:r>
-          </w:p>
-        </w:tc>
-        <w:tc>
-          <w:tcPr/>
-          <w:p>
-            <w:pPr>
-              <w:pStyle w:val="Compact"/>
-              <w:spacing w:after="0"/>
-              <w:jc w:val="right"/>
-            </w:pPr>
-            <w:r>
-              <w:t xml:space="preserve">0.23 (4/4)</w:t>
-            </w:r>
-          </w:p>
-        </w:tc>
-        <w:tc>
-          <w:tcPr/>
-          <w:p>
-            <w:pPr>
-              <w:pStyle w:val="Compact"/>
-              <w:spacing w:after="0"/>
-              <w:jc w:val="right"/>
-            </w:pPr>
-            <w:r>
-              <w:t xml:space="preserve">0.46 (4/4)</w:t>
-            </w:r>
-          </w:p>
-        </w:tc>
-      </w:tr>
-      <w:tr>
-        <w:tc>
-          <w:tcPr/>
-          <w:p>
-            <w:pPr>
-              <w:pStyle w:val="Compact"/>
-              <w:spacing w:after="0"/>
-              <w:jc w:val="left"/>
-            </w:pPr>
-            <w:r>
-              <w:t xml:space="preserve">Noise SNR 1000</w:t>
-            </w:r>
-          </w:p>
-        </w:tc>
-        <w:tc>
-          <w:tcPr/>
-          <w:p>
-            <w:pPr>
-              <w:pStyle w:val="Compact"/>
-              <w:spacing w:after="0"/>
-              <w:jc w:val="right"/>
-            </w:pPr>
-            <w:r>
-              <w:t xml:space="preserve">Tablets</w:t>
-            </w:r>
-          </w:p>
-        </w:tc>
-        <w:tc>
-          <w:tcPr/>
-          <w:p>
-            <w:pPr>
-              <w:pStyle w:val="Compact"/>
-              <w:spacing w:after="0"/>
-              <w:jc w:val="right"/>
-            </w:pPr>
-            <w:r>
-              <w:t xml:space="preserve">0.92 (0/1)</w:t>
-            </w:r>
-          </w:p>
-        </w:tc>
-        <w:tc>
-          <w:tcPr/>
-          <w:p>
-            <w:pPr>
-              <w:pStyle w:val="Compact"/>
-              <w:spacing w:after="0"/>
-              <w:jc w:val="right"/>
-            </w:pPr>
-            <w:r>
-              <w:t xml:space="preserve">0.91 (0/1)</w:t>
-            </w:r>
-          </w:p>
-        </w:tc>
-        <w:tc>
-          <w:tcPr/>
-          <w:p>
-            <w:pPr>
-              <w:pStyle w:val="Compact"/>
-              <w:spacing w:after="0"/>
-              <w:jc w:val="right"/>
-            </w:pPr>
-            <w:r>
-              <w:t xml:space="preserve">0.91 (0/1)</w:t>
-            </w:r>
-          </w:p>
-        </w:tc>
-        <w:tc>
-          <w:tcPr/>
-          <w:p>
-            <w:pPr>
-              <w:pStyle w:val="Compact"/>
-              <w:spacing w:after="0"/>
-              <w:jc w:val="right"/>
-            </w:pPr>
-            <w:r>
-              <w:t xml:space="preserve">0.92 (0/1)</w:t>
-            </w:r>
-          </w:p>
-        </w:tc>
-        <w:tc>
-          <w:tcPr/>
-          <w:p>
-            <w:pPr>
-              <w:pStyle w:val="Compact"/>
-              <w:spacing w:after="0"/>
-              <w:jc w:val="right"/>
-            </w:pPr>
-            <w:r>
-              <w:t xml:space="preserve">0.93 (0/1)</w:t>
-            </w:r>
-          </w:p>
-        </w:tc>
-        <w:tc>
-          <w:tcPr/>
-          <w:p>
-            <w:pPr>
-              <w:pStyle w:val="Compact"/>
-              <w:spacing w:after="0"/>
-              <w:jc w:val="right"/>
-            </w:pPr>
-            <w:r>
-              <w:t xml:space="preserve">0.91 (0/1)</w:t>
-            </w:r>
-          </w:p>
-        </w:tc>
-      </w:tr>
-      <w:tr>
-        <w:tc>
-          <w:tcPr/>
-          <w:p>
-            <w:pPr>
-              <w:pStyle w:val="Compact"/>
-              <w:spacing w:after="0"/>
-              <w:jc w:val="left"/>
-            </w:pPr>
-            <w:r>
-              <w:t xml:space="preserve">Noise SNR 1000</w:t>
-            </w:r>
-          </w:p>
-        </w:tc>
-        <w:tc>
-          <w:tcPr/>
-          <w:p>
-            <w:pPr>
-              <w:pStyle w:val="Compact"/>
-              <w:spacing w:after="0"/>
-              <w:jc w:val="right"/>
-            </w:pPr>
-            <w:r>
-              <w:t xml:space="preserve">Mango</w:t>
-            </w:r>
-          </w:p>
-        </w:tc>
-        <w:tc>
-          <w:tcPr/>
-          <w:p>
-            <w:pPr>
-              <w:pStyle w:val="Compact"/>
-              <w:spacing w:after="0"/>
-              <w:jc w:val="right"/>
-            </w:pPr>
-            <w:r>
-              <w:t xml:space="preserve">0.90 (0/1)</w:t>
-            </w:r>
-          </w:p>
-        </w:tc>
-        <w:tc>
-          <w:tcPr/>
-          <w:p>
-            <w:pPr>
-              <w:pStyle w:val="Compact"/>
-              <w:spacing w:after="0"/>
-              <w:jc w:val="right"/>
-            </w:pPr>
-            <w:r>
-              <w:t xml:space="preserve">0.90 (0/1)</w:t>
-            </w:r>
-          </w:p>
-        </w:tc>
-        <w:tc>
-          <w:tcPr/>
-          <w:p>
-            <w:pPr>
-              <w:pStyle w:val="Compact"/>
-              <w:spacing w:after="0"/>
-              <w:jc w:val="right"/>
-            </w:pPr>
-            <w:r>
-              <w:t xml:space="preserve">0.90 (0/1)</w:t>
-            </w:r>
-          </w:p>
-        </w:tc>
-        <w:tc>
-          <w:tcPr/>
-          <w:p>
-            <w:pPr>
-              <w:pStyle w:val="Compact"/>
-              <w:spacing w:after="0"/>
-              <w:jc w:val="right"/>
-            </w:pPr>
-            <w:r>
-              <w:t xml:space="preserve">0.91 (0/1)</w:t>
-            </w:r>
-          </w:p>
-        </w:tc>
-        <w:tc>
-          <w:tcPr/>
-          <w:p>
-            <w:pPr>
-              <w:pStyle w:val="Compact"/>
-              <w:spacing w:after="0"/>
-              <w:jc w:val="right"/>
-            </w:pPr>
-            <w:r>
-              <w:t xml:space="preserve">0.74 (1/1)</w:t>
-            </w:r>
-          </w:p>
-        </w:tc>
-        <w:tc>
-          <w:tcPr/>
-          <w:p>
-            <w:pPr>
-              <w:pStyle w:val="Compact"/>
-              <w:spacing w:after="0"/>
-              <w:jc w:val="right"/>
-            </w:pPr>
-            <w:r>
-              <w:t xml:space="preserve">0.73 (1/1)</w:t>
-            </w:r>
-          </w:p>
-        </w:tc>
-      </w:tr>
-      <w:tr>
-        <w:tc>
-          <w:tcPr/>
-          <w:p>
-            <w:pPr>
-              <w:pStyle w:val="Compact"/>
-              <w:spacing w:after="0"/>
-              <w:jc w:val="left"/>
-            </w:pPr>
-            <w:r>
-              <w:t xml:space="preserve">Noise SNR 300</w:t>
-            </w:r>
-          </w:p>
-        </w:tc>
-        <w:tc>
-          <w:tcPr/>
-          <w:p>
-            <w:pPr>
-              <w:pStyle w:val="Compact"/>
-              <w:spacing w:after="0"/>
-              <w:jc w:val="right"/>
-            </w:pPr>
-            <w:r>
-              <w:t xml:space="preserve">Corn</w:t>
-            </w:r>
-          </w:p>
-        </w:tc>
-        <w:tc>
-          <w:tcPr/>
-          <w:p>
-            <w:pPr>
-              <w:pStyle w:val="Compact"/>
-              <w:spacing w:after="0"/>
-              <w:jc w:val="right"/>
-            </w:pPr>
-            <w:r>
-              <w:t xml:space="preserve">0.94 (0/4)</w:t>
-            </w:r>
-          </w:p>
-        </w:tc>
-        <w:tc>
-          <w:tcPr/>
-          <w:p>
-            <w:pPr>
-              <w:pStyle w:val="Compact"/>
-              <w:spacing w:after="0"/>
-              <w:jc w:val="right"/>
-            </w:pPr>
-            <w:r>
-              <w:t xml:space="preserve">0.95 (0/4)</w:t>
-            </w:r>
-          </w:p>
-        </w:tc>
-        <w:tc>
-          <w:tcPr/>
-          <w:p>
-            <w:pPr>
-              <w:pStyle w:val="Compact"/>
-              <w:spacing w:after="0"/>
-              <w:jc w:val="right"/>
-            </w:pPr>
-            <w:r>
-              <w:t xml:space="preserve">0.91 (0/4)</w:t>
-            </w:r>
-          </w:p>
-        </w:tc>
-        <w:tc>
-          <w:tcPr/>
-          <w:p>
-            <w:pPr>
-              <w:pStyle w:val="Compact"/>
-              <w:spacing w:after="0"/>
-              <w:jc w:val="right"/>
-            </w:pPr>
-            <w:r>
-              <w:t xml:space="preserve">1.00 (0/4)</w:t>
-            </w:r>
-          </w:p>
-        </w:tc>
-        <w:tc>
-          <w:tcPr/>
-          <w:p>
-            <w:pPr>
-              <w:pStyle w:val="Compact"/>
-              <w:spacing w:after="0"/>
-              <w:jc w:val="right"/>
-            </w:pPr>
-            <w:r>
-              <w:t xml:space="preserve">0.23 (4/4)</w:t>
-            </w:r>
-          </w:p>
-        </w:tc>
-        <w:tc>
-          <w:tcPr/>
-          <w:p>
-            <w:pPr>
-              <w:pStyle w:val="Compact"/>
-              <w:spacing w:after="0"/>
-              <w:jc w:val="right"/>
-            </w:pPr>
-            <w:r>
-              <w:t xml:space="preserve">0.45 (4/4)</w:t>
-            </w:r>
-          </w:p>
-        </w:tc>
-      </w:tr>
-      <w:tr>
-        <w:tc>
-          <w:tcPr/>
-          <w:p>
-            <w:pPr>
-              <w:pStyle w:val="Compact"/>
-              <w:spacing w:after="0"/>
-              <w:jc w:val="left"/>
-            </w:pPr>
-            <w:r>
-              <w:t xml:space="preserve">Noise SNR 300</w:t>
-            </w:r>
-          </w:p>
-        </w:tc>
-        <w:tc>
-          <w:tcPr/>
-          <w:p>
-            <w:pPr>
-              <w:pStyle w:val="Compact"/>
-              <w:spacing w:after="0"/>
-              <w:jc w:val="right"/>
-            </w:pPr>
-            <w:r>
-              <w:t xml:space="preserve">Tablets</w:t>
-            </w:r>
-          </w:p>
-        </w:tc>
-        <w:tc>
-          <w:tcPr/>
-          <w:p>
-            <w:pPr>
-              <w:pStyle w:val="Compact"/>
-              <w:spacing w:after="0"/>
-              <w:jc w:val="right"/>
-            </w:pPr>
-            <w:r>
-              <w:t xml:space="preserve">0.91 (0/1)</w:t>
-            </w:r>
-          </w:p>
-        </w:tc>
-        <w:tc>
-          <w:tcPr/>
-          <w:p>
-            <w:pPr>
-              <w:pStyle w:val="Compact"/>
-              <w:spacing w:after="0"/>
-              <w:jc w:val="right"/>
-            </w:pPr>
-            <w:r>
-              <w:t xml:space="preserve">0.91 (0/1)</w:t>
-            </w:r>
-          </w:p>
-        </w:tc>
-        <w:tc>
-          <w:tcPr/>
-          <w:p>
-            <w:pPr>
-              <w:pStyle w:val="Compact"/>
-              <w:spacing w:after="0"/>
-              <w:jc w:val="right"/>
-            </w:pPr>
-            <w:r>
-              <w:t xml:space="preserve">0.91 (0/1)</w:t>
-            </w:r>
-          </w:p>
-        </w:tc>
-        <w:tc>
-          <w:tcPr/>
-          <w:p>
-            <w:pPr>
-              <w:pStyle w:val="Compact"/>
-              <w:spacing w:after="0"/>
-              <w:jc w:val="right"/>
-            </w:pPr>
-            <w:r>
-              <w:t xml:space="preserve">0.92 (0/1)</w:t>
-            </w:r>
-          </w:p>
-        </w:tc>
-        <w:tc>
-          <w:tcPr/>
-          <w:p>
-            <w:pPr>
-              <w:pStyle w:val="Compact"/>
-              <w:spacing w:after="0"/>
-              <w:jc w:val="right"/>
-            </w:pPr>
-            <w:r>
-              <w:t xml:space="preserve">0.93 (0/1)</w:t>
-            </w:r>
-          </w:p>
-        </w:tc>
-        <w:tc>
-          <w:tcPr/>
-          <w:p>
-            <w:pPr>
-              <w:pStyle w:val="Compact"/>
-              <w:spacing w:after="0"/>
-              <w:jc w:val="right"/>
-            </w:pPr>
-            <w:r>
-              <w:t xml:space="preserve">0.91 (0/1)</w:t>
-            </w:r>
-          </w:p>
-        </w:tc>
-      </w:tr>
-      <w:tr>
-        <w:tc>
-          <w:tcPr/>
-          <w:p>
-            <w:pPr>
-              <w:pStyle w:val="Compact"/>
-              <w:spacing w:after="0"/>
-              <w:jc w:val="left"/>
-            </w:pPr>
-            <w:r>
-              <w:t xml:space="preserve">Noise SNR 300</w:t>
-            </w:r>
-          </w:p>
-        </w:tc>
-        <w:tc>
-          <w:tcPr/>
-          <w:p>
-            <w:pPr>
-              <w:pStyle w:val="Compact"/>
-              <w:spacing w:after="0"/>
-              <w:jc w:val="right"/>
-            </w:pPr>
-            <w:r>
-              <w:t xml:space="preserve">Mango</w:t>
-            </w:r>
-          </w:p>
-        </w:tc>
-        <w:tc>
-          <w:tcPr/>
-          <w:p>
-            <w:pPr>
-              <w:pStyle w:val="Compact"/>
-              <w:spacing w:after="0"/>
-              <w:jc w:val="right"/>
-            </w:pPr>
-            <w:r>
-              <w:t xml:space="preserve">0.91 (0/1)</w:t>
-            </w:r>
-          </w:p>
-        </w:tc>
-        <w:tc>
-          <w:tcPr/>
-          <w:p>
-            <w:pPr>
-              <w:pStyle w:val="Compact"/>
-              <w:spacing w:after="0"/>
-              <w:jc w:val="right"/>
-            </w:pPr>
-            <w:r>
-              <w:t xml:space="preserve">0.91 (0/1)</w:t>
-            </w:r>
-          </w:p>
-        </w:tc>
-        <w:tc>
-          <w:tcPr/>
-          <w:p>
-            <w:pPr>
-              <w:pStyle w:val="Compact"/>
-              <w:spacing w:after="0"/>
-              <w:jc w:val="right"/>
-            </w:pPr>
-            <w:r>
-              <w:t xml:space="preserve">0.90 (0/1)</w:t>
-            </w:r>
-          </w:p>
-        </w:tc>
-        <w:tc>
-          <w:tcPr/>
-          <w:p>
-            <w:pPr>
-              <w:pStyle w:val="Compact"/>
-              <w:spacing w:after="0"/>
-              <w:jc w:val="right"/>
-            </w:pPr>
-            <w:r>
-              <w:t xml:space="preserve">0.91 (0/1)</w:t>
-            </w:r>
-          </w:p>
-        </w:tc>
-        <w:tc>
-          <w:tcPr/>
-          <w:p>
-            <w:pPr>
-              <w:pStyle w:val="Compact"/>
-              <w:spacing w:after="0"/>
-              <w:jc w:val="right"/>
-            </w:pPr>
-            <w:r>
-              <w:t xml:space="preserve">0.69 (1/1)</w:t>
-            </w:r>
-          </w:p>
-        </w:tc>
-        <w:tc>
-          <w:tcPr/>
-          <w:p>
-            <w:pPr>
-              <w:pStyle w:val="Compact"/>
-              <w:spacing w:after="0"/>
-              <w:jc w:val="right"/>
-            </w:pPr>
-            <w:r>
-              <w:t xml:space="preserve">0.67 (1/1)</w:t>
-            </w:r>
-          </w:p>
-        </w:tc>
-      </w:tr>
-      <w:tr>
-        <w:tc>
-          <w:tcPr/>
-          <w:p>
-            <w:pPr>
-              <w:pStyle w:val="Compact"/>
-              <w:spacing w:after="0"/>
-              <w:jc w:val="left"/>
-            </w:pPr>
-            <w:r>
-              <w:t xml:space="preserve">Noise SNR 100</w:t>
-            </w:r>
-          </w:p>
-        </w:tc>
-        <w:tc>
-          <w:tcPr/>
-          <w:p>
-            <w:pPr>
-              <w:pStyle w:val="Compact"/>
-              <w:spacing w:after="0"/>
-              <w:jc w:val="right"/>
-            </w:pPr>
-            <w:r>
-              <w:t xml:space="preserve">Corn</w:t>
-            </w:r>
-          </w:p>
-        </w:tc>
-        <w:tc>
-          <w:tcPr/>
-          <w:p>
-            <w:pPr>
-              <w:pStyle w:val="Compact"/>
-              <w:spacing w:after="0"/>
-              <w:jc w:val="right"/>
-            </w:pPr>
-            <w:r>
-              <w:t xml:space="preserve">0.96 (0/4)</w:t>
-            </w:r>
-          </w:p>
-        </w:tc>
-        <w:tc>
-          <w:tcPr/>
-          <w:p>
-            <w:pPr>
-              <w:pStyle w:val="Compact"/>
-              <w:spacing w:after="0"/>
-              <w:jc w:val="right"/>
-            </w:pPr>
-            <w:r>
-              <w:t xml:space="preserve">0.96 (0/4)</w:t>
-            </w:r>
-          </w:p>
-        </w:tc>
-        <w:tc>
-          <w:tcPr/>
-          <w:p>
-            <w:pPr>
-              <w:pStyle w:val="Compact"/>
-              <w:spacing w:after="0"/>
-              <w:jc w:val="right"/>
-            </w:pPr>
-            <w:r>
-              <w:t xml:space="preserve">0.91 (0/4)</w:t>
-            </w:r>
-          </w:p>
-        </w:tc>
-        <w:tc>
-          <w:tcPr/>
-          <w:p>
-            <w:pPr>
-              <w:pStyle w:val="Compact"/>
-              <w:spacing w:after="0"/>
-              <w:jc w:val="right"/>
-            </w:pPr>
-            <w:r>
-              <w:t xml:space="preserve">1.00 (0/4)</w:t>
-            </w:r>
-          </w:p>
-        </w:tc>
-        <w:tc>
-          <w:tcPr/>
-          <w:p>
-            <w:pPr>
-              <w:pStyle w:val="Compact"/>
-              <w:spacing w:after="0"/>
-              <w:jc w:val="right"/>
-            </w:pPr>
-            <w:r>
-              <w:t xml:space="preserve">0.18 (4/4)</w:t>
-            </w:r>
-          </w:p>
-        </w:tc>
-        <w:tc>
-          <w:tcPr/>
-          <w:p>
-            <w:pPr>
-              <w:pStyle w:val="Compact"/>
-              <w:spacing w:after="0"/>
-              <w:jc w:val="right"/>
-            </w:pPr>
-            <w:r>
-              <w:t xml:space="preserve">0.33 (4/4)</w:t>
-            </w:r>
-          </w:p>
-        </w:tc>
-      </w:tr>
-      <w:tr>
-        <w:tc>
-          <w:tcPr/>
-          <w:p>
-            <w:pPr>
-              <w:pStyle w:val="Compact"/>
-              <w:spacing w:after="0"/>
-              <w:jc w:val="left"/>
-            </w:pPr>
-            <w:r>
-              <w:t xml:space="preserve">Noise SNR 100</w:t>
-            </w:r>
-          </w:p>
-        </w:tc>
-        <w:tc>
-          <w:tcPr/>
-          <w:p>
-            <w:pPr>
-              <w:pStyle w:val="Compact"/>
-              <w:spacing w:after="0"/>
-              <w:jc w:val="right"/>
-            </w:pPr>
-            <w:r>
-              <w:t xml:space="preserve">Tablets</w:t>
-            </w:r>
-          </w:p>
-        </w:tc>
-        <w:tc>
-          <w:tcPr/>
-          <w:p>
-            <w:pPr>
-              <w:pStyle w:val="Compact"/>
-              <w:spacing w:after="0"/>
-              <w:jc w:val="right"/>
-            </w:pPr>
-            <w:r>
-              <w:t xml:space="preserve">0.91 (0/1)</w:t>
-            </w:r>
-          </w:p>
-        </w:tc>
-        <w:tc>
-          <w:tcPr/>
-          <w:p>
-            <w:pPr>
-              <w:pStyle w:val="Compact"/>
-              <w:spacing w:after="0"/>
-              <w:jc w:val="right"/>
-            </w:pPr>
-            <w:r>
-              <w:t xml:space="preserve">0.91 (0/1)</w:t>
-            </w:r>
-          </w:p>
-        </w:tc>
-        <w:tc>
-          <w:tcPr/>
-          <w:p>
-            <w:pPr>
-              <w:pStyle w:val="Compact"/>
-              <w:spacing w:after="0"/>
-              <w:jc w:val="right"/>
-            </w:pPr>
-            <w:r>
-              <w:t xml:space="preserve">0.91 (0/1)</w:t>
-            </w:r>
-          </w:p>
-        </w:tc>
-        <w:tc>
-          <w:tcPr/>
-          <w:p>
-            <w:pPr>
-              <w:pStyle w:val="Compact"/>
-              <w:spacing w:after="0"/>
-              <w:jc w:val="right"/>
-            </w:pPr>
-            <w:r>
-              <w:t xml:space="preserve">0.91 (0/1)</w:t>
-            </w:r>
-          </w:p>
-        </w:tc>
-        <w:tc>
-          <w:tcPr/>
-          <w:p>
-            <w:pPr>
-              <w:pStyle w:val="Compact"/>
-              <w:spacing w:after="0"/>
-              <w:jc w:val="right"/>
-            </w:pPr>
-            <w:r>
-              <w:t xml:space="preserve">0.93 (0/1)</w:t>
-            </w:r>
-          </w:p>
-        </w:tc>
-        <w:tc>
-          <w:tcPr/>
-          <w:p>
-            <w:pPr>
-              <w:pStyle w:val="Compact"/>
-              <w:spacing w:after="0"/>
-              <w:jc w:val="right"/>
-            </w:pPr>
-            <w:r>
-              <w:t xml:space="preserve">0.91 (0/1)</w:t>
-            </w:r>
-          </w:p>
-        </w:tc>
-      </w:tr>
-      <w:tr>
-        <w:tc>
-          <w:tcPr/>
-          <w:p>
-            <w:pPr>
-              <w:pStyle w:val="Compact"/>
-              <w:spacing w:after="0"/>
-              <w:jc w:val="left"/>
-            </w:pPr>
-            <w:r>
-              <w:t xml:space="preserve">Noise SNR 100</w:t>
-            </w:r>
-          </w:p>
-        </w:tc>
-        <w:tc>
-          <w:tcPr/>
-          <w:p>
-            <w:pPr>
-              <w:pStyle w:val="Compact"/>
-              <w:spacing w:after="0"/>
-              <w:jc w:val="right"/>
-            </w:pPr>
-            <w:r>
-              <w:t xml:space="preserve">Mango</w:t>
-            </w:r>
-          </w:p>
-        </w:tc>
-        <w:tc>
-          <w:tcPr/>
-          <w:p>
-            <w:pPr>
-              <w:pStyle w:val="Compact"/>
-              <w:spacing w:after="0"/>
-              <w:jc w:val="right"/>
-            </w:pPr>
-            <w:r>
-              <w:t xml:space="preserve">0.90 (0/1)</w:t>
-            </w:r>
-          </w:p>
-        </w:tc>
-        <w:tc>
-          <w:tcPr/>
-          <w:p>
-            <w:pPr>
-              <w:pStyle w:val="Compact"/>
-              <w:spacing w:after="0"/>
-              <w:jc w:val="right"/>
-            </w:pPr>
-            <w:r>
-              <w:t xml:space="preserve">0.90 (0/1)</w:t>
-            </w:r>
-          </w:p>
-        </w:tc>
-        <w:tc>
-          <w:tcPr/>
-          <w:p>
-            <w:pPr>
-              <w:pStyle w:val="Compact"/>
-              <w:spacing w:after="0"/>
-              <w:jc w:val="right"/>
-            </w:pPr>
-            <w:r>
-              <w:t xml:space="preserve">0.89 (0/1)</w:t>
-            </w:r>
-          </w:p>
-        </w:tc>
-        <w:tc>
-          <w:tcPr/>
-          <w:p>
-            <w:pPr>
-              <w:pStyle w:val="Compact"/>
-              <w:spacing w:after="0"/>
-              <w:jc w:val="right"/>
-            </w:pPr>
-            <w:r>
-              <w:t xml:space="preserve">0.91 (0/1)</w:t>
-            </w:r>
-          </w:p>
-        </w:tc>
-        <w:tc>
-          <w:tcPr/>
-          <w:p>
-            <w:pPr>
-              <w:pStyle w:val="Compact"/>
-              <w:spacing w:after="0"/>
-              <w:jc w:val="right"/>
-            </w:pPr>
-            <w:r>
-              <w:t xml:space="preserve">0.51 (1/1)</w:t>
-            </w:r>
-          </w:p>
-        </w:tc>
-        <w:tc>
-          <w:tcPr/>
-          <w:p>
-            <w:pPr>
-              <w:pStyle w:val="Compact"/>
-              <w:spacing w:after="0"/>
-              <w:jc w:val="right"/>
-            </w:pPr>
-            <w:r>
-              <w:t xml:space="preserve">0.49 (1/1)</w:t>
-            </w:r>
-          </w:p>
-        </w:tc>
-      </w:tr>
-      <w:tr>
-        <w:tc>
-          <w:tcPr/>
-          <w:p>
-            <w:pPr>
-              <w:pStyle w:val="Compact"/>
-              <w:spacing w:after="0"/>
-              <w:jc w:val="left"/>
-            </w:pPr>
-            <w:r>
-              <w:t xml:space="preserve">λ-shift +1 channel (test)</w:t>
-            </w:r>
-          </w:p>
-        </w:tc>
-        <w:tc>
-          <w:tcPr/>
-          <w:p>
-            <w:pPr>
-              <w:pStyle w:val="Compact"/>
-              <w:spacing w:after="0"/>
-              <w:jc w:val="right"/>
-            </w:pPr>
-            <w:r>
-              <w:t xml:space="preserve">Corn</w:t>
-            </w:r>
-          </w:p>
-        </w:tc>
-        <w:tc>
-          <w:tcPr/>
-          <w:p>
-            <w:pPr>
-              <w:pStyle w:val="Compact"/>
-              <w:spacing w:after="0"/>
-              <w:jc w:val="right"/>
-            </w:pPr>
-            <w:r>
-              <w:t xml:space="preserve">0.82 (2/4)</w:t>
-            </w:r>
-          </w:p>
-        </w:tc>
-        <w:tc>
-          <w:tcPr/>
-          <w:p>
-            <w:pPr>
-              <w:pStyle w:val="Compact"/>
-              <w:spacing w:after="0"/>
-              <w:jc w:val="right"/>
-            </w:pPr>
-            <w:r>
-              <w:t xml:space="preserve">0.26 (4/4)</w:t>
-            </w:r>
-          </w:p>
-        </w:tc>
-        <w:tc>
-          <w:tcPr/>
-          <w:p>
-            <w:pPr>
-              <w:pStyle w:val="Compact"/>
-              <w:spacing w:after="0"/>
-              <w:jc w:val="right"/>
-            </w:pPr>
-            <w:r>
-              <w:t xml:space="preserve">0.15 (4/4)</w:t>
-            </w:r>
-          </w:p>
-        </w:tc>
-        <w:tc>
-          <w:tcPr/>
-          <w:p>
-            <w:pPr>
-              <w:pStyle w:val="Compact"/>
-              <w:spacing w:after="0"/>
-              <w:jc w:val="right"/>
-            </w:pPr>
-            <w:r>
-              <w:t xml:space="preserve">1.00 (0/4)</w:t>
-            </w:r>
-          </w:p>
-        </w:tc>
-        <w:tc>
-          <w:tcPr/>
-          <w:p>
-            <w:pPr>
-              <w:pStyle w:val="Compact"/>
-              <w:spacing w:after="0"/>
-              <w:jc w:val="right"/>
-            </w:pPr>
-            <w:r>
-              <w:t xml:space="preserve">0.08 (4/4)</w:t>
-            </w:r>
-          </w:p>
-        </w:tc>
-        <w:tc>
-          <w:tcPr/>
-          <w:p>
-            <w:pPr>
-              <w:pStyle w:val="Compact"/>
-              <w:spacing w:after="0"/>
-              <w:jc w:val="right"/>
-            </w:pPr>
-            <w:r>
-              <w:t xml:space="preserve">0.07 (4/4)</w:t>
-            </w:r>
-          </w:p>
-        </w:tc>
-      </w:tr>
-      <w:tr>
-        <w:tc>
-          <w:tcPr/>
-          <w:p>
-            <w:pPr>
-              <w:pStyle w:val="Compact"/>
-              <w:spacing w:after="0"/>
-              <w:jc w:val="left"/>
-            </w:pPr>
-            <w:r>
-              <w:t xml:space="preserve">λ-shift +1 channel (test)</w:t>
-            </w:r>
-          </w:p>
-        </w:tc>
-        <w:tc>
-          <w:tcPr/>
-          <w:p>
-            <w:pPr>
-              <w:pStyle w:val="Compact"/>
-              <w:spacing w:after="0"/>
-              <w:jc w:val="right"/>
-            </w:pPr>
-            <w:r>
-              <w:t xml:space="preserve">Tablets</w:t>
-            </w:r>
-          </w:p>
-        </w:tc>
-        <w:tc>
-          <w:tcPr/>
-          <w:p>
-            <w:pPr>
-              <w:pStyle w:val="Compact"/>
-              <w:spacing w:after="0"/>
-              <w:jc w:val="right"/>
-            </w:pPr>
-            <w:r>
-              <w:t xml:space="preserve">0.04 (1/1)</w:t>
-            </w:r>
-          </w:p>
-        </w:tc>
-        <w:tc>
-          <w:tcPr/>
-          <w:p>
-            <w:pPr>
-              <w:pStyle w:val="Compact"/>
-              <w:spacing w:after="0"/>
-              <w:jc w:val="right"/>
-            </w:pPr>
-            <w:r>
-              <w:t xml:space="preserve">0.01 (1/1)</w:t>
-            </w:r>
-          </w:p>
-        </w:tc>
-        <w:tc>
-          <w:tcPr/>
-          <w:p>
-            <w:pPr>
-              <w:pStyle w:val="Compact"/>
-              <w:spacing w:after="0"/>
-              <w:jc w:val="right"/>
-            </w:pPr>
-            <w:r>
-              <w:t xml:space="preserve">0.02 (1/1)</w:t>
-            </w:r>
-          </w:p>
-        </w:tc>
-        <w:tc>
-          <w:tcPr/>
-          <w:p>
-            <w:pPr>
-              <w:pStyle w:val="Compact"/>
-              <w:spacing w:after="0"/>
-              <w:jc w:val="right"/>
-            </w:pPr>
-            <w:r>
-              <w:t xml:space="preserve">0.22 (1/1)</w:t>
-            </w:r>
-          </w:p>
-        </w:tc>
-        <w:tc>
-          <w:tcPr/>
-          <w:p>
-            <w:pPr>
-              <w:pStyle w:val="Compact"/>
-              <w:spacing w:after="0"/>
-              <w:jc w:val="right"/>
-            </w:pPr>
-            <w:r>
-              <w:t xml:space="preserve">0.01 (1/1)</w:t>
-            </w:r>
-          </w:p>
-        </w:tc>
-        <w:tc>
-          <w:tcPr/>
-          <w:p>
-            <w:pPr>
-              <w:pStyle w:val="Compact"/>
-              <w:spacing w:after="0"/>
-              <w:jc w:val="right"/>
-            </w:pPr>
-            <w:r>
-              <w:t xml:space="preserve">0.01 (1/1)</w:t>
-            </w:r>
-          </w:p>
-        </w:tc>
-      </w:tr>
-      <w:tr>
-        <w:tc>
-          <w:tcPr/>
-          <w:p>
-            <w:pPr>
-              <w:pStyle w:val="Compact"/>
-              <w:spacing w:after="0"/>
-              <w:jc w:val="left"/>
-            </w:pPr>
-            <w:r>
-              <w:t xml:space="preserve">λ-shift +1 channel (test)</w:t>
-            </w:r>
-          </w:p>
-        </w:tc>
-        <w:tc>
-          <w:tcPr/>
-          <w:p>
-            <w:pPr>
-              <w:pStyle w:val="Compact"/>
-              <w:spacing w:after="0"/>
-              <w:jc w:val="right"/>
-            </w:pPr>
-            <w:r>
-              <w:t xml:space="preserve">Mango</w:t>
-            </w:r>
-          </w:p>
-        </w:tc>
-        <w:tc>
-          <w:tcPr/>
-          <w:p>
-            <w:pPr>
-              <w:pStyle w:val="Compact"/>
-              <w:spacing w:after="0"/>
-              <w:jc w:val="right"/>
-            </w:pPr>
-            <w:r>
-              <w:t xml:space="preserve">0.97 (0/1)</w:t>
-            </w:r>
-          </w:p>
-        </w:tc>
-        <w:tc>
-          <w:tcPr/>
-          <w:p>
-            <w:pPr>
-              <w:pStyle w:val="Compact"/>
-              <w:spacing w:after="0"/>
-              <w:jc w:val="right"/>
-            </w:pPr>
-            <w:r>
-              <w:t xml:space="preserve">0.22 (1/1)</w:t>
-            </w:r>
-          </w:p>
-        </w:tc>
-        <w:tc>
-          <w:tcPr/>
-          <w:p>
-            <w:pPr>
-              <w:pStyle w:val="Compact"/>
-              <w:spacing w:after="0"/>
-              <w:jc w:val="right"/>
-            </w:pPr>
-            <w:r>
-              <w:t xml:space="preserve">0.21 (1/1)</w:t>
-            </w:r>
-          </w:p>
-        </w:tc>
-        <w:tc>
-          <w:tcPr/>
-          <w:p>
-            <w:pPr>
-              <w:pStyle w:val="Compact"/>
-              <w:spacing w:after="0"/>
-              <w:jc w:val="right"/>
-            </w:pPr>
-            <w:r>
-              <w:t xml:space="preserve">0.97 (0/1)</w:t>
-            </w:r>
-          </w:p>
-        </w:tc>
-        <w:tc>
-          <w:tcPr/>
-          <w:p>
-            <w:pPr>
-              <w:pStyle w:val="Compact"/>
-              <w:spacing w:after="0"/>
-              <w:jc w:val="right"/>
-            </w:pPr>
-            <w:r>
-              <w:t xml:space="preserve">0.11 (1/1)</w:t>
-            </w:r>
-          </w:p>
-        </w:tc>
-        <w:tc>
-          <w:tcPr/>
-          <w:p>
-            <w:pPr>
-              <w:pStyle w:val="Compact"/>
-              <w:spacing w:after="0"/>
-              <w:jc w:val="right"/>
-            </w:pPr>
-            <w:r>
-              <w:t xml:space="preserve">0.07 (1/1)</w:t>
-            </w:r>
-          </w:p>
-        </w:tc>
-      </w:tr>
-      <w:tr>
-        <w:tc>
-          <w:tcPr/>
-          <w:p>
-            <w:pPr>
-              <w:pStyle w:val="Compact"/>
-              <w:spacing w:after="0"/>
-              <w:jc w:val="left"/>
-            </w:pPr>
-            <w:r>
-              <w:t xml:space="preserve">λ-shift −1 channel (test)</w:t>
-            </w:r>
-          </w:p>
-        </w:tc>
-        <w:tc>
-          <w:tcPr/>
-          <w:p>
-            <w:pPr>
-              <w:pStyle w:val="Compact"/>
-              <w:spacing w:after="0"/>
-              <w:jc w:val="right"/>
-            </w:pPr>
-            <w:r>
-              <w:t xml:space="preserve">Corn</w:t>
-            </w:r>
-          </w:p>
-        </w:tc>
-        <w:tc>
-          <w:tcPr/>
-          <w:p>
-            <w:pPr>
-              <w:pStyle w:val="Compact"/>
-              <w:spacing w:after="0"/>
-              <w:jc w:val="right"/>
-            </w:pPr>
-            <w:r>
-              <w:t xml:space="preserve">0.84 (2/4)</w:t>
-            </w:r>
-          </w:p>
-        </w:tc>
-        <w:tc>
-          <w:tcPr/>
-          <w:p>
-            <w:pPr>
-              <w:pStyle w:val="Compact"/>
-              <w:spacing w:after="0"/>
-              <w:jc w:val="right"/>
-            </w:pPr>
-            <w:r>
-              <w:t xml:space="preserve">0.29 (4/4)</w:t>
-            </w:r>
-          </w:p>
-        </w:tc>
-        <w:tc>
-          <w:tcPr/>
-          <w:p>
-            <w:pPr>
-              <w:pStyle w:val="Compact"/>
-              <w:spacing w:after="0"/>
-              <w:jc w:val="right"/>
-            </w:pPr>
-            <w:r>
-              <w:t xml:space="preserve">0.17 (4/4)</w:t>
-            </w:r>
-          </w:p>
-        </w:tc>
-        <w:tc>
-          <w:tcPr/>
-          <w:p>
-            <w:pPr>
-              <w:pStyle w:val="Compact"/>
-              <w:spacing w:after="0"/>
-              <w:jc w:val="right"/>
-            </w:pPr>
-            <w:r>
-              <w:t xml:space="preserve">1.00 (0/4)</w:t>
-            </w:r>
-          </w:p>
-        </w:tc>
-        <w:tc>
-          <w:tcPr/>
-          <w:p>
-            <w:pPr>
-              <w:pStyle w:val="Compact"/>
-              <w:spacing w:after="0"/>
-              <w:jc w:val="right"/>
-            </w:pPr>
-            <w:r>
-              <w:t xml:space="preserve">0.09 (4/4)</w:t>
-            </w:r>
-          </w:p>
-        </w:tc>
-        <w:tc>
-          <w:tcPr/>
-          <w:p>
-            <w:pPr>
-              <w:pStyle w:val="Compact"/>
-              <w:spacing w:after="0"/>
-              <w:jc w:val="right"/>
-            </w:pPr>
-            <w:r>
-              <w:t xml:space="preserve">0.07 (4/4)</w:t>
-            </w:r>
-          </w:p>
-        </w:tc>
-      </w:tr>
-      <w:tr>
-        <w:tc>
-          <w:tcPr/>
-          <w:p>
-            <w:pPr>
-              <w:pStyle w:val="Compact"/>
-              <w:spacing w:after="0"/>
-              <w:jc w:val="left"/>
-            </w:pPr>
-            <w:r>
-              <w:t xml:space="preserve">λ-shift −1 channel (test)</w:t>
-            </w:r>
-          </w:p>
-        </w:tc>
-        <w:tc>
-          <w:tcPr/>
-          <w:p>
-            <w:pPr>
-              <w:pStyle w:val="Compact"/>
-              <w:spacing w:after="0"/>
-              <w:jc w:val="right"/>
-            </w:pPr>
-            <w:r>
-              <w:t xml:space="preserve">Tablets</w:t>
-            </w:r>
-          </w:p>
-        </w:tc>
-        <w:tc>
-          <w:tcPr/>
-          <w:p>
-            <w:pPr>
-              <w:pStyle w:val="Compact"/>
-              <w:spacing w:after="0"/>
-              <w:jc w:val="right"/>
-            </w:pPr>
-            <w:r>
-              <w:t xml:space="preserve">0.07 (1/1)</w:t>
-            </w:r>
-          </w:p>
-        </w:tc>
-        <w:tc>
-          <w:tcPr/>
-          <w:p>
-            <w:pPr>
-              <w:pStyle w:val="Compact"/>
-              <w:spacing w:after="0"/>
-              <w:jc w:val="right"/>
-            </w:pPr>
-            <w:r>
-              <w:t xml:space="preserve">0.03 (1/1)</w:t>
-            </w:r>
-          </w:p>
-        </w:tc>
-        <w:tc>
-          <w:tcPr/>
-          <w:p>
-            <w:pPr>
-              <w:pStyle w:val="Compact"/>
-              <w:spacing w:after="0"/>
-              <w:jc w:val="right"/>
-            </w:pPr>
-            <w:r>
-              <w:t xml:space="preserve">0.04 (1/1)</w:t>
-            </w:r>
-          </w:p>
-        </w:tc>
-        <w:tc>
-          <w:tcPr/>
-          <w:p>
-            <w:pPr>
-              <w:pStyle w:val="Compact"/>
-              <w:spacing w:after="0"/>
-              <w:jc w:val="right"/>
-            </w:pPr>
-            <w:r>
-              <w:t xml:space="preserve">0.25 (1/1)</w:t>
-            </w:r>
-          </w:p>
-        </w:tc>
-        <w:tc>
-          <w:tcPr/>
-          <w:p>
-            <w:pPr>
-              <w:pStyle w:val="Compact"/>
-              <w:spacing w:after="0"/>
-              <w:jc w:val="right"/>
-            </w:pPr>
-            <w:r>
-              <w:t xml:space="preserve">0.02 (1/1)</w:t>
-            </w:r>
-          </w:p>
-        </w:tc>
-        <w:tc>
-          <w:tcPr/>
-          <w:p>
-            <w:pPr>
-              <w:pStyle w:val="Compact"/>
-              <w:spacing w:after="0"/>
-              <w:jc w:val="right"/>
-            </w:pPr>
-            <w:r>
-              <w:t xml:space="preserve">0.01 (1/1)</w:t>
-            </w:r>
-          </w:p>
-        </w:tc>
-      </w:tr>
-      <w:tr>
-        <w:tc>
-          <w:tcPr/>
-          <w:p>
-            <w:pPr>
-              <w:pStyle w:val="Compact"/>
-              <w:spacing w:after="0"/>
-              <w:jc w:val="left"/>
-            </w:pPr>
-            <w:r>
-              <w:t xml:space="preserve">λ-shift −1 channel (test)</w:t>
-            </w:r>
-          </w:p>
-        </w:tc>
-        <w:tc>
-          <w:tcPr/>
-          <w:p>
-            <w:pPr>
-              <w:pStyle w:val="Compact"/>
-              <w:spacing w:after="0"/>
-              <w:jc w:val="right"/>
-            </w:pPr>
-            <w:r>
-              <w:t xml:space="preserve">Mango</w:t>
-            </w:r>
-          </w:p>
-        </w:tc>
-        <w:tc>
-          <w:tcPr/>
-          <w:p>
-            <w:pPr>
-              <w:pStyle w:val="Compact"/>
-              <w:spacing w:after="0"/>
-              <w:jc w:val="right"/>
-            </w:pPr>
-            <w:r>
-              <w:t xml:space="preserve">0.73 (1/1)</w:t>
-            </w:r>
-          </w:p>
-        </w:tc>
-        <w:tc>
-          <w:tcPr/>
-          <w:p>
-            <w:pPr>
-              <w:pStyle w:val="Compact"/>
-              <w:spacing w:after="0"/>
-              <w:jc w:val="right"/>
-            </w:pPr>
-            <w:r>
-              <w:t xml:space="preserve">0.08 (1/1)</w:t>
-            </w:r>
-          </w:p>
-        </w:tc>
-        <w:tc>
-          <w:tcPr/>
-          <w:p>
-            <w:pPr>
-              <w:pStyle w:val="Compact"/>
-              <w:spacing w:after="0"/>
-              <w:jc w:val="right"/>
-            </w:pPr>
-            <w:r>
-              <w:t xml:space="preserve">0.07 (1/1)</w:t>
-            </w:r>
-          </w:p>
-        </w:tc>
-        <w:tc>
-          <w:tcPr/>
-          <w:p>
-            <w:pPr>
-              <w:pStyle w:val="Compact"/>
-              <w:spacing w:after="0"/>
-              <w:jc w:val="right"/>
-            </w:pPr>
-            <w:r>
-              <w:t xml:space="preserve">0.79 (1/1)</w:t>
-            </w:r>
-          </w:p>
-        </w:tc>
-        <w:tc>
-          <w:tcPr/>
-          <w:p>
-            <w:pPr>
-              <w:pStyle w:val="Compact"/>
-              <w:spacing w:after="0"/>
-              <w:jc w:val="right"/>
-            </w:pPr>
-            <w:r>
-              <w:t xml:space="preserve">0.02 (1/1)</w:t>
-            </w:r>
-          </w:p>
-        </w:tc>
-        <w:tc>
-          <w:tcPr/>
-          <w:p>
-            <w:pPr>
-              <w:pStyle w:val="Compact"/>
-              <w:spacing w:after="0"/>
-              <w:jc w:val="right"/>
-            </w:pPr>
-            <w:r>
-              <w:t xml:space="preserve">0.02 (1/1)</w:t>
-            </w:r>
-          </w:p>
-        </w:tc>
-      </w:tr>
-      <w:tr>
-        <w:tc>
-          <w:tcPr/>
-          <w:p>
-            <w:pPr>
-              <w:pStyle w:val="Compact"/>
-              <w:spacing w:after="0"/>
-              <w:jc w:val="left"/>
-            </w:pPr>
-            <w:r>
-              <w:t xml:space="preserve">Half source data</w:t>
-            </w:r>
-          </w:p>
-        </w:tc>
-        <w:tc>
-          <w:tcPr/>
-          <w:p>
-            <w:pPr>
-              <w:pStyle w:val="Compact"/>
-              <w:spacing w:after="0"/>
-              <w:jc w:val="right"/>
-            </w:pPr>
-            <w:r>
-              <w:t xml:space="preserve">Corn</w:t>
-            </w:r>
-          </w:p>
-        </w:tc>
-        <w:tc>
-          <w:tcPr/>
-          <w:p>
-            <w:pPr>
-              <w:pStyle w:val="Compact"/>
-              <w:spacing w:after="0"/>
-              <w:jc w:val="right"/>
-            </w:pPr>
-            <w:r>
-              <w:t xml:space="preserve">0.95 (0/4)</w:t>
-            </w:r>
-          </w:p>
-        </w:tc>
-        <w:tc>
-          <w:tcPr/>
-          <w:p>
-            <w:pPr>
-              <w:pStyle w:val="Compact"/>
-              <w:spacing w:after="0"/>
-              <w:jc w:val="right"/>
-            </w:pPr>
-            <w:r>
-              <w:t xml:space="preserve">0.95 (0/4)</w:t>
-            </w:r>
-          </w:p>
-        </w:tc>
-        <w:tc>
-          <w:tcPr/>
-          <w:p>
-            <w:pPr>
-              <w:pStyle w:val="Compact"/>
-              <w:spacing w:after="0"/>
-              <w:jc w:val="right"/>
-            </w:pPr>
-            <w:r>
-              <w:t xml:space="preserve">0.91 (0/4)</w:t>
-            </w:r>
-          </w:p>
-        </w:tc>
-        <w:tc>
-          <w:tcPr/>
-          <w:p>
-            <w:pPr>
-              <w:pStyle w:val="Compact"/>
-              <w:spacing w:after="0"/>
-              <w:jc w:val="right"/>
-            </w:pPr>
-            <w:r>
-              <w:t xml:space="preserve">1.00 (0/4)</w:t>
-            </w:r>
-          </w:p>
-        </w:tc>
-        <w:tc>
-          <w:tcPr/>
-          <w:p>
-            <w:pPr>
-              <w:pStyle w:val="Compact"/>
-              <w:spacing w:after="0"/>
-              <w:jc w:val="right"/>
-            </w:pPr>
-            <w:r>
-              <w:t xml:space="preserve">0.33 (4/4)</w:t>
-            </w:r>
-          </w:p>
-        </w:tc>
-        <w:tc>
-          <w:tcPr/>
-          <w:p>
-            <w:pPr>
-              <w:pStyle w:val="Compact"/>
-              <w:spacing w:after="0"/>
-              <w:jc w:val="right"/>
-            </w:pPr>
-            <w:r>
-              <w:t xml:space="preserve">0.61 (4/4)</w:t>
-            </w:r>
-          </w:p>
-        </w:tc>
-      </w:tr>
-      <w:tr>
-        <w:tc>
-          <w:tcPr/>
-          <w:p>
-            <w:pPr>
-              <w:pStyle w:val="Compact"/>
-              <w:spacing w:after="0"/>
-              <w:jc w:val="left"/>
-            </w:pPr>
-            <w:r>
-              <w:t xml:space="preserve">Half source data</w:t>
-            </w:r>
-          </w:p>
-        </w:tc>
-        <w:tc>
-          <w:tcPr/>
-          <w:p>
-            <w:pPr>
-              <w:pStyle w:val="Compact"/>
-              <w:spacing w:after="0"/>
-              <w:jc w:val="right"/>
-            </w:pPr>
-            <w:r>
-              <w:t xml:space="preserve">Tablets</w:t>
-            </w:r>
-          </w:p>
-        </w:tc>
-        <w:tc>
-          <w:tcPr/>
-          <w:p>
-            <w:pPr>
-              <w:pStyle w:val="Compact"/>
-              <w:spacing w:after="0"/>
-              <w:jc w:val="right"/>
-            </w:pPr>
-            <w:r>
-              <w:t xml:space="preserve">0.91 (0/1)</w:t>
-            </w:r>
-          </w:p>
-        </w:tc>
-        <w:tc>
-          <w:tcPr/>
-          <w:p>
-            <w:pPr>
-              <w:pStyle w:val="Compact"/>
-              <w:spacing w:after="0"/>
-              <w:jc w:val="right"/>
-            </w:pPr>
-            <w:r>
-              <w:t xml:space="preserve">0.91 (0/1)</w:t>
-            </w:r>
-          </w:p>
-        </w:tc>
-        <w:tc>
-          <w:tcPr/>
-          <w:p>
-            <w:pPr>
-              <w:pStyle w:val="Compact"/>
-              <w:spacing w:after="0"/>
-              <w:jc w:val="right"/>
-            </w:pPr>
-            <w:r>
-              <w:t xml:space="preserve">0.92 (0/1)</w:t>
-            </w:r>
-          </w:p>
-        </w:tc>
-        <w:tc>
-          <w:tcPr/>
-          <w:p>
-            <w:pPr>
-              <w:pStyle w:val="Compact"/>
-              <w:spacing w:after="0"/>
-              <w:jc w:val="right"/>
-            </w:pPr>
-            <w:r>
-              <w:t xml:space="preserve">0.91 (0/1)</w:t>
-            </w:r>
-          </w:p>
-        </w:tc>
-        <w:tc>
-          <w:tcPr/>
-          <w:p>
-            <w:pPr>
-              <w:pStyle w:val="Compact"/>
-              <w:spacing w:after="0"/>
-              <w:jc w:val="right"/>
-            </w:pPr>
-            <w:r>
-              <w:t xml:space="preserve">0.97 (0/1)</w:t>
-            </w:r>
-          </w:p>
-        </w:tc>
-        <w:tc>
-          <w:tcPr/>
-          <w:p>
-            <w:pPr>
-              <w:pStyle w:val="Compact"/>
-              <w:spacing w:after="0"/>
-              <w:jc w:val="right"/>
-            </w:pPr>
-            <w:r>
-              <w:t xml:space="preserve">0.96 (0/1)</w:t>
-            </w:r>
-          </w:p>
-        </w:tc>
-      </w:tr>
-      <w:tr>
-        <w:tc>
-          <w:tcPr>
-            <w:tcBorders>
-              <w:bottom w:val="single" w:sz="8" w:color="000000"/>
-            </w:tcBorders>
-          </w:tcPr>
-          <w:p>
-            <w:pPr>
-              <w:pStyle w:val="Compact"/>
-              <w:spacing w:after="0"/>
-              <w:jc w:val="left"/>
-            </w:pPr>
-            <w:r>
-              <w:t xml:space="preserve">Half source data</w:t>
-            </w:r>
-          </w:p>
-        </w:tc>
-        <w:tc>
-          <w:tcPr>
-            <w:tcBorders>
-              <w:bottom w:val="single" w:sz="8" w:color="000000"/>
-            </w:tcBorders>
-          </w:tcPr>
-          <w:p>
-            <w:pPr>
-              <w:pStyle w:val="Compact"/>
-              <w:spacing w:after="0"/>
-              <w:jc w:val="right"/>
-            </w:pPr>
-            <w:r>
-              <w:t xml:space="preserve">Mango</w:t>
-            </w:r>
-          </w:p>
-        </w:tc>
-        <w:tc>
-          <w:tcPr>
-            <w:tcBorders>
-              <w:bottom w:val="single" w:sz="8" w:color="000000"/>
-            </w:tcBorders>
-          </w:tcPr>
-          <w:p>
-            <w:pPr>
-              <w:pStyle w:val="Compact"/>
-              <w:spacing w:after="0"/>
-              <w:jc w:val="right"/>
-            </w:pPr>
-            <w:r>
-              <w:t xml:space="preserve">0.90 (0/1)</w:t>
-            </w:r>
-          </w:p>
-        </w:tc>
-        <w:tc>
-          <w:tcPr>
-            <w:tcBorders>
-              <w:bottom w:val="single" w:sz="8" w:color="000000"/>
-            </w:tcBorders>
-          </w:tcPr>
-          <w:p>
-            <w:pPr>
-              <w:pStyle w:val="Compact"/>
-              <w:spacing w:after="0"/>
-              <w:jc w:val="right"/>
-            </w:pPr>
-            <w:r>
-              <w:t xml:space="preserve">0.90 (0/1)</w:t>
-            </w:r>
-          </w:p>
-        </w:tc>
-        <w:tc>
-          <w:tcPr>
-            <w:tcBorders>
-              <w:bottom w:val="single" w:sz="8" w:color="000000"/>
-            </w:tcBorders>
-          </w:tcPr>
-          <w:p>
-            <w:pPr>
-              <w:pStyle w:val="Compact"/>
-              <w:spacing w:after="0"/>
-              <w:jc w:val="right"/>
-            </w:pPr>
-            <w:r>
-              <w:t xml:space="preserve">0.90 (0/1)</w:t>
-            </w:r>
-          </w:p>
-        </w:tc>
-        <w:tc>
-          <w:tcPr>
-            <w:tcBorders>
-              <w:bottom w:val="single" w:sz="8" w:color="000000"/>
-            </w:tcBorders>
-          </w:tcPr>
-          <w:p>
-            <w:pPr>
-              <w:pStyle w:val="Compact"/>
-              <w:spacing w:after="0"/>
-              <w:jc w:val="right"/>
-            </w:pPr>
-            <w:r>
-              <w:t xml:space="preserve">0.90 (0/1)</w:t>
-            </w:r>
-          </w:p>
-        </w:tc>
-        <w:tc>
-          <w:tcPr>
-            <w:tcBorders>
-              <w:bottom w:val="single" w:sz="8" w:color="000000"/>
-            </w:tcBorders>
-          </w:tcPr>
-          <w:p>
-            <w:pPr>
-              <w:pStyle w:val="Compact"/>
-              <w:spacing w:after="0"/>
-              <w:jc w:val="right"/>
-            </w:pPr>
-            <w:r>
-              <w:t xml:space="preserve">0.75 (1/1)</w:t>
-            </w:r>
-          </w:p>
-        </w:tc>
-        <w:tc>
-          <w:tcPr>
-            <w:tcBorders>
-              <w:bottom w:val="single" w:sz="8" w:color="000000"/>
-            </w:tcBorders>
-          </w:tcPr>
-          <w:p>
-            <w:pPr>
-              <w:pStyle w:val="Compact"/>
-              <w:spacing w:after="0"/>
-              <w:jc w:val="right"/>
-            </w:pPr>
-            <w:r>
-              <w:t xml:space="preserve">0.75 (1/1)</w:t>
-            </w:r>
-          </w:p>
-        </w:tc>
-      </w:tr>
-    </w:tbl>
     <w:p>
       <w:pPr>
         <w:pStyle w:val="CaptionedFigure"/>
@@ -16143,7 +13698,7 @@
         <w:pStyle w:val="FirstParagraph"/>
       </w:pPr>
       <w:r>
-        <w:t xml:space="preserve">The conclusions did not depend on the primary pipeline, the transfer direction or the model class (Table 7).</w:t>
+        <w:t xml:space="preserve">The conclusions did not depend on the primary pipeline, the transfer direction or the model class (Table 6).</w:t>
       </w:r>
     </w:p>
     <w:p>
@@ -16375,7 +13930,7 @@
         <w:pStyle w:val="FirstParagraph"/>
       </w:pPr>
       <w:r>
-        <w:t xml:space="preserve">The results reproduced the main findings (Table 8).</w:t>
+        <w:t xml:space="preserve">The results reproduced the main findings (Table 7).</w:t>
       </w:r>
     </w:p>
     <w:p>
@@ -16411,6 +13966,844 @@
         <w:t xml:space="preserve">PDS proved a poor transfer for these instruments (RMSEP 2.03–7.40 % DM, against 1.06–1.22 % with SBC). TJ+N made this visible through wide intervals (median width 11.1 vs 4.0 % DM), whereas the source-calibrated intervals remained narrow and missed most samples. Valid intervals are thus also a diagnostic of transfer quality.</w:t>
       </w:r>
     </w:p>
+    <w:p>
+      <w:pPr>
+        <w:pStyle w:val="TableCaption"/>
+        <w:keepNext/>
+      </w:pPr>
+      <w:r>
+        <w:rPr>
+          <w:bCs/>
+          <w:b/>
+        </w:rPr>
+        <w:t xml:space="preserve">Table 6.</w:t>
+      </w:r>
+      <w:r>
+        <w:t xml:space="preserve"> </w:t>
+      </w:r>
+      <w:r>
+        <w:t xml:space="preserve">Generalisation (E5; α = 0.10). Each cell: mean coverage (under-covering / scenarios); median interval score (lower is better).</w:t>
+      </w:r>
+    </w:p>
+    <w:tbl>
+      <w:tblPr>
+        <w:tblStyle w:val="Table"/>
+        <w:tblW w:type="pct" w:w="5000"/>
+        <w:jc w:val="center"/>
+        <w:tblLook w:firstRow="1" w:lastRow="0" w:firstColumn="0" w:lastColumn="0" w:noHBand="0" w:noVBand="0" w:val="0020"/>
+        <w:tblCaption w:val="Table 6. Generalisation (E5; α = 0.10). Each cell: mean coverage (under-covering / scenarios); median interval score (lower is better)."/>
+      </w:tblPr>
+      <w:tblGrid>
+        <w:gridCol w:w="879"/>
+        <w:gridCol w:w="879"/>
+        <w:gridCol w:w="879"/>
+        <w:gridCol w:w="879"/>
+        <w:gridCol w:w="879"/>
+        <w:gridCol w:w="879"/>
+        <w:gridCol w:w="879"/>
+        <w:gridCol w:w="879"/>
+        <w:gridCol w:w="879"/>
+      </w:tblGrid>
+      <w:tr>
+        <w:trPr>
+          <w:tblHeader w:val="true"/>
+        </w:trPr>
+        <w:tc>
+          <w:tcPr>
+            <w:tcBorders>
+              <w:top w:val="single" w:sz="8" w:color="000000"/>
+              <w:bottom w:val="single" w:sz="8" w:color="000000"/>
+            </w:tcBorders>
+          </w:tcPr>
+          <w:p>
+            <w:pPr>
+              <w:pStyle w:val="Compact"/>
+              <w:spacing w:after="0"/>
+              <w:jc w:val="left"/>
+            </w:pPr>
+            <w:r>
+              <w:t xml:space="preserve">Setting</w:t>
+            </w:r>
+          </w:p>
+        </w:tc>
+        <w:tc>
+          <w:tcPr>
+            <w:tcBorders>
+              <w:top w:val="single" w:sz="8" w:color="000000"/>
+              <w:bottom w:val="single" w:sz="8" w:color="000000"/>
+            </w:tcBorders>
+          </w:tcPr>
+          <w:p>
+            <w:pPr>
+              <w:pStyle w:val="Compact"/>
+              <w:spacing w:after="0"/>
+              <w:jc w:val="right"/>
+            </w:pPr>
+            <w:r>
+              <w:t xml:space="preserve">TJ+N</w:t>
+            </w:r>
+          </w:p>
+        </w:tc>
+        <w:tc>
+          <w:tcPr>
+            <w:tcBorders>
+              <w:top w:val="single" w:sz="8" w:color="000000"/>
+              <w:bottom w:val="single" w:sz="8" w:color="000000"/>
+            </w:tcBorders>
+          </w:tcPr>
+          <w:p>
+            <w:pPr>
+              <w:pStyle w:val="Compact"/>
+              <w:spacing w:after="0"/>
+              <w:jc w:val="right"/>
+            </w:pPr>
+            <w:r>
+              <w:t xml:space="preserve">TJ+</w:t>
+            </w:r>
+          </w:p>
+        </w:tc>
+        <w:tc>
+          <w:tcPr>
+            <w:tcBorders>
+              <w:top w:val="single" w:sz="8" w:color="000000"/>
+              <w:bottom w:val="single" w:sz="8" w:color="000000"/>
+            </w:tcBorders>
+          </w:tcPr>
+          <w:p>
+            <w:pPr>
+              <w:pStyle w:val="Compact"/>
+              <w:spacing w:after="0"/>
+              <w:jc w:val="right"/>
+            </w:pPr>
+            <w:r>
+              <w:t xml:space="preserve">Gauss-LOO</w:t>
+            </w:r>
+          </w:p>
+        </w:tc>
+        <w:tc>
+          <w:tcPr>
+            <w:tcBorders>
+              <w:top w:val="single" w:sz="8" w:color="000000"/>
+              <w:bottom w:val="single" w:sz="8" w:color="000000"/>
+            </w:tcBorders>
+          </w:tcPr>
+          <w:p>
+            <w:pPr>
+              <w:pStyle w:val="Compact"/>
+              <w:spacing w:after="0"/>
+              <w:jc w:val="right"/>
+            </w:pPr>
+            <w:r>
+              <w:t xml:space="preserve">SCP-T-split-N</w:t>
+            </w:r>
+          </w:p>
+        </w:tc>
+        <w:tc>
+          <w:tcPr>
+            <w:tcBorders>
+              <w:top w:val="single" w:sz="8" w:color="000000"/>
+              <w:bottom w:val="single" w:sz="8" w:color="000000"/>
+            </w:tcBorders>
+          </w:tcPr>
+          <w:p>
+            <w:pPr>
+              <w:pStyle w:val="Compact"/>
+              <w:spacing w:after="0"/>
+              <w:jc w:val="right"/>
+            </w:pPr>
+            <w:r>
+              <w:t xml:space="preserve">ASTM-PI</w:t>
+            </w:r>
+          </w:p>
+        </w:tc>
+        <w:tc>
+          <w:tcPr>
+            <w:tcBorders>
+              <w:top w:val="single" w:sz="8" w:color="000000"/>
+              <w:bottom w:val="single" w:sz="8" w:color="000000"/>
+            </w:tcBorders>
+          </w:tcPr>
+          <w:p>
+            <w:pPr>
+              <w:pStyle w:val="Compact"/>
+              <w:spacing w:after="0"/>
+              <w:jc w:val="right"/>
+            </w:pPr>
+            <w:r>
+              <w:t xml:space="preserve">SCP-S</w:t>
+            </w:r>
+          </w:p>
+        </w:tc>
+        <w:tc>
+          <w:tcPr>
+            <w:tcBorders>
+              <w:top w:val="single" w:sz="8" w:color="000000"/>
+              <w:bottom w:val="single" w:sz="8" w:color="000000"/>
+            </w:tcBorders>
+          </w:tcPr>
+          <w:p>
+            <w:pPr>
+              <w:pStyle w:val="Compact"/>
+              <w:spacing w:after="0"/>
+              <w:jc w:val="right"/>
+            </w:pPr>
+            <w:r>
+              <w:t xml:space="preserve">WCP-S</w:t>
+            </w:r>
+          </w:p>
+        </w:tc>
+        <w:tc>
+          <w:tcPr>
+            <w:tcBorders>
+              <w:top w:val="single" w:sz="8" w:color="000000"/>
+              <w:bottom w:val="single" w:sz="8" w:color="000000"/>
+            </w:tcBorders>
+          </w:tcPr>
+          <w:p>
+            <w:pPr>
+              <w:pStyle w:val="Compact"/>
+              <w:spacing w:after="0"/>
+              <w:jc w:val="right"/>
+            </w:pPr>
+            <w:r>
+              <w:t xml:space="preserve">MC-dropout</w:t>
+            </w:r>
+          </w:p>
+        </w:tc>
+      </w:tr>
+      <w:tr>
+        <w:tc>
+          <w:tcPr/>
+          <w:p>
+            <w:pPr>
+              <w:pStyle w:val="Compact"/>
+              <w:spacing w:after="0"/>
+              <w:jc w:val="left"/>
+            </w:pPr>
+            <w:r>
+              <w:t xml:space="preserve">Corn mp5→m5, PLS, PDS</w:t>
+            </w:r>
+          </w:p>
+        </w:tc>
+        <w:tc>
+          <w:tcPr/>
+          <w:p>
+            <w:pPr>
+              <w:pStyle w:val="Compact"/>
+              <w:spacing w:after="0"/>
+              <w:jc w:val="right"/>
+            </w:pPr>
+            <w:r>
+              <w:t xml:space="preserve">0.931 (0/12); 1.11</w:t>
+            </w:r>
+          </w:p>
+        </w:tc>
+        <w:tc>
+          <w:tcPr/>
+          <w:p>
+            <w:pPr>
+              <w:pStyle w:val="Compact"/>
+              <w:spacing w:after="0"/>
+              <w:jc w:val="right"/>
+            </w:pPr>
+            <w:r>
+              <w:t xml:space="preserve">0.932 (0/12); 1.21</w:t>
+            </w:r>
+          </w:p>
+        </w:tc>
+        <w:tc>
+          <w:tcPr/>
+          <w:p>
+            <w:pPr>
+              <w:pStyle w:val="Compact"/>
+              <w:spacing w:after="0"/>
+              <w:jc w:val="right"/>
+            </w:pPr>
+            <w:r>
+              <w:t xml:space="preserve">0.905 (0/12); 1.17</w:t>
+            </w:r>
+          </w:p>
+        </w:tc>
+        <w:tc>
+          <w:tcPr/>
+          <w:p>
+            <w:pPr>
+              <w:pStyle w:val="Compact"/>
+              <w:spacing w:after="0"/>
+              <w:jc w:val="right"/>
+            </w:pPr>
+            <w:r>
+              <w:t xml:space="preserve">0.971 (0/12); inf</w:t>
+            </w:r>
+          </w:p>
+        </w:tc>
+        <w:tc>
+          <w:tcPr/>
+          <w:p>
+            <w:pPr>
+              <w:pStyle w:val="Compact"/>
+              <w:spacing w:after="0"/>
+              <w:jc w:val="right"/>
+            </w:pPr>
+            <w:r>
+              <w:t xml:space="preserve">0.657 (12/12); 1.34</w:t>
+            </w:r>
+          </w:p>
+        </w:tc>
+        <w:tc>
+          <w:tcPr/>
+          <w:p>
+            <w:pPr>
+              <w:pStyle w:val="Compact"/>
+              <w:spacing w:after="0"/>
+              <w:jc w:val="right"/>
+            </w:pPr>
+            <w:r>
+              <w:t xml:space="preserve">0.757 (12/12); 1.25</w:t>
+            </w:r>
+          </w:p>
+        </w:tc>
+        <w:tc>
+          <w:tcPr/>
+          <w:p>
+            <w:pPr>
+              <w:pStyle w:val="Compact"/>
+              <w:spacing w:after="0"/>
+              <w:jc w:val="right"/>
+            </w:pPr>
+            <w:r>
+              <w:t xml:space="preserve">0.800 (11/12); 1.53</w:t>
+            </w:r>
+          </w:p>
+        </w:tc>
+        <w:tc>
+          <w:tcPr/>
+          <w:p>
+            <w:pPr>
+              <w:pStyle w:val="Compact"/>
+              <w:spacing w:after="0"/>
+              <w:jc w:val="right"/>
+            </w:pPr>
+            <w:r>
+              <w:t xml:space="preserve">–</w:t>
+            </w:r>
+          </w:p>
+        </w:tc>
+      </w:tr>
+      <w:tr>
+        <w:tc>
+          <w:tcPr/>
+          <w:p>
+            <w:pPr>
+              <w:pStyle w:val="Compact"/>
+              <w:spacing w:after="0"/>
+              <w:jc w:val="left"/>
+            </w:pPr>
+            <w:r>
+              <w:t xml:space="preserve">Corn m5→mp5, ridge, PDS</w:t>
+            </w:r>
+          </w:p>
+        </w:tc>
+        <w:tc>
+          <w:tcPr/>
+          <w:p>
+            <w:pPr>
+              <w:pStyle w:val="Compact"/>
+              <w:spacing w:after="0"/>
+              <w:jc w:val="right"/>
+            </w:pPr>
+            <w:r>
+              <w:t xml:space="preserve">0.943 (0/4); 1.21</w:t>
+            </w:r>
+          </w:p>
+        </w:tc>
+        <w:tc>
+          <w:tcPr/>
+          <w:p>
+            <w:pPr>
+              <w:pStyle w:val="Compact"/>
+              <w:spacing w:after="0"/>
+              <w:jc w:val="right"/>
+            </w:pPr>
+            <w:r>
+              <w:t xml:space="preserve">0.953 (0/4); 1.17</w:t>
+            </w:r>
+          </w:p>
+        </w:tc>
+        <w:tc>
+          <w:tcPr/>
+          <w:p>
+            <w:pPr>
+              <w:pStyle w:val="Compact"/>
+              <w:spacing w:after="0"/>
+              <w:jc w:val="right"/>
+            </w:pPr>
+            <w:r>
+              <w:t xml:space="preserve">0.904 (0/4); 1.06</w:t>
+            </w:r>
+          </w:p>
+        </w:tc>
+        <w:tc>
+          <w:tcPr/>
+          <w:p>
+            <w:pPr>
+              <w:pStyle w:val="Compact"/>
+              <w:spacing w:after="0"/>
+              <w:jc w:val="right"/>
+            </w:pPr>
+            <w:r>
+              <w:t xml:space="preserve">1.000 (0/4); inf</w:t>
+            </w:r>
+          </w:p>
+        </w:tc>
+        <w:tc>
+          <w:tcPr/>
+          <w:p>
+            <w:pPr>
+              <w:pStyle w:val="Compact"/>
+              <w:spacing w:after="0"/>
+              <w:jc w:val="right"/>
+            </w:pPr>
+            <w:r>
+              <w:t xml:space="preserve">0.057 (4/4); 3.6</w:t>
+            </w:r>
+          </w:p>
+        </w:tc>
+        <w:tc>
+          <w:tcPr/>
+          <w:p>
+            <w:pPr>
+              <w:pStyle w:val="Compact"/>
+              <w:spacing w:after="0"/>
+              <w:jc w:val="right"/>
+            </w:pPr>
+            <w:r>
+              <w:t xml:space="preserve">0.416 (4/4); 1.98</w:t>
+            </w:r>
+          </w:p>
+        </w:tc>
+        <w:tc>
+          <w:tcPr/>
+          <w:p>
+            <w:pPr>
+              <w:pStyle w:val="Compact"/>
+              <w:spacing w:after="0"/>
+              <w:jc w:val="right"/>
+            </w:pPr>
+            <w:r>
+              <w:t xml:space="preserve">0.518 (4/4); inf</w:t>
+            </w:r>
+          </w:p>
+        </w:tc>
+        <w:tc>
+          <w:tcPr/>
+          <w:p>
+            <w:pPr>
+              <w:pStyle w:val="Compact"/>
+              <w:spacing w:after="0"/>
+              <w:jc w:val="right"/>
+            </w:pPr>
+            <w:r>
+              <w:t xml:space="preserve">–</w:t>
+            </w:r>
+          </w:p>
+        </w:tc>
+      </w:tr>
+      <w:tr>
+        <w:tc>
+          <w:tcPr/>
+          <w:p>
+            <w:pPr>
+              <w:pStyle w:val="Compact"/>
+              <w:spacing w:after="0"/>
+              <w:jc w:val="left"/>
+            </w:pPr>
+            <w:r>
+              <w:t xml:space="preserve">Tablets assay, ridge, PDS</w:t>
+            </w:r>
+          </w:p>
+        </w:tc>
+        <w:tc>
+          <w:tcPr/>
+          <w:p>
+            <w:pPr>
+              <w:pStyle w:val="Compact"/>
+              <w:spacing w:after="0"/>
+              <w:jc w:val="right"/>
+            </w:pPr>
+            <w:r>
+              <w:t xml:space="preserve">0.916 (0/1); 21.8</w:t>
+            </w:r>
+          </w:p>
+        </w:tc>
+        <w:tc>
+          <w:tcPr/>
+          <w:p>
+            <w:pPr>
+              <w:pStyle w:val="Compact"/>
+              <w:spacing w:after="0"/>
+              <w:jc w:val="right"/>
+            </w:pPr>
+            <w:r>
+              <w:t xml:space="preserve">0.915 (0/1); 21.9</w:t>
+            </w:r>
+          </w:p>
+        </w:tc>
+        <w:tc>
+          <w:tcPr/>
+          <w:p>
+            <w:pPr>
+              <w:pStyle w:val="Compact"/>
+              <w:spacing w:after="0"/>
+              <w:jc w:val="right"/>
+            </w:pPr>
+            <w:r>
+              <w:t xml:space="preserve">0.914 (0/1); 22</w:t>
+            </w:r>
+          </w:p>
+        </w:tc>
+        <w:tc>
+          <w:tcPr/>
+          <w:p>
+            <w:pPr>
+              <w:pStyle w:val="Compact"/>
+              <w:spacing w:after="0"/>
+              <w:jc w:val="right"/>
+            </w:pPr>
+            <w:r>
+              <w:t xml:space="preserve">0.918 (0/1); 26.4</w:t>
+            </w:r>
+          </w:p>
+        </w:tc>
+        <w:tc>
+          <w:tcPr/>
+          <w:p>
+            <w:pPr>
+              <w:pStyle w:val="Compact"/>
+              <w:spacing w:after="0"/>
+              <w:jc w:val="right"/>
+            </w:pPr>
+            <w:r>
+              <w:t xml:space="preserve">0.905 (0/1); 20.7</w:t>
+            </w:r>
+          </w:p>
+        </w:tc>
+        <w:tc>
+          <w:tcPr/>
+          <w:p>
+            <w:pPr>
+              <w:pStyle w:val="Compact"/>
+              <w:spacing w:after="0"/>
+              <w:jc w:val="right"/>
+            </w:pPr>
+            <w:r>
+              <w:t xml:space="preserve">0.874 (1/1); 20.9</w:t>
+            </w:r>
+          </w:p>
+        </w:tc>
+        <w:tc>
+          <w:tcPr/>
+          <w:p>
+            <w:pPr>
+              <w:pStyle w:val="Compact"/>
+              <w:spacing w:after="0"/>
+              <w:jc w:val="right"/>
+            </w:pPr>
+            <w:r>
+              <w:t xml:space="preserve">0.888 (1/1); 21.8</w:t>
+            </w:r>
+          </w:p>
+        </w:tc>
+        <w:tc>
+          <w:tcPr/>
+          <w:p>
+            <w:pPr>
+              <w:pStyle w:val="Compact"/>
+              <w:spacing w:after="0"/>
+              <w:jc w:val="right"/>
+            </w:pPr>
+            <w:r>
+              <w:t xml:space="preserve">–</w:t>
+            </w:r>
+          </w:p>
+        </w:tc>
+      </w:tr>
+      <w:tr>
+        <w:tc>
+          <w:tcPr/>
+          <w:p>
+            <w:pPr>
+              <w:pStyle w:val="Compact"/>
+              <w:spacing w:after="0"/>
+              <w:jc w:val="left"/>
+            </w:pPr>
+            <w:r>
+              <w:t xml:space="preserve">Mango, ridge, SBC</w:t>
+            </w:r>
+          </w:p>
+        </w:tc>
+        <w:tc>
+          <w:tcPr/>
+          <w:p>
+            <w:pPr>
+              <w:pStyle w:val="Compact"/>
+              <w:spacing w:after="0"/>
+              <w:jc w:val="right"/>
+            </w:pPr>
+            <w:r>
+              <w:t xml:space="preserve">0.898 (0/1); 4.5</w:t>
+            </w:r>
+          </w:p>
+        </w:tc>
+        <w:tc>
+          <w:tcPr/>
+          <w:p>
+            <w:pPr>
+              <w:pStyle w:val="Compact"/>
+              <w:spacing w:after="0"/>
+              <w:jc w:val="right"/>
+            </w:pPr>
+            <w:r>
+              <w:t xml:space="preserve">0.899 (0/1); 4.57</w:t>
+            </w:r>
+          </w:p>
+        </w:tc>
+        <w:tc>
+          <w:tcPr/>
+          <w:p>
+            <w:pPr>
+              <w:pStyle w:val="Compact"/>
+              <w:spacing w:after="0"/>
+              <w:jc w:val="right"/>
+            </w:pPr>
+            <w:r>
+              <w:t xml:space="preserve">0.899 (0/1); 4.52</w:t>
+            </w:r>
+          </w:p>
+        </w:tc>
+        <w:tc>
+          <w:tcPr/>
+          <w:p>
+            <w:pPr>
+              <w:pStyle w:val="Compact"/>
+              <w:spacing w:after="0"/>
+              <w:jc w:val="right"/>
+            </w:pPr>
+            <w:r>
+              <w:t xml:space="preserve">0.902 (0/1); 4.97</w:t>
+            </w:r>
+          </w:p>
+        </w:tc>
+        <w:tc>
+          <w:tcPr/>
+          <w:p>
+            <w:pPr>
+              <w:pStyle w:val="Compact"/>
+              <w:spacing w:after="0"/>
+              <w:jc w:val="right"/>
+            </w:pPr>
+            <w:r>
+              <w:t xml:space="preserve">0.729 (1/1); 5.1</w:t>
+            </w:r>
+          </w:p>
+        </w:tc>
+        <w:tc>
+          <w:tcPr/>
+          <w:p>
+            <w:pPr>
+              <w:pStyle w:val="Compact"/>
+              <w:spacing w:after="0"/>
+              <w:jc w:val="right"/>
+            </w:pPr>
+            <w:r>
+              <w:t xml:space="preserve">0.716 (1/1); 5.2</w:t>
+            </w:r>
+          </w:p>
+        </w:tc>
+        <w:tc>
+          <w:tcPr/>
+          <w:p>
+            <w:pPr>
+              <w:pStyle w:val="Compact"/>
+              <w:spacing w:after="0"/>
+              <w:jc w:val="right"/>
+            </w:pPr>
+            <w:r>
+              <w:t xml:space="preserve">0.742 (1/1); inf</w:t>
+            </w:r>
+          </w:p>
+        </w:tc>
+        <w:tc>
+          <w:tcPr/>
+          <w:p>
+            <w:pPr>
+              <w:pStyle w:val="Compact"/>
+              <w:spacing w:after="0"/>
+              <w:jc w:val="right"/>
+            </w:pPr>
+            <w:r>
+              <w:t xml:space="preserve">–</w:t>
+            </w:r>
+          </w:p>
+        </w:tc>
+      </w:tr>
+      <w:tr>
+        <w:tc>
+          <w:tcPr>
+            <w:tcBorders>
+              <w:bottom w:val="single" w:sz="8" w:color="000000"/>
+            </w:tcBorders>
+          </w:tcPr>
+          <w:p>
+            <w:pPr>
+              <w:pStyle w:val="Compact"/>
+              <w:spacing w:after="0"/>
+              <w:jc w:val="left"/>
+            </w:pPr>
+            <w:r>
+              <w:t xml:space="preserve">Mango, 1D-CNN, SBC</w:t>
+            </w:r>
+          </w:p>
+        </w:tc>
+        <w:tc>
+          <w:tcPr>
+            <w:tcBorders>
+              <w:bottom w:val="single" w:sz="8" w:color="000000"/>
+            </w:tcBorders>
+          </w:tcPr>
+          <w:p>
+            <w:pPr>
+              <w:pStyle w:val="Compact"/>
+              <w:spacing w:after="0"/>
+              <w:jc w:val="right"/>
+            </w:pPr>
+            <w:r>
+              <w:t xml:space="preserve">0.910 (0/4); 5.24</w:t>
+            </w:r>
+          </w:p>
+        </w:tc>
+        <w:tc>
+          <w:tcPr>
+            <w:tcBorders>
+              <w:bottom w:val="single" w:sz="8" w:color="000000"/>
+            </w:tcBorders>
+          </w:tcPr>
+          <w:p>
+            <w:pPr>
+              <w:pStyle w:val="Compact"/>
+              <w:spacing w:after="0"/>
+              <w:jc w:val="right"/>
+            </w:pPr>
+            <w:r>
+              <w:t xml:space="preserve">0.909 (0/4); 5.51</w:t>
+            </w:r>
+          </w:p>
+        </w:tc>
+        <w:tc>
+          <w:tcPr>
+            <w:tcBorders>
+              <w:bottom w:val="single" w:sz="8" w:color="000000"/>
+            </w:tcBorders>
+          </w:tcPr>
+          <w:p>
+            <w:pPr>
+              <w:pStyle w:val="Compact"/>
+              <w:spacing w:after="0"/>
+              <w:jc w:val="right"/>
+            </w:pPr>
+            <w:r>
+              <w:t xml:space="preserve">0.894 (2/4); 5.42</w:t>
+            </w:r>
+          </w:p>
+        </w:tc>
+        <w:tc>
+          <w:tcPr>
+            <w:tcBorders>
+              <w:bottom w:val="single" w:sz="8" w:color="000000"/>
+            </w:tcBorders>
+          </w:tcPr>
+          <w:p>
+            <w:pPr>
+              <w:pStyle w:val="Compact"/>
+              <w:spacing w:after="0"/>
+              <w:jc w:val="right"/>
+            </w:pPr>
+            <w:r>
+              <w:t xml:space="preserve">0.945 (0/4); 5.59</w:t>
+            </w:r>
+          </w:p>
+        </w:tc>
+        <w:tc>
+          <w:tcPr>
+            <w:tcBorders>
+              <w:bottom w:val="single" w:sz="8" w:color="000000"/>
+            </w:tcBorders>
+          </w:tcPr>
+          <w:p>
+            <w:pPr>
+              <w:pStyle w:val="Compact"/>
+              <w:spacing w:after="0"/>
+              <w:jc w:val="right"/>
+            </w:pPr>
+            <w:r>
+              <w:t xml:space="preserve">0.714 (4/4); 6.48</w:t>
+            </w:r>
+          </w:p>
+        </w:tc>
+        <w:tc>
+          <w:tcPr>
+            <w:tcBorders>
+              <w:bottom w:val="single" w:sz="8" w:color="000000"/>
+            </w:tcBorders>
+          </w:tcPr>
+          <w:p>
+            <w:pPr>
+              <w:pStyle w:val="Compact"/>
+              <w:spacing w:after="0"/>
+              <w:jc w:val="right"/>
+            </w:pPr>
+            <w:r>
+              <w:t xml:space="preserve">0.693 (4/4); 6.71</w:t>
+            </w:r>
+          </w:p>
+        </w:tc>
+        <w:tc>
+          <w:tcPr>
+            <w:tcBorders>
+              <w:bottom w:val="single" w:sz="8" w:color="000000"/>
+            </w:tcBorders>
+          </w:tcPr>
+          <w:p>
+            <w:pPr>
+              <w:pStyle w:val="Compact"/>
+              <w:spacing w:after="0"/>
+              <w:jc w:val="right"/>
+            </w:pPr>
+            <w:r>
+              <w:t xml:space="preserve">0.780 (4/4); inf</w:t>
+            </w:r>
+          </w:p>
+        </w:tc>
+        <w:tc>
+          <w:tcPr>
+            <w:tcBorders>
+              <w:bottom w:val="single" w:sz="8" w:color="000000"/>
+            </w:tcBorders>
+          </w:tcPr>
+          <w:p>
+            <w:pPr>
+              <w:pStyle w:val="Compact"/>
+              <w:spacing w:after="0"/>
+              <w:jc w:val="right"/>
+            </w:pPr>
+            <w:r>
+              <w:t xml:space="preserve">0.807 (4/4); 5.66</w:t>
+            </w:r>
+          </w:p>
+        </w:tc>
+      </w:tr>
+    </w:tbl>
+    <w:p/>
     <w:p>
       <w:pPr>
         <w:pStyle w:val="TableCaption"/>
@@ -18090,844 +16483,6 @@
             </w:pPr>
             <w:r>
               <w:t xml:space="preserve">1.14</w:t>
-            </w:r>
-          </w:p>
-        </w:tc>
-      </w:tr>
-    </w:tbl>
-    <w:p/>
-    <w:p>
-      <w:pPr>
-        <w:pStyle w:val="TableCaption"/>
-        <w:keepNext/>
-      </w:pPr>
-      <w:r>
-        <w:rPr>
-          <w:bCs/>
-          <w:b/>
-        </w:rPr>
-        <w:t xml:space="preserve">Table 8.</w:t>
-      </w:r>
-      <w:r>
-        <w:t xml:space="preserve"> </w:t>
-      </w:r>
-      <w:r>
-        <w:t xml:space="preserve">Generalisation (E5; α = 0.10). Each cell: mean coverage (under-covering / scenarios); median interval score (lower is better).</w:t>
-      </w:r>
-    </w:p>
-    <w:tbl>
-      <w:tblPr>
-        <w:tblStyle w:val="Table"/>
-        <w:tblW w:type="pct" w:w="5000"/>
-        <w:jc w:val="center"/>
-        <w:tblLook w:firstRow="1" w:lastRow="0" w:firstColumn="0" w:lastColumn="0" w:noHBand="0" w:noVBand="0" w:val="0020"/>
-        <w:tblCaption w:val="Table 8. Generalisation (E5; α = 0.10). Each cell: mean coverage (under-covering / scenarios); median interval score (lower is better)."/>
-      </w:tblPr>
-      <w:tblGrid>
-        <w:gridCol w:w="879"/>
-        <w:gridCol w:w="879"/>
-        <w:gridCol w:w="879"/>
-        <w:gridCol w:w="879"/>
-        <w:gridCol w:w="879"/>
-        <w:gridCol w:w="879"/>
-        <w:gridCol w:w="879"/>
-        <w:gridCol w:w="879"/>
-        <w:gridCol w:w="879"/>
-      </w:tblGrid>
-      <w:tr>
-        <w:trPr>
-          <w:tblHeader w:val="true"/>
-        </w:trPr>
-        <w:tc>
-          <w:tcPr>
-            <w:tcBorders>
-              <w:top w:val="single" w:sz="8" w:color="000000"/>
-              <w:bottom w:val="single" w:sz="8" w:color="000000"/>
-            </w:tcBorders>
-          </w:tcPr>
-          <w:p>
-            <w:pPr>
-              <w:pStyle w:val="Compact"/>
-              <w:spacing w:after="0"/>
-              <w:jc w:val="left"/>
-            </w:pPr>
-            <w:r>
-              <w:t xml:space="preserve">Setting</w:t>
-            </w:r>
-          </w:p>
-        </w:tc>
-        <w:tc>
-          <w:tcPr>
-            <w:tcBorders>
-              <w:top w:val="single" w:sz="8" w:color="000000"/>
-              <w:bottom w:val="single" w:sz="8" w:color="000000"/>
-            </w:tcBorders>
-          </w:tcPr>
-          <w:p>
-            <w:pPr>
-              <w:pStyle w:val="Compact"/>
-              <w:spacing w:after="0"/>
-              <w:jc w:val="right"/>
-            </w:pPr>
-            <w:r>
-              <w:t xml:space="preserve">TJ+N</w:t>
-            </w:r>
-          </w:p>
-        </w:tc>
-        <w:tc>
-          <w:tcPr>
-            <w:tcBorders>
-              <w:top w:val="single" w:sz="8" w:color="000000"/>
-              <w:bottom w:val="single" w:sz="8" w:color="000000"/>
-            </w:tcBorders>
-          </w:tcPr>
-          <w:p>
-            <w:pPr>
-              <w:pStyle w:val="Compact"/>
-              <w:spacing w:after="0"/>
-              <w:jc w:val="right"/>
-            </w:pPr>
-            <w:r>
-              <w:t xml:space="preserve">TJ+</w:t>
-            </w:r>
-          </w:p>
-        </w:tc>
-        <w:tc>
-          <w:tcPr>
-            <w:tcBorders>
-              <w:top w:val="single" w:sz="8" w:color="000000"/>
-              <w:bottom w:val="single" w:sz="8" w:color="000000"/>
-            </w:tcBorders>
-          </w:tcPr>
-          <w:p>
-            <w:pPr>
-              <w:pStyle w:val="Compact"/>
-              <w:spacing w:after="0"/>
-              <w:jc w:val="right"/>
-            </w:pPr>
-            <w:r>
-              <w:t xml:space="preserve">Gauss-LOO</w:t>
-            </w:r>
-          </w:p>
-        </w:tc>
-        <w:tc>
-          <w:tcPr>
-            <w:tcBorders>
-              <w:top w:val="single" w:sz="8" w:color="000000"/>
-              <w:bottom w:val="single" w:sz="8" w:color="000000"/>
-            </w:tcBorders>
-          </w:tcPr>
-          <w:p>
-            <w:pPr>
-              <w:pStyle w:val="Compact"/>
-              <w:spacing w:after="0"/>
-              <w:jc w:val="right"/>
-            </w:pPr>
-            <w:r>
-              <w:t xml:space="preserve">SCP-T-split-N</w:t>
-            </w:r>
-          </w:p>
-        </w:tc>
-        <w:tc>
-          <w:tcPr>
-            <w:tcBorders>
-              <w:top w:val="single" w:sz="8" w:color="000000"/>
-              <w:bottom w:val="single" w:sz="8" w:color="000000"/>
-            </w:tcBorders>
-          </w:tcPr>
-          <w:p>
-            <w:pPr>
-              <w:pStyle w:val="Compact"/>
-              <w:spacing w:after="0"/>
-              <w:jc w:val="right"/>
-            </w:pPr>
-            <w:r>
-              <w:t xml:space="preserve">ASTM-PI</w:t>
-            </w:r>
-          </w:p>
-        </w:tc>
-        <w:tc>
-          <w:tcPr>
-            <w:tcBorders>
-              <w:top w:val="single" w:sz="8" w:color="000000"/>
-              <w:bottom w:val="single" w:sz="8" w:color="000000"/>
-            </w:tcBorders>
-          </w:tcPr>
-          <w:p>
-            <w:pPr>
-              <w:pStyle w:val="Compact"/>
-              <w:spacing w:after="0"/>
-              <w:jc w:val="right"/>
-            </w:pPr>
-            <w:r>
-              <w:t xml:space="preserve">SCP-S</w:t>
-            </w:r>
-          </w:p>
-        </w:tc>
-        <w:tc>
-          <w:tcPr>
-            <w:tcBorders>
-              <w:top w:val="single" w:sz="8" w:color="000000"/>
-              <w:bottom w:val="single" w:sz="8" w:color="000000"/>
-            </w:tcBorders>
-          </w:tcPr>
-          <w:p>
-            <w:pPr>
-              <w:pStyle w:val="Compact"/>
-              <w:spacing w:after="0"/>
-              <w:jc w:val="right"/>
-            </w:pPr>
-            <w:r>
-              <w:t xml:space="preserve">WCP-S</w:t>
-            </w:r>
-          </w:p>
-        </w:tc>
-        <w:tc>
-          <w:tcPr>
-            <w:tcBorders>
-              <w:top w:val="single" w:sz="8" w:color="000000"/>
-              <w:bottom w:val="single" w:sz="8" w:color="000000"/>
-            </w:tcBorders>
-          </w:tcPr>
-          <w:p>
-            <w:pPr>
-              <w:pStyle w:val="Compact"/>
-              <w:spacing w:after="0"/>
-              <w:jc w:val="right"/>
-            </w:pPr>
-            <w:r>
-              <w:t xml:space="preserve">MC-dropout</w:t>
-            </w:r>
-          </w:p>
-        </w:tc>
-      </w:tr>
-      <w:tr>
-        <w:tc>
-          <w:tcPr/>
-          <w:p>
-            <w:pPr>
-              <w:pStyle w:val="Compact"/>
-              <w:spacing w:after="0"/>
-              <w:jc w:val="left"/>
-            </w:pPr>
-            <w:r>
-              <w:t xml:space="preserve">Corn mp5→m5, PLS, PDS</w:t>
-            </w:r>
-          </w:p>
-        </w:tc>
-        <w:tc>
-          <w:tcPr/>
-          <w:p>
-            <w:pPr>
-              <w:pStyle w:val="Compact"/>
-              <w:spacing w:after="0"/>
-              <w:jc w:val="right"/>
-            </w:pPr>
-            <w:r>
-              <w:t xml:space="preserve">0.931 (0/12); 1.11</w:t>
-            </w:r>
-          </w:p>
-        </w:tc>
-        <w:tc>
-          <w:tcPr/>
-          <w:p>
-            <w:pPr>
-              <w:pStyle w:val="Compact"/>
-              <w:spacing w:after="0"/>
-              <w:jc w:val="right"/>
-            </w:pPr>
-            <w:r>
-              <w:t xml:space="preserve">0.932 (0/12); 1.21</w:t>
-            </w:r>
-          </w:p>
-        </w:tc>
-        <w:tc>
-          <w:tcPr/>
-          <w:p>
-            <w:pPr>
-              <w:pStyle w:val="Compact"/>
-              <w:spacing w:after="0"/>
-              <w:jc w:val="right"/>
-            </w:pPr>
-            <w:r>
-              <w:t xml:space="preserve">0.905 (0/12); 1.17</w:t>
-            </w:r>
-          </w:p>
-        </w:tc>
-        <w:tc>
-          <w:tcPr/>
-          <w:p>
-            <w:pPr>
-              <w:pStyle w:val="Compact"/>
-              <w:spacing w:after="0"/>
-              <w:jc w:val="right"/>
-            </w:pPr>
-            <w:r>
-              <w:t xml:space="preserve">0.971 (0/12); inf</w:t>
-            </w:r>
-          </w:p>
-        </w:tc>
-        <w:tc>
-          <w:tcPr/>
-          <w:p>
-            <w:pPr>
-              <w:pStyle w:val="Compact"/>
-              <w:spacing w:after="0"/>
-              <w:jc w:val="right"/>
-            </w:pPr>
-            <w:r>
-              <w:t xml:space="preserve">0.657 (12/12); 1.34</w:t>
-            </w:r>
-          </w:p>
-        </w:tc>
-        <w:tc>
-          <w:tcPr/>
-          <w:p>
-            <w:pPr>
-              <w:pStyle w:val="Compact"/>
-              <w:spacing w:after="0"/>
-              <w:jc w:val="right"/>
-            </w:pPr>
-            <w:r>
-              <w:t xml:space="preserve">0.757 (12/12); 1.25</w:t>
-            </w:r>
-          </w:p>
-        </w:tc>
-        <w:tc>
-          <w:tcPr/>
-          <w:p>
-            <w:pPr>
-              <w:pStyle w:val="Compact"/>
-              <w:spacing w:after="0"/>
-              <w:jc w:val="right"/>
-            </w:pPr>
-            <w:r>
-              <w:t xml:space="preserve">0.800 (11/12); 1.53</w:t>
-            </w:r>
-          </w:p>
-        </w:tc>
-        <w:tc>
-          <w:tcPr/>
-          <w:p>
-            <w:pPr>
-              <w:pStyle w:val="Compact"/>
-              <w:spacing w:after="0"/>
-              <w:jc w:val="right"/>
-            </w:pPr>
-            <w:r>
-              <w:t xml:space="preserve">–</w:t>
-            </w:r>
-          </w:p>
-        </w:tc>
-      </w:tr>
-      <w:tr>
-        <w:tc>
-          <w:tcPr/>
-          <w:p>
-            <w:pPr>
-              <w:pStyle w:val="Compact"/>
-              <w:spacing w:after="0"/>
-              <w:jc w:val="left"/>
-            </w:pPr>
-            <w:r>
-              <w:t xml:space="preserve">Corn m5→mp5, ridge, PDS</w:t>
-            </w:r>
-          </w:p>
-        </w:tc>
-        <w:tc>
-          <w:tcPr/>
-          <w:p>
-            <w:pPr>
-              <w:pStyle w:val="Compact"/>
-              <w:spacing w:after="0"/>
-              <w:jc w:val="right"/>
-            </w:pPr>
-            <w:r>
-              <w:t xml:space="preserve">0.943 (0/4); 1.21</w:t>
-            </w:r>
-          </w:p>
-        </w:tc>
-        <w:tc>
-          <w:tcPr/>
-          <w:p>
-            <w:pPr>
-              <w:pStyle w:val="Compact"/>
-              <w:spacing w:after="0"/>
-              <w:jc w:val="right"/>
-            </w:pPr>
-            <w:r>
-              <w:t xml:space="preserve">0.953 (0/4); 1.17</w:t>
-            </w:r>
-          </w:p>
-        </w:tc>
-        <w:tc>
-          <w:tcPr/>
-          <w:p>
-            <w:pPr>
-              <w:pStyle w:val="Compact"/>
-              <w:spacing w:after="0"/>
-              <w:jc w:val="right"/>
-            </w:pPr>
-            <w:r>
-              <w:t xml:space="preserve">0.904 (0/4); 1.06</w:t>
-            </w:r>
-          </w:p>
-        </w:tc>
-        <w:tc>
-          <w:tcPr/>
-          <w:p>
-            <w:pPr>
-              <w:pStyle w:val="Compact"/>
-              <w:spacing w:after="0"/>
-              <w:jc w:val="right"/>
-            </w:pPr>
-            <w:r>
-              <w:t xml:space="preserve">1.000 (0/4); inf</w:t>
-            </w:r>
-          </w:p>
-        </w:tc>
-        <w:tc>
-          <w:tcPr/>
-          <w:p>
-            <w:pPr>
-              <w:pStyle w:val="Compact"/>
-              <w:spacing w:after="0"/>
-              <w:jc w:val="right"/>
-            </w:pPr>
-            <w:r>
-              <w:t xml:space="preserve">0.057 (4/4); 3.6</w:t>
-            </w:r>
-          </w:p>
-        </w:tc>
-        <w:tc>
-          <w:tcPr/>
-          <w:p>
-            <w:pPr>
-              <w:pStyle w:val="Compact"/>
-              <w:spacing w:after="0"/>
-              <w:jc w:val="right"/>
-            </w:pPr>
-            <w:r>
-              <w:t xml:space="preserve">0.416 (4/4); 1.98</w:t>
-            </w:r>
-          </w:p>
-        </w:tc>
-        <w:tc>
-          <w:tcPr/>
-          <w:p>
-            <w:pPr>
-              <w:pStyle w:val="Compact"/>
-              <w:spacing w:after="0"/>
-              <w:jc w:val="right"/>
-            </w:pPr>
-            <w:r>
-              <w:t xml:space="preserve">0.518 (4/4); inf</w:t>
-            </w:r>
-          </w:p>
-        </w:tc>
-        <w:tc>
-          <w:tcPr/>
-          <w:p>
-            <w:pPr>
-              <w:pStyle w:val="Compact"/>
-              <w:spacing w:after="0"/>
-              <w:jc w:val="right"/>
-            </w:pPr>
-            <w:r>
-              <w:t xml:space="preserve">–</w:t>
-            </w:r>
-          </w:p>
-        </w:tc>
-      </w:tr>
-      <w:tr>
-        <w:tc>
-          <w:tcPr/>
-          <w:p>
-            <w:pPr>
-              <w:pStyle w:val="Compact"/>
-              <w:spacing w:after="0"/>
-              <w:jc w:val="left"/>
-            </w:pPr>
-            <w:r>
-              <w:t xml:space="preserve">Tablets assay, ridge, PDS</w:t>
-            </w:r>
-          </w:p>
-        </w:tc>
-        <w:tc>
-          <w:tcPr/>
-          <w:p>
-            <w:pPr>
-              <w:pStyle w:val="Compact"/>
-              <w:spacing w:after="0"/>
-              <w:jc w:val="right"/>
-            </w:pPr>
-            <w:r>
-              <w:t xml:space="preserve">0.916 (0/1); 21.8</w:t>
-            </w:r>
-          </w:p>
-        </w:tc>
-        <w:tc>
-          <w:tcPr/>
-          <w:p>
-            <w:pPr>
-              <w:pStyle w:val="Compact"/>
-              <w:spacing w:after="0"/>
-              <w:jc w:val="right"/>
-            </w:pPr>
-            <w:r>
-              <w:t xml:space="preserve">0.915 (0/1); 21.9</w:t>
-            </w:r>
-          </w:p>
-        </w:tc>
-        <w:tc>
-          <w:tcPr/>
-          <w:p>
-            <w:pPr>
-              <w:pStyle w:val="Compact"/>
-              <w:spacing w:after="0"/>
-              <w:jc w:val="right"/>
-            </w:pPr>
-            <w:r>
-              <w:t xml:space="preserve">0.914 (0/1); 22</w:t>
-            </w:r>
-          </w:p>
-        </w:tc>
-        <w:tc>
-          <w:tcPr/>
-          <w:p>
-            <w:pPr>
-              <w:pStyle w:val="Compact"/>
-              <w:spacing w:after="0"/>
-              <w:jc w:val="right"/>
-            </w:pPr>
-            <w:r>
-              <w:t xml:space="preserve">0.918 (0/1); 26.4</w:t>
-            </w:r>
-          </w:p>
-        </w:tc>
-        <w:tc>
-          <w:tcPr/>
-          <w:p>
-            <w:pPr>
-              <w:pStyle w:val="Compact"/>
-              <w:spacing w:after="0"/>
-              <w:jc w:val="right"/>
-            </w:pPr>
-            <w:r>
-              <w:t xml:space="preserve">0.905 (0/1); 20.7</w:t>
-            </w:r>
-          </w:p>
-        </w:tc>
-        <w:tc>
-          <w:tcPr/>
-          <w:p>
-            <w:pPr>
-              <w:pStyle w:val="Compact"/>
-              <w:spacing w:after="0"/>
-              <w:jc w:val="right"/>
-            </w:pPr>
-            <w:r>
-              <w:t xml:space="preserve">0.874 (1/1); 20.9</w:t>
-            </w:r>
-          </w:p>
-        </w:tc>
-        <w:tc>
-          <w:tcPr/>
-          <w:p>
-            <w:pPr>
-              <w:pStyle w:val="Compact"/>
-              <w:spacing w:after="0"/>
-              <w:jc w:val="right"/>
-            </w:pPr>
-            <w:r>
-              <w:t xml:space="preserve">0.888 (1/1); 21.8</w:t>
-            </w:r>
-          </w:p>
-        </w:tc>
-        <w:tc>
-          <w:tcPr/>
-          <w:p>
-            <w:pPr>
-              <w:pStyle w:val="Compact"/>
-              <w:spacing w:after="0"/>
-              <w:jc w:val="right"/>
-            </w:pPr>
-            <w:r>
-              <w:t xml:space="preserve">–</w:t>
-            </w:r>
-          </w:p>
-        </w:tc>
-      </w:tr>
-      <w:tr>
-        <w:tc>
-          <w:tcPr/>
-          <w:p>
-            <w:pPr>
-              <w:pStyle w:val="Compact"/>
-              <w:spacing w:after="0"/>
-              <w:jc w:val="left"/>
-            </w:pPr>
-            <w:r>
-              <w:t xml:space="preserve">Mango, ridge, SBC</w:t>
-            </w:r>
-          </w:p>
-        </w:tc>
-        <w:tc>
-          <w:tcPr/>
-          <w:p>
-            <w:pPr>
-              <w:pStyle w:val="Compact"/>
-              <w:spacing w:after="0"/>
-              <w:jc w:val="right"/>
-            </w:pPr>
-            <w:r>
-              <w:t xml:space="preserve">0.898 (0/1); 4.5</w:t>
-            </w:r>
-          </w:p>
-        </w:tc>
-        <w:tc>
-          <w:tcPr/>
-          <w:p>
-            <w:pPr>
-              <w:pStyle w:val="Compact"/>
-              <w:spacing w:after="0"/>
-              <w:jc w:val="right"/>
-            </w:pPr>
-            <w:r>
-              <w:t xml:space="preserve">0.899 (0/1); 4.57</w:t>
-            </w:r>
-          </w:p>
-        </w:tc>
-        <w:tc>
-          <w:tcPr/>
-          <w:p>
-            <w:pPr>
-              <w:pStyle w:val="Compact"/>
-              <w:spacing w:after="0"/>
-              <w:jc w:val="right"/>
-            </w:pPr>
-            <w:r>
-              <w:t xml:space="preserve">0.899 (0/1); 4.52</w:t>
-            </w:r>
-          </w:p>
-        </w:tc>
-        <w:tc>
-          <w:tcPr/>
-          <w:p>
-            <w:pPr>
-              <w:pStyle w:val="Compact"/>
-              <w:spacing w:after="0"/>
-              <w:jc w:val="right"/>
-            </w:pPr>
-            <w:r>
-              <w:t xml:space="preserve">0.902 (0/1); 4.97</w:t>
-            </w:r>
-          </w:p>
-        </w:tc>
-        <w:tc>
-          <w:tcPr/>
-          <w:p>
-            <w:pPr>
-              <w:pStyle w:val="Compact"/>
-              <w:spacing w:after="0"/>
-              <w:jc w:val="right"/>
-            </w:pPr>
-            <w:r>
-              <w:t xml:space="preserve">0.729 (1/1); 5.1</w:t>
-            </w:r>
-          </w:p>
-        </w:tc>
-        <w:tc>
-          <w:tcPr/>
-          <w:p>
-            <w:pPr>
-              <w:pStyle w:val="Compact"/>
-              <w:spacing w:after="0"/>
-              <w:jc w:val="right"/>
-            </w:pPr>
-            <w:r>
-              <w:t xml:space="preserve">0.716 (1/1); 5.2</w:t>
-            </w:r>
-          </w:p>
-        </w:tc>
-        <w:tc>
-          <w:tcPr/>
-          <w:p>
-            <w:pPr>
-              <w:pStyle w:val="Compact"/>
-              <w:spacing w:after="0"/>
-              <w:jc w:val="right"/>
-            </w:pPr>
-            <w:r>
-              <w:t xml:space="preserve">0.742 (1/1); inf</w:t>
-            </w:r>
-          </w:p>
-        </w:tc>
-        <w:tc>
-          <w:tcPr/>
-          <w:p>
-            <w:pPr>
-              <w:pStyle w:val="Compact"/>
-              <w:spacing w:after="0"/>
-              <w:jc w:val="right"/>
-            </w:pPr>
-            <w:r>
-              <w:t xml:space="preserve">–</w:t>
-            </w:r>
-          </w:p>
-        </w:tc>
-      </w:tr>
-      <w:tr>
-        <w:tc>
-          <w:tcPr>
-            <w:tcBorders>
-              <w:bottom w:val="single" w:sz="8" w:color="000000"/>
-            </w:tcBorders>
-          </w:tcPr>
-          <w:p>
-            <w:pPr>
-              <w:pStyle w:val="Compact"/>
-              <w:spacing w:after="0"/>
-              <w:jc w:val="left"/>
-            </w:pPr>
-            <w:r>
-              <w:t xml:space="preserve">Mango, 1D-CNN, SBC</w:t>
-            </w:r>
-          </w:p>
-        </w:tc>
-        <w:tc>
-          <w:tcPr>
-            <w:tcBorders>
-              <w:bottom w:val="single" w:sz="8" w:color="000000"/>
-            </w:tcBorders>
-          </w:tcPr>
-          <w:p>
-            <w:pPr>
-              <w:pStyle w:val="Compact"/>
-              <w:spacing w:after="0"/>
-              <w:jc w:val="right"/>
-            </w:pPr>
-            <w:r>
-              <w:t xml:space="preserve">0.910 (0/4); 5.24</w:t>
-            </w:r>
-          </w:p>
-        </w:tc>
-        <w:tc>
-          <w:tcPr>
-            <w:tcBorders>
-              <w:bottom w:val="single" w:sz="8" w:color="000000"/>
-            </w:tcBorders>
-          </w:tcPr>
-          <w:p>
-            <w:pPr>
-              <w:pStyle w:val="Compact"/>
-              <w:spacing w:after="0"/>
-              <w:jc w:val="right"/>
-            </w:pPr>
-            <w:r>
-              <w:t xml:space="preserve">0.909 (0/4); 5.51</w:t>
-            </w:r>
-          </w:p>
-        </w:tc>
-        <w:tc>
-          <w:tcPr>
-            <w:tcBorders>
-              <w:bottom w:val="single" w:sz="8" w:color="000000"/>
-            </w:tcBorders>
-          </w:tcPr>
-          <w:p>
-            <w:pPr>
-              <w:pStyle w:val="Compact"/>
-              <w:spacing w:after="0"/>
-              <w:jc w:val="right"/>
-            </w:pPr>
-            <w:r>
-              <w:t xml:space="preserve">0.894 (2/4); 5.42</w:t>
-            </w:r>
-          </w:p>
-        </w:tc>
-        <w:tc>
-          <w:tcPr>
-            <w:tcBorders>
-              <w:bottom w:val="single" w:sz="8" w:color="000000"/>
-            </w:tcBorders>
-          </w:tcPr>
-          <w:p>
-            <w:pPr>
-              <w:pStyle w:val="Compact"/>
-              <w:spacing w:after="0"/>
-              <w:jc w:val="right"/>
-            </w:pPr>
-            <w:r>
-              <w:t xml:space="preserve">0.945 (0/4); 5.59</w:t>
-            </w:r>
-          </w:p>
-        </w:tc>
-        <w:tc>
-          <w:tcPr>
-            <w:tcBorders>
-              <w:bottom w:val="single" w:sz="8" w:color="000000"/>
-            </w:tcBorders>
-          </w:tcPr>
-          <w:p>
-            <w:pPr>
-              <w:pStyle w:val="Compact"/>
-              <w:spacing w:after="0"/>
-              <w:jc w:val="right"/>
-            </w:pPr>
-            <w:r>
-              <w:t xml:space="preserve">0.714 (4/4); 6.48</w:t>
-            </w:r>
-          </w:p>
-        </w:tc>
-        <w:tc>
-          <w:tcPr>
-            <w:tcBorders>
-              <w:bottom w:val="single" w:sz="8" w:color="000000"/>
-            </w:tcBorders>
-          </w:tcPr>
-          <w:p>
-            <w:pPr>
-              <w:pStyle w:val="Compact"/>
-              <w:spacing w:after="0"/>
-              <w:jc w:val="right"/>
-            </w:pPr>
-            <w:r>
-              <w:t xml:space="preserve">0.693 (4/4); 6.71</w:t>
-            </w:r>
-          </w:p>
-        </w:tc>
-        <w:tc>
-          <w:tcPr>
-            <w:tcBorders>
-              <w:bottom w:val="single" w:sz="8" w:color="000000"/>
-            </w:tcBorders>
-          </w:tcPr>
-          <w:p>
-            <w:pPr>
-              <w:pStyle w:val="Compact"/>
-              <w:spacing w:after="0"/>
-              <w:jc w:val="right"/>
-            </w:pPr>
-            <w:r>
-              <w:t xml:space="preserve">0.780 (4/4); inf</w:t>
-            </w:r>
-          </w:p>
-        </w:tc>
-        <w:tc>
-          <w:tcPr>
-            <w:tcBorders>
-              <w:bottom w:val="single" w:sz="8" w:color="000000"/>
-            </w:tcBorders>
-          </w:tcPr>
-          <w:p>
-            <w:pPr>
-              <w:pStyle w:val="Compact"/>
-              <w:spacing w:after="0"/>
-              <w:jc w:val="right"/>
-            </w:pPr>
-            <w:r>
-              <w:t xml:space="preserve">0.807 (4/4); 5.66</w:t>
             </w:r>
           </w:p>
         </w:tc>
@@ -19194,7 +16749,7 @@
       </w:r>
     </w:p>
     <w:bookmarkEnd w:id="65"/>
-    <w:bookmarkStart w:id="69" w:name="computational-cost-rq6"/>
+    <w:bookmarkStart w:id="66" w:name="computational-cost-rq6"/>
     <w:p>
       <w:pPr>
         <w:pStyle w:val="Heading2"/>
@@ -19256,7 +16811,7 @@
         <w:t xml:space="preserve"> </w:t>
       </w:r>
       <w:r>
-        <w:t xml:space="preserve">= 50, 410 test spectra) and 0.4 ms (mango SBC). The complete TJ+N interval computation took 0.15 s, 2.79 s and 0.06 s, respectively, with peak memory below 15 MB (Fig. 10). The source model is never re-fitted. Measured over</w:t>
+        <w:t xml:space="preserve">= 50, 410 test spectra) and 0.4 ms (mango SBC). The complete TJ+N interval computation took 0.15 s, 2.79 s and 0.06 s, respectively, with peak memory below 15 MB (Fig. S3). The source model is never re-fitted. Measured over</w:t>
       </w:r>
       <w:r>
         <w:t xml:space="preserve"> </w:t>
@@ -19403,75 +16958,8 @@
         <w:t xml:space="preserve">The added cost is therefore negligible for routine laboratory use.</w:t>
       </w:r>
     </w:p>
-    <w:p>
-      <w:pPr>
-        <w:pStyle w:val="CaptionedFigure"/>
-        <w:keepNext/>
-        <w:jc w:val="center"/>
-      </w:pPr>
-      <w:r>
-        <w:drawing>
-          <wp:inline>
-            <wp:extent cx="5753100" cy="3318645"/>
-            <wp:effectExtent b="0" l="0" r="0" t="0"/>
-            <wp:docPr descr="Fig. 10. Wall-clock time per test batch (single CPU core, median of 20 runs, logarithmic scale)." title="" id="67" name="Picture"/>
-            <a:graphic>
-              <a:graphicData uri="http://schemas.openxmlformats.org/drawingml/2006/picture">
-                <pic:pic>
-                  <pic:nvPicPr>
-                    <pic:cNvPr descr="figures/fig9_timing.png" id="68" name="Picture"/>
-                    <pic:cNvPicPr>
-                      <a:picLocks noChangeArrowheads="1" noChangeAspect="1"/>
-                    </pic:cNvPicPr>
-                  </pic:nvPicPr>
-                  <pic:blipFill>
-                    <a:blip r:embed="rId66"/>
-                    <a:stretch>
-                      <a:fillRect/>
-                    </a:stretch>
-                  </pic:blipFill>
-                  <pic:spPr bwMode="auto">
-                    <a:xfrm>
-                      <a:off x="0" y="0"/>
-                      <a:ext cx="5753100" cy="3318645"/>
-                    </a:xfrm>
-                    <a:prstGeom prst="rect">
-                      <a:avLst/>
-                    </a:prstGeom>
-                    <a:noFill/>
-                    <a:ln w="9525">
-                      <a:noFill/>
-                      <a:headEnd/>
-                      <a:tailEnd/>
-                    </a:ln>
-                  </pic:spPr>
-                </pic:pic>
-              </a:graphicData>
-            </a:graphic>
-          </wp:inline>
-        </w:drawing>
-      </w:r>
-    </w:p>
-    <w:p>
-      <w:pPr>
-        <w:pStyle w:val="ImageCaption"/>
-      </w:pPr>
-      <w:r>
-        <w:rPr>
-          <w:bCs/>
-          <w:b/>
-        </w:rPr>
-        <w:t xml:space="preserve">Fig. 10.</w:t>
-      </w:r>
-      <w:r>
-        <w:t xml:space="preserve"> </w:t>
-      </w:r>
-      <w:r>
-        <w:t xml:space="preserve">Wall-clock time per test batch (single CPU core, median of 20 runs, logarithmic scale).</w:t>
-      </w:r>
-    </w:p>
-    <w:bookmarkEnd w:id="69"/>
-    <w:bookmarkStart w:id="70" w:name="Xbee438485c0f551ce74fd4f49e5841838c057f4"/>
+    <w:bookmarkEnd w:id="66"/>
+    <w:bookmarkStart w:id="67" w:name="Xbee438485c0f551ce74fd4f49e5841838c057f4"/>
     <w:p>
       <w:pPr>
         <w:pStyle w:val="Heading2"/>
@@ -19532,8 +17020,8 @@
         <w:t xml:space="preserve">TJ+N is complementary. It provides an empirically calibrated coverage statement for the transferred method, it can be used to check whether a parametric uncertainty statement still holds after transfer, and, through σ(x), it retains sample-specific widths. Where the reference-method repeatability is known, comparing it with the TJ+N interval width shows how much of the uncertainty after transfer stems from the NIR method itself.</w:t>
       </w:r>
     </w:p>
-    <w:bookmarkEnd w:id="70"/>
-    <w:bookmarkStart w:id="71" w:name="practical-recommendations"/>
+    <w:bookmarkEnd w:id="67"/>
+    <w:bookmarkStart w:id="68" w:name="practical-recommendations"/>
     <w:p>
       <w:pPr>
         <w:pStyle w:val="Heading2"/>
@@ -19629,9 +17117,9 @@
         <w:t xml:space="preserve">Flag predictions with large Q residuals after transfer.</w:t>
       </w:r>
     </w:p>
-    <w:bookmarkEnd w:id="71"/>
-    <w:bookmarkEnd w:id="72"/>
-    <w:bookmarkStart w:id="73" w:name="limitations"/>
+    <w:bookmarkEnd w:id="68"/>
+    <w:bookmarkEnd w:id="69"/>
+    <w:bookmarkStart w:id="70" w:name="limitations"/>
     <w:p>
       <w:pPr>
         <w:pStyle w:val="Heading1"/>
@@ -19951,8 +17439,8 @@
         <w:t xml:space="preserve">A shift of the routine spectra after the transfer has been fitted (simulated as a one-channel wavelength shift) invalidated all intervals, including TJ+N (§4.5). The guarantee presupposes a stable target instrument between standardisation and use.</w:t>
       </w:r>
     </w:p>
-    <w:bookmarkEnd w:id="73"/>
-    <w:bookmarkStart w:id="74" w:name="conclusions"/>
+    <w:bookmarkEnd w:id="70"/>
+    <w:bookmarkStart w:id="71" w:name="conclusions"/>
     <w:p>
       <w:pPr>
         <w:pStyle w:val="Heading1"/>
@@ -20066,8 +17554,8 @@
         <w:t xml:space="preserve">reporting TJ+-type intervals, or at least Gaussian leave-one-standard-out intervals, alongside RMSEP whenever a calibration is transferred.</w:t>
       </w:r>
     </w:p>
-    <w:bookmarkEnd w:id="74"/>
-    <w:bookmarkStart w:id="75" w:name="declarations"/>
+    <w:bookmarkEnd w:id="71"/>
+    <w:bookmarkStart w:id="72" w:name="declarations"/>
     <w:p>
       <w:pPr>
         <w:pStyle w:val="Heading1"/>
@@ -20233,8 +17721,8 @@
         <w:t xml:space="preserve">We thank the providers of the public data sets: Cargill and Eigenvector Research (corn), the International Diffuse Reflectance Conference (Shootout 2002), and N. Anderson, K. Walsh, P. Subedi and J. Walsh (mango).</w:t>
       </w:r>
     </w:p>
-    <w:bookmarkEnd w:id="75"/>
-    <w:bookmarkStart w:id="76" w:name="appendix-a.-proof-of-proposition-1"/>
+    <w:bookmarkEnd w:id="72"/>
+    <w:bookmarkStart w:id="73" w:name="appendix-a.-proof-of-proposition-1"/>
     <w:p>
       <w:pPr>
         <w:pStyle w:val="Heading1"/>
@@ -23715,8 +21203,8 @@
         <w:t xml:space="preserve">If the standards are chosen by a data-dependent design such as Kennard–Stone, they are no longer exchangeable with a random future sample, and Step 4 does not apply.</w:t>
       </w:r>
     </w:p>
-    <w:bookmarkEnd w:id="76"/>
-    <w:bookmarkStart w:id="164" w:name="bibliography"/>
+    <w:bookmarkEnd w:id="73"/>
+    <w:bookmarkStart w:id="161" w:name="bibliography"/>
     <w:p>
       <w:r>
         <w:br w:type="page"/>
@@ -23730,8 +21218,8 @@
         <w:t xml:space="preserve">References</w:t>
       </w:r>
     </w:p>
-    <w:bookmarkStart w:id="163" w:name="refs"/>
-    <w:bookmarkStart w:id="78" w:name="ref-pasquini2018"/>
+    <w:bookmarkStart w:id="160" w:name="refs"/>
+    <w:bookmarkStart w:id="75" w:name="ref-pasquini2018"/>
     <w:p>
       <w:pPr>
         <w:pStyle w:val="Bibliography"/>
@@ -23748,7 +21236,7 @@
       <w:r>
         <w:t xml:space="preserve">C. Pasquini, Near infrared spectroscopy: A mature analytical technique with new perspectives – A review, Analytica Chimica Acta 1026 (2018) 8–36. https://doi.org/</w:t>
       </w:r>
-      <w:hyperlink r:id="rId77">
+      <w:hyperlink r:id="rId74">
         <w:r>
           <w:rPr>
             <w:rStyle w:val="Hyperlink"/>
@@ -23760,8 +21248,8 @@
         <w:t xml:space="preserve">.</w:t>
       </w:r>
     </w:p>
-    <w:bookmarkEnd w:id="78"/>
-    <w:bookmarkStart w:id="80" w:name="ref-feudale2002"/>
+    <w:bookmarkEnd w:id="75"/>
+    <w:bookmarkStart w:id="77" w:name="ref-feudale2002"/>
     <w:p>
       <w:pPr>
         <w:pStyle w:val="Bibliography"/>
@@ -23778,7 +21266,7 @@
       <w:r>
         <w:t xml:space="preserve">R.N. Feudale, N.A. Woody, H. Tan, A.J. Myles, S.D. Brown, J. Ferré, Transfer of multivariate calibration models: a review, Chemometrics and Intelligent Laboratory Systems 64 (2002) 181–192. https://doi.org/</w:t>
       </w:r>
-      <w:hyperlink r:id="rId79">
+      <w:hyperlink r:id="rId76">
         <w:r>
           <w:rPr>
             <w:rStyle w:val="Hyperlink"/>
@@ -23790,8 +21278,8 @@
         <w:t xml:space="preserve">.</w:t>
       </w:r>
     </w:p>
-    <w:bookmarkEnd w:id="80"/>
-    <w:bookmarkStart w:id="82" w:name="ref-workman2018"/>
+    <w:bookmarkEnd w:id="77"/>
+    <w:bookmarkStart w:id="79" w:name="ref-workman2018"/>
     <w:p>
       <w:pPr>
         <w:pStyle w:val="Bibliography"/>
@@ -23808,7 +21296,7 @@
       <w:r>
         <w:t xml:space="preserve">J.J. Workman, A Review of Calibration Transfer Practices and Instrument Differences in Spectroscopy, Applied Spectroscopy 72 (2018) 340–365. https://doi.org/</w:t>
       </w:r>
-      <w:hyperlink r:id="rId81">
+      <w:hyperlink r:id="rId78">
         <w:r>
           <w:rPr>
             <w:rStyle w:val="Hyperlink"/>
@@ -23820,8 +21308,8 @@
         <w:t xml:space="preserve">.</w:t>
       </w:r>
     </w:p>
-    <w:bookmarkEnd w:id="82"/>
-    <w:bookmarkStart w:id="84" w:name="ref-anderson2020"/>
+    <w:bookmarkEnd w:id="79"/>
+    <w:bookmarkStart w:id="81" w:name="ref-anderson2020"/>
     <w:p>
       <w:pPr>
         <w:pStyle w:val="Bibliography"/>
@@ -23838,7 +21326,7 @@
       <w:r>
         <w:t xml:space="preserve">N.T. Anderson, K.B. Walsh, P.P. Subedi, C.H. Hayes, Achieving robustness across season, location and cultivar for a NIRS model for intact mango fruit dry matter content, Postharvest Biology and Technology 168 (2020) 111202. https://doi.org/</w:t>
       </w:r>
-      <w:hyperlink r:id="rId83">
+      <w:hyperlink r:id="rId80">
         <w:r>
           <w:rPr>
             <w:rStyle w:val="Hyperlink"/>
@@ -23850,8 +21338,8 @@
         <w:t xml:space="preserve">.</w:t>
       </w:r>
     </w:p>
-    <w:bookmarkEnd w:id="84"/>
-    <w:bookmarkStart w:id="86" w:name="ref-wang1991"/>
+    <w:bookmarkEnd w:id="81"/>
+    <w:bookmarkStart w:id="83" w:name="ref-wang1991"/>
     <w:p>
       <w:pPr>
         <w:pStyle w:val="Bibliography"/>
@@ -23868,7 +21356,7 @@
       <w:r>
         <w:t xml:space="preserve">Yongdong. Wang, D.J. Veltkamp, B.R. Kowalski, Multivariate instrument standardization, Analytical Chemistry 63 (1991) 2750–2756. https://doi.org/</w:t>
       </w:r>
-      <w:hyperlink r:id="rId85">
+      <w:hyperlink r:id="rId82">
         <w:r>
           <w:rPr>
             <w:rStyle w:val="Hyperlink"/>
@@ -23880,8 +21368,8 @@
         <w:t xml:space="preserve">.</w:t>
       </w:r>
     </w:p>
-    <w:bookmarkEnd w:id="86"/>
-    <w:bookmarkStart w:id="88" w:name="ref-bouveresse1996"/>
+    <w:bookmarkEnd w:id="83"/>
+    <w:bookmarkStart w:id="85" w:name="ref-bouveresse1996"/>
     <w:p>
       <w:pPr>
         <w:pStyle w:val="Bibliography"/>
@@ -23898,7 +21386,7 @@
       <w:r>
         <w:t xml:space="preserve">E. Bouveresse, D.L. Massart, Improvement of the piecewise direct standardisation procedure for the transfer of NIR spectra for multivariate calibration, Chemometrics and Intelligent Laboratory Systems 32 (1996) 201–213. https://doi.org/</w:t>
       </w:r>
-      <w:hyperlink r:id="rId87">
+      <w:hyperlink r:id="rId84">
         <w:r>
           <w:rPr>
             <w:rStyle w:val="Hyperlink"/>
@@ -23910,8 +21398,8 @@
         <w:t xml:space="preserve">.</w:t>
       </w:r>
     </w:p>
-    <w:bookmarkEnd w:id="88"/>
-    <w:bookmarkStart w:id="90" w:name="ref-nikzad2018"/>
+    <w:bookmarkEnd w:id="85"/>
+    <w:bookmarkStart w:id="87" w:name="ref-nikzad2018"/>
     <w:p>
       <w:pPr>
         <w:pStyle w:val="Bibliography"/>
@@ -23928,7 +21416,7 @@
       <w:r>
         <w:t xml:space="preserve">R. Nikzad-Langerodi, W. Zellinger, E. Lughofer, S. Saminger-Platz, Domain-Invariant Partial-Least-Squares Regression, Analytical Chemistry 90 (2018) 6693–6701. https://doi.org/</w:t>
       </w:r>
-      <w:hyperlink r:id="rId89">
+      <w:hyperlink r:id="rId86">
         <w:r>
           <w:rPr>
             <w:rStyle w:val="Hyperlink"/>
@@ -23940,8 +21428,8 @@
         <w:t xml:space="preserve">.</w:t>
       </w:r>
     </w:p>
-    <w:bookmarkEnd w:id="90"/>
-    <w:bookmarkStart w:id="92" w:name="ref-mishra2020dipls"/>
+    <w:bookmarkEnd w:id="87"/>
+    <w:bookmarkStart w:id="89" w:name="ref-mishra2020dipls"/>
     <w:p>
       <w:pPr>
         <w:pStyle w:val="Bibliography"/>
@@ -23958,7 +21446,7 @@
       <w:r>
         <w:t xml:space="preserve">P. Mishra, R. Nikzad-Langerodi, Partial least square regression versus domain invariant partial least square regression with application to near-infrared spectroscopy of fresh fruit, Infrared Physics &amp; Technology 111 (2020) 103547. https://doi.org/</w:t>
       </w:r>
-      <w:hyperlink r:id="rId91">
+      <w:hyperlink r:id="rId88">
         <w:r>
           <w:rPr>
             <w:rStyle w:val="Hyperlink"/>
@@ -23970,8 +21458,8 @@
         <w:t xml:space="preserve">.</w:t>
       </w:r>
     </w:p>
-    <w:bookmarkEnd w:id="92"/>
-    <w:bookmarkStart w:id="94" w:name="ref-fonseca2022"/>
+    <w:bookmarkEnd w:id="89"/>
+    <w:bookmarkStart w:id="91" w:name="ref-fonseca2022"/>
     <w:p>
       <w:pPr>
         <w:pStyle w:val="Bibliography"/>
@@ -23988,7 +21476,7 @@
       <w:r>
         <w:t xml:space="preserve">V. Fonseca Diaz, J.-M. Roger, W. Saeys, Unsupervised dynamic orthogonal projection. An efficient approach to calibration transfer without standard samples, Analytica Chimica Acta 1225 (2022) 340154. https://doi.org/</w:t>
       </w:r>
-      <w:hyperlink r:id="rId93">
+      <w:hyperlink r:id="rId90">
         <w:r>
           <w:rPr>
             <w:rStyle w:val="Hyperlink"/>
@@ -24000,8 +21488,8 @@
         <w:t xml:space="preserve">.</w:t>
       </w:r>
     </w:p>
-    <w:bookmarkEnd w:id="94"/>
-    <w:bookmarkStart w:id="96" w:name="ref-xie2024"/>
+    <w:bookmarkEnd w:id="91"/>
+    <w:bookmarkStart w:id="93" w:name="ref-xie2024"/>
     <w:p>
       <w:pPr>
         <w:pStyle w:val="Bibliography"/>
@@ -24018,7 +21506,7 @@
       <w:r>
         <w:t xml:space="preserve">Z. Xie, X. Chen, J.-M. Roger, S. Ali, G. Huang, W. Shi, Calibration transfer via filter learning, Analytica Chimica Acta 1298 (2024) 342404. https://doi.org/</w:t>
       </w:r>
-      <w:hyperlink r:id="rId95">
+      <w:hyperlink r:id="rId92">
         <w:r>
           <w:rPr>
             <w:rStyle w:val="Hyperlink"/>
@@ -24030,8 +21518,8 @@
         <w:t xml:space="preserve">.</w:t>
       </w:r>
     </w:p>
-    <w:bookmarkEnd w:id="96"/>
-    <w:bookmarkStart w:id="98" w:name="ref-fan2025"/>
+    <w:bookmarkEnd w:id="93"/>
+    <w:bookmarkStart w:id="95" w:name="ref-fan2025"/>
     <w:p>
       <w:pPr>
         <w:pStyle w:val="Bibliography"/>
@@ -24048,7 +21536,7 @@
       <w:r>
         <w:t xml:space="preserve">X. Fan, L. Gao, J. Lv, B. Li, K. Xu, X. Li, Y. Shao, T. Yang, X. Chen, H. Ji, A systematic calibration transfer and quantification method based on principal components extreme learning machine for near-infrared spectroscopy, Analytica Chimica Acta 1361 (2025) 344151. https://doi.org/</w:t>
       </w:r>
-      <w:hyperlink r:id="rId97">
+      <w:hyperlink r:id="rId94">
         <w:r>
           <w:rPr>
             <w:rStyle w:val="Hyperlink"/>
@@ -24060,8 +21548,8 @@
         <w:t xml:space="preserve">.</w:t>
       </w:r>
     </w:p>
-    <w:bookmarkEnd w:id="98"/>
-    <w:bookmarkStart w:id="100" w:name="ref-huang2026"/>
+    <w:bookmarkEnd w:id="95"/>
+    <w:bookmarkStart w:id="97" w:name="ref-huang2026"/>
     <w:p>
       <w:pPr>
         <w:pStyle w:val="Bibliography"/>
@@ -24078,7 +21566,7 @@
       <w:r>
         <w:t xml:space="preserve">X. Huang, X. Chen, G. Huang, Z. Xie, W. Shi, X. Chen, L. Yuan, P. Liang, J. Zhu, Y. He, UCT-LMIR: A standard-free unsupervised calibration transfer method without model recalibration, Analytica Chimica Acta 1423 (2026) 346104. https://doi.org/</w:t>
       </w:r>
-      <w:hyperlink r:id="rId99">
+      <w:hyperlink r:id="rId96">
         <w:r>
           <w:rPr>
             <w:rStyle w:val="Hyperlink"/>
@@ -24090,8 +21578,8 @@
         <w:t xml:space="preserve">.</w:t>
       </w:r>
     </w:p>
-    <w:bookmarkEnd w:id="100"/>
-    <w:bookmarkStart w:id="102" w:name="ref-faber1997"/>
+    <w:bookmarkEnd w:id="97"/>
+    <w:bookmarkStart w:id="99" w:name="ref-faber1997"/>
     <w:p>
       <w:pPr>
         <w:pStyle w:val="Bibliography"/>
@@ -24108,7 +21596,7 @@
       <w:r>
         <w:t xml:space="preserve">K. Faber, B.R. Kowalski, Propagation of measurement errors for the validation of predictions obtained by principal component regression and partial least squares, Journal of Chemometrics 11 (1997) 181–238. https://doi.org/</w:t>
       </w:r>
-      <w:hyperlink r:id="rId101">
+      <w:hyperlink r:id="rId98">
         <w:r>
           <w:rPr>
             <w:rStyle w:val="Hyperlink"/>
@@ -24120,8 +21608,8 @@
         <w:t xml:space="preserve">.</w:t>
       </w:r>
     </w:p>
-    <w:bookmarkEnd w:id="102"/>
-    <w:bookmarkStart w:id="104" w:name="ref-olivieri2006"/>
+    <w:bookmarkEnd w:id="99"/>
+    <w:bookmarkStart w:id="101" w:name="ref-olivieri2006"/>
     <w:p>
       <w:pPr>
         <w:pStyle w:val="Bibliography"/>
@@ -24138,7 +21626,7 @@
       <w:r>
         <w:t xml:space="preserve">A.C. Olivieri, N.M. Faber, J. Ferré, R. Boqué, J.H. Kalivas, H. Mark, Uncertainty estimation and figures of merit for multivariate calibration (IUPAC Technical Report), Pure and Applied Chemistry 78 (2006) 633–661. https://doi.org/</w:t>
       </w:r>
-      <w:hyperlink r:id="rId103">
+      <w:hyperlink r:id="rId100">
         <w:r>
           <w:rPr>
             <w:rStyle w:val="Hyperlink"/>
@@ -24150,8 +21638,8 @@
         <w:t xml:space="preserve">.</w:t>
       </w:r>
     </w:p>
-    <w:bookmarkEnd w:id="104"/>
-    <w:bookmarkStart w:id="106" w:name="ref-allegrini2016"/>
+    <w:bookmarkEnd w:id="101"/>
+    <w:bookmarkStart w:id="103" w:name="ref-allegrini2016"/>
     <w:p>
       <w:pPr>
         <w:pStyle w:val="Bibliography"/>
@@ -24168,7 +21656,7 @@
       <w:r>
         <w:t xml:space="preserve">F. Allegrini, P.D. Wentzell, A.C. Olivieri, Generalized error-dependent prediction uncertainty in multivariate calibration, Analytica Chimica Acta 903 (2016) 51–60. https://doi.org/</w:t>
       </w:r>
-      <w:hyperlink r:id="rId105">
+      <w:hyperlink r:id="rId102">
         <w:r>
           <w:rPr>
             <w:rStyle w:val="Hyperlink"/>
@@ -24180,8 +21668,8 @@
         <w:t xml:space="preserve">.</w:t>
       </w:r>
     </w:p>
-    <w:bookmarkEnd w:id="106"/>
-    <w:bookmarkStart w:id="108" w:name="ref-astm_e1655"/>
+    <w:bookmarkEnd w:id="103"/>
+    <w:bookmarkStart w:id="105" w:name="ref-astm_e1655"/>
     <w:p>
       <w:pPr>
         <w:pStyle w:val="Bibliography"/>
@@ -24198,7 +21686,7 @@
       <w:r>
         <w:t xml:space="preserve">ASTM International, ASTM E1655-17, Standard Practices for Infrared Multivariate Quantitative Analysis, ASTM International, West Conshohocken, PA, 2017. https://doi.org/</w:t>
       </w:r>
-      <w:hyperlink r:id="rId107">
+      <w:hyperlink r:id="rId104">
         <w:r>
           <w:rPr>
             <w:rStyle w:val="Hyperlink"/>
@@ -24210,8 +21698,8 @@
         <w:t xml:space="preserve">.</w:t>
       </w:r>
     </w:p>
-    <w:bookmarkEnd w:id="108"/>
-    <w:bookmarkStart w:id="110" w:name="ref-vovk2005"/>
+    <w:bookmarkEnd w:id="105"/>
+    <w:bookmarkStart w:id="107" w:name="ref-vovk2005"/>
     <w:p>
       <w:pPr>
         <w:pStyle w:val="Bibliography"/>
@@ -24228,7 +21716,7 @@
       <w:r>
         <w:t xml:space="preserve">V. Vovk, A. Gammerman, G. Shafer, Algorithmic Learning in a Random World, Springer, 2005. https://doi.org/</w:t>
       </w:r>
-      <w:hyperlink r:id="rId109">
+      <w:hyperlink r:id="rId106">
         <w:r>
           <w:rPr>
             <w:rStyle w:val="Hyperlink"/>
@@ -24240,8 +21728,8 @@
         <w:t xml:space="preserve">.</w:t>
       </w:r>
     </w:p>
-    <w:bookmarkEnd w:id="110"/>
-    <w:bookmarkStart w:id="112" w:name="ref-lei2018"/>
+    <w:bookmarkEnd w:id="107"/>
+    <w:bookmarkStart w:id="109" w:name="ref-lei2018"/>
     <w:p>
       <w:pPr>
         <w:pStyle w:val="Bibliography"/>
@@ -24258,7 +21746,7 @@
       <w:r>
         <w:t xml:space="preserve">J. Lei, M. G’Sell, A. Rinaldo, R.J. Tibshirani, L. Wasserman, Distribution-Free Predictive Inference for Regression, Journal of the American Statistical Association 113 (2018) 1094–1111. https://doi.org/</w:t>
       </w:r>
-      <w:hyperlink r:id="rId111">
+      <w:hyperlink r:id="rId108">
         <w:r>
           <w:rPr>
             <w:rStyle w:val="Hyperlink"/>
@@ -24270,8 +21758,8 @@
         <w:t xml:space="preserve">.</w:t>
       </w:r>
     </w:p>
-    <w:bookmarkEnd w:id="112"/>
-    <w:bookmarkStart w:id="114" w:name="ref-angelopoulos2023"/>
+    <w:bookmarkEnd w:id="109"/>
+    <w:bookmarkStart w:id="111" w:name="ref-angelopoulos2023"/>
     <w:p>
       <w:pPr>
         <w:pStyle w:val="Bibliography"/>
@@ -24288,7 +21776,7 @@
       <w:r>
         <w:t xml:space="preserve">A.N. Angelopoulos, S. Bates, Conformal Prediction: A Gentle Introduction, Foundations and Trends® in Machine Learning 16 (2023) 494–591. https://doi.org/</w:t>
       </w:r>
-      <w:hyperlink r:id="rId113">
+      <w:hyperlink r:id="rId110">
         <w:r>
           <w:rPr>
             <w:rStyle w:val="Hyperlink"/>
@@ -24300,8 +21788,8 @@
         <w:t xml:space="preserve">.</w:t>
       </w:r>
     </w:p>
-    <w:bookmarkEnd w:id="114"/>
-    <w:bookmarkStart w:id="116" w:name="ref-fontana2023"/>
+    <w:bookmarkEnd w:id="111"/>
+    <w:bookmarkStart w:id="113" w:name="ref-fontana2023"/>
     <w:p>
       <w:pPr>
         <w:pStyle w:val="Bibliography"/>
@@ -24318,7 +21806,7 @@
       <w:r>
         <w:t xml:space="preserve">M. Fontana, G. Zeni, S. Vantini, Conformal prediction: A unified review of theory and new challenges, Bernoulli 29 (2023) 1–23. https://doi.org/</w:t>
       </w:r>
-      <w:hyperlink r:id="rId115">
+      <w:hyperlink r:id="rId112">
         <w:r>
           <w:rPr>
             <w:rStyle w:val="Hyperlink"/>
@@ -24330,8 +21818,8 @@
         <w:t xml:space="preserve">.</w:t>
       </w:r>
     </w:p>
-    <w:bookmarkEnd w:id="116"/>
-    <w:bookmarkStart w:id="118" w:name="ref-gu2019"/>
+    <w:bookmarkEnd w:id="113"/>
+    <w:bookmarkStart w:id="115" w:name="ref-gu2019"/>
     <w:p>
       <w:pPr>
         <w:pStyle w:val="Bibliography"/>
@@ -24348,7 +21836,7 @@
       <w:r>
         <w:t xml:space="preserve">J. Gu, H. Liu, C. Ma, L. Li, C. Zhu, C. Glorieux, G. Chen, Conformal Prediction Based on Raman Spectra for the Classification of Chinese Liquors, Applied Spectroscopy 73 (2019) 759–766. https://doi.org/</w:t>
       </w:r>
-      <w:hyperlink r:id="rId117">
+      <w:hyperlink r:id="rId114">
         <w:r>
           <w:rPr>
             <w:rStyle w:val="Hyperlink"/>
@@ -24360,8 +21848,8 @@
         <w:t xml:space="preserve">.</w:t>
       </w:r>
     </w:p>
-    <w:bookmarkEnd w:id="118"/>
-    <w:bookmarkStart w:id="120" w:name="ref-redd2024"/>
+    <w:bookmarkEnd w:id="115"/>
+    <w:bookmarkStart w:id="117" w:name="ref-redd2024"/>
     <w:p>
       <w:pPr>
         <w:pStyle w:val="Bibliography"/>
@@ -24378,7 +21866,7 @@
       <w:r>
         <w:t xml:space="preserve">Hyrum J. Redd, John H. Kalivas, Assessment of Conformal Prediction and Standard Normal Distribution for Autonomous Consensus One‐Class Classification, Journal of Chemometrics 39 (2025) e3639. https://doi.org/</w:t>
       </w:r>
-      <w:hyperlink r:id="rId119">
+      <w:hyperlink r:id="rId116">
         <w:r>
           <w:rPr>
             <w:rStyle w:val="Hyperlink"/>
@@ -24390,8 +21878,8 @@
         <w:t xml:space="preserve">.</w:t>
       </w:r>
     </w:p>
-    <w:bookmarkEnd w:id="120"/>
-    <w:bookmarkStart w:id="122" w:name="ref-qian2024"/>
+    <w:bookmarkEnd w:id="117"/>
+    <w:bookmarkStart w:id="119" w:name="ref-qian2024"/>
     <w:p>
       <w:pPr>
         <w:pStyle w:val="Bibliography"/>
@@ -24408,7 +21896,7 @@
       <w:r>
         <w:t xml:space="preserve">X. Qian, J. Wu, L. Wei, Y. Lin, Random projection ensemble conformal prediction for high-dimensional classification, Chemometrics and Intelligent Laboratory Systems 253 (2024) 105225. https://doi.org/</w:t>
       </w:r>
-      <w:hyperlink r:id="rId121">
+      <w:hyperlink r:id="rId118">
         <w:r>
           <w:rPr>
             <w:rStyle w:val="Hyperlink"/>
@@ -24420,8 +21908,8 @@
         <w:t xml:space="preserve">.</w:t>
       </w:r>
     </w:p>
-    <w:bookmarkEnd w:id="122"/>
-    <w:bookmarkStart w:id="124" w:name="ref-booksh2025"/>
+    <w:bookmarkEnd w:id="119"/>
+    <w:bookmarkStart w:id="121" w:name="ref-booksh2025"/>
     <w:p>
       <w:pPr>
         <w:pStyle w:val="Bibliography"/>
@@ -24438,7 +21926,7 @@
       <w:r>
         <w:t xml:space="preserve">Karl S. Booksh, Caelin P. Celani, Nicole M. Ralbovsky, Joseph P. Smith, Assessing Classification Models of Pharmaceuticals With Conformal Prediction, Journal of Chemometrics 39 (2025) e70017. https://doi.org/</w:t>
       </w:r>
-      <w:hyperlink r:id="rId123">
+      <w:hyperlink r:id="rId120">
         <w:r>
           <w:rPr>
             <w:rStyle w:val="Hyperlink"/>
@@ -24450,8 +21938,8 @@
         <w:t xml:space="preserve">.</w:t>
       </w:r>
     </w:p>
-    <w:bookmarkEnd w:id="124"/>
-    <w:bookmarkStart w:id="126" w:name="ref-jovic2025"/>
+    <w:bookmarkEnd w:id="121"/>
+    <w:bookmarkStart w:id="123" w:name="ref-jovic2025"/>
     <w:p>
       <w:pPr>
         <w:pStyle w:val="Bibliography"/>
@@ -24468,7 +21956,7 @@
       <w:r>
         <w:t xml:space="preserve">O. Jovic, Conformal predictors in chemometric study of mid-infrared food adulteration: quantification of prediction uncertainty, Food Chemistry 492 (2025) 145387. https://doi.org/</w:t>
       </w:r>
-      <w:hyperlink r:id="rId125">
+      <w:hyperlink r:id="rId122">
         <w:r>
           <w:rPr>
             <w:rStyle w:val="Hyperlink"/>
@@ -24480,8 +21968,8 @@
         <w:t xml:space="preserve">.</w:t>
       </w:r>
     </w:p>
-    <w:bookmarkEnd w:id="126"/>
-    <w:bookmarkStart w:id="128" w:name="ref-duma2025"/>
+    <w:bookmarkEnd w:id="123"/>
+    <w:bookmarkStart w:id="125" w:name="ref-duma2025"/>
     <w:p>
       <w:pPr>
         <w:pStyle w:val="Bibliography"/>
@@ -24501,7 +21989,7 @@
       <w:r>
         <w:t xml:space="preserve"> </w:t>
       </w:r>
-      <w:hyperlink r:id="rId127">
+      <w:hyperlink r:id="rId124">
         <w:r>
           <w:rPr>
             <w:rStyle w:val="Hyperlink"/>
@@ -24513,8 +22001,8 @@
         <w:t xml:space="preserve">.</w:t>
       </w:r>
     </w:p>
-    <w:bookmarkEnd w:id="128"/>
-    <w:bookmarkStart w:id="130" w:name="ref-norinder2014"/>
+    <w:bookmarkEnd w:id="125"/>
+    <w:bookmarkStart w:id="127" w:name="ref-norinder2014"/>
     <w:p>
       <w:pPr>
         <w:pStyle w:val="Bibliography"/>
@@ -24531,7 +22019,7 @@
       <w:r>
         <w:t xml:space="preserve">U. Norinder, L. Carlsson, S. Boyer, M. Eklund, Introducing Conformal Prediction in Predictive Modeling. A Transparent and Flexible Alternative to Applicability Domain Determination, Journal of Chemical Information and Modeling 54 (2014) 1596–1603. https://doi.org/</w:t>
       </w:r>
-      <w:hyperlink r:id="rId129">
+      <w:hyperlink r:id="rId126">
         <w:r>
           <w:rPr>
             <w:rStyle w:val="Hyperlink"/>
@@ -24543,8 +22031,8 @@
         <w:t xml:space="preserve">.</w:t>
       </w:r>
     </w:p>
-    <w:bookmarkEnd w:id="130"/>
-    <w:bookmarkStart w:id="131" w:name="ref-tibshirani2019"/>
+    <w:bookmarkEnd w:id="127"/>
+    <w:bookmarkStart w:id="128" w:name="ref-tibshirani2019"/>
     <w:p>
       <w:pPr>
         <w:pStyle w:val="Bibliography"/>
@@ -24562,8 +22050,8 @@
         <w:t xml:space="preserve">R.J. Tibshirani, R.F. Barber, E. Candès, A. Ramdas, Conformal prediction under covariate shift, in: Advances in Neural Information Processing Systems 32 (NeurIPS 2019), 2019.</w:t>
       </w:r>
     </w:p>
-    <w:bookmarkEnd w:id="131"/>
-    <w:bookmarkStart w:id="132" w:name="ref-prinster2022"/>
+    <w:bookmarkEnd w:id="128"/>
+    <w:bookmarkStart w:id="129" w:name="ref-prinster2022"/>
     <w:p>
       <w:pPr>
         <w:pStyle w:val="Bibliography"/>
@@ -24581,8 +22069,8 @@
         <w:t xml:space="preserve">D. Prinster, A. Liu, S. Saria, JAWS: auditing predictive uncertainty under covariate shift, in: Advances in Neural Information Processing Systems 35 (NeurIPS 2022), 2022.</w:t>
       </w:r>
     </w:p>
-    <w:bookmarkEnd w:id="132"/>
-    <w:bookmarkStart w:id="134" w:name="ref-zhivkov2026"/>
+    <w:bookmarkEnd w:id="129"/>
+    <w:bookmarkStart w:id="131" w:name="ref-zhivkov2026"/>
     <w:p>
       <w:pPr>
         <w:pStyle w:val="Bibliography"/>
@@ -24599,7 +22087,7 @@
       <w:r>
         <w:t xml:space="preserve">P. Zhivkov, S. Fidanova, Machine learning calibration transfer for low-cost air quality sensors: distance-based uncertainty quantification in a hybrid urban monitoring network, Atmosphere 17 (2026) 335. https://doi.org/</w:t>
       </w:r>
-      <w:hyperlink r:id="rId133">
+      <w:hyperlink r:id="rId130">
         <w:r>
           <w:rPr>
             <w:rStyle w:val="Hyperlink"/>
@@ -24611,8 +22099,8 @@
         <w:t xml:space="preserve">.</w:t>
       </w:r>
     </w:p>
-    <w:bookmarkEnd w:id="134"/>
-    <w:bookmarkStart w:id="136" w:name="ref-doula2026"/>
+    <w:bookmarkEnd w:id="131"/>
+    <w:bookmarkStart w:id="133" w:name="ref-doula2026"/>
     <w:p>
       <w:pPr>
         <w:pStyle w:val="Bibliography"/>
@@ -24632,7 +22120,7 @@
       <w:r>
         <w:t xml:space="preserve"> </w:t>
       </w:r>
-      <w:hyperlink r:id="rId135">
+      <w:hyperlink r:id="rId132">
         <w:r>
           <w:rPr>
             <w:rStyle w:val="Hyperlink"/>
@@ -24644,8 +22132,8 @@
         <w:t xml:space="preserve">.</w:t>
       </w:r>
     </w:p>
-    <w:bookmarkEnd w:id="136"/>
-    <w:bookmarkStart w:id="138" w:name="ref-barber2021"/>
+    <w:bookmarkEnd w:id="133"/>
+    <w:bookmarkStart w:id="135" w:name="ref-barber2021"/>
     <w:p>
       <w:pPr>
         <w:pStyle w:val="Bibliography"/>
@@ -24662,7 +22150,7 @@
       <w:r>
         <w:t xml:space="preserve">R.F. Barber, E.J. Candès, A. Ramdas, R.J. Tibshirani, Predictive inference with the jackknife+, The Annals of Statistics 49 (2021) 486–507. https://doi.org/</w:t>
       </w:r>
-      <w:hyperlink r:id="rId137">
+      <w:hyperlink r:id="rId134">
         <w:r>
           <w:rPr>
             <w:rStyle w:val="Hyperlink"/>
@@ -24674,8 +22162,8 @@
         <w:t xml:space="preserve">.</w:t>
       </w:r>
     </w:p>
-    <w:bookmarkEnd w:id="138"/>
-    <w:bookmarkStart w:id="140" w:name="ref-papadopoulos2011"/>
+    <w:bookmarkEnd w:id="135"/>
+    <w:bookmarkStart w:id="137" w:name="ref-papadopoulos2011"/>
     <w:p>
       <w:pPr>
         <w:pStyle w:val="Bibliography"/>
@@ -24692,7 +22180,7 @@
       <w:r>
         <w:t xml:space="preserve">H. Papadopoulos, V. Vovk, A. Gammerman, Regression Conformal Prediction with Nearest Neighbours, Journal of Artificial Intelligence Research 40 (2011) 815–840. https://doi.org/</w:t>
       </w:r>
-      <w:hyperlink r:id="rId139">
+      <w:hyperlink r:id="rId136">
         <w:r>
           <w:rPr>
             <w:rStyle w:val="Hyperlink"/>
@@ -24704,8 +22192,8 @@
         <w:t xml:space="preserve">.</w:t>
       </w:r>
     </w:p>
-    <w:bookmarkEnd w:id="140"/>
-    <w:bookmarkStart w:id="142" w:name="ref-kennard1969"/>
+    <w:bookmarkEnd w:id="137"/>
+    <w:bookmarkStart w:id="139" w:name="ref-kennard1969"/>
     <w:p>
       <w:pPr>
         <w:pStyle w:val="Bibliography"/>
@@ -24722,7 +22210,7 @@
       <w:r>
         <w:t xml:space="preserve">R.W. Kennard, L.A. Stone, Computer Aided Design of Experiments, Technometrics 11 (1969) 137–148. https://doi.org/</w:t>
       </w:r>
-      <w:hyperlink r:id="rId141">
+      <w:hyperlink r:id="rId138">
         <w:r>
           <w:rPr>
             <w:rStyle w:val="Hyperlink"/>
@@ -24734,8 +22222,8 @@
         <w:t xml:space="preserve">.</w:t>
       </w:r>
     </w:p>
-    <w:bookmarkEnd w:id="142"/>
-    <w:bookmarkStart w:id="143" w:name="ref-gal2016"/>
+    <w:bookmarkEnd w:id="139"/>
+    <w:bookmarkStart w:id="140" w:name="ref-gal2016"/>
     <w:p>
       <w:pPr>
         <w:pStyle w:val="Bibliography"/>
@@ -24753,8 +22241,8 @@
         <w:t xml:space="preserve">Y. Gal, Z. Ghahramani, Dropout as a Bayesian approximation: representing model uncertainty in deep learning, in: Proceedings of the 33rd International Conference on Machine Learning, PMLR 48, 2016: pp. 1050–1059.</w:t>
       </w:r>
     </w:p>
-    <w:bookmarkEnd w:id="143"/>
-    <w:bookmarkStart w:id="145" w:name="ref-eigenvector_data"/>
+    <w:bookmarkEnd w:id="140"/>
+    <w:bookmarkStart w:id="142" w:name="ref-eigenvector_data"/>
     <w:p>
       <w:pPr>
         <w:pStyle w:val="Bibliography"/>
@@ -24774,7 +22262,7 @@
       <w:r>
         <w:t xml:space="preserve"> </w:t>
       </w:r>
-      <w:hyperlink r:id="rId144">
+      <w:hyperlink r:id="rId141">
         <w:r>
           <w:rPr>
             <w:rStyle w:val="Hyperlink"/>
@@ -24789,8 +22277,8 @@
         <w:t xml:space="preserve">(accessed October 13, 2026).</w:t>
       </w:r>
     </w:p>
-    <w:bookmarkEnd w:id="145"/>
-    <w:bookmarkStart w:id="147" w:name="ref-mango_data"/>
+    <w:bookmarkEnd w:id="142"/>
+    <w:bookmarkStart w:id="144" w:name="ref-mango_data"/>
     <w:p>
       <w:pPr>
         <w:pStyle w:val="Bibliography"/>
@@ -24807,7 +22295,7 @@
       <w:r>
         <w:t xml:space="preserve">N. Anderson, Mango DMC and spectra Anderson et al. 2020 (Version 1), (2020). https://doi.org/</w:t>
       </w:r>
-      <w:hyperlink r:id="rId146">
+      <w:hyperlink r:id="rId143">
         <w:r>
           <w:rPr>
             <w:rStyle w:val="Hyperlink"/>
@@ -24819,8 +22307,8 @@
         <w:t xml:space="preserve">.</w:t>
       </w:r>
     </w:p>
-    <w:bookmarkEnd w:id="147"/>
-    <w:bookmarkStart w:id="149" w:name="ref-barnes1989"/>
+    <w:bookmarkEnd w:id="144"/>
+    <w:bookmarkStart w:id="146" w:name="ref-barnes1989"/>
     <w:p>
       <w:pPr>
         <w:pStyle w:val="Bibliography"/>
@@ -24837,7 +22325,7 @@
       <w:r>
         <w:t xml:space="preserve">R.J. Barnes, M.S. Dhanoa, S.J. Lister, Standard Normal Variate Transformation and De-Trending of Near-Infrared Diffuse Reflectance Spectra, Applied Spectroscopy 43 (1989) 772–777. https://doi.org/</w:t>
       </w:r>
-      <w:hyperlink r:id="rId148">
+      <w:hyperlink r:id="rId145">
         <w:r>
           <w:rPr>
             <w:rStyle w:val="Hyperlink"/>
@@ -24849,8 +22337,8 @@
         <w:t xml:space="preserve">.</w:t>
       </w:r>
     </w:p>
-    <w:bookmarkEnd w:id="149"/>
-    <w:bookmarkStart w:id="151" w:name="ref-savitzky1964"/>
+    <w:bookmarkEnd w:id="146"/>
+    <w:bookmarkStart w:id="148" w:name="ref-savitzky1964"/>
     <w:p>
       <w:pPr>
         <w:pStyle w:val="Bibliography"/>
@@ -24867,7 +22355,7 @@
       <w:r>
         <w:t xml:space="preserve">Abraham. Savitzky, M.J.E. Golay, Smoothing and Differentiation of Data by Simplified Least Squares Procedures., Analytical Chemistry 36 (1964) 1627–1639. https://doi.org/</w:t>
       </w:r>
-      <w:hyperlink r:id="rId150">
+      <w:hyperlink r:id="rId147">
         <w:r>
           <w:rPr>
             <w:rStyle w:val="Hyperlink"/>
@@ -24879,8 +22367,8 @@
         <w:t xml:space="preserve">.</w:t>
       </w:r>
     </w:p>
-    <w:bookmarkEnd w:id="151"/>
-    <w:bookmarkStart w:id="153" w:name="ref-wold2001"/>
+    <w:bookmarkEnd w:id="148"/>
+    <w:bookmarkStart w:id="150" w:name="ref-wold2001"/>
     <w:p>
       <w:pPr>
         <w:pStyle w:val="Bibliography"/>
@@ -24897,7 +22385,7 @@
       <w:r>
         <w:t xml:space="preserve">S. Wold, M. Sjöström, L. Eriksson, PLS-regression: a basic tool of chemometrics, Chemometrics and Intelligent Laboratory Systems 58 (2001) 109–130. https://doi.org/</w:t>
       </w:r>
-      <w:hyperlink r:id="rId152">
+      <w:hyperlink r:id="rId149">
         <w:r>
           <w:rPr>
             <w:rStyle w:val="Hyperlink"/>
@@ -24909,8 +22397,8 @@
         <w:t xml:space="preserve">.</w:t>
       </w:r>
     </w:p>
-    <w:bookmarkEnd w:id="153"/>
-    <w:bookmarkStart w:id="155" w:name="ref-gneiting2007"/>
+    <w:bookmarkEnd w:id="150"/>
+    <w:bookmarkStart w:id="152" w:name="ref-gneiting2007"/>
     <w:p>
       <w:pPr>
         <w:pStyle w:val="Bibliography"/>
@@ -24927,7 +22415,7 @@
       <w:r>
         <w:t xml:space="preserve">T. Gneiting, A.E. Raftery, Strictly Proper Scoring Rules, Prediction, and Estimation, Journal of the American Statistical Association 102 (2007) 359–378. https://doi.org/</w:t>
       </w:r>
-      <w:hyperlink r:id="rId154">
+      <w:hyperlink r:id="rId151">
         <w:r>
           <w:rPr>
             <w:rStyle w:val="Hyperlink"/>
@@ -24939,8 +22427,8 @@
         <w:t xml:space="preserve">.</w:t>
       </w:r>
     </w:p>
-    <w:bookmarkEnd w:id="155"/>
-    <w:bookmarkStart w:id="157" w:name="ref-holm1979"/>
+    <w:bookmarkEnd w:id="152"/>
+    <w:bookmarkStart w:id="154" w:name="ref-holm1979"/>
     <w:p>
       <w:pPr>
         <w:pStyle w:val="Bibliography"/>
@@ -24957,7 +22445,7 @@
       <w:r>
         <w:t xml:space="preserve">S. Holm, A simple sequentially rejective multiple test procedure, Scandinavian Journal of Statistics 6 (1979) 65–70. https://doi.org/</w:t>
       </w:r>
-      <w:hyperlink r:id="rId156">
+      <w:hyperlink r:id="rId153">
         <w:r>
           <w:rPr>
             <w:rStyle w:val="Hyperlink"/>
@@ -24969,8 +22457,8 @@
         <w:t xml:space="preserve">.</w:t>
       </w:r>
     </w:p>
-    <w:bookmarkEnd w:id="157"/>
-    <w:bookmarkStart w:id="158" w:name="ref-demsar2006"/>
+    <w:bookmarkEnd w:id="154"/>
+    <w:bookmarkStart w:id="155" w:name="ref-demsar2006"/>
     <w:p>
       <w:pPr>
         <w:pStyle w:val="Bibliography"/>
@@ -24988,8 +22476,8 @@
         <w:t xml:space="preserve">J. Demšar, Statistical comparisons of classifiers over multiple data sets, Journal of Machine Learning Research 7 (2006) 1–30.</w:t>
       </w:r>
     </w:p>
-    <w:bookmarkEnd w:id="158"/>
-    <w:bookmarkStart w:id="160" w:name="ref-maxime2025"/>
+    <w:bookmarkEnd w:id="155"/>
+    <w:bookmarkStart w:id="157" w:name="ref-maxime2025"/>
     <w:p>
       <w:pPr>
         <w:pStyle w:val="Bibliography"/>
@@ -25006,7 +22494,7 @@
       <w:r>
         <w:t xml:space="preserve">M. Maxime, K. Lamdibih, J.-M. Roger, D. Esteve, R. Bendoula, F. Abdelghafour, Simple methods for uncertainty estimation in neural networks applied to spectral data processing: A case study on mango dry matter prediction, Chemometrics and Intelligent Laboratory Systems 267 (2025) 105532. https://doi.org/</w:t>
       </w:r>
-      <w:hyperlink r:id="rId159">
+      <w:hyperlink r:id="rId156">
         <w:r>
           <w:rPr>
             <w:rStyle w:val="Hyperlink"/>
@@ -25018,8 +22506,8 @@
         <w:t xml:space="preserve">.</w:t>
       </w:r>
     </w:p>
-    <w:bookmarkEnd w:id="160"/>
-    <w:bookmarkStart w:id="162" w:name="ref-mango_data_v6"/>
+    <w:bookmarkEnd w:id="157"/>
+    <w:bookmarkStart w:id="159" w:name="ref-mango_data_v6"/>
     <w:p>
       <w:pPr>
         <w:pStyle w:val="Bibliography"/>
@@ -25036,7 +22524,7 @@
       <w:r>
         <w:t xml:space="preserve">N. Anderson, K. Walsh, P. Subedi, J. Walsh, Mango DMC and NIR spectra (Version 6), (2026). https://doi.org/</w:t>
       </w:r>
-      <w:hyperlink r:id="rId161">
+      <w:hyperlink r:id="rId158">
         <w:r>
           <w:rPr>
             <w:rStyle w:val="Hyperlink"/>
@@ -25048,9 +22536,9 @@
         <w:t xml:space="preserve">.</w:t>
       </w:r>
     </w:p>
-    <w:bookmarkEnd w:id="162"/>
-    <w:bookmarkEnd w:id="163"/>
-    <w:bookmarkEnd w:id="164"/>
+    <w:bookmarkEnd w:id="159"/>
+    <w:bookmarkEnd w:id="160"/>
+    <w:bookmarkEnd w:id="161"/>
     <w:sectPr>
       <w:footerReference r:id="rId9" w:type="default"/>
       <w:pgSz w:h="16838" w:w="11906"/>

--- a/Target_Journal_Submission/manuscript/Final_Manuscript.docx
+++ b/Target_Journal_Submission/manuscript/Final_Manuscript.docx
@@ -210,7 +210,7 @@
         <w:t xml:space="preserve"> </w:t>
       </w:r>
       <w:r>
-        <w:t xml:space="preserve">≤ 15. Gaussian intervals from leave-one-out residuals were similarly efficient at 90% but under-covered in 14 of 40 scenarios at 95%. All methods failed under wavelength drift occurring after standardisation.</w:t>
+        <w:t xml:space="preserve">≤ 15. Gaussian intervals from leave-one-out residuals were similarly efficient at 90% but under-covered in 14 of 40 scenarios at 95%. Wavelength drift after standardisation, even by a quarter channel, compromised all methods.</w:t>
       </w:r>
     </w:p>
     <w:p>
@@ -11250,7 +11250,7 @@
         </w:numPr>
       </w:pPr>
       <w:r>
-        <w:t xml:space="preserve">Under-covering scenarios over all α levels: TJ+N 0/192, Gauss-LOO 19/192, Gauss-LOO-N 14/192.</w:t>
+        <w:t xml:space="preserve">Under-covering scenarios over all α levels: TJ+N 0/192, Gauss-LOO 18/192, Gauss-LOO-N 14/192.</w:t>
       </w:r>
     </w:p>
     <w:p>
@@ -11261,7 +11261,7 @@
         </w:numPr>
       </w:pPr>
       <w:r>
-        <w:t xml:space="preserve">At α = 0.05: 0/64, 17/64 and 8/64, respectively.</w:t>
+        <w:t xml:space="preserve">At α = 0.05: 0/64, 16/64 and 8/64, respectively.</w:t>
       </w:r>
     </w:p>
     <w:p>
@@ -13613,7 +13613,48 @@
         <w:pStyle w:val="FirstParagraph"/>
       </w:pPr>
       <w:r>
-        <w:t xml:space="preserve">On corn and mango, the Q residual of the shifted spectra inflated σ(x) and recovered a large part of the coverage. On tablets, where the assay information is concentrated in a few sharp bands, it did not. Drift after standardisation must therefore be detected (for example by monitoring Q) and corrected by re-standardisation. No interval method compensates for it reliably.</w:t>
+        <w:t xml:space="preserve">On corn and mango, the Q residual of the shifted spectra inflated σ(x) and recovered a large part of the coverage. On tablets, where the assay information is concentrated in a few sharp bands, it did not. A one-channel shift is a large drift. In an additional test with a sub-channel shift of ±0.25 channel (linear interpolation; specified during review; Supplementary Table S10), coverage was:</w:t>
+      </w:r>
+    </w:p>
+    <w:p>
+      <w:pPr>
+        <w:numPr>
+          <w:ilvl w:val="0"/>
+          <w:numId w:val="1019"/>
+        </w:numPr>
+      </w:pPr>
+      <w:r>
+        <w:t xml:space="preserve">TJ+N: corn 0.84–0.96, tablets 0.59–0.62, mango 0.86–0.96 (4/12 scenarios under-covering);</w:t>
+      </w:r>
+    </w:p>
+    <w:p>
+      <w:pPr>
+        <w:numPr>
+          <w:ilvl w:val="0"/>
+          <w:numId w:val="1019"/>
+        </w:numPr>
+      </w:pPr>
+      <w:r>
+        <w:t xml:space="preserve">Gauss-LOO: corn 0.62–0.71, tablets 0.66–0.66, mango 0.78–0.83 (12/12);</w:t>
+      </w:r>
+    </w:p>
+    <w:p>
+      <w:pPr>
+        <w:numPr>
+          <w:ilvl w:val="0"/>
+          <w:numId w:val="1019"/>
+        </w:numPr>
+      </w:pPr>
+      <w:r>
+        <w:t xml:space="preserve">ASTM-PI: corn 0.02–0.31, tablets 0.66–0.66, mango 0.62–0.68.</w:t>
+      </w:r>
+    </w:p>
+    <w:p>
+      <w:pPr>
+        <w:pStyle w:val="FirstParagraph"/>
+      </w:pPr>
+      <w:r>
+        <w:t xml:space="preserve">TJ+N degraded least on corn and mango, but even this small drift invalidated all methods for the tablet assay. Drift after standardisation must therefore be detected (for example by monitoring Q) and corrected by re-standardisation. No interval method compensates for it reliably.</w:t>
       </w:r>
     </w:p>
     <w:p>
@@ -13705,7 +13746,7 @@
       <w:pPr>
         <w:numPr>
           <w:ilvl w:val="0"/>
-          <w:numId w:val="1019"/>
+          <w:numId w:val="1020"/>
         </w:numPr>
       </w:pPr>
       <w:r>
@@ -13726,7 +13767,7 @@
       <w:pPr>
         <w:numPr>
           <w:ilvl w:val="0"/>
-          <w:numId w:val="1019"/>
+          <w:numId w:val="1020"/>
         </w:numPr>
       </w:pPr>
       <w:r>
@@ -13747,7 +13788,7 @@
       <w:pPr>
         <w:numPr>
           <w:ilvl w:val="0"/>
-          <w:numId w:val="1019"/>
+          <w:numId w:val="1020"/>
         </w:numPr>
       </w:pPr>
       <w:r>
@@ -13768,7 +13809,7 @@
       <w:pPr>
         <w:numPr>
           <w:ilvl w:val="0"/>
-          <w:numId w:val="1019"/>
+          <w:numId w:val="1020"/>
         </w:numPr>
       </w:pPr>
       <w:r>
@@ -13789,7 +13830,7 @@
       <w:pPr>
         <w:numPr>
           <w:ilvl w:val="1"/>
-          <w:numId w:val="1020"/>
+          <w:numId w:val="1021"/>
         </w:numPr>
       </w:pPr>
       <w:r>
@@ -13800,7 +13841,7 @@
       <w:pPr>
         <w:numPr>
           <w:ilvl w:val="1"/>
-          <w:numId w:val="1020"/>
+          <w:numId w:val="1021"/>
         </w:numPr>
       </w:pPr>
       <w:r>
@@ -13811,7 +13852,7 @@
       <w:pPr>
         <w:numPr>
           <w:ilvl w:val="1"/>
-          <w:numId w:val="1020"/>
+          <w:numId w:val="1021"/>
         </w:numPr>
       </w:pPr>
       <w:r>
@@ -13875,7 +13916,7 @@
       <w:pPr>
         <w:numPr>
           <w:ilvl w:val="0"/>
-          <w:numId w:val="1021"/>
+          <w:numId w:val="1022"/>
         </w:numPr>
       </w:pPr>
       <w:r>
@@ -13886,7 +13927,7 @@
       <w:pPr>
         <w:numPr>
           <w:ilvl w:val="0"/>
-          <w:numId w:val="1021"/>
+          <w:numId w:val="1022"/>
         </w:numPr>
       </w:pPr>
       <w:r>
@@ -13897,7 +13938,7 @@
       <w:pPr>
         <w:numPr>
           <w:ilvl w:val="0"/>
-          <w:numId w:val="1021"/>
+          <w:numId w:val="1022"/>
         </w:numPr>
       </w:pPr>
       <w:r>
@@ -13908,7 +13949,7 @@
       <w:pPr>
         <w:numPr>
           <w:ilvl w:val="0"/>
-          <w:numId w:val="1021"/>
+          <w:numId w:val="1022"/>
         </w:numPr>
       </w:pPr>
       <w:r>
@@ -13937,7 +13978,7 @@
       <w:pPr>
         <w:numPr>
           <w:ilvl w:val="0"/>
-          <w:numId w:val="1022"/>
+          <w:numId w:val="1023"/>
         </w:numPr>
       </w:pPr>
       <w:r>
@@ -13948,7 +13989,7 @@
       <w:pPr>
         <w:numPr>
           <w:ilvl w:val="0"/>
-          <w:numId w:val="1022"/>
+          <w:numId w:val="1023"/>
         </w:numPr>
       </w:pPr>
       <w:r>
@@ -13959,7 +14000,7 @@
       <w:pPr>
         <w:numPr>
           <w:ilvl w:val="0"/>
-          <w:numId w:val="1022"/>
+          <w:numId w:val="1023"/>
         </w:numPr>
       </w:pPr>
       <w:r>
@@ -14272,7 +14313,7 @@
               <w:jc w:val="right"/>
             </w:pPr>
             <w:r>
-              <w:t xml:space="preserve">0.800 (11/12); 1.53</w:t>
+              <w:t xml:space="preserve">0.800 (12/12); 1.53</w:t>
             </w:r>
           </w:p>
         </w:tc>
@@ -16611,7 +16652,7 @@
         <w:t xml:space="preserve"> </w:t>
       </w:r>
       <w:r>
-        <w:t xml:space="preserve">= 50 for tablets and mango).</w:t>
+        <w:t xml:space="preserve">= 50 for tablets and mango). Put differently, the share of repetitions whose realised coverage on the test set fell below 0.80 was corn m = 20: 8%; tablets m = 20: 6%; tablets m = 50: 2%; mango m = 20: 10%; mango m = 50: 2%. Users who need a guarantee for their particular set of standards (training-conditional coverage) should use more standards or a more conservative α.</w:t>
       </w:r>
     </w:p>
     <w:p>
@@ -16846,7 +16887,7 @@
       <w:pPr>
         <w:numPr>
           <w:ilvl w:val="0"/>
-          <w:numId w:val="1023"/>
+          <w:numId w:val="1024"/>
         </w:numPr>
       </w:pPr>
       <w:r>
@@ -16873,7 +16914,7 @@
       <w:pPr>
         <w:numPr>
           <w:ilvl w:val="0"/>
-          <w:numId w:val="1023"/>
+          <w:numId w:val="1024"/>
         </w:numPr>
       </w:pPr>
       <w:r>
@@ -16932,7 +16973,7 @@
       <w:pPr>
         <w:numPr>
           <w:ilvl w:val="0"/>
-          <w:numId w:val="1023"/>
+          <w:numId w:val="1024"/>
         </w:numPr>
       </w:pPr>
       <w:r>
@@ -16943,7 +16984,7 @@
       <w:pPr>
         <w:numPr>
           <w:ilvl w:val="0"/>
-          <w:numId w:val="1023"/>
+          <w:numId w:val="1024"/>
         </w:numPr>
       </w:pPr>
       <w:r>
@@ -17034,7 +17075,7 @@
       <w:pPr>
         <w:numPr>
           <w:ilvl w:val="0"/>
-          <w:numId w:val="1024"/>
+          <w:numId w:val="1025"/>
         </w:numPr>
       </w:pPr>
       <w:r>
@@ -17045,7 +17086,7 @@
       <w:pPr>
         <w:numPr>
           <w:ilvl w:val="0"/>
-          <w:numId w:val="1024"/>
+          <w:numId w:val="1025"/>
         </w:numPr>
       </w:pPr>
       <w:r>
@@ -17056,7 +17097,7 @@
       <w:pPr>
         <w:numPr>
           <w:ilvl w:val="0"/>
-          <w:numId w:val="1024"/>
+          <w:numId w:val="1025"/>
         </w:numPr>
       </w:pPr>
       <w:r>
@@ -17099,7 +17140,7 @@
       <w:pPr>
         <w:numPr>
           <w:ilvl w:val="0"/>
-          <w:numId w:val="1024"/>
+          <w:numId w:val="1025"/>
         </w:numPr>
       </w:pPr>
       <w:r>
@@ -17110,11 +17151,11 @@
       <w:pPr>
         <w:numPr>
           <w:ilvl w:val="0"/>
-          <w:numId w:val="1024"/>
+          <w:numId w:val="1025"/>
         </w:numPr>
       </w:pPr>
       <w:r>
-        <w:t xml:space="preserve">Flag predictions with large Q residuals after transfer.</w:t>
+        <w:t xml:space="preserve">Flag predictions with large Q residuals after transfer. Re-check coverage periodically on a few fresh reference samples, because drift after standardisation invalidates any interval calibrated at standardisation time.</w:t>
       </w:r>
     </w:p>
     <w:bookmarkEnd w:id="68"/>
@@ -17132,7 +17173,7 @@
       <w:pPr>
         <w:numPr>
           <w:ilvl w:val="0"/>
-          <w:numId w:val="1025"/>
+          <w:numId w:val="1026"/>
         </w:numPr>
       </w:pPr>
       <w:r>
@@ -17147,7 +17188,7 @@
       <w:pPr>
         <w:numPr>
           <w:ilvl w:val="1"/>
-          <w:numId w:val="1026"/>
+          <w:numId w:val="1027"/>
         </w:numPr>
       </w:pPr>
       <w:r>
@@ -17158,7 +17199,7 @@
       <w:pPr>
         <w:numPr>
           <w:ilvl w:val="1"/>
-          <w:numId w:val="1026"/>
+          <w:numId w:val="1027"/>
         </w:numPr>
       </w:pPr>
       <w:r>
@@ -17169,7 +17210,7 @@
       <w:pPr>
         <w:numPr>
           <w:ilvl w:val="1"/>
-          <w:numId w:val="1026"/>
+          <w:numId w:val="1027"/>
         </w:numPr>
       </w:pPr>
       <w:r>
@@ -17180,7 +17221,7 @@
       <w:pPr>
         <w:numPr>
           <w:ilvl w:val="0"/>
-          <w:numId w:val="1025"/>
+          <w:numId w:val="1026"/>
         </w:numPr>
       </w:pPr>
       <w:r>
@@ -17195,7 +17236,7 @@
       <w:pPr>
         <w:numPr>
           <w:ilvl w:val="1"/>
-          <w:numId w:val="1027"/>
+          <w:numId w:val="1028"/>
         </w:numPr>
       </w:pPr>
       <w:r>
@@ -17206,7 +17247,7 @@
       <w:pPr>
         <w:numPr>
           <w:ilvl w:val="1"/>
-          <w:numId w:val="1027"/>
+          <w:numId w:val="1028"/>
         </w:numPr>
       </w:pPr>
       <w:r>
@@ -17217,7 +17258,7 @@
       <w:pPr>
         <w:numPr>
           <w:ilvl w:val="1"/>
-          <w:numId w:val="1027"/>
+          <w:numId w:val="1028"/>
         </w:numPr>
       </w:pPr>
       <w:r>
@@ -17228,7 +17269,7 @@
       <w:pPr>
         <w:numPr>
           <w:ilvl w:val="0"/>
-          <w:numId w:val="1025"/>
+          <w:numId w:val="1026"/>
         </w:numPr>
       </w:pPr>
       <w:r>
@@ -17243,7 +17284,7 @@
       <w:pPr>
         <w:numPr>
           <w:ilvl w:val="1"/>
-          <w:numId w:val="1028"/>
+          <w:numId w:val="1029"/>
         </w:numPr>
       </w:pPr>
       <w:r>
@@ -17254,7 +17295,7 @@
       <w:pPr>
         <w:numPr>
           <w:ilvl w:val="1"/>
-          <w:numId w:val="1028"/>
+          <w:numId w:val="1029"/>
         </w:numPr>
       </w:pPr>
       <w:r>
@@ -17278,7 +17319,7 @@
       <w:pPr>
         <w:numPr>
           <w:ilvl w:val="1"/>
-          <w:numId w:val="1028"/>
+          <w:numId w:val="1029"/>
         </w:numPr>
       </w:pPr>
       <w:r>
@@ -17289,7 +17330,7 @@
       <w:pPr>
         <w:numPr>
           <w:ilvl w:val="0"/>
-          <w:numId w:val="1025"/>
+          <w:numId w:val="1026"/>
         </w:numPr>
       </w:pPr>
       <w:r>
@@ -17304,7 +17345,7 @@
       <w:pPr>
         <w:numPr>
           <w:ilvl w:val="1"/>
-          <w:numId w:val="1029"/>
+          <w:numId w:val="1030"/>
         </w:numPr>
       </w:pPr>
       <w:r>
@@ -17331,7 +17372,7 @@
       <w:pPr>
         <w:numPr>
           <w:ilvl w:val="1"/>
-          <w:numId w:val="1029"/>
+          <w:numId w:val="1030"/>
         </w:numPr>
       </w:pPr>
       <w:r>
@@ -17342,7 +17383,7 @@
       <w:pPr>
         <w:numPr>
           <w:ilvl w:val="1"/>
-          <w:numId w:val="1029"/>
+          <w:numId w:val="1030"/>
         </w:numPr>
       </w:pPr>
       <w:r>
@@ -17353,18 +17394,56 @@
       <w:pPr>
         <w:numPr>
           <w:ilvl w:val="1"/>
-          <w:numId w:val="1029"/>
+          <w:numId w:val="1030"/>
         </w:numPr>
       </w:pPr>
       <w:r>
         <w:t xml:space="preserve">Other techniques (Raman, MIR), non-linear or deep domain-adaptation transfers, and process data streams with drift were not tested.</w:t>
+      </w:r>
+    </w:p>
+    <w:p>
+      <w:pPr>
+        <w:numPr>
+          <w:ilvl w:val="1"/>
+          <w:numId w:val="1030"/>
+        </w:numPr>
+      </w:pPr>
+      <w:r>
+        <w:t xml:space="preserve">Probabilistic alternatives that model the transfer jointly (for example Gaussian-process or Bayesian PLS models) were not compared; their intervals depend on model assumptions that would themselves need validation after transfer.</w:t>
+      </w:r>
+    </w:p>
+    <w:p>
+      <w:pPr>
+        <w:numPr>
+          <w:ilvl w:val="1"/>
+          <w:numId w:val="1030"/>
+        </w:numPr>
+      </w:pPr>
+      <w:r>
+        <w:t xml:space="preserve">Very high confidence levels are expensive: at α = 0.01, a bounded TJ+ interval requires</w:t>
+      </w:r>
+      <w:r>
+        <w:t xml:space="preserve"> </w:t>
+      </w:r>
+      <w:r>
+        <w:rPr>
+          <w:iCs/>
+          <w:i/>
+        </w:rPr>
+        <w:t xml:space="preserve">m</w:t>
+      </w:r>
+      <w:r>
+        <w:t xml:space="preserve"> </w:t>
+      </w:r>
+      <w:r>
+        <w:t xml:space="preserve">≥ 99 standards.</w:t>
       </w:r>
     </w:p>
     <w:p>
       <w:pPr>
         <w:numPr>
           <w:ilvl w:val="0"/>
-          <w:numId w:val="1025"/>
+          <w:numId w:val="1026"/>
         </w:numPr>
       </w:pPr>
       <w:r>
@@ -17385,7 +17464,7 @@
       <w:pPr>
         <w:numPr>
           <w:ilvl w:val="0"/>
-          <w:numId w:val="1025"/>
+          <w:numId w:val="1026"/>
         </w:numPr>
       </w:pPr>
       <w:r>
@@ -17422,7 +17501,7 @@
       <w:pPr>
         <w:numPr>
           <w:ilvl w:val="0"/>
-          <w:numId w:val="1025"/>
+          <w:numId w:val="1026"/>
         </w:numPr>
       </w:pPr>
       <w:r>
@@ -17436,7 +17515,7 @@
         <w:t xml:space="preserve"> </w:t>
       </w:r>
       <w:r>
-        <w:t xml:space="preserve">A shift of the routine spectra after the transfer has been fitted (simulated as a one-channel wavelength shift) invalidated all intervals, including TJ+N (§4.5). The guarantee presupposes a stable target instrument between standardisation and use.</w:t>
+        <w:t xml:space="preserve">A wavelength shift of the routine spectra after the transfer had been fitted invalidated the intervals of all methods, including TJ+N. This happened for a one-channel shift and, for some responses, already for a quarter-channel shift (§4.5). The guarantee presupposes a stable target instrument between standardisation and use.</w:t>
       </w:r>
     </w:p>
     <w:bookmarkEnd w:id="70"/>
@@ -17478,7 +17557,7 @@
         <w:t xml:space="preserve"> </w:t>
       </w:r>
       <w:r>
-        <w:t xml:space="preserve">refits of the transfer step, which took seconds or less in all cases studied.</w:t>
+        <w:t xml:space="preserve">refits of the transfer step, which took seconds or less in all cases studied. No interval method, TJ+N included, protects against drift that occurs after standardisation; it must be monitored.</w:t>
       </w:r>
     </w:p>
     <w:p>
@@ -17493,7 +17572,7 @@
       <w:pPr>
         <w:numPr>
           <w:ilvl w:val="0"/>
-          <w:numId w:val="1030"/>
+          <w:numId w:val="1031"/>
         </w:numPr>
       </w:pPr>
       <w:r>
@@ -17504,7 +17583,7 @@
       <w:pPr>
         <w:numPr>
           <w:ilvl w:val="0"/>
-          <w:numId w:val="1030"/>
+          <w:numId w:val="1031"/>
         </w:numPr>
       </w:pPr>
       <w:r>
@@ -17547,7 +17626,7 @@
       <w:pPr>
         <w:numPr>
           <w:ilvl w:val="0"/>
-          <w:numId w:val="1030"/>
+          <w:numId w:val="1031"/>
         </w:numPr>
       </w:pPr>
       <w:r>
@@ -19247,7 +19326,7 @@
       <w:pPr>
         <w:numPr>
           <w:ilvl w:val="0"/>
-          <w:numId w:val="1031"/>
+          <w:numId w:val="1032"/>
         </w:numPr>
       </w:pPr>
       <w:r>
@@ -19500,7 +19579,7 @@
       <w:pPr>
         <w:numPr>
           <w:ilvl w:val="0"/>
-          <w:numId w:val="1031"/>
+          <w:numId w:val="1032"/>
         </w:numPr>
       </w:pPr>
       <w:r>
@@ -20932,7 +21011,7 @@
       <w:pPr>
         <w:numPr>
           <w:ilvl w:val="0"/>
-          <w:numId w:val="1032"/>
+          <w:numId w:val="1033"/>
         </w:numPr>
       </w:pPr>
       <w:r>
@@ -21135,7 +21214,7 @@
       <w:pPr>
         <w:numPr>
           <w:ilvl w:val="0"/>
-          <w:numId w:val="1032"/>
+          <w:numId w:val="1033"/>
         </w:numPr>
       </w:pPr>
       <w:r>
@@ -21185,7 +21264,7 @@
       <w:pPr>
         <w:numPr>
           <w:ilvl w:val="0"/>
-          <w:numId w:val="1032"/>
+          <w:numId w:val="1033"/>
         </w:numPr>
       </w:pPr>
       <w:r>
@@ -21196,7 +21275,7 @@
       <w:pPr>
         <w:numPr>
           <w:ilvl w:val="0"/>
-          <w:numId w:val="1032"/>
+          <w:numId w:val="1033"/>
         </w:numPr>
       </w:pPr>
       <w:r>
@@ -22927,34 +23006,7 @@
     <w:abstractNumId w:val="991"/>
   </w:num>
   <w:num w:numId="1024">
-    <w:abstractNumId w:val="99411"/>
-    <w:lvlOverride w:ilvl="0">
-      <w:startOverride w:val="1"/>
-    </w:lvlOverride>
-    <w:lvlOverride w:ilvl="1">
-      <w:startOverride w:val="1"/>
-    </w:lvlOverride>
-    <w:lvlOverride w:ilvl="2">
-      <w:startOverride w:val="1"/>
-    </w:lvlOverride>
-    <w:lvlOverride w:ilvl="3">
-      <w:startOverride w:val="1"/>
-    </w:lvlOverride>
-    <w:lvlOverride w:ilvl="4">
-      <w:startOverride w:val="1"/>
-    </w:lvlOverride>
-    <w:lvlOverride w:ilvl="5">
-      <w:startOverride w:val="1"/>
-    </w:lvlOverride>
-    <w:lvlOverride w:ilvl="6">
-      <w:startOverride w:val="1"/>
-    </w:lvlOverride>
-    <w:lvlOverride w:ilvl="7">
-      <w:startOverride w:val="1"/>
-    </w:lvlOverride>
-    <w:lvlOverride w:ilvl="8">
-      <w:startOverride w:val="1"/>
-    </w:lvlOverride>
+    <w:abstractNumId w:val="991"/>
   </w:num>
   <w:num w:numId="1025">
     <w:abstractNumId w:val="99411"/>
@@ -22987,18 +23039,6 @@
     </w:lvlOverride>
   </w:num>
   <w:num w:numId="1026">
-    <w:abstractNumId w:val="991"/>
-  </w:num>
-  <w:num w:numId="1027">
-    <w:abstractNumId w:val="991"/>
-  </w:num>
-  <w:num w:numId="1028">
-    <w:abstractNumId w:val="991"/>
-  </w:num>
-  <w:num w:numId="1029">
-    <w:abstractNumId w:val="991"/>
-  </w:num>
-  <w:num w:numId="1030">
     <w:abstractNumId w:val="99411"/>
     <w:lvlOverride w:ilvl="0">
       <w:startOverride w:val="1"/>
@@ -23028,10 +23068,52 @@
       <w:startOverride w:val="1"/>
     </w:lvlOverride>
   </w:num>
-  <w:num w:numId="1031">
+  <w:num w:numId="1027">
     <w:abstractNumId w:val="991"/>
   </w:num>
+  <w:num w:numId="1028">
+    <w:abstractNumId w:val="991"/>
+  </w:num>
+  <w:num w:numId="1029">
+    <w:abstractNumId w:val="991"/>
+  </w:num>
+  <w:num w:numId="1030">
+    <w:abstractNumId w:val="991"/>
+  </w:num>
+  <w:num w:numId="1031">
+    <w:abstractNumId w:val="99411"/>
+    <w:lvlOverride w:ilvl="0">
+      <w:startOverride w:val="1"/>
+    </w:lvlOverride>
+    <w:lvlOverride w:ilvl="1">
+      <w:startOverride w:val="1"/>
+    </w:lvlOverride>
+    <w:lvlOverride w:ilvl="2">
+      <w:startOverride w:val="1"/>
+    </w:lvlOverride>
+    <w:lvlOverride w:ilvl="3">
+      <w:startOverride w:val="1"/>
+    </w:lvlOverride>
+    <w:lvlOverride w:ilvl="4">
+      <w:startOverride w:val="1"/>
+    </w:lvlOverride>
+    <w:lvlOverride w:ilvl="5">
+      <w:startOverride w:val="1"/>
+    </w:lvlOverride>
+    <w:lvlOverride w:ilvl="6">
+      <w:startOverride w:val="1"/>
+    </w:lvlOverride>
+    <w:lvlOverride w:ilvl="7">
+      <w:startOverride w:val="1"/>
+    </w:lvlOverride>
+    <w:lvlOverride w:ilvl="8">
+      <w:startOverride w:val="1"/>
+    </w:lvlOverride>
+  </w:num>
   <w:num w:numId="1032">
+    <w:abstractNumId w:val="991"/>
+  </w:num>
+  <w:num w:numId="1033">
     <w:abstractNumId w:val="991"/>
   </w:num>
 </w:numbering>

--- a/Target_Journal_Submission/manuscript/Final_Manuscript.docx
+++ b/Target_Journal_Submission/manuscript/Final_Manuscript.docx
@@ -11280,7 +11280,7 @@
         <w:pStyle w:val="FirstParagraph"/>
       </w:pPr>
       <w:r>
-        <w:t xml:space="preserve">The normalised Gaussian interval was therefore slightly more efficient, by about 3% in interval score, but it under-covered in several scenarios, mostly at 95%. TJ+N trades this small loss of efficiency for validity without distributional assumptions. Where a few percent of interval width matter more than a coverage guarantee, Gauss-LOO-N is a defensible pragmatic choice, provided its coverage is checked.</w:t>
+        <w:t xml:space="preserve">The normalised Gaussian interval was therefore slightly more efficient, by about 3% in median interval score, but it under-covered in several scenarios, mostly at 95%. TJ+N trades this small loss of efficiency for validity without distributional assumptions. Where a few percent of interval width matter more than a coverage guarantee, Gauss-LOO-N is a defensible pragmatic choice, provided its coverage is checked.</w:t>
       </w:r>
       <w:r>
         <w:t xml:space="preserve"> </w:t>

--- a/Target_Journal_Submission/manuscript/Final_Manuscript.docx
+++ b/Target_Journal_Submission/manuscript/Final_Manuscript.docx
@@ -2812,7 +2812,7 @@
               <m:rPr>
                 <m:sty m:val="p"/>
               </m:rPr>
-              <m:t>\</m:t>
+              <m:t>∖</m:t>
             </m:r>
             <m:r>
               <m:rPr>
@@ -2884,7 +2884,7 @@
               <m:rPr>
                 <m:sty m:val="p"/>
               </m:rPr>
-              <m:t>\</m:t>
+              <m:t>∖</m:t>
             </m:r>
             <m:r>
               <m:rPr>
@@ -2940,63 +2940,18 @@
               <m:type m:val="bar"/>
             </m:fPr>
             <m:num>
-              <m:r>
-                <m:rPr>
-                  <m:sty m:val="p"/>
-                </m:rPr>
-                <m:t>|</m:t>
-              </m:r>
-              <m:sSub>
-                <m:e>
-                  <m:r>
-                    <m:t>y</m:t>
-                  </m:r>
-                </m:e>
-                <m:sub>
-                  <m:r>
-                    <m:t>i</m:t>
-                  </m:r>
-                </m:sub>
-              </m:sSub>
-              <m:r>
-                <m:rPr>
-                  <m:sty m:val="p"/>
-                </m:rPr>
-                <m:t>−</m:t>
-              </m:r>
-              <m:sSub>
-                <m:e>
-                  <m:r>
-                    <m:t>μ</m:t>
-                  </m:r>
-                </m:e>
-                <m:sub>
-                  <m:r>
-                    <m:rPr>
-                      <m:sty m:val="p"/>
-                    </m:rPr>
-                    <m:t>−</m:t>
-                  </m:r>
-                  <m:r>
-                    <m:t>i</m:t>
-                  </m:r>
-                </m:sub>
-              </m:sSub>
               <m:d>
                 <m:dPr>
-                  <m:begChr m:val="("/>
-                  <m:endChr m:val=")"/>
+                  <m:begChr m:val="|"/>
+                  <m:endChr m:val="|"/>
                   <m:sepChr m:val=""/>
                   <m:grow/>
                 </m:dPr>
                 <m:e>
-                  <m:sSubSup>
+                  <m:sSub>
                     <m:e>
                       <m:r>
-                        <m:rPr>
-                          <m:sty m:val="b"/>
-                        </m:rPr>
-                        <m:t>x</m:t>
+                        <m:t>y</m:t>
                       </m:r>
                     </m:e>
                     <m:sub>
@@ -3004,20 +2959,63 @@
                         <m:t>i</m:t>
                       </m:r>
                     </m:sub>
-                    <m:sup>
+                  </m:sSub>
+                  <m:r>
+                    <m:rPr>
+                      <m:sty m:val="p"/>
+                    </m:rPr>
+                    <m:t>−</m:t>
+                  </m:r>
+                  <m:sSub>
+                    <m:e>
                       <m:r>
-                        <m:t>T</m:t>
+                        <m:t>μ</m:t>
                       </m:r>
-                    </m:sup>
-                  </m:sSubSup>
+                    </m:e>
+                    <m:sub>
+                      <m:r>
+                        <m:rPr>
+                          <m:sty m:val="p"/>
+                        </m:rPr>
+                        <m:t>−</m:t>
+                      </m:r>
+                      <m:r>
+                        <m:t>i</m:t>
+                      </m:r>
+                    </m:sub>
+                  </m:sSub>
+                  <m:d>
+                    <m:dPr>
+                      <m:begChr m:val="("/>
+                      <m:endChr m:val=")"/>
+                      <m:sepChr m:val=""/>
+                      <m:grow/>
+                    </m:dPr>
+                    <m:e>
+                      <m:sSubSup>
+                        <m:e>
+                          <m:r>
+                            <m:rPr>
+                              <m:sty m:val="b"/>
+                            </m:rPr>
+                            <m:t>x</m:t>
+                          </m:r>
+                        </m:e>
+                        <m:sub>
+                          <m:r>
+                            <m:t>i</m:t>
+                          </m:r>
+                        </m:sub>
+                        <m:sup>
+                          <m:r>
+                            <m:t>T</m:t>
+                          </m:r>
+                        </m:sup>
+                      </m:sSubSup>
+                    </m:e>
+                  </m:d>
                 </m:e>
               </m:d>
-              <m:r>
-                <m:rPr>
-                  <m:sty m:val="p"/>
-                </m:rPr>
-                <m:t>|</m:t>
-              </m:r>
             </m:num>
             <m:den>
               <m:sSub>
@@ -4420,55 +4418,10 @@
           </m:rPr>
           <m:t>=</m:t>
         </m:r>
-        <m:r>
-          <m:rPr>
-            <m:sty m:val="p"/>
-          </m:rPr>
-          <m:t>|</m:t>
-        </m:r>
-        <m:sSub>
-          <m:e>
-            <m:r>
-              <m:t>y</m:t>
-            </m:r>
-          </m:e>
-          <m:sub>
-            <m:r>
-              <m:t>i</m:t>
-            </m:r>
-          </m:sub>
-        </m:sSub>
-        <m:r>
-          <m:rPr>
-            <m:sty m:val="p"/>
-          </m:rPr>
-          <m:t>−</m:t>
-        </m:r>
-        <m:sSub>
-          <m:e>
-            <m:r>
-              <m:t>μ</m:t>
-            </m:r>
-          </m:e>
-          <m:sub>
-            <m:r>
-              <m:rPr>
-                <m:sty m:val="p"/>
-              </m:rPr>
-              <m:t>−</m:t>
-            </m:r>
-            <m:r>
-              <m:t>i</m:t>
-            </m:r>
-            <m:r>
-              <m:t>j</m:t>
-            </m:r>
-          </m:sub>
-        </m:sSub>
         <m:d>
           <m:dPr>
-            <m:begChr m:val="("/>
-            <m:endChr m:val=")"/>
+            <m:begChr m:val="|"/>
+            <m:endChr m:val="|"/>
             <m:sepChr m:val=""/>
             <m:grow/>
           </m:dPr>
@@ -4476,10 +4429,7 @@
             <m:sSub>
               <m:e>
                 <m:r>
-                  <m:rPr>
-                    <m:sty m:val="b"/>
-                  </m:rPr>
-                  <m:t>x</m:t>
+                  <m:t>y</m:t>
                 </m:r>
               </m:e>
               <m:sub>
@@ -4488,14 +4438,60 @@
                 </m:r>
               </m:sub>
             </m:sSub>
+            <m:r>
+              <m:rPr>
+                <m:sty m:val="p"/>
+              </m:rPr>
+              <m:t>−</m:t>
+            </m:r>
+            <m:sSub>
+              <m:e>
+                <m:r>
+                  <m:t>μ</m:t>
+                </m:r>
+              </m:e>
+              <m:sub>
+                <m:r>
+                  <m:rPr>
+                    <m:sty m:val="p"/>
+                  </m:rPr>
+                  <m:t>−</m:t>
+                </m:r>
+                <m:r>
+                  <m:t>i</m:t>
+                </m:r>
+                <m:r>
+                  <m:t>j</m:t>
+                </m:r>
+              </m:sub>
+            </m:sSub>
+            <m:d>
+              <m:dPr>
+                <m:begChr m:val="("/>
+                <m:endChr m:val=")"/>
+                <m:sepChr m:val=""/>
+                <m:grow/>
+              </m:dPr>
+              <m:e>
+                <m:sSub>
+                  <m:e>
+                    <m:r>
+                      <m:rPr>
+                        <m:sty m:val="b"/>
+                      </m:rPr>
+                      <m:t>x</m:t>
+                    </m:r>
+                  </m:e>
+                  <m:sub>
+                    <m:r>
+                      <m:t>i</m:t>
+                    </m:r>
+                  </m:sub>
+                </m:sSub>
+              </m:e>
+            </m:d>
           </m:e>
         </m:d>
-        <m:r>
-          <m:rPr>
-            <m:sty m:val="p"/>
-          </m:rPr>
-          <m:t>|</m:t>
-        </m:r>
         <m:r>
           <m:rPr>
             <m:sty m:val="p"/>
@@ -18453,7 +18449,7 @@
           <m:rPr>
             <m:sty m:val="p"/>
           </m:rPr>
-          <m:t>\</m:t>
+          <m:t>∖</m:t>
         </m:r>
         <m:r>
           <m:rPr>
@@ -18522,66 +18518,18 @@
               <m:type m:val="bar"/>
             </m:fPr>
             <m:num>
-              <m:r>
-                <m:rPr>
-                  <m:sty m:val="p"/>
-                </m:rPr>
-                <m:t>|</m:t>
-              </m:r>
-              <m:sSub>
-                <m:e>
-                  <m:r>
-                    <m:t>y</m:t>
-                  </m:r>
-                </m:e>
-                <m:sub>
-                  <m:r>
-                    <m:t>i</m:t>
-                  </m:r>
-                </m:sub>
-              </m:sSub>
-              <m:r>
-                <m:rPr>
-                  <m:sty m:val="p"/>
-                </m:rPr>
-                <m:t>−</m:t>
-              </m:r>
-              <m:sSub>
-                <m:e>
-                  <m:r>
-                    <m:t>μ</m:t>
-                  </m:r>
-                </m:e>
-                <m:sub>
-                  <m:r>
-                    <m:rPr>
-                      <m:sty m:val="p"/>
-                    </m:rPr>
-                    <m:t>−</m:t>
-                  </m:r>
-                  <m:r>
-                    <m:t>i</m:t>
-                  </m:r>
-                  <m:r>
-                    <m:t>j</m:t>
-                  </m:r>
-                </m:sub>
-              </m:sSub>
               <m:d>
                 <m:dPr>
-                  <m:begChr m:val="("/>
-                  <m:endChr m:val=")"/>
+                  <m:begChr m:val="|"/>
+                  <m:endChr m:val="|"/>
                   <m:sepChr m:val=""/>
                   <m:grow/>
                 </m:dPr>
                 <m:e>
-                  <m:sSubSup>
+                  <m:sSub>
                     <m:e>
                       <m:r>
-                        <m:rPr>
-                          <m:sty m:val="b"/>
-                        </m:rPr>
-                        <m:t>x</m:t>
+                        <m:t>y</m:t>
                       </m:r>
                     </m:e>
                     <m:sub>
@@ -18589,20 +18537,66 @@
                         <m:t>i</m:t>
                       </m:r>
                     </m:sub>
-                    <m:sup>
+                  </m:sSub>
+                  <m:r>
+                    <m:rPr>
+                      <m:sty m:val="p"/>
+                    </m:rPr>
+                    <m:t>−</m:t>
+                  </m:r>
+                  <m:sSub>
+                    <m:e>
                       <m:r>
-                        <m:t>T</m:t>
+                        <m:t>μ</m:t>
                       </m:r>
-                    </m:sup>
-                  </m:sSubSup>
+                    </m:e>
+                    <m:sub>
+                      <m:r>
+                        <m:rPr>
+                          <m:sty m:val="p"/>
+                        </m:rPr>
+                        <m:t>−</m:t>
+                      </m:r>
+                      <m:r>
+                        <m:t>i</m:t>
+                      </m:r>
+                      <m:r>
+                        <m:t>j</m:t>
+                      </m:r>
+                    </m:sub>
+                  </m:sSub>
+                  <m:d>
+                    <m:dPr>
+                      <m:begChr m:val="("/>
+                      <m:endChr m:val=")"/>
+                      <m:sepChr m:val=""/>
+                      <m:grow/>
+                    </m:dPr>
+                    <m:e>
+                      <m:sSubSup>
+                        <m:e>
+                          <m:r>
+                            <m:rPr>
+                              <m:sty m:val="b"/>
+                            </m:rPr>
+                            <m:t>x</m:t>
+                          </m:r>
+                        </m:e>
+                        <m:sub>
+                          <m:r>
+                            <m:t>i</m:t>
+                          </m:r>
+                        </m:sub>
+                        <m:sup>
+                          <m:r>
+                            <m:t>T</m:t>
+                          </m:r>
+                        </m:sup>
+                      </m:sSubSup>
+                    </m:e>
+                  </m:d>
                 </m:e>
               </m:d>
-              <m:r>
-                <m:rPr>
-                  <m:sty m:val="p"/>
-                </m:rPr>
-                <m:t>|</m:t>
-              </m:r>
             </m:num>
             <m:den>
               <m:sSub>
@@ -18825,43 +18819,110 @@
         <w:t xml:space="preserve"> </w:t>
       </w:r>
       <m:oMath>
+        <m:d>
+          <m:dPr>
+            <m:begChr m:val="|"/>
+            <m:endChr m:val="|"/>
+            <m:sepChr m:val=""/>
+            <m:grow/>
+          </m:dPr>
+          <m:e>
+            <m:sSub>
+              <m:e>
+                <m:r>
+                  <m:t>y</m:t>
+                </m:r>
+              </m:e>
+              <m:sub>
+                <m:r>
+                  <m:t>m</m:t>
+                </m:r>
+                <m:r>
+                  <m:rPr>
+                    <m:sty m:val="p"/>
+                  </m:rPr>
+                  <m:t>+</m:t>
+                </m:r>
+                <m:r>
+                  <m:t>1</m:t>
+                </m:r>
+              </m:sub>
+            </m:sSub>
+            <m:r>
+              <m:rPr>
+                <m:sty m:val="p"/>
+              </m:rPr>
+              <m:t>−</m:t>
+            </m:r>
+            <m:sSub>
+              <m:e>
+                <m:r>
+                  <m:t>μ</m:t>
+                </m:r>
+              </m:e>
+              <m:sub>
+                <m:r>
+                  <m:rPr>
+                    <m:sty m:val="p"/>
+                  </m:rPr>
+                  <m:t>−</m:t>
+                </m:r>
+                <m:r>
+                  <m:t>i</m:t>
+                </m:r>
+              </m:sub>
+            </m:sSub>
+            <m:d>
+              <m:dPr>
+                <m:begChr m:val="("/>
+                <m:endChr m:val=")"/>
+                <m:sepChr m:val=""/>
+                <m:grow/>
+              </m:dPr>
+              <m:e>
+                <m:sSubSup>
+                  <m:e>
+                    <m:r>
+                      <m:rPr>
+                        <m:sty m:val="b"/>
+                      </m:rPr>
+                      <m:t>x</m:t>
+                    </m:r>
+                  </m:e>
+                  <m:sub>
+                    <m:r>
+                      <m:t>m</m:t>
+                    </m:r>
+                    <m:r>
+                      <m:rPr>
+                        <m:sty m:val="p"/>
+                      </m:rPr>
+                      <m:t>+</m:t>
+                    </m:r>
+                    <m:r>
+                      <m:t>1</m:t>
+                    </m:r>
+                  </m:sub>
+                  <m:sup>
+                    <m:r>
+                      <m:t>T</m:t>
+                    </m:r>
+                  </m:sup>
+                </m:sSubSup>
+              </m:e>
+            </m:d>
+          </m:e>
+        </m:d>
         <m:r>
           <m:rPr>
             <m:sty m:val="p"/>
           </m:rPr>
-          <m:t>|</m:t>
+          <m:t>/</m:t>
         </m:r>
         <m:sSub>
           <m:e>
             <m:r>
-              <m:t>y</m:t>
-            </m:r>
-          </m:e>
-          <m:sub>
-            <m:r>
-              <m:t>m</m:t>
-            </m:r>
-            <m:r>
-              <m:rPr>
-                <m:sty m:val="p"/>
-              </m:rPr>
-              <m:t>+</m:t>
-            </m:r>
-            <m:r>
-              <m:t>1</m:t>
-            </m:r>
-          </m:sub>
-        </m:sSub>
-        <m:r>
-          <m:rPr>
-            <m:sty m:val="p"/>
-          </m:rPr>
-          <m:t>−</m:t>
-        </m:r>
-        <m:sSub>
-          <m:e>
-            <m:r>
-              <m:t>μ</m:t>
+              <m:t>σ</m:t>
             </m:r>
           </m:e>
           <m:sub>
@@ -18919,18 +18980,86 @@
           <m:rPr>
             <m:sty m:val="p"/>
           </m:rPr>
-          <m:t>|</m:t>
-        </m:r>
+          <m:t>=</m:t>
+        </m:r>
+        <m:sSub>
+          <m:e>
+            <m:r>
+              <m:t>R</m:t>
+            </m:r>
+          </m:e>
+          <m:sub>
+            <m:r>
+              <m:t>m</m:t>
+            </m:r>
+            <m:r>
+              <m:rPr>
+                <m:sty m:val="p"/>
+              </m:rPr>
+              <m:t>+</m:t>
+            </m:r>
+            <m:r>
+              <m:t>1</m:t>
+            </m:r>
+            <m:r>
+              <m:rPr>
+                <m:sty m:val="p"/>
+              </m:rPr>
+              <m:t>,</m:t>
+            </m:r>
+            <m:r>
+              <m:t>i</m:t>
+            </m:r>
+          </m:sub>
+        </m:sSub>
+      </m:oMath>
+      <w:r>
+        <w:t xml:space="preserve">.</w:t>
+      </w:r>
+    </w:p>
+    <w:p>
+      <w:pPr>
+        <w:pStyle w:val="BodyText"/>
+      </w:pPr>
+      <w:r>
+        <w:rPr>
+          <w:bCs/>
+          <w:b/>
+        </w:rPr>
+        <w:t xml:space="preserve">Step 2 (miscoverage implies many lost comparisons).</w:t>
+      </w:r>
+      <w:r>
+        <w:t xml:space="preserve"> </w:t>
+      </w:r>
+      <w:r>
+        <w:t xml:space="preserve">Let</w:t>
+      </w:r>
+      <w:r>
+        <w:t xml:space="preserve"> </w:t>
+      </w:r>
+      <m:oMath>
+        <m:sSub>
+          <m:e>
+            <m:r>
+              <m:t>U</m:t>
+            </m:r>
+          </m:e>
+          <m:sub>
+            <m:r>
+              <m:t>i</m:t>
+            </m:r>
+          </m:sub>
+        </m:sSub>
         <m:r>
           <m:rPr>
             <m:sty m:val="p"/>
           </m:rPr>
-          <m:t>/</m:t>
+          <m:t>=</m:t>
         </m:r>
         <m:sSub>
           <m:e>
             <m:r>
-              <m:t>σ</m:t>
+              <m:t>μ</m:t>
             </m:r>
           </m:e>
           <m:sub>
@@ -18953,13 +19082,787 @@
             <m:grow/>
           </m:dPr>
           <m:e>
-            <m:sSubSup>
+            <m:r>
+              <m:rPr>
+                <m:sty m:val="b"/>
+              </m:rPr>
+              <m:t>x</m:t>
+            </m:r>
+          </m:e>
+        </m:d>
+        <m:r>
+          <m:rPr>
+            <m:sty m:val="p"/>
+          </m:rPr>
+          <m:t>+</m:t>
+        </m:r>
+        <m:sSub>
+          <m:e>
+            <m:r>
+              <m:t>σ</m:t>
+            </m:r>
+          </m:e>
+          <m:sub>
+            <m:r>
+              <m:rPr>
+                <m:sty m:val="p"/>
+              </m:rPr>
+              <m:t>−</m:t>
+            </m:r>
+            <m:r>
+              <m:t>i</m:t>
+            </m:r>
+          </m:sub>
+        </m:sSub>
+        <m:d>
+          <m:dPr>
+            <m:begChr m:val="("/>
+            <m:endChr m:val=")"/>
+            <m:sepChr m:val=""/>
+            <m:grow/>
+          </m:dPr>
+          <m:e>
+            <m:r>
+              <m:rPr>
+                <m:sty m:val="b"/>
+              </m:rPr>
+              <m:t>x</m:t>
+            </m:r>
+          </m:e>
+        </m:d>
+        <m:sSub>
+          <m:e>
+            <m:r>
+              <m:t>R</m:t>
+            </m:r>
+          </m:e>
+          <m:sub>
+            <m:r>
+              <m:t>i</m:t>
+            </m:r>
+          </m:sub>
+        </m:sSub>
+      </m:oMath>
+      <w:r>
+        <w:t xml:space="preserve"> </w:t>
+      </w:r>
+      <w:r>
+        <w:t xml:space="preserve">and</w:t>
+      </w:r>
+      <w:r>
+        <w:t xml:space="preserve"> </w:t>
+      </w:r>
+      <m:oMath>
+        <m:sSub>
+          <m:e>
+            <m:r>
+              <m:t>L</m:t>
+            </m:r>
+          </m:e>
+          <m:sub>
+            <m:r>
+              <m:t>i</m:t>
+            </m:r>
+          </m:sub>
+        </m:sSub>
+        <m:r>
+          <m:rPr>
+            <m:sty m:val="p"/>
+          </m:rPr>
+          <m:t>=</m:t>
+        </m:r>
+        <m:sSub>
+          <m:e>
+            <m:r>
+              <m:t>μ</m:t>
+            </m:r>
+          </m:e>
+          <m:sub>
+            <m:r>
+              <m:rPr>
+                <m:sty m:val="p"/>
+              </m:rPr>
+              <m:t>−</m:t>
+            </m:r>
+            <m:r>
+              <m:t>i</m:t>
+            </m:r>
+          </m:sub>
+        </m:sSub>
+        <m:d>
+          <m:dPr>
+            <m:begChr m:val="("/>
+            <m:endChr m:val=")"/>
+            <m:sepChr m:val=""/>
+            <m:grow/>
+          </m:dPr>
+          <m:e>
+            <m:r>
+              <m:rPr>
+                <m:sty m:val="b"/>
+              </m:rPr>
+              <m:t>x</m:t>
+            </m:r>
+          </m:e>
+        </m:d>
+        <m:r>
+          <m:rPr>
+            <m:sty m:val="p"/>
+          </m:rPr>
+          <m:t>−</m:t>
+        </m:r>
+        <m:sSub>
+          <m:e>
+            <m:r>
+              <m:t>σ</m:t>
+            </m:r>
+          </m:e>
+          <m:sub>
+            <m:r>
+              <m:rPr>
+                <m:sty m:val="p"/>
+              </m:rPr>
+              <m:t>−</m:t>
+            </m:r>
+            <m:r>
+              <m:t>i</m:t>
+            </m:r>
+          </m:sub>
+        </m:sSub>
+        <m:d>
+          <m:dPr>
+            <m:begChr m:val="("/>
+            <m:endChr m:val=")"/>
+            <m:sepChr m:val=""/>
+            <m:grow/>
+          </m:dPr>
+          <m:e>
+            <m:r>
+              <m:rPr>
+                <m:sty m:val="b"/>
+              </m:rPr>
+              <m:t>x</m:t>
+            </m:r>
+          </m:e>
+        </m:d>
+        <m:sSub>
+          <m:e>
+            <m:r>
+              <m:t>R</m:t>
+            </m:r>
+          </m:e>
+          <m:sub>
+            <m:r>
+              <m:t>i</m:t>
+            </m:r>
+          </m:sub>
+        </m:sSub>
+      </m:oMath>
+      <w:r>
+        <w:t xml:space="preserve"> </w:t>
+      </w:r>
+      <w:r>
+        <w:t xml:space="preserve">with</w:t>
+      </w:r>
+      <w:r>
+        <w:t xml:space="preserve"> </w:t>
+      </w:r>
+      <m:oMath>
+        <m:r>
+          <m:rPr>
+            <m:sty m:val="b"/>
+          </m:rPr>
+          <m:t>x</m:t>
+        </m:r>
+        <m:r>
+          <m:rPr>
+            <m:sty m:val="p"/>
+          </m:rPr>
+          <m:t>=</m:t>
+        </m:r>
+        <m:sSubSup>
+          <m:e>
+            <m:r>
+              <m:rPr>
+                <m:sty m:val="b"/>
+              </m:rPr>
+              <m:t>x</m:t>
+            </m:r>
+          </m:e>
+          <m:sub>
+            <m:r>
+              <m:t>m</m:t>
+            </m:r>
+            <m:r>
+              <m:rPr>
+                <m:sty m:val="p"/>
+              </m:rPr>
+              <m:t>+</m:t>
+            </m:r>
+            <m:r>
+              <m:t>1</m:t>
+            </m:r>
+          </m:sub>
+          <m:sup>
+            <m:r>
+              <m:t>T</m:t>
+            </m:r>
+          </m:sup>
+        </m:sSubSup>
+      </m:oMath>
+      <w:r>
+        <w:t xml:space="preserve">.</w:t>
+      </w:r>
+    </w:p>
+    <w:p>
+      <w:pPr>
+        <w:numPr>
+          <w:ilvl w:val="0"/>
+          <w:numId w:val="1032"/>
+        </w:numPr>
+      </w:pPr>
+      <w:r>
+        <w:rPr>
+          <w:iCs/>
+          <w:i/>
+        </w:rPr>
+        <w:t xml:space="preserve">Upper tail.</w:t>
+      </w:r>
+      <w:r>
+        <w:t xml:space="preserve"> </w:t>
+      </w:r>
+      <w:r>
+        <w:t xml:space="preserve">If</w:t>
+      </w:r>
+      <w:r>
+        <w:t xml:space="preserve"> </w:t>
+      </w:r>
+      <m:oMath>
+        <m:sSub>
+          <m:e>
+            <m:r>
+              <m:t>y</m:t>
+            </m:r>
+          </m:e>
+          <m:sub>
+            <m:r>
+              <m:t>m</m:t>
+            </m:r>
+            <m:r>
+              <m:rPr>
+                <m:sty m:val="p"/>
+              </m:rPr>
+              <m:t>+</m:t>
+            </m:r>
+            <m:r>
+              <m:t>1</m:t>
+            </m:r>
+          </m:sub>
+        </m:sSub>
+      </m:oMath>
+      <w:r>
+        <w:t xml:space="preserve"> </w:t>
+      </w:r>
+      <w:r>
+        <w:t xml:space="preserve">exceeds the upper bound in Eq. (4), the</w:t>
+      </w:r>
+      <w:r>
+        <w:t xml:space="preserve"> </w:t>
+      </w:r>
+      <m:oMath>
+        <m:r>
+          <m:rPr>
+            <m:sty m:val="p"/>
+          </m:rPr>
+          <m:t>⌈</m:t>
+        </m:r>
+        <m:d>
+          <m:dPr>
+            <m:begChr m:val="("/>
+            <m:endChr m:val=")"/>
+            <m:sepChr m:val=""/>
+            <m:grow/>
+          </m:dPr>
+          <m:e>
+            <m:r>
+              <m:t>1</m:t>
+            </m:r>
+            <m:r>
+              <m:rPr>
+                <m:sty m:val="p"/>
+              </m:rPr>
+              <m:t>−</m:t>
+            </m:r>
+            <m:r>
+              <m:t>α</m:t>
+            </m:r>
+          </m:e>
+        </m:d>
+        <m:d>
+          <m:dPr>
+            <m:begChr m:val="("/>
+            <m:endChr m:val=")"/>
+            <m:sepChr m:val=""/>
+            <m:grow/>
+          </m:dPr>
+          <m:e>
+            <m:r>
+              <m:t>m</m:t>
+            </m:r>
+            <m:r>
+              <m:rPr>
+                <m:sty m:val="p"/>
+              </m:rPr>
+              <m:t>+</m:t>
+            </m:r>
+            <m:r>
+              <m:t>1</m:t>
+            </m:r>
+          </m:e>
+        </m:d>
+        <m:r>
+          <m:rPr>
+            <m:sty m:val="p"/>
+          </m:rPr>
+          <m:t>⌉</m:t>
+        </m:r>
+      </m:oMath>
+      <w:r>
+        <w:t xml:space="preserve">-th smallest</w:t>
+      </w:r>
+      <w:r>
+        <w:t xml:space="preserve"> </w:t>
+      </w:r>
+      <m:oMath>
+        <m:sSub>
+          <m:e>
+            <m:r>
+              <m:t>U</m:t>
+            </m:r>
+          </m:e>
+          <m:sub>
+            <m:r>
+              <m:t>i</m:t>
+            </m:r>
+          </m:sub>
+        </m:sSub>
+      </m:oMath>
+      <w:r>
+        <w:t xml:space="preserve">, then</w:t>
+      </w:r>
+      <w:r>
+        <w:t xml:space="preserve"> </w:t>
+      </w:r>
+      <m:oMath>
+        <m:sSub>
+          <m:e>
+            <m:r>
+              <m:t>y</m:t>
+            </m:r>
+          </m:e>
+          <m:sub>
+            <m:r>
+              <m:t>m</m:t>
+            </m:r>
+            <m:r>
+              <m:rPr>
+                <m:sty m:val="p"/>
+              </m:rPr>
+              <m:t>+</m:t>
+            </m:r>
+            <m:r>
+              <m:t>1</m:t>
+            </m:r>
+          </m:sub>
+        </m:sSub>
+        <m:r>
+          <m:rPr>
+            <m:sty m:val="p"/>
+          </m:rPr>
+          <m:t>&gt;</m:t>
+        </m:r>
+        <m:sSub>
+          <m:e>
+            <m:r>
+              <m:t>U</m:t>
+            </m:r>
+          </m:e>
+          <m:sub>
+            <m:r>
+              <m:t>i</m:t>
+            </m:r>
+          </m:sub>
+        </m:sSub>
+      </m:oMath>
+      <w:r>
+        <w:t xml:space="preserve"> </w:t>
+      </w:r>
+      <w:r>
+        <w:t xml:space="preserve">for at least</w:t>
+      </w:r>
+      <w:r>
+        <w:t xml:space="preserve"> </w:t>
+      </w:r>
+      <m:oMath>
+        <m:d>
+          <m:dPr>
+            <m:begChr m:val="("/>
+            <m:endChr m:val=")"/>
+            <m:sepChr m:val=""/>
+            <m:grow/>
+          </m:dPr>
+          <m:e>
+            <m:r>
+              <m:t>1</m:t>
+            </m:r>
+            <m:r>
+              <m:rPr>
+                <m:sty m:val="p"/>
+              </m:rPr>
+              <m:t>−</m:t>
+            </m:r>
+            <m:r>
+              <m:t>α</m:t>
+            </m:r>
+          </m:e>
+        </m:d>
+        <m:d>
+          <m:dPr>
+            <m:begChr m:val="("/>
+            <m:endChr m:val=")"/>
+            <m:sepChr m:val=""/>
+            <m:grow/>
+          </m:dPr>
+          <m:e>
+            <m:r>
+              <m:t>m</m:t>
+            </m:r>
+            <m:r>
+              <m:rPr>
+                <m:sty m:val="p"/>
+              </m:rPr>
+              <m:t>+</m:t>
+            </m:r>
+            <m:r>
+              <m:t>1</m:t>
+            </m:r>
+          </m:e>
+        </m:d>
+      </m:oMath>
+      <w:r>
+        <w:t xml:space="preserve"> </w:t>
+      </w:r>
+      <w:r>
+        <w:t xml:space="preserve">indices</w:t>
+      </w:r>
+      <w:r>
+        <w:t xml:space="preserve"> </w:t>
+      </w:r>
+      <m:oMath>
+        <m:r>
+          <m:t>i</m:t>
+        </m:r>
+      </m:oMath>
+      <w:r>
+        <w:t xml:space="preserve">.</w:t>
+      </w:r>
+    </w:p>
+    <w:p>
+      <w:pPr>
+        <w:numPr>
+          <w:ilvl w:val="0"/>
+          <w:numId w:val="1032"/>
+        </w:numPr>
+      </w:pPr>
+      <w:r>
+        <w:rPr>
+          <w:iCs/>
+          <w:i/>
+        </w:rPr>
+        <w:t xml:space="preserve">Lower tail.</w:t>
+      </w:r>
+      <w:r>
+        <w:t xml:space="preserve"> </w:t>
+      </w:r>
+      <w:r>
+        <w:t xml:space="preserve">If</w:t>
+      </w:r>
+      <w:r>
+        <w:t xml:space="preserve"> </w:t>
+      </w:r>
+      <m:oMath>
+        <m:sSub>
+          <m:e>
+            <m:r>
+              <m:t>y</m:t>
+            </m:r>
+          </m:e>
+          <m:sub>
+            <m:r>
+              <m:t>m</m:t>
+            </m:r>
+            <m:r>
+              <m:rPr>
+                <m:sty m:val="p"/>
+              </m:rPr>
+              <m:t>+</m:t>
+            </m:r>
+            <m:r>
+              <m:t>1</m:t>
+            </m:r>
+          </m:sub>
+        </m:sSub>
+      </m:oMath>
+      <w:r>
+        <w:t xml:space="preserve"> </w:t>
+      </w:r>
+      <w:r>
+        <w:t xml:space="preserve">is below the lower bound, the</w:t>
+      </w:r>
+      <w:r>
+        <w:t xml:space="preserve"> </w:t>
+      </w:r>
+      <m:oMath>
+        <m:r>
+          <m:t>k</m:t>
+        </m:r>
+      </m:oMath>
+      <w:r>
+        <w:t xml:space="preserve">-th smallest</w:t>
+      </w:r>
+      <w:r>
+        <w:t xml:space="preserve"> </w:t>
+      </w:r>
+      <m:oMath>
+        <m:sSub>
+          <m:e>
+            <m:r>
+              <m:t>L</m:t>
+            </m:r>
+          </m:e>
+          <m:sub>
+            <m:r>
+              <m:t>i</m:t>
+            </m:r>
+          </m:sub>
+        </m:sSub>
+      </m:oMath>
+      <w:r>
+        <w:t xml:space="preserve"> </w:t>
+      </w:r>
+      <w:r>
+        <w:t xml:space="preserve">with</w:t>
+      </w:r>
+      <w:r>
+        <w:t xml:space="preserve"> </w:t>
+      </w:r>
+      <m:oMath>
+        <m:r>
+          <m:t>k</m:t>
+        </m:r>
+        <m:r>
+          <m:rPr>
+            <m:sty m:val="p"/>
+          </m:rPr>
+          <m:t>=</m:t>
+        </m:r>
+        <m:r>
+          <m:rPr>
+            <m:sty m:val="p"/>
+          </m:rPr>
+          <m:t>⌊</m:t>
+        </m:r>
+        <m:r>
+          <m:t>α</m:t>
+        </m:r>
+        <m:d>
+          <m:dPr>
+            <m:begChr m:val="("/>
+            <m:endChr m:val=")"/>
+            <m:sepChr m:val=""/>
+            <m:grow/>
+          </m:dPr>
+          <m:e>
+            <m:r>
+              <m:t>m</m:t>
+            </m:r>
+            <m:r>
+              <m:rPr>
+                <m:sty m:val="p"/>
+              </m:rPr>
+              <m:t>+</m:t>
+            </m:r>
+            <m:r>
+              <m:t>1</m:t>
+            </m:r>
+          </m:e>
+        </m:d>
+        <m:r>
+          <m:rPr>
+            <m:sty m:val="p"/>
+          </m:rPr>
+          <m:t>⌋</m:t>
+        </m:r>
+      </m:oMath>
+      <w:r>
+        <w:t xml:space="preserve">, then</w:t>
+      </w:r>
+      <w:r>
+        <w:t xml:space="preserve"> </w:t>
+      </w:r>
+      <m:oMath>
+        <m:sSub>
+          <m:e>
+            <m:r>
+              <m:t>y</m:t>
+            </m:r>
+          </m:e>
+          <m:sub>
+            <m:r>
+              <m:t>m</m:t>
+            </m:r>
+            <m:r>
+              <m:rPr>
+                <m:sty m:val="p"/>
+              </m:rPr>
+              <m:t>+</m:t>
+            </m:r>
+            <m:r>
+              <m:t>1</m:t>
+            </m:r>
+          </m:sub>
+        </m:sSub>
+        <m:r>
+          <m:rPr>
+            <m:sty m:val="p"/>
+          </m:rPr>
+          <m:t>&lt;</m:t>
+        </m:r>
+        <m:sSub>
+          <m:e>
+            <m:r>
+              <m:t>L</m:t>
+            </m:r>
+          </m:e>
+          <m:sub>
+            <m:r>
+              <m:t>i</m:t>
+            </m:r>
+          </m:sub>
+        </m:sSub>
+      </m:oMath>
+      <w:r>
+        <w:t xml:space="preserve"> </w:t>
+      </w:r>
+      <w:r>
+        <w:t xml:space="preserve">for at least</w:t>
+      </w:r>
+      <w:r>
+        <w:t xml:space="preserve"> </w:t>
+      </w:r>
+      <m:oMath>
+        <m:r>
+          <m:t>m</m:t>
+        </m:r>
+        <m:r>
+          <m:rPr>
+            <m:sty m:val="p"/>
+          </m:rPr>
+          <m:t>−</m:t>
+        </m:r>
+        <m:r>
+          <m:t>k</m:t>
+        </m:r>
+        <m:r>
+          <m:rPr>
+            <m:sty m:val="p"/>
+          </m:rPr>
+          <m:t>+</m:t>
+        </m:r>
+        <m:r>
+          <m:t>1</m:t>
+        </m:r>
+        <m:r>
+          <m:rPr>
+            <m:sty m:val="p"/>
+          </m:rPr>
+          <m:t>≥</m:t>
+        </m:r>
+        <m:d>
+          <m:dPr>
+            <m:begChr m:val="("/>
+            <m:endChr m:val=")"/>
+            <m:sepChr m:val=""/>
+            <m:grow/>
+          </m:dPr>
+          <m:e>
+            <m:r>
+              <m:t>1</m:t>
+            </m:r>
+            <m:r>
+              <m:rPr>
+                <m:sty m:val="p"/>
+              </m:rPr>
+              <m:t>−</m:t>
+            </m:r>
+            <m:r>
+              <m:t>α</m:t>
+            </m:r>
+          </m:e>
+        </m:d>
+        <m:d>
+          <m:dPr>
+            <m:begChr m:val="("/>
+            <m:endChr m:val=")"/>
+            <m:sepChr m:val=""/>
+            <m:grow/>
+          </m:dPr>
+          <m:e>
+            <m:r>
+              <m:t>m</m:t>
+            </m:r>
+            <m:r>
+              <m:rPr>
+                <m:sty m:val="p"/>
+              </m:rPr>
+              <m:t>+</m:t>
+            </m:r>
+            <m:r>
+              <m:t>1</m:t>
+            </m:r>
+          </m:e>
+        </m:d>
+      </m:oMath>
+      <w:r>
+        <w:t xml:space="preserve"> </w:t>
+      </w:r>
+      <w:r>
+        <w:t xml:space="preserve">indices.</w:t>
+      </w:r>
+    </w:p>
+    <w:p>
+      <w:pPr>
+        <w:pStyle w:val="FirstParagraph"/>
+      </w:pPr>
+      <w:r>
+        <w:t xml:space="preserve">In both cases</w:t>
+      </w:r>
+      <w:r>
+        <w:t xml:space="preserve"> </w:t>
+      </w:r>
+      <m:oMath>
+        <m:d>
+          <m:dPr>
+            <m:begChr m:val="|"/>
+            <m:endChr m:val="|"/>
+            <m:sepChr m:val=""/>
+            <m:grow/>
+          </m:dPr>
+          <m:e>
+            <m:sSub>
               <m:e>
                 <m:r>
-                  <m:rPr>
-                    <m:sty m:val="b"/>
-                  </m:rPr>
-                  <m:t>x</m:t>
+                  <m:t>y</m:t>
                 </m:r>
               </m:e>
               <m:sub>
@@ -18976,962 +19879,49 @@
                   <m:t>1</m:t>
                 </m:r>
               </m:sub>
-              <m:sup>
-                <m:r>
-                  <m:t>T</m:t>
-                </m:r>
-              </m:sup>
-            </m:sSubSup>
-          </m:e>
-        </m:d>
-        <m:r>
-          <m:rPr>
-            <m:sty m:val="p"/>
-          </m:rPr>
-          <m:t>=</m:t>
-        </m:r>
-        <m:sSub>
-          <m:e>
-            <m:r>
-              <m:t>R</m:t>
-            </m:r>
-          </m:e>
-          <m:sub>
-            <m:r>
-              <m:t>m</m:t>
-            </m:r>
-            <m:r>
-              <m:rPr>
-                <m:sty m:val="p"/>
-              </m:rPr>
-              <m:t>+</m:t>
-            </m:r>
-            <m:r>
-              <m:t>1</m:t>
-            </m:r>
-            <m:r>
-              <m:rPr>
-                <m:sty m:val="p"/>
-              </m:rPr>
-              <m:t>,</m:t>
-            </m:r>
-            <m:r>
-              <m:t>i</m:t>
-            </m:r>
-          </m:sub>
-        </m:sSub>
-      </m:oMath>
-      <w:r>
-        <w:t xml:space="preserve">.</w:t>
-      </w:r>
-    </w:p>
-    <w:p>
-      <w:pPr>
-        <w:pStyle w:val="BodyText"/>
-      </w:pPr>
-      <w:r>
-        <w:rPr>
-          <w:bCs/>
-          <w:b/>
-        </w:rPr>
-        <w:t xml:space="preserve">Step 2 (miscoverage implies many lost comparisons).</w:t>
-      </w:r>
-      <w:r>
-        <w:t xml:space="preserve"> </w:t>
-      </w:r>
-      <w:r>
-        <w:t xml:space="preserve">Let</w:t>
-      </w:r>
-      <w:r>
-        <w:t xml:space="preserve"> </w:t>
-      </w:r>
-      <m:oMath>
-        <m:sSub>
-          <m:e>
-            <m:r>
-              <m:t>U</m:t>
-            </m:r>
-          </m:e>
-          <m:sub>
-            <m:r>
-              <m:t>i</m:t>
-            </m:r>
-          </m:sub>
-        </m:sSub>
-        <m:r>
-          <m:rPr>
-            <m:sty m:val="p"/>
-          </m:rPr>
-          <m:t>=</m:t>
-        </m:r>
-        <m:sSub>
-          <m:e>
-            <m:r>
-              <m:t>μ</m:t>
-            </m:r>
-          </m:e>
-          <m:sub>
+            </m:sSub>
             <m:r>
               <m:rPr>
                 <m:sty m:val="p"/>
               </m:rPr>
               <m:t>−</m:t>
             </m:r>
-            <m:r>
-              <m:t>i</m:t>
-            </m:r>
-          </m:sub>
-        </m:sSub>
-        <m:d>
-          <m:dPr>
-            <m:begChr m:val="("/>
-            <m:endChr m:val=")"/>
-            <m:sepChr m:val=""/>
-            <m:grow/>
-          </m:dPr>
-          <m:e>
-            <m:r>
-              <m:rPr>
-                <m:sty m:val="b"/>
-              </m:rPr>
-              <m:t>x</m:t>
-            </m:r>
+            <m:sSub>
+              <m:e>
+                <m:r>
+                  <m:t>μ</m:t>
+                </m:r>
+              </m:e>
+              <m:sub>
+                <m:r>
+                  <m:rPr>
+                    <m:sty m:val="p"/>
+                  </m:rPr>
+                  <m:t>−</m:t>
+                </m:r>
+                <m:r>
+                  <m:t>i</m:t>
+                </m:r>
+              </m:sub>
+            </m:sSub>
+            <m:d>
+              <m:dPr>
+                <m:begChr m:val="("/>
+                <m:endChr m:val=")"/>
+                <m:sepChr m:val=""/>
+                <m:grow/>
+              </m:dPr>
+              <m:e>
+                <m:r>
+                  <m:rPr>
+                    <m:sty m:val="b"/>
+                  </m:rPr>
+                  <m:t>x</m:t>
+                </m:r>
+              </m:e>
+            </m:d>
           </m:e>
         </m:d>
-        <m:r>
-          <m:rPr>
-            <m:sty m:val="p"/>
-          </m:rPr>
-          <m:t>+</m:t>
-        </m:r>
-        <m:sSub>
-          <m:e>
-            <m:r>
-              <m:t>σ</m:t>
-            </m:r>
-          </m:e>
-          <m:sub>
-            <m:r>
-              <m:rPr>
-                <m:sty m:val="p"/>
-              </m:rPr>
-              <m:t>−</m:t>
-            </m:r>
-            <m:r>
-              <m:t>i</m:t>
-            </m:r>
-          </m:sub>
-        </m:sSub>
-        <m:d>
-          <m:dPr>
-            <m:begChr m:val="("/>
-            <m:endChr m:val=")"/>
-            <m:sepChr m:val=""/>
-            <m:grow/>
-          </m:dPr>
-          <m:e>
-            <m:r>
-              <m:rPr>
-                <m:sty m:val="b"/>
-              </m:rPr>
-              <m:t>x</m:t>
-            </m:r>
-          </m:e>
-        </m:d>
-        <m:sSub>
-          <m:e>
-            <m:r>
-              <m:t>R</m:t>
-            </m:r>
-          </m:e>
-          <m:sub>
-            <m:r>
-              <m:t>i</m:t>
-            </m:r>
-          </m:sub>
-        </m:sSub>
-      </m:oMath>
-      <w:r>
-        <w:t xml:space="preserve"> </w:t>
-      </w:r>
-      <w:r>
-        <w:t xml:space="preserve">and</w:t>
-      </w:r>
-      <w:r>
-        <w:t xml:space="preserve"> </w:t>
-      </w:r>
-      <m:oMath>
-        <m:sSub>
-          <m:e>
-            <m:r>
-              <m:t>L</m:t>
-            </m:r>
-          </m:e>
-          <m:sub>
-            <m:r>
-              <m:t>i</m:t>
-            </m:r>
-          </m:sub>
-        </m:sSub>
-        <m:r>
-          <m:rPr>
-            <m:sty m:val="p"/>
-          </m:rPr>
-          <m:t>=</m:t>
-        </m:r>
-        <m:sSub>
-          <m:e>
-            <m:r>
-              <m:t>μ</m:t>
-            </m:r>
-          </m:e>
-          <m:sub>
-            <m:r>
-              <m:rPr>
-                <m:sty m:val="p"/>
-              </m:rPr>
-              <m:t>−</m:t>
-            </m:r>
-            <m:r>
-              <m:t>i</m:t>
-            </m:r>
-          </m:sub>
-        </m:sSub>
-        <m:d>
-          <m:dPr>
-            <m:begChr m:val="("/>
-            <m:endChr m:val=")"/>
-            <m:sepChr m:val=""/>
-            <m:grow/>
-          </m:dPr>
-          <m:e>
-            <m:r>
-              <m:rPr>
-                <m:sty m:val="b"/>
-              </m:rPr>
-              <m:t>x</m:t>
-            </m:r>
-          </m:e>
-        </m:d>
-        <m:r>
-          <m:rPr>
-            <m:sty m:val="p"/>
-          </m:rPr>
-          <m:t>−</m:t>
-        </m:r>
-        <m:sSub>
-          <m:e>
-            <m:r>
-              <m:t>σ</m:t>
-            </m:r>
-          </m:e>
-          <m:sub>
-            <m:r>
-              <m:rPr>
-                <m:sty m:val="p"/>
-              </m:rPr>
-              <m:t>−</m:t>
-            </m:r>
-            <m:r>
-              <m:t>i</m:t>
-            </m:r>
-          </m:sub>
-        </m:sSub>
-        <m:d>
-          <m:dPr>
-            <m:begChr m:val="("/>
-            <m:endChr m:val=")"/>
-            <m:sepChr m:val=""/>
-            <m:grow/>
-          </m:dPr>
-          <m:e>
-            <m:r>
-              <m:rPr>
-                <m:sty m:val="b"/>
-              </m:rPr>
-              <m:t>x</m:t>
-            </m:r>
-          </m:e>
-        </m:d>
-        <m:sSub>
-          <m:e>
-            <m:r>
-              <m:t>R</m:t>
-            </m:r>
-          </m:e>
-          <m:sub>
-            <m:r>
-              <m:t>i</m:t>
-            </m:r>
-          </m:sub>
-        </m:sSub>
-      </m:oMath>
-      <w:r>
-        <w:t xml:space="preserve"> </w:t>
-      </w:r>
-      <w:r>
-        <w:t xml:space="preserve">with</w:t>
-      </w:r>
-      <w:r>
-        <w:t xml:space="preserve"> </w:t>
-      </w:r>
-      <m:oMath>
-        <m:r>
-          <m:rPr>
-            <m:sty m:val="b"/>
-          </m:rPr>
-          <m:t>x</m:t>
-        </m:r>
-        <m:r>
-          <m:rPr>
-            <m:sty m:val="p"/>
-          </m:rPr>
-          <m:t>=</m:t>
-        </m:r>
-        <m:sSubSup>
-          <m:e>
-            <m:r>
-              <m:rPr>
-                <m:sty m:val="b"/>
-              </m:rPr>
-              <m:t>x</m:t>
-            </m:r>
-          </m:e>
-          <m:sub>
-            <m:r>
-              <m:t>m</m:t>
-            </m:r>
-            <m:r>
-              <m:rPr>
-                <m:sty m:val="p"/>
-              </m:rPr>
-              <m:t>+</m:t>
-            </m:r>
-            <m:r>
-              <m:t>1</m:t>
-            </m:r>
-          </m:sub>
-          <m:sup>
-            <m:r>
-              <m:t>T</m:t>
-            </m:r>
-          </m:sup>
-        </m:sSubSup>
-      </m:oMath>
-      <w:r>
-        <w:t xml:space="preserve">.</w:t>
-      </w:r>
-    </w:p>
-    <w:p>
-      <w:pPr>
-        <w:numPr>
-          <w:ilvl w:val="0"/>
-          <w:numId w:val="1032"/>
-        </w:numPr>
-      </w:pPr>
-      <w:r>
-        <w:rPr>
-          <w:iCs/>
-          <w:i/>
-        </w:rPr>
-        <w:t xml:space="preserve">Upper tail.</w:t>
-      </w:r>
-      <w:r>
-        <w:t xml:space="preserve"> </w:t>
-      </w:r>
-      <w:r>
-        <w:t xml:space="preserve">If</w:t>
-      </w:r>
-      <w:r>
-        <w:t xml:space="preserve"> </w:t>
-      </w:r>
-      <m:oMath>
-        <m:sSub>
-          <m:e>
-            <m:r>
-              <m:t>y</m:t>
-            </m:r>
-          </m:e>
-          <m:sub>
-            <m:r>
-              <m:t>m</m:t>
-            </m:r>
-            <m:r>
-              <m:rPr>
-                <m:sty m:val="p"/>
-              </m:rPr>
-              <m:t>+</m:t>
-            </m:r>
-            <m:r>
-              <m:t>1</m:t>
-            </m:r>
-          </m:sub>
-        </m:sSub>
-      </m:oMath>
-      <w:r>
-        <w:t xml:space="preserve"> </w:t>
-      </w:r>
-      <w:r>
-        <w:t xml:space="preserve">exceeds the upper bound in Eq. (4), the</w:t>
-      </w:r>
-      <w:r>
-        <w:t xml:space="preserve"> </w:t>
-      </w:r>
-      <m:oMath>
-        <m:r>
-          <m:rPr>
-            <m:sty m:val="p"/>
-          </m:rPr>
-          <m:t>⌈</m:t>
-        </m:r>
-        <m:d>
-          <m:dPr>
-            <m:begChr m:val="("/>
-            <m:endChr m:val=")"/>
-            <m:sepChr m:val=""/>
-            <m:grow/>
-          </m:dPr>
-          <m:e>
-            <m:r>
-              <m:t>1</m:t>
-            </m:r>
-            <m:r>
-              <m:rPr>
-                <m:sty m:val="p"/>
-              </m:rPr>
-              <m:t>−</m:t>
-            </m:r>
-            <m:r>
-              <m:t>α</m:t>
-            </m:r>
-          </m:e>
-        </m:d>
-        <m:d>
-          <m:dPr>
-            <m:begChr m:val="("/>
-            <m:endChr m:val=")"/>
-            <m:sepChr m:val=""/>
-            <m:grow/>
-          </m:dPr>
-          <m:e>
-            <m:r>
-              <m:t>m</m:t>
-            </m:r>
-            <m:r>
-              <m:rPr>
-                <m:sty m:val="p"/>
-              </m:rPr>
-              <m:t>+</m:t>
-            </m:r>
-            <m:r>
-              <m:t>1</m:t>
-            </m:r>
-          </m:e>
-        </m:d>
-        <m:r>
-          <m:rPr>
-            <m:sty m:val="p"/>
-          </m:rPr>
-          <m:t>⌉</m:t>
-        </m:r>
-      </m:oMath>
-      <w:r>
-        <w:t xml:space="preserve">-th smallest</w:t>
-      </w:r>
-      <w:r>
-        <w:t xml:space="preserve"> </w:t>
-      </w:r>
-      <m:oMath>
-        <m:sSub>
-          <m:e>
-            <m:r>
-              <m:t>U</m:t>
-            </m:r>
-          </m:e>
-          <m:sub>
-            <m:r>
-              <m:t>i</m:t>
-            </m:r>
-          </m:sub>
-        </m:sSub>
-      </m:oMath>
-      <w:r>
-        <w:t xml:space="preserve">, then</w:t>
-      </w:r>
-      <w:r>
-        <w:t xml:space="preserve"> </w:t>
-      </w:r>
-      <m:oMath>
-        <m:sSub>
-          <m:e>
-            <m:r>
-              <m:t>y</m:t>
-            </m:r>
-          </m:e>
-          <m:sub>
-            <m:r>
-              <m:t>m</m:t>
-            </m:r>
-            <m:r>
-              <m:rPr>
-                <m:sty m:val="p"/>
-              </m:rPr>
-              <m:t>+</m:t>
-            </m:r>
-            <m:r>
-              <m:t>1</m:t>
-            </m:r>
-          </m:sub>
-        </m:sSub>
-        <m:r>
-          <m:rPr>
-            <m:sty m:val="p"/>
-          </m:rPr>
-          <m:t>&gt;</m:t>
-        </m:r>
-        <m:sSub>
-          <m:e>
-            <m:r>
-              <m:t>U</m:t>
-            </m:r>
-          </m:e>
-          <m:sub>
-            <m:r>
-              <m:t>i</m:t>
-            </m:r>
-          </m:sub>
-        </m:sSub>
-      </m:oMath>
-      <w:r>
-        <w:t xml:space="preserve"> </w:t>
-      </w:r>
-      <w:r>
-        <w:t xml:space="preserve">for at least</w:t>
-      </w:r>
-      <w:r>
-        <w:t xml:space="preserve"> </w:t>
-      </w:r>
-      <m:oMath>
-        <m:d>
-          <m:dPr>
-            <m:begChr m:val="("/>
-            <m:endChr m:val=")"/>
-            <m:sepChr m:val=""/>
-            <m:grow/>
-          </m:dPr>
-          <m:e>
-            <m:r>
-              <m:t>1</m:t>
-            </m:r>
-            <m:r>
-              <m:rPr>
-                <m:sty m:val="p"/>
-              </m:rPr>
-              <m:t>−</m:t>
-            </m:r>
-            <m:r>
-              <m:t>α</m:t>
-            </m:r>
-          </m:e>
-        </m:d>
-        <m:d>
-          <m:dPr>
-            <m:begChr m:val="("/>
-            <m:endChr m:val=")"/>
-            <m:sepChr m:val=""/>
-            <m:grow/>
-          </m:dPr>
-          <m:e>
-            <m:r>
-              <m:t>m</m:t>
-            </m:r>
-            <m:r>
-              <m:rPr>
-                <m:sty m:val="p"/>
-              </m:rPr>
-              <m:t>+</m:t>
-            </m:r>
-            <m:r>
-              <m:t>1</m:t>
-            </m:r>
-          </m:e>
-        </m:d>
-      </m:oMath>
-      <w:r>
-        <w:t xml:space="preserve"> </w:t>
-      </w:r>
-      <w:r>
-        <w:t xml:space="preserve">indices</w:t>
-      </w:r>
-      <w:r>
-        <w:t xml:space="preserve"> </w:t>
-      </w:r>
-      <m:oMath>
-        <m:r>
-          <m:t>i</m:t>
-        </m:r>
-      </m:oMath>
-      <w:r>
-        <w:t xml:space="preserve">.</w:t>
-      </w:r>
-    </w:p>
-    <w:p>
-      <w:pPr>
-        <w:numPr>
-          <w:ilvl w:val="0"/>
-          <w:numId w:val="1032"/>
-        </w:numPr>
-      </w:pPr>
-      <w:r>
-        <w:rPr>
-          <w:iCs/>
-          <w:i/>
-        </w:rPr>
-        <w:t xml:space="preserve">Lower tail.</w:t>
-      </w:r>
-      <w:r>
-        <w:t xml:space="preserve"> </w:t>
-      </w:r>
-      <w:r>
-        <w:t xml:space="preserve">If</w:t>
-      </w:r>
-      <w:r>
-        <w:t xml:space="preserve"> </w:t>
-      </w:r>
-      <m:oMath>
-        <m:sSub>
-          <m:e>
-            <m:r>
-              <m:t>y</m:t>
-            </m:r>
-          </m:e>
-          <m:sub>
-            <m:r>
-              <m:t>m</m:t>
-            </m:r>
-            <m:r>
-              <m:rPr>
-                <m:sty m:val="p"/>
-              </m:rPr>
-              <m:t>+</m:t>
-            </m:r>
-            <m:r>
-              <m:t>1</m:t>
-            </m:r>
-          </m:sub>
-        </m:sSub>
-      </m:oMath>
-      <w:r>
-        <w:t xml:space="preserve"> </w:t>
-      </w:r>
-      <w:r>
-        <w:t xml:space="preserve">is below the lower bound, the</w:t>
-      </w:r>
-      <w:r>
-        <w:t xml:space="preserve"> </w:t>
-      </w:r>
-      <m:oMath>
-        <m:r>
-          <m:t>k</m:t>
-        </m:r>
-      </m:oMath>
-      <w:r>
-        <w:t xml:space="preserve">-th smallest</w:t>
-      </w:r>
-      <w:r>
-        <w:t xml:space="preserve"> </w:t>
-      </w:r>
-      <m:oMath>
-        <m:sSub>
-          <m:e>
-            <m:r>
-              <m:t>L</m:t>
-            </m:r>
-          </m:e>
-          <m:sub>
-            <m:r>
-              <m:t>i</m:t>
-            </m:r>
-          </m:sub>
-        </m:sSub>
-      </m:oMath>
-      <w:r>
-        <w:t xml:space="preserve"> </w:t>
-      </w:r>
-      <w:r>
-        <w:t xml:space="preserve">with</w:t>
-      </w:r>
-      <w:r>
-        <w:t xml:space="preserve"> </w:t>
-      </w:r>
-      <m:oMath>
-        <m:r>
-          <m:t>k</m:t>
-        </m:r>
-        <m:r>
-          <m:rPr>
-            <m:sty m:val="p"/>
-          </m:rPr>
-          <m:t>=</m:t>
-        </m:r>
-        <m:r>
-          <m:rPr>
-            <m:sty m:val="p"/>
-          </m:rPr>
-          <m:t>⌊</m:t>
-        </m:r>
-        <m:r>
-          <m:t>α</m:t>
-        </m:r>
-        <m:d>
-          <m:dPr>
-            <m:begChr m:val="("/>
-            <m:endChr m:val=")"/>
-            <m:sepChr m:val=""/>
-            <m:grow/>
-          </m:dPr>
-          <m:e>
-            <m:r>
-              <m:t>m</m:t>
-            </m:r>
-            <m:r>
-              <m:rPr>
-                <m:sty m:val="p"/>
-              </m:rPr>
-              <m:t>+</m:t>
-            </m:r>
-            <m:r>
-              <m:t>1</m:t>
-            </m:r>
-          </m:e>
-        </m:d>
-        <m:r>
-          <m:rPr>
-            <m:sty m:val="p"/>
-          </m:rPr>
-          <m:t>⌋</m:t>
-        </m:r>
-      </m:oMath>
-      <w:r>
-        <w:t xml:space="preserve">, then</w:t>
-      </w:r>
-      <w:r>
-        <w:t xml:space="preserve"> </w:t>
-      </w:r>
-      <m:oMath>
-        <m:sSub>
-          <m:e>
-            <m:r>
-              <m:t>y</m:t>
-            </m:r>
-          </m:e>
-          <m:sub>
-            <m:r>
-              <m:t>m</m:t>
-            </m:r>
-            <m:r>
-              <m:rPr>
-                <m:sty m:val="p"/>
-              </m:rPr>
-              <m:t>+</m:t>
-            </m:r>
-            <m:r>
-              <m:t>1</m:t>
-            </m:r>
-          </m:sub>
-        </m:sSub>
-        <m:r>
-          <m:rPr>
-            <m:sty m:val="p"/>
-          </m:rPr>
-          <m:t>&lt;</m:t>
-        </m:r>
-        <m:sSub>
-          <m:e>
-            <m:r>
-              <m:t>L</m:t>
-            </m:r>
-          </m:e>
-          <m:sub>
-            <m:r>
-              <m:t>i</m:t>
-            </m:r>
-          </m:sub>
-        </m:sSub>
-      </m:oMath>
-      <w:r>
-        <w:t xml:space="preserve"> </w:t>
-      </w:r>
-      <w:r>
-        <w:t xml:space="preserve">for at least</w:t>
-      </w:r>
-      <w:r>
-        <w:t xml:space="preserve"> </w:t>
-      </w:r>
-      <m:oMath>
-        <m:r>
-          <m:t>m</m:t>
-        </m:r>
-        <m:r>
-          <m:rPr>
-            <m:sty m:val="p"/>
-          </m:rPr>
-          <m:t>−</m:t>
-        </m:r>
-        <m:r>
-          <m:t>k</m:t>
-        </m:r>
-        <m:r>
-          <m:rPr>
-            <m:sty m:val="p"/>
-          </m:rPr>
-          <m:t>+</m:t>
-        </m:r>
-        <m:r>
-          <m:t>1</m:t>
-        </m:r>
-        <m:r>
-          <m:rPr>
-            <m:sty m:val="p"/>
-          </m:rPr>
-          <m:t>≥</m:t>
-        </m:r>
-        <m:d>
-          <m:dPr>
-            <m:begChr m:val="("/>
-            <m:endChr m:val=")"/>
-            <m:sepChr m:val=""/>
-            <m:grow/>
-          </m:dPr>
-          <m:e>
-            <m:r>
-              <m:t>1</m:t>
-            </m:r>
-            <m:r>
-              <m:rPr>
-                <m:sty m:val="p"/>
-              </m:rPr>
-              <m:t>−</m:t>
-            </m:r>
-            <m:r>
-              <m:t>α</m:t>
-            </m:r>
-          </m:e>
-        </m:d>
-        <m:d>
-          <m:dPr>
-            <m:begChr m:val="("/>
-            <m:endChr m:val=")"/>
-            <m:sepChr m:val=""/>
-            <m:grow/>
-          </m:dPr>
-          <m:e>
-            <m:r>
-              <m:t>m</m:t>
-            </m:r>
-            <m:r>
-              <m:rPr>
-                <m:sty m:val="p"/>
-              </m:rPr>
-              <m:t>+</m:t>
-            </m:r>
-            <m:r>
-              <m:t>1</m:t>
-            </m:r>
-          </m:e>
-        </m:d>
-      </m:oMath>
-      <w:r>
-        <w:t xml:space="preserve"> </w:t>
-      </w:r>
-      <w:r>
-        <w:t xml:space="preserve">indices.</w:t>
-      </w:r>
-    </w:p>
-    <w:p>
-      <w:pPr>
-        <w:pStyle w:val="FirstParagraph"/>
-      </w:pPr>
-      <w:r>
-        <w:t xml:space="preserve">In both cases</w:t>
-      </w:r>
-      <w:r>
-        <w:t xml:space="preserve"> </w:t>
-      </w:r>
-      <m:oMath>
-        <m:r>
-          <m:rPr>
-            <m:sty m:val="p"/>
-          </m:rPr>
-          <m:t>|</m:t>
-        </m:r>
-        <m:sSub>
-          <m:e>
-            <m:r>
-              <m:t>y</m:t>
-            </m:r>
-          </m:e>
-          <m:sub>
-            <m:r>
-              <m:t>m</m:t>
-            </m:r>
-            <m:r>
-              <m:rPr>
-                <m:sty m:val="p"/>
-              </m:rPr>
-              <m:t>+</m:t>
-            </m:r>
-            <m:r>
-              <m:t>1</m:t>
-            </m:r>
-          </m:sub>
-        </m:sSub>
-        <m:r>
-          <m:rPr>
-            <m:sty m:val="p"/>
-          </m:rPr>
-          <m:t>−</m:t>
-        </m:r>
-        <m:sSub>
-          <m:e>
-            <m:r>
-              <m:t>μ</m:t>
-            </m:r>
-          </m:e>
-          <m:sub>
-            <m:r>
-              <m:rPr>
-                <m:sty m:val="p"/>
-              </m:rPr>
-              <m:t>−</m:t>
-            </m:r>
-            <m:r>
-              <m:t>i</m:t>
-            </m:r>
-          </m:sub>
-        </m:sSub>
-        <m:d>
-          <m:dPr>
-            <m:begChr m:val="("/>
-            <m:endChr m:val=")"/>
-            <m:sepChr m:val=""/>
-            <m:grow/>
-          </m:dPr>
-          <m:e>
-            <m:r>
-              <m:rPr>
-                <m:sty m:val="b"/>
-              </m:rPr>
-              <m:t>x</m:t>
-            </m:r>
-          </m:e>
-        </m:d>
-        <m:r>
-          <m:rPr>
-            <m:sty m:val="p"/>
-          </m:rPr>
-          <m:t>|</m:t>
-        </m:r>
         <m:r>
           <m:rPr>
             <m:sty m:val="p"/>
@@ -21021,55 +21011,10 @@
         <w:t xml:space="preserve"> </w:t>
       </w:r>
       <m:oMath>
-        <m:r>
-          <m:rPr>
-            <m:sty m:val="p"/>
-          </m:rPr>
-          <m:t>|</m:t>
-        </m:r>
-        <m:sSub>
-          <m:e>
-            <m:r>
-              <m:t>y</m:t>
-            </m:r>
-          </m:e>
-          <m:sub>
-            <m:r>
-              <m:t>i</m:t>
-            </m:r>
-          </m:sub>
-        </m:sSub>
-        <m:r>
-          <m:rPr>
-            <m:sty m:val="p"/>
-          </m:rPr>
-          <m:t>−</m:t>
-        </m:r>
-        <m:sSub>
-          <m:e>
-            <m:r>
-              <m:t>μ</m:t>
-            </m:r>
-          </m:e>
-          <m:sub>
-            <m:r>
-              <m:rPr>
-                <m:sty m:val="p"/>
-              </m:rPr>
-              <m:t>−</m:t>
-            </m:r>
-            <m:r>
-              <m:t>i</m:t>
-            </m:r>
-            <m:r>
-              <m:t>j</m:t>
-            </m:r>
-          </m:sub>
-        </m:sSub>
         <m:d>
           <m:dPr>
-            <m:begChr m:val="("/>
-            <m:endChr m:val=")"/>
+            <m:begChr m:val="|"/>
+            <m:endChr m:val="|"/>
             <m:sepChr m:val=""/>
             <m:grow/>
           </m:dPr>
@@ -21077,10 +21022,7 @@
             <m:sSub>
               <m:e>
                 <m:r>
-                  <m:rPr>
-                    <m:sty m:val="b"/>
-                  </m:rPr>
-                  <m:t>x</m:t>
+                  <m:t>y</m:t>
                 </m:r>
               </m:e>
               <m:sub>
@@ -21089,14 +21031,60 @@
                 </m:r>
               </m:sub>
             </m:sSub>
+            <m:r>
+              <m:rPr>
+                <m:sty m:val="p"/>
+              </m:rPr>
+              <m:t>−</m:t>
+            </m:r>
+            <m:sSub>
+              <m:e>
+                <m:r>
+                  <m:t>μ</m:t>
+                </m:r>
+              </m:e>
+              <m:sub>
+                <m:r>
+                  <m:rPr>
+                    <m:sty m:val="p"/>
+                  </m:rPr>
+                  <m:t>−</m:t>
+                </m:r>
+                <m:r>
+                  <m:t>i</m:t>
+                </m:r>
+                <m:r>
+                  <m:t>j</m:t>
+                </m:r>
+              </m:sub>
+            </m:sSub>
+            <m:d>
+              <m:dPr>
+                <m:begChr m:val="("/>
+                <m:endChr m:val=")"/>
+                <m:sepChr m:val=""/>
+                <m:grow/>
+              </m:dPr>
+              <m:e>
+                <m:sSub>
+                  <m:e>
+                    <m:r>
+                      <m:rPr>
+                        <m:sty m:val="b"/>
+                      </m:rPr>
+                      <m:t>x</m:t>
+                    </m:r>
+                  </m:e>
+                  <m:sub>
+                    <m:r>
+                      <m:t>i</m:t>
+                    </m:r>
+                  </m:sub>
+                </m:sSub>
+              </m:e>
+            </m:d>
           </m:e>
         </m:d>
-        <m:r>
-          <m:rPr>
-            <m:sty m:val="p"/>
-          </m:rPr>
-          <m:t>|</m:t>
-        </m:r>
         <m:r>
           <m:rPr>
             <m:sty m:val="p"/>
